--- a/documentation/MarketLink-Project-Report.docx
+++ b/documentation/MarketLink-Project-Report.docx
@@ -24,12 +24,6 @@
         <w:gridCol w:w="3500"/>
       </w:tblGrid>
       <w:tr>
-        <w:tblPrEx>
-          <w:tblCellMar>
-            <w:top w:w="0" w:type="dxa"/>
-            <w:bottom w:w="0" w:type="dxa"/>
-          </w:tblCellMar>
-        </w:tblPrEx>
         <w:tc>
           <w:tcPr>
             <w:tcW w:w="6400" w:type="dxa"/>
@@ -101,31 +95,7 @@
                 <w:sz w:val="16"/>
                 <w:szCs w:val="16"/>
               </w:rPr>
-              <w:t xml:space="preserve"> </w:t>
-            </w:r>
-            <w:proofErr w:type="gramStart"/>
-            <w:r>
-              <w:rPr>
-                <w:b/>
-                <w:bCs/>
-                <w:color w:val="1F3D2B"/>
-                <w:spacing w:val="30"/>
-                <w:sz w:val="16"/>
-                <w:szCs w:val="16"/>
-              </w:rPr>
-              <w:t>7  |</w:t>
-            </w:r>
-            <w:proofErr w:type="gramEnd"/>
-            <w:r>
-              <w:rPr>
-                <w:b/>
-                <w:bCs/>
-                <w:color w:val="1F3D2B"/>
-                <w:spacing w:val="30"/>
-                <w:sz w:val="16"/>
-                <w:szCs w:val="16"/>
-              </w:rPr>
-              <w:t xml:space="preserve">  2026</w:t>
+              <w:t xml:space="preserve"> 7  |  2026</w:t>
             </w:r>
           </w:p>
           <w:p>
@@ -172,12 +142,6 @@
         <w:gridCol w:w="9900"/>
       </w:tblGrid>
       <w:tr>
-        <w:tblPrEx>
-          <w:tblCellMar>
-            <w:top w:w="0" w:type="dxa"/>
-            <w:bottom w:w="0" w:type="dxa"/>
-          </w:tblCellMar>
-        </w:tblPrEx>
         <w:tc>
           <w:tcPr>
             <w:tcW w:w="9900" w:type="dxa"/>
@@ -229,43 +193,7 @@
                 <w:sz w:val="18"/>
                 <w:szCs w:val="18"/>
               </w:rPr>
-              <w:t xml:space="preserve">Cash on </w:t>
-            </w:r>
-            <w:proofErr w:type="gramStart"/>
-            <w:r>
-              <w:rPr>
-                <w:color w:val="1F3D2B"/>
-                <w:sz w:val="18"/>
-                <w:szCs w:val="18"/>
-              </w:rPr>
-              <w:t>pickup  ·</w:t>
-            </w:r>
-            <w:proofErr w:type="gramEnd"/>
-            <w:r>
-              <w:rPr>
-                <w:color w:val="1F3D2B"/>
-                <w:sz w:val="18"/>
-                <w:szCs w:val="18"/>
-              </w:rPr>
-              <w:t xml:space="preserve">  English &amp; </w:t>
-            </w:r>
-            <w:proofErr w:type="gramStart"/>
-            <w:r>
-              <w:rPr>
-                <w:color w:val="1F3D2B"/>
-                <w:sz w:val="18"/>
-                <w:szCs w:val="18"/>
-              </w:rPr>
-              <w:t>Urdu  ·</w:t>
-            </w:r>
-            <w:proofErr w:type="gramEnd"/>
-            <w:r>
-              <w:rPr>
-                <w:color w:val="1F3D2B"/>
-                <w:sz w:val="18"/>
-                <w:szCs w:val="18"/>
-              </w:rPr>
-              <w:t xml:space="preserve">  Theme: </w:t>
+              <w:t xml:space="preserve">Cash on pickup  ·  English &amp; Urdu  ·  Theme: </w:t>
             </w:r>
             <w:proofErr w:type="spellStart"/>
             <w:r>
@@ -367,12 +295,6 @@
         <w:gridCol w:w="2000"/>
       </w:tblGrid>
       <w:tr>
-        <w:tblPrEx>
-          <w:tblCellMar>
-            <w:top w:w="0" w:type="dxa"/>
-            <w:bottom w:w="0" w:type="dxa"/>
-          </w:tblCellMar>
-        </w:tblPrEx>
         <w:trPr>
           <w:cantSplit/>
           <w:tblHeader/>
@@ -479,12 +401,6 @@
         </w:tc>
       </w:tr>
       <w:tr>
-        <w:tblPrEx>
-          <w:tblCellMar>
-            <w:top w:w="0" w:type="dxa"/>
-            <w:bottom w:w="0" w:type="dxa"/>
-          </w:tblCellMar>
-        </w:tblPrEx>
         <w:trPr>
           <w:cantSplit/>
         </w:trPr>
@@ -628,12 +544,6 @@
         <w:gridCol w:w="1100"/>
       </w:tblGrid>
       <w:tr>
-        <w:tblPrEx>
-          <w:tblCellMar>
-            <w:top w:w="0" w:type="dxa"/>
-            <w:bottom w:w="0" w:type="dxa"/>
-          </w:tblCellMar>
-        </w:tblPrEx>
         <w:trPr>
           <w:cantSplit/>
         </w:trPr>
@@ -722,12 +632,6 @@
         </w:tc>
       </w:tr>
       <w:tr>
-        <w:tblPrEx>
-          <w:tblCellMar>
-            <w:top w:w="0" w:type="dxa"/>
-            <w:bottom w:w="0" w:type="dxa"/>
-          </w:tblCellMar>
-        </w:tblPrEx>
         <w:trPr>
           <w:cantSplit/>
         </w:trPr>
@@ -816,12 +720,6 @@
         </w:tc>
       </w:tr>
       <w:tr>
-        <w:tblPrEx>
-          <w:tblCellMar>
-            <w:top w:w="0" w:type="dxa"/>
-            <w:bottom w:w="0" w:type="dxa"/>
-          </w:tblCellMar>
-        </w:tblPrEx>
         <w:trPr>
           <w:cantSplit/>
         </w:trPr>
@@ -910,12 +808,6 @@
         </w:tc>
       </w:tr>
       <w:tr>
-        <w:tblPrEx>
-          <w:tblCellMar>
-            <w:top w:w="0" w:type="dxa"/>
-            <w:bottom w:w="0" w:type="dxa"/>
-          </w:tblCellMar>
-        </w:tblPrEx>
         <w:trPr>
           <w:cantSplit/>
         </w:trPr>
@@ -1004,12 +896,6 @@
         </w:tc>
       </w:tr>
       <w:tr>
-        <w:tblPrEx>
-          <w:tblCellMar>
-            <w:top w:w="0" w:type="dxa"/>
-            <w:bottom w:w="0" w:type="dxa"/>
-          </w:tblCellMar>
-        </w:tblPrEx>
         <w:trPr>
           <w:cantSplit/>
         </w:trPr>
@@ -1098,12 +984,6 @@
         </w:tc>
       </w:tr>
       <w:tr>
-        <w:tblPrEx>
-          <w:tblCellMar>
-            <w:top w:w="0" w:type="dxa"/>
-            <w:bottom w:w="0" w:type="dxa"/>
-          </w:tblCellMar>
-        </w:tblPrEx>
         <w:trPr>
           <w:cantSplit/>
         </w:trPr>
@@ -1192,12 +1072,6 @@
         </w:tc>
       </w:tr>
       <w:tr>
-        <w:tblPrEx>
-          <w:tblCellMar>
-            <w:top w:w="0" w:type="dxa"/>
-            <w:bottom w:w="0" w:type="dxa"/>
-          </w:tblCellMar>
-        </w:tblPrEx>
         <w:trPr>
           <w:cantSplit/>
         </w:trPr>
@@ -1286,12 +1160,6 @@
         </w:tc>
       </w:tr>
       <w:tr>
-        <w:tblPrEx>
-          <w:tblCellMar>
-            <w:top w:w="0" w:type="dxa"/>
-            <w:bottom w:w="0" w:type="dxa"/>
-          </w:tblCellMar>
-        </w:tblPrEx>
         <w:trPr>
           <w:cantSplit/>
         </w:trPr>
@@ -1380,12 +1248,6 @@
         </w:tc>
       </w:tr>
       <w:tr>
-        <w:tblPrEx>
-          <w:tblCellMar>
-            <w:top w:w="0" w:type="dxa"/>
-            <w:bottom w:w="0" w:type="dxa"/>
-          </w:tblCellMar>
-        </w:tblPrEx>
         <w:trPr>
           <w:cantSplit/>
         </w:trPr>
@@ -1492,12 +1354,6 @@
         </w:tc>
       </w:tr>
       <w:tr>
-        <w:tblPrEx>
-          <w:tblCellMar>
-            <w:top w:w="0" w:type="dxa"/>
-            <w:bottom w:w="0" w:type="dxa"/>
-          </w:tblCellMar>
-        </w:tblPrEx>
         <w:trPr>
           <w:cantSplit/>
         </w:trPr>
@@ -1625,12 +1481,6 @@
         <w:gridCol w:w="1000"/>
       </w:tblGrid>
       <w:tr>
-        <w:tblPrEx>
-          <w:tblCellMar>
-            <w:top w:w="0" w:type="dxa"/>
-            <w:bottom w:w="0" w:type="dxa"/>
-          </w:tblCellMar>
-        </w:tblPrEx>
         <w:tc>
           <w:tcPr>
             <w:tcW w:w="1300" w:type="dxa"/>
@@ -1700,12 +1550,6 @@
         </w:tc>
       </w:tr>
       <w:tr>
-        <w:tblPrEx>
-          <w:tblCellMar>
-            <w:top w:w="0" w:type="dxa"/>
-            <w:bottom w:w="0" w:type="dxa"/>
-          </w:tblCellMar>
-        </w:tblPrEx>
         <w:tc>
           <w:tcPr>
             <w:tcW w:w="1300" w:type="dxa"/>
@@ -1775,12 +1619,6 @@
         </w:tc>
       </w:tr>
       <w:tr>
-        <w:tblPrEx>
-          <w:tblCellMar>
-            <w:top w:w="0" w:type="dxa"/>
-            <w:bottom w:w="0" w:type="dxa"/>
-          </w:tblCellMar>
-        </w:tblPrEx>
         <w:tc>
           <w:tcPr>
             <w:tcW w:w="1300" w:type="dxa"/>
@@ -1850,12 +1688,6 @@
         </w:tc>
       </w:tr>
       <w:tr>
-        <w:tblPrEx>
-          <w:tblCellMar>
-            <w:top w:w="0" w:type="dxa"/>
-            <w:bottom w:w="0" w:type="dxa"/>
-          </w:tblCellMar>
-        </w:tblPrEx>
         <w:tc>
           <w:tcPr>
             <w:tcW w:w="1300" w:type="dxa"/>
@@ -1925,12 +1757,6 @@
         </w:tc>
       </w:tr>
       <w:tr>
-        <w:tblPrEx>
-          <w:tblCellMar>
-            <w:top w:w="0" w:type="dxa"/>
-            <w:bottom w:w="0" w:type="dxa"/>
-          </w:tblCellMar>
-        </w:tblPrEx>
         <w:tc>
           <w:tcPr>
             <w:tcW w:w="1300" w:type="dxa"/>
@@ -2000,12 +1826,6 @@
         </w:tc>
       </w:tr>
       <w:tr>
-        <w:tblPrEx>
-          <w:tblCellMar>
-            <w:top w:w="0" w:type="dxa"/>
-            <w:bottom w:w="0" w:type="dxa"/>
-          </w:tblCellMar>
-        </w:tblPrEx>
         <w:tc>
           <w:tcPr>
             <w:tcW w:w="1300" w:type="dxa"/>
@@ -2075,12 +1895,6 @@
         </w:tc>
       </w:tr>
       <w:tr>
-        <w:tblPrEx>
-          <w:tblCellMar>
-            <w:top w:w="0" w:type="dxa"/>
-            <w:bottom w:w="0" w:type="dxa"/>
-          </w:tblCellMar>
-        </w:tblPrEx>
         <w:tc>
           <w:tcPr>
             <w:tcW w:w="1300" w:type="dxa"/>
@@ -2150,12 +1964,6 @@
         </w:tc>
       </w:tr>
       <w:tr>
-        <w:tblPrEx>
-          <w:tblCellMar>
-            <w:top w:w="0" w:type="dxa"/>
-            <w:bottom w:w="0" w:type="dxa"/>
-          </w:tblCellMar>
-        </w:tblPrEx>
         <w:tc>
           <w:tcPr>
             <w:tcW w:w="1300" w:type="dxa"/>
@@ -2225,12 +2033,6 @@
         </w:tc>
       </w:tr>
       <w:tr>
-        <w:tblPrEx>
-          <w:tblCellMar>
-            <w:top w:w="0" w:type="dxa"/>
-            <w:bottom w:w="0" w:type="dxa"/>
-          </w:tblCellMar>
-        </w:tblPrEx>
         <w:tc>
           <w:tcPr>
             <w:tcW w:w="1300" w:type="dxa"/>
@@ -2300,12 +2102,6 @@
         </w:tc>
       </w:tr>
       <w:tr>
-        <w:tblPrEx>
-          <w:tblCellMar>
-            <w:top w:w="0" w:type="dxa"/>
-            <w:bottom w:w="0" w:type="dxa"/>
-          </w:tblCellMar>
-        </w:tblPrEx>
         <w:tc>
           <w:tcPr>
             <w:tcW w:w="1300" w:type="dxa"/>
@@ -2402,12 +2198,6 @@
         <w:gridCol w:w="5600"/>
       </w:tblGrid>
       <w:tr>
-        <w:tblPrEx>
-          <w:tblCellMar>
-            <w:top w:w="0" w:type="dxa"/>
-            <w:bottom w:w="0" w:type="dxa"/>
-          </w:tblCellMar>
-        </w:tblPrEx>
         <w:tc>
           <w:tcPr>
             <w:tcW w:w="4300" w:type="dxa"/>
@@ -2564,13 +2354,8 @@
         <w:keepNext/>
         <w:spacing w:before="320" w:after="60"/>
       </w:pPr>
-      <w:proofErr w:type="gramStart"/>
       <w:r>
-        <w:t>1.1  Problem</w:t>
-      </w:r>
-      <w:proofErr w:type="gramEnd"/>
-      <w:r>
-        <w:t xml:space="preserve"> definition</w:t>
+        <w:t>1.1  Problem definition</w:t>
       </w:r>
     </w:p>
     <w:p>
@@ -2629,12 +2414,6 @@
         <w:gridCol w:w="4950"/>
       </w:tblGrid>
       <w:tr>
-        <w:tblPrEx>
-          <w:tblCellMar>
-            <w:top w:w="0" w:type="dxa"/>
-            <w:bottom w:w="0" w:type="dxa"/>
-          </w:tblCellMar>
-        </w:tblPrEx>
         <w:trPr>
           <w:cantSplit/>
         </w:trPr>
@@ -2732,7 +2511,6 @@
             <w:pPr>
               <w:spacing w:after="50"/>
             </w:pPr>
-            <w:proofErr w:type="gramStart"/>
             <w:r>
               <w:rPr>
                 <w:b/>
@@ -2741,18 +2519,7 @@
                 <w:sz w:val="19"/>
                 <w:szCs w:val="19"/>
               </w:rPr>
-              <w:t>Produce</w:t>
-            </w:r>
-            <w:proofErr w:type="gramEnd"/>
-            <w:r>
-              <w:rPr>
-                <w:b/>
-                <w:bCs/>
-                <w:color w:val="1F3D2B"/>
-                <w:sz w:val="19"/>
-                <w:szCs w:val="19"/>
-              </w:rPr>
-              <w:t xml:space="preserve"> goes to waste</w:t>
+              <w:t>Produce goes to waste</w:t>
             </w:r>
           </w:p>
           <w:p>
@@ -2764,34 +2531,12 @@
                 <w:sz w:val="18"/>
                 <w:szCs w:val="18"/>
               </w:rPr>
-              <w:t xml:space="preserve">Farmers guess how much to harvest. Too </w:t>
-            </w:r>
-            <w:proofErr w:type="gramStart"/>
-            <w:r>
-              <w:rPr>
-                <w:sz w:val="18"/>
-                <w:szCs w:val="18"/>
-              </w:rPr>
-              <w:t>much</w:t>
-            </w:r>
-            <w:proofErr w:type="gramEnd"/>
-            <w:r>
-              <w:rPr>
-                <w:sz w:val="18"/>
-                <w:szCs w:val="18"/>
-              </w:rPr>
-              <w:t xml:space="preserve"> spoils unsold; too little means lost sales.</w:t>
-            </w:r>
-          </w:p>
-        </w:tc>
-      </w:tr>
-      <w:tr>
-        <w:tblPrEx>
-          <w:tblCellMar>
-            <w:top w:w="0" w:type="dxa"/>
-            <w:bottom w:w="0" w:type="dxa"/>
-          </w:tblCellMar>
-        </w:tblPrEx>
+              <w:t>Farmers guess how much to harvest. Too much spoils unsold; too little means lost sales.</w:t>
+            </w:r>
+          </w:p>
+        </w:tc>
+      </w:tr>
+      <w:tr>
         <w:trPr>
           <w:cantSplit/>
         </w:trPr>
@@ -2942,13 +2687,8 @@
         <w:keepNext/>
         <w:spacing w:before="320" w:after="60"/>
       </w:pPr>
-      <w:proofErr w:type="gramStart"/>
       <w:r>
-        <w:t>1.2  The</w:t>
-      </w:r>
-      <w:proofErr w:type="gramEnd"/>
-      <w:r>
-        <w:t xml:space="preserve"> </w:t>
+        <w:t xml:space="preserve">1.2  The </w:t>
       </w:r>
       <w:proofErr w:type="spellStart"/>
       <w:r>
@@ -3080,12 +2820,6 @@
         <w:gridCol w:w="9000"/>
       </w:tblGrid>
       <w:tr>
-        <w:tblPrEx>
-          <w:tblCellMar>
-            <w:top w:w="0" w:type="dxa"/>
-            <w:bottom w:w="0" w:type="dxa"/>
-          </w:tblCellMar>
-        </w:tblPrEx>
         <w:tc>
           <w:tcPr>
             <w:tcW w:w="900" w:type="dxa"/>
@@ -3123,7 +2857,6 @@
               <w:spacing w:before="120" w:line="300" w:lineRule="auto"/>
             </w:pPr>
             <w:proofErr w:type="spellStart"/>
-            <w:proofErr w:type="gramStart"/>
             <w:r>
               <w:rPr>
                 <w:rFonts w:ascii="Georgia" w:eastAsia="Georgia" w:hAnsi="Georgia" w:cs="Georgia"/>
@@ -3136,7 +2869,6 @@
               <w:t>Live stock</w:t>
             </w:r>
             <w:proofErr w:type="spellEnd"/>
-            <w:proofErr w:type="gramEnd"/>
             <w:r>
               <w:rPr>
                 <w:rFonts w:ascii="Georgia" w:eastAsia="Georgia" w:hAnsi="Georgia" w:cs="Georgia"/>
@@ -3175,13 +2907,8 @@
         <w:keepNext/>
         <w:spacing w:before="320" w:after="60"/>
       </w:pPr>
-      <w:proofErr w:type="gramStart"/>
       <w:r>
-        <w:t>1.3  Team</w:t>
-      </w:r>
-      <w:proofErr w:type="gramEnd"/>
-      <w:r>
-        <w:t xml:space="preserve"> &amp; mentor</w:t>
+        <w:t>1.3  Team &amp; mentor</w:t>
       </w:r>
     </w:p>
     <w:p>
@@ -3226,12 +2953,6 @@
         <w:gridCol w:w="5000"/>
       </w:tblGrid>
       <w:tr>
-        <w:tblPrEx>
-          <w:tblCellMar>
-            <w:top w:w="0" w:type="dxa"/>
-            <w:bottom w:w="0" w:type="dxa"/>
-          </w:tblCellMar>
-        </w:tblPrEx>
         <w:trPr>
           <w:cantSplit/>
           <w:tblHeader/>
@@ -3313,12 +3034,6 @@
         </w:tc>
       </w:tr>
       <w:tr>
-        <w:tblPrEx>
-          <w:tblCellMar>
-            <w:top w:w="0" w:type="dxa"/>
-            <w:bottom w:w="0" w:type="dxa"/>
-          </w:tblCellMar>
-        </w:tblPrEx>
         <w:trPr>
           <w:cantSplit/>
         </w:trPr>
@@ -3401,12 +3116,6 @@
         </w:tc>
       </w:tr>
       <w:tr>
-        <w:tblPrEx>
-          <w:tblCellMar>
-            <w:top w:w="0" w:type="dxa"/>
-            <w:bottom w:w="0" w:type="dxa"/>
-          </w:tblCellMar>
-        </w:tblPrEx>
         <w:trPr>
           <w:cantSplit/>
         </w:trPr>
@@ -3478,12 +3187,6 @@
         </w:tc>
       </w:tr>
       <w:tr>
-        <w:tblPrEx>
-          <w:tblCellMar>
-            <w:top w:w="0" w:type="dxa"/>
-            <w:bottom w:w="0" w:type="dxa"/>
-          </w:tblCellMar>
-        </w:tblPrEx>
         <w:trPr>
           <w:cantSplit/>
         </w:trPr>
@@ -3552,12 +3255,6 @@
         </w:tc>
       </w:tr>
       <w:tr>
-        <w:tblPrEx>
-          <w:tblCellMar>
-            <w:top w:w="0" w:type="dxa"/>
-            <w:bottom w:w="0" w:type="dxa"/>
-          </w:tblCellMar>
-        </w:tblPrEx>
         <w:trPr>
           <w:cantSplit/>
         </w:trPr>
@@ -3629,12 +3326,6 @@
         </w:tc>
       </w:tr>
       <w:tr>
-        <w:tblPrEx>
-          <w:tblCellMar>
-            <w:top w:w="0" w:type="dxa"/>
-            <w:bottom w:w="0" w:type="dxa"/>
-          </w:tblCellMar>
-        </w:tblPrEx>
         <w:trPr>
           <w:cantSplit/>
         </w:trPr>
@@ -3709,13 +3400,8 @@
         <w:keepNext/>
         <w:spacing w:before="320" w:after="60"/>
       </w:pPr>
-      <w:proofErr w:type="gramStart"/>
       <w:r>
-        <w:t>1.4  Project</w:t>
-      </w:r>
-      <w:proofErr w:type="gramEnd"/>
-      <w:r>
-        <w:t xml:space="preserve"> objectives</w:t>
+        <w:t>1.4  Project objectives</w:t>
       </w:r>
     </w:p>
     <w:p>
@@ -3807,11 +3493,9 @@
         <w:keepNext/>
         <w:spacing w:before="320" w:after="60"/>
       </w:pPr>
-      <w:proofErr w:type="gramStart"/>
       <w:r>
         <w:t>1.5  Scope</w:t>
       </w:r>
-      <w:proofErr w:type="gramEnd"/>
     </w:p>
     <w:p>
       <w:pPr>
@@ -3854,12 +3538,6 @@
         <w:gridCol w:w="4950"/>
       </w:tblGrid>
       <w:tr>
-        <w:tblPrEx>
-          <w:tblCellMar>
-            <w:top w:w="0" w:type="dxa"/>
-            <w:bottom w:w="0" w:type="dxa"/>
-          </w:tblCellMar>
-        </w:tblPrEx>
         <w:trPr>
           <w:cantSplit/>
           <w:tblHeader/>
@@ -3916,12 +3594,6 @@
         </w:tc>
       </w:tr>
       <w:tr>
-        <w:tblPrEx>
-          <w:tblCellMar>
-            <w:top w:w="0" w:type="dxa"/>
-            <w:bottom w:w="0" w:type="dxa"/>
-          </w:tblCellMar>
-        </w:tblPrEx>
         <w:trPr>
           <w:cantSplit/>
         </w:trPr>
@@ -3967,12 +3639,6 @@
         </w:tc>
       </w:tr>
       <w:tr>
-        <w:tblPrEx>
-          <w:tblCellMar>
-            <w:top w:w="0" w:type="dxa"/>
-            <w:bottom w:w="0" w:type="dxa"/>
-          </w:tblCellMar>
-        </w:tblPrEx>
         <w:trPr>
           <w:cantSplit/>
         </w:trPr>
@@ -4020,12 +3686,6 @@
         </w:tc>
       </w:tr>
       <w:tr>
-        <w:tblPrEx>
-          <w:tblCellMar>
-            <w:top w:w="0" w:type="dxa"/>
-            <w:bottom w:w="0" w:type="dxa"/>
-          </w:tblCellMar>
-        </w:tblPrEx>
         <w:trPr>
           <w:cantSplit/>
         </w:trPr>
@@ -4087,12 +3747,6 @@
         </w:tc>
       </w:tr>
       <w:tr>
-        <w:tblPrEx>
-          <w:tblCellMar>
-            <w:top w:w="0" w:type="dxa"/>
-            <w:bottom w:w="0" w:type="dxa"/>
-          </w:tblCellMar>
-        </w:tblPrEx>
         <w:trPr>
           <w:cantSplit/>
         </w:trPr>
@@ -4156,12 +3810,6 @@
         </w:tc>
       </w:tr>
       <w:tr>
-        <w:tblPrEx>
-          <w:tblCellMar>
-            <w:top w:w="0" w:type="dxa"/>
-            <w:bottom w:w="0" w:type="dxa"/>
-          </w:tblCellMar>
-        </w:tblPrEx>
         <w:trPr>
           <w:cantSplit/>
         </w:trPr>
@@ -4199,12 +3847,6 @@
         </w:tc>
       </w:tr>
       <w:tr>
-        <w:tblPrEx>
-          <w:tblCellMar>
-            <w:top w:w="0" w:type="dxa"/>
-            <w:bottom w:w="0" w:type="dxa"/>
-          </w:tblCellMar>
-        </w:tblPrEx>
         <w:trPr>
           <w:cantSplit/>
         </w:trPr>
@@ -4272,12 +3914,6 @@
         <w:gridCol w:w="4950"/>
       </w:tblGrid>
       <w:tr>
-        <w:tblPrEx>
-          <w:tblCellMar>
-            <w:top w:w="0" w:type="dxa"/>
-            <w:bottom w:w="0" w:type="dxa"/>
-          </w:tblCellMar>
-        </w:tblPrEx>
         <w:trPr>
           <w:cantSplit/>
           <w:tblHeader/>
@@ -4334,12 +3970,6 @@
         </w:tc>
       </w:tr>
       <w:tr>
-        <w:tblPrEx>
-          <w:tblCellMar>
-            <w:top w:w="0" w:type="dxa"/>
-            <w:bottom w:w="0" w:type="dxa"/>
-          </w:tblCellMar>
-        </w:tblPrEx>
         <w:trPr>
           <w:cantSplit/>
         </w:trPr>
@@ -4388,12 +4018,6 @@
         </w:tc>
       </w:tr>
       <w:tr>
-        <w:tblPrEx>
-          <w:tblCellMar>
-            <w:top w:w="0" w:type="dxa"/>
-            <w:bottom w:w="0" w:type="dxa"/>
-          </w:tblCellMar>
-        </w:tblPrEx>
         <w:trPr>
           <w:cantSplit/>
         </w:trPr>
@@ -4444,12 +4068,6 @@
         </w:tc>
       </w:tr>
       <w:tr>
-        <w:tblPrEx>
-          <w:tblCellMar>
-            <w:top w:w="0" w:type="dxa"/>
-            <w:bottom w:w="0" w:type="dxa"/>
-          </w:tblCellMar>
-        </w:tblPrEx>
         <w:trPr>
           <w:cantSplit/>
         </w:trPr>
@@ -4472,29 +4090,7 @@
                 <w:sz w:val="18"/>
                 <w:szCs w:val="18"/>
               </w:rPr>
-              <w:t xml:space="preserve">Works on phones and </w:t>
-            </w:r>
-            <w:proofErr w:type="gramStart"/>
-            <w:r>
-              <w:rPr>
-                <w:b/>
-                <w:bCs/>
-                <w:color w:val="1F3D2B"/>
-                <w:sz w:val="18"/>
-                <w:szCs w:val="18"/>
-              </w:rPr>
-              <w:t>computers</w:t>
-            </w:r>
-            <w:proofErr w:type="gramEnd"/>
-            <w:r>
-              <w:rPr>
-                <w:b/>
-                <w:bCs/>
-                <w:color w:val="1F3D2B"/>
-                <w:sz w:val="18"/>
-                <w:szCs w:val="18"/>
-              </w:rPr>
-              <w:t xml:space="preserve"> in English and Urdu</w:t>
+              <w:t>Works on phones and computers in English and Urdu</w:t>
             </w:r>
           </w:p>
         </w:tc>
@@ -4536,12 +4132,6 @@
         </w:tc>
       </w:tr>
       <w:tr>
-        <w:tblPrEx>
-          <w:tblCellMar>
-            <w:top w:w="0" w:type="dxa"/>
-            <w:bottom w:w="0" w:type="dxa"/>
-          </w:tblCellMar>
-        </w:tblPrEx>
         <w:trPr>
           <w:cantSplit/>
         </w:trPr>
@@ -4619,12 +4209,6 @@
         <w:gridCol w:w="5600"/>
       </w:tblGrid>
       <w:tr>
-        <w:tblPrEx>
-          <w:tblCellMar>
-            <w:top w:w="0" w:type="dxa"/>
-            <w:bottom w:w="0" w:type="dxa"/>
-          </w:tblCellMar>
-        </w:tblPrEx>
         <w:tc>
           <w:tcPr>
             <w:tcW w:w="4300" w:type="dxa"/>
@@ -4759,13 +4343,8 @@
         <w:keepNext/>
         <w:spacing w:before="320" w:after="60"/>
       </w:pPr>
-      <w:proofErr w:type="gramStart"/>
       <w:r>
-        <w:t>2.1  Who</w:t>
-      </w:r>
-      <w:proofErr w:type="gramEnd"/>
-      <w:r>
-        <w:t xml:space="preserve"> uses </w:t>
+        <w:t xml:space="preserve">2.1  Who uses </w:t>
       </w:r>
       <w:proofErr w:type="spellStart"/>
       <w:r>
@@ -4814,12 +4393,6 @@
         <w:gridCol w:w="7900"/>
       </w:tblGrid>
       <w:tr>
-        <w:tblPrEx>
-          <w:tblCellMar>
-            <w:top w:w="0" w:type="dxa"/>
-            <w:bottom w:w="0" w:type="dxa"/>
-          </w:tblCellMar>
-        </w:tblPrEx>
         <w:trPr>
           <w:cantSplit/>
           <w:tblHeader/>
@@ -4876,12 +4449,6 @@
         </w:tc>
       </w:tr>
       <w:tr>
-        <w:tblPrEx>
-          <w:tblCellMar>
-            <w:top w:w="0" w:type="dxa"/>
-            <w:bottom w:w="0" w:type="dxa"/>
-          </w:tblCellMar>
-        </w:tblPrEx>
         <w:trPr>
           <w:cantSplit/>
         </w:trPr>
@@ -4930,12 +4497,6 @@
         </w:tc>
       </w:tr>
       <w:tr>
-        <w:tblPrEx>
-          <w:tblCellMar>
-            <w:top w:w="0" w:type="dxa"/>
-            <w:bottom w:w="0" w:type="dxa"/>
-          </w:tblCellMar>
-        </w:tblPrEx>
         <w:trPr>
           <w:cantSplit/>
         </w:trPr>
@@ -5002,12 +4563,6 @@
         </w:tc>
       </w:tr>
       <w:tr>
-        <w:tblPrEx>
-          <w:tblCellMar>
-            <w:top w:w="0" w:type="dxa"/>
-            <w:bottom w:w="0" w:type="dxa"/>
-          </w:tblCellMar>
-        </w:tblPrEx>
         <w:trPr>
           <w:cantSplit/>
         </w:trPr>
@@ -5056,12 +4611,6 @@
         </w:tc>
       </w:tr>
       <w:tr>
-        <w:tblPrEx>
-          <w:tblCellMar>
-            <w:top w:w="0" w:type="dxa"/>
-            <w:bottom w:w="0" w:type="dxa"/>
-          </w:tblCellMar>
-        </w:tblPrEx>
         <w:trPr>
           <w:cantSplit/>
         </w:trPr>
@@ -5118,13 +4667,8 @@
         <w:keepNext/>
         <w:spacing w:before="320" w:after="60"/>
       </w:pPr>
-      <w:proofErr w:type="gramStart"/>
       <w:r>
-        <w:t>2.2  Key</w:t>
-      </w:r>
-      <w:proofErr w:type="gramEnd"/>
-      <w:r>
-        <w:t xml:space="preserve"> features</w:t>
+        <w:t>2.2  Key features</w:t>
       </w:r>
     </w:p>
     <w:p>
@@ -5167,12 +4711,6 @@
         <w:gridCol w:w="4950"/>
       </w:tblGrid>
       <w:tr>
-        <w:tblPrEx>
-          <w:tblCellMar>
-            <w:top w:w="0" w:type="dxa"/>
-            <w:bottom w:w="0" w:type="dxa"/>
-          </w:tblCellMar>
-        </w:tblPrEx>
         <w:trPr>
           <w:cantSplit/>
         </w:trPr>
@@ -5296,12 +4834,6 @@
         </w:tc>
       </w:tr>
       <w:tr>
-        <w:tblPrEx>
-          <w:tblCellMar>
-            <w:top w:w="0" w:type="dxa"/>
-            <w:bottom w:w="0" w:type="dxa"/>
-          </w:tblCellMar>
-        </w:tblPrEx>
         <w:trPr>
           <w:cantSplit/>
         </w:trPr>
@@ -5441,12 +4973,6 @@
         </w:tc>
       </w:tr>
       <w:tr>
-        <w:tblPrEx>
-          <w:tblCellMar>
-            <w:top w:w="0" w:type="dxa"/>
-            <w:bottom w:w="0" w:type="dxa"/>
-          </w:tblCellMar>
-        </w:tblPrEx>
         <w:trPr>
           <w:cantSplit/>
         </w:trPr>
@@ -5570,12 +5096,6 @@
         </w:tc>
       </w:tr>
       <w:tr>
-        <w:tblPrEx>
-          <w:tblCellMar>
-            <w:top w:w="0" w:type="dxa"/>
-            <w:bottom w:w="0" w:type="dxa"/>
-          </w:tblCellMar>
-        </w:tblPrEx>
         <w:trPr>
           <w:cantSplit/>
         </w:trPr>
@@ -5700,12 +5220,6 @@
         </w:tc>
       </w:tr>
       <w:tr>
-        <w:tblPrEx>
-          <w:tblCellMar>
-            <w:top w:w="0" w:type="dxa"/>
-            <w:bottom w:w="0" w:type="dxa"/>
-          </w:tblCellMar>
-        </w:tblPrEx>
         <w:trPr>
           <w:cantSplit/>
         </w:trPr>
@@ -5840,19 +5354,9 @@
         <w:keepNext/>
         <w:spacing w:before="320" w:after="60"/>
       </w:pPr>
-      <w:proofErr w:type="gramStart"/>
       <w:r>
-        <w:t>2.3  Screens</w:t>
+        <w:t>2.3  Screens at a glance</w:t>
       </w:r>
-      <w:proofErr w:type="gramEnd"/>
-      <w:r>
-        <w:t xml:space="preserve"> </w:t>
-      </w:r>
-      <w:proofErr w:type="gramStart"/>
-      <w:r>
-        <w:t>at a glance</w:t>
-      </w:r>
-      <w:proofErr w:type="gramEnd"/>
     </w:p>
     <w:p>
       <w:pPr>
@@ -5895,12 +5399,6 @@
         <w:gridCol w:w="3300"/>
       </w:tblGrid>
       <w:tr>
-        <w:tblPrEx>
-          <w:tblCellMar>
-            <w:top w:w="0" w:type="dxa"/>
-            <w:bottom w:w="0" w:type="dxa"/>
-          </w:tblCellMar>
-        </w:tblPrEx>
         <w:trPr>
           <w:cantSplit/>
         </w:trPr>
@@ -5963,7 +5461,6 @@
             <w:pPr>
               <w:spacing w:before="60"/>
             </w:pPr>
-            <w:proofErr w:type="gramStart"/>
             <w:r>
               <w:rPr>
                 <w:b/>
@@ -5980,16 +5477,7 @@
                 <w:sz w:val="16"/>
                 <w:szCs w:val="16"/>
               </w:rPr>
-              <w:t>Landing</w:t>
-            </w:r>
-            <w:proofErr w:type="gramEnd"/>
-            <w:r>
-              <w:rPr>
-                <w:color w:val="8C857B"/>
-                <w:sz w:val="16"/>
-                <w:szCs w:val="16"/>
-              </w:rPr>
-              <w:t xml:space="preserve"> page</w:t>
+              <w:t>Landing page</w:t>
             </w:r>
           </w:p>
         </w:tc>
@@ -6052,7 +5540,6 @@
             <w:pPr>
               <w:spacing w:before="60"/>
             </w:pPr>
-            <w:proofErr w:type="gramStart"/>
             <w:r>
               <w:rPr>
                 <w:b/>
@@ -6069,16 +5556,7 @@
                 <w:sz w:val="16"/>
                 <w:szCs w:val="16"/>
               </w:rPr>
-              <w:t>Market</w:t>
-            </w:r>
-            <w:proofErr w:type="gramEnd"/>
-            <w:r>
-              <w:rPr>
-                <w:color w:val="8C857B"/>
-                <w:sz w:val="16"/>
-                <w:szCs w:val="16"/>
-              </w:rPr>
-              <w:t xml:space="preserve"> map</w:t>
+              <w:t>Market map</w:t>
             </w:r>
           </w:p>
         </w:tc>
@@ -6141,7 +5619,6 @@
             <w:pPr>
               <w:spacing w:before="60"/>
             </w:pPr>
-            <w:proofErr w:type="gramStart"/>
             <w:r>
               <w:rPr>
                 <w:b/>
@@ -6160,17 +5637,10 @@
               </w:rPr>
               <w:t>Categories</w:t>
             </w:r>
-            <w:proofErr w:type="gramEnd"/>
-          </w:p>
-        </w:tc>
-      </w:tr>
-      <w:tr>
-        <w:tblPrEx>
-          <w:tblCellMar>
-            <w:top w:w="0" w:type="dxa"/>
-            <w:bottom w:w="0" w:type="dxa"/>
-          </w:tblCellMar>
-        </w:tblPrEx>
+          </w:p>
+        </w:tc>
+      </w:tr>
+      <w:tr>
         <w:trPr>
           <w:cantSplit/>
         </w:trPr>
@@ -6233,7 +5703,6 @@
             <w:pPr>
               <w:spacing w:before="60"/>
             </w:pPr>
-            <w:proofErr w:type="gramStart"/>
             <w:r>
               <w:rPr>
                 <w:b/>
@@ -6250,16 +5719,7 @@
                 <w:sz w:val="16"/>
                 <w:szCs w:val="16"/>
               </w:rPr>
-              <w:t>Shop</w:t>
-            </w:r>
-            <w:proofErr w:type="gramEnd"/>
-            <w:r>
-              <w:rPr>
-                <w:color w:val="8C857B"/>
-                <w:sz w:val="16"/>
-                <w:szCs w:val="16"/>
-              </w:rPr>
-              <w:t xml:space="preserve"> &amp; filters</w:t>
+              <w:t>Shop &amp; filters</w:t>
             </w:r>
           </w:p>
         </w:tc>
@@ -6322,7 +5782,6 @@
             <w:pPr>
               <w:spacing w:before="60"/>
             </w:pPr>
-            <w:proofErr w:type="gramStart"/>
             <w:r>
               <w:rPr>
                 <w:b/>
@@ -6339,16 +5798,7 @@
                 <w:sz w:val="16"/>
                 <w:szCs w:val="16"/>
               </w:rPr>
-              <w:t>Product</w:t>
-            </w:r>
-            <w:proofErr w:type="gramEnd"/>
-            <w:r>
-              <w:rPr>
-                <w:color w:val="8C857B"/>
-                <w:sz w:val="16"/>
-                <w:szCs w:val="16"/>
-              </w:rPr>
-              <w:t xml:space="preserve"> &amp; weight</w:t>
+              <w:t>Product &amp; weight</w:t>
             </w:r>
           </w:p>
         </w:tc>
@@ -6411,7 +5861,6 @@
             <w:pPr>
               <w:spacing w:before="60"/>
             </w:pPr>
-            <w:proofErr w:type="gramStart"/>
             <w:r>
               <w:rPr>
                 <w:b/>
@@ -6428,16 +5877,7 @@
                 <w:sz w:val="16"/>
                 <w:szCs w:val="16"/>
               </w:rPr>
-              <w:t>Checkout</w:t>
-            </w:r>
-            <w:proofErr w:type="gramEnd"/>
-            <w:r>
-              <w:rPr>
-                <w:color w:val="8C857B"/>
-                <w:sz w:val="16"/>
-                <w:szCs w:val="16"/>
-              </w:rPr>
-              <w:t xml:space="preserve"> &amp; slot</w:t>
+              <w:t>Checkout &amp; slot</w:t>
             </w:r>
           </w:p>
         </w:tc>
@@ -6454,13 +5894,8 @@
         <w:keepNext/>
         <w:spacing w:before="320" w:after="60"/>
       </w:pPr>
-      <w:proofErr w:type="gramStart"/>
       <w:r>
-        <w:t>2.4  What</w:t>
-      </w:r>
-      <w:proofErr w:type="gramEnd"/>
-      <w:r>
-        <w:t xml:space="preserve"> was delivered</w:t>
+        <w:t>2.4  What was delivered</w:t>
       </w:r>
     </w:p>
     <w:p>
@@ -6505,12 +5940,6 @@
         <w:gridCol w:w="2475"/>
       </w:tblGrid>
       <w:tr>
-        <w:tblPrEx>
-          <w:tblCellMar>
-            <w:top w:w="0" w:type="dxa"/>
-            <w:bottom w:w="0" w:type="dxa"/>
-          </w:tblCellMar>
-        </w:tblPrEx>
         <w:tc>
           <w:tcPr>
             <w:tcW w:w="2475" w:type="dxa"/>
@@ -6701,12 +6130,6 @@
         <w:gridCol w:w="7100"/>
       </w:tblGrid>
       <w:tr>
-        <w:tblPrEx>
-          <w:tblCellMar>
-            <w:top w:w="0" w:type="dxa"/>
-            <w:bottom w:w="0" w:type="dxa"/>
-          </w:tblCellMar>
-        </w:tblPrEx>
         <w:trPr>
           <w:cantSplit/>
           <w:tblHeader/>
@@ -6763,12 +6186,6 @@
         </w:tc>
       </w:tr>
       <w:tr>
-        <w:tblPrEx>
-          <w:tblCellMar>
-            <w:top w:w="0" w:type="dxa"/>
-            <w:bottom w:w="0" w:type="dxa"/>
-          </w:tblCellMar>
-        </w:tblPrEx>
         <w:trPr>
           <w:cantSplit/>
         </w:trPr>
@@ -6839,12 +6256,6 @@
         </w:tc>
       </w:tr>
       <w:tr>
-        <w:tblPrEx>
-          <w:tblCellMar>
-            <w:top w:w="0" w:type="dxa"/>
-            <w:bottom w:w="0" w:type="dxa"/>
-          </w:tblCellMar>
-        </w:tblPrEx>
         <w:trPr>
           <w:cantSplit/>
         </w:trPr>
@@ -6911,12 +6322,6 @@
         </w:tc>
       </w:tr>
       <w:tr>
-        <w:tblPrEx>
-          <w:tblCellMar>
-            <w:top w:w="0" w:type="dxa"/>
-            <w:bottom w:w="0" w:type="dxa"/>
-          </w:tblCellMar>
-        </w:tblPrEx>
         <w:trPr>
           <w:cantSplit/>
         </w:trPr>
@@ -6965,12 +6370,6 @@
         </w:tc>
       </w:tr>
       <w:tr>
-        <w:tblPrEx>
-          <w:tblCellMar>
-            <w:top w:w="0" w:type="dxa"/>
-            <w:bottom w:w="0" w:type="dxa"/>
-          </w:tblCellMar>
-        </w:tblPrEx>
         <w:trPr>
           <w:cantSplit/>
         </w:trPr>
@@ -7021,12 +6420,6 @@
         </w:tc>
       </w:tr>
       <w:tr>
-        <w:tblPrEx>
-          <w:tblCellMar>
-            <w:top w:w="0" w:type="dxa"/>
-            <w:bottom w:w="0" w:type="dxa"/>
-          </w:tblCellMar>
-        </w:tblPrEx>
         <w:trPr>
           <w:cantSplit/>
         </w:trPr>
@@ -7069,34 +6462,12 @@
                 <w:sz w:val="18"/>
                 <w:szCs w:val="18"/>
               </w:rPr>
-              <w:t xml:space="preserve">This report, the test plan and test report, the ReadMe, and design notes in the </w:t>
-            </w:r>
-            <w:proofErr w:type="gramStart"/>
-            <w:r>
-              <w:rPr>
-                <w:sz w:val="18"/>
-                <w:szCs w:val="18"/>
-              </w:rPr>
-              <w:t>docs</w:t>
-            </w:r>
-            <w:proofErr w:type="gramEnd"/>
-            <w:r>
-              <w:rPr>
-                <w:sz w:val="18"/>
-                <w:szCs w:val="18"/>
-              </w:rPr>
-              <w:t xml:space="preserve"> folder</w:t>
-            </w:r>
-          </w:p>
-        </w:tc>
-      </w:tr>
-      <w:tr>
-        <w:tblPrEx>
-          <w:tblCellMar>
-            <w:top w:w="0" w:type="dxa"/>
-            <w:bottom w:w="0" w:type="dxa"/>
-          </w:tblCellMar>
-        </w:tblPrEx>
+              <w:t>This report, the test plan and test report, the ReadMe, and design notes in the docs folder</w:t>
+            </w:r>
+          </w:p>
+        </w:tc>
+      </w:tr>
+      <w:tr>
         <w:trPr>
           <w:cantSplit/>
         </w:trPr>
@@ -7148,12 +6519,6 @@
         </w:tc>
       </w:tr>
       <w:tr>
-        <w:tblPrEx>
-          <w:tblCellMar>
-            <w:top w:w="0" w:type="dxa"/>
-            <w:bottom w:w="0" w:type="dxa"/>
-          </w:tblCellMar>
-        </w:tblPrEx>
         <w:trPr>
           <w:cantSplit/>
         </w:trPr>
@@ -7208,13 +6573,8 @@
         <w:keepNext/>
         <w:spacing w:before="320" w:after="60"/>
       </w:pPr>
-      <w:proofErr w:type="gramStart"/>
       <w:r>
-        <w:t>2.5  Roles</w:t>
-      </w:r>
-      <w:proofErr w:type="gramEnd"/>
-      <w:r>
-        <w:t xml:space="preserve"> &amp; permissions</w:t>
+        <w:t>2.5  Roles &amp; permissions</w:t>
       </w:r>
     </w:p>
     <w:p>
@@ -7269,12 +6629,6 @@
         <w:gridCol w:w="1100"/>
       </w:tblGrid>
       <w:tr>
-        <w:tblPrEx>
-          <w:tblCellMar>
-            <w:top w:w="0" w:type="dxa"/>
-            <w:bottom w:w="0" w:type="dxa"/>
-          </w:tblCellMar>
-        </w:tblPrEx>
         <w:trPr>
           <w:cantSplit/>
           <w:tblHeader/>
@@ -7406,12 +6760,6 @@
         </w:tc>
       </w:tr>
       <w:tr>
-        <w:tblPrEx>
-          <w:tblCellMar>
-            <w:top w:w="0" w:type="dxa"/>
-            <w:bottom w:w="0" w:type="dxa"/>
-          </w:tblCellMar>
-        </w:tblPrEx>
         <w:trPr>
           <w:cantSplit/>
         </w:trPr>
@@ -7529,12 +6877,6 @@
         </w:tc>
       </w:tr>
       <w:tr>
-        <w:tblPrEx>
-          <w:tblCellMar>
-            <w:top w:w="0" w:type="dxa"/>
-            <w:bottom w:w="0" w:type="dxa"/>
-          </w:tblCellMar>
-        </w:tblPrEx>
         <w:trPr>
           <w:cantSplit/>
         </w:trPr>
@@ -7657,12 +6999,6 @@
         </w:tc>
       </w:tr>
       <w:tr>
-        <w:tblPrEx>
-          <w:tblCellMar>
-            <w:top w:w="0" w:type="dxa"/>
-            <w:bottom w:w="0" w:type="dxa"/>
-          </w:tblCellMar>
-        </w:tblPrEx>
         <w:trPr>
           <w:cantSplit/>
         </w:trPr>
@@ -7780,12 +7116,6 @@
         </w:tc>
       </w:tr>
       <w:tr>
-        <w:tblPrEx>
-          <w:tblCellMar>
-            <w:top w:w="0" w:type="dxa"/>
-            <w:bottom w:w="0" w:type="dxa"/>
-          </w:tblCellMar>
-        </w:tblPrEx>
         <w:trPr>
           <w:cantSplit/>
         </w:trPr>
@@ -7908,12 +7238,6 @@
         </w:tc>
       </w:tr>
       <w:tr>
-        <w:tblPrEx>
-          <w:tblCellMar>
-            <w:top w:w="0" w:type="dxa"/>
-            <w:bottom w:w="0" w:type="dxa"/>
-          </w:tblCellMar>
-        </w:tblPrEx>
         <w:trPr>
           <w:cantSplit/>
         </w:trPr>
@@ -8040,12 +7364,6 @@
         </w:tc>
       </w:tr>
       <w:tr>
-        <w:tblPrEx>
-          <w:tblCellMar>
-            <w:top w:w="0" w:type="dxa"/>
-            <w:bottom w:w="0" w:type="dxa"/>
-          </w:tblCellMar>
-        </w:tblPrEx>
         <w:trPr>
           <w:cantSplit/>
         </w:trPr>
@@ -8168,12 +7486,6 @@
         </w:tc>
       </w:tr>
       <w:tr>
-        <w:tblPrEx>
-          <w:tblCellMar>
-            <w:top w:w="0" w:type="dxa"/>
-            <w:bottom w:w="0" w:type="dxa"/>
-          </w:tblCellMar>
-        </w:tblPrEx>
         <w:trPr>
           <w:cantSplit/>
         </w:trPr>
@@ -8291,12 +7603,6 @@
         </w:tc>
       </w:tr>
       <w:tr>
-        <w:tblPrEx>
-          <w:tblCellMar>
-            <w:top w:w="0" w:type="dxa"/>
-            <w:bottom w:w="0" w:type="dxa"/>
-          </w:tblCellMar>
-        </w:tblPrEx>
         <w:trPr>
           <w:cantSplit/>
         </w:trPr>
@@ -8419,12 +7725,6 @@
         </w:tc>
       </w:tr>
       <w:tr>
-        <w:tblPrEx>
-          <w:tblCellMar>
-            <w:top w:w="0" w:type="dxa"/>
-            <w:bottom w:w="0" w:type="dxa"/>
-          </w:tblCellMar>
-        </w:tblPrEx>
         <w:trPr>
           <w:cantSplit/>
         </w:trPr>
@@ -8542,12 +7842,6 @@
         </w:tc>
       </w:tr>
       <w:tr>
-        <w:tblPrEx>
-          <w:tblCellMar>
-            <w:top w:w="0" w:type="dxa"/>
-            <w:bottom w:w="0" w:type="dxa"/>
-          </w:tblCellMar>
-        </w:tblPrEx>
         <w:trPr>
           <w:cantSplit/>
         </w:trPr>
@@ -8670,12 +7964,6 @@
         </w:tc>
       </w:tr>
       <w:tr>
-        <w:tblPrEx>
-          <w:tblCellMar>
-            <w:top w:w="0" w:type="dxa"/>
-            <w:bottom w:w="0" w:type="dxa"/>
-          </w:tblCellMar>
-        </w:tblPrEx>
         <w:trPr>
           <w:cantSplit/>
         </w:trPr>
@@ -8793,12 +8081,6 @@
         </w:tc>
       </w:tr>
       <w:tr>
-        <w:tblPrEx>
-          <w:tblCellMar>
-            <w:top w:w="0" w:type="dxa"/>
-            <w:bottom w:w="0" w:type="dxa"/>
-          </w:tblCellMar>
-        </w:tblPrEx>
         <w:trPr>
           <w:cantSplit/>
         </w:trPr>
@@ -8921,12 +8203,6 @@
         </w:tc>
       </w:tr>
       <w:tr>
-        <w:tblPrEx>
-          <w:tblCellMar>
-            <w:top w:w="0" w:type="dxa"/>
-            <w:bottom w:w="0" w:type="dxa"/>
-          </w:tblCellMar>
-        </w:tblPrEx>
         <w:trPr>
           <w:cantSplit/>
         </w:trPr>
@@ -9050,13 +8326,8 @@
         <w:keepNext/>
         <w:spacing w:before="320" w:after="60"/>
       </w:pPr>
-      <w:proofErr w:type="gramStart"/>
       <w:r>
-        <w:t>2.6  Project</w:t>
-      </w:r>
-      <w:proofErr w:type="gramEnd"/>
-      <w:r>
-        <w:t xml:space="preserve"> activities</w:t>
+        <w:t>2.6  Project activities</w:t>
       </w:r>
     </w:p>
     <w:p>
@@ -9100,12 +8371,6 @@
         <w:gridCol w:w="7100"/>
       </w:tblGrid>
       <w:tr>
-        <w:tblPrEx>
-          <w:tblCellMar>
-            <w:top w:w="0" w:type="dxa"/>
-            <w:bottom w:w="0" w:type="dxa"/>
-          </w:tblCellMar>
-        </w:tblPrEx>
         <w:trPr>
           <w:cantSplit/>
           <w:tblHeader/>
@@ -9162,12 +8427,6 @@
         </w:tc>
       </w:tr>
       <w:tr>
-        <w:tblPrEx>
-          <w:tblCellMar>
-            <w:top w:w="0" w:type="dxa"/>
-            <w:bottom w:w="0" w:type="dxa"/>
-          </w:tblCellMar>
-        </w:tblPrEx>
         <w:trPr>
           <w:cantSplit/>
         </w:trPr>
@@ -9216,12 +8475,6 @@
         </w:tc>
       </w:tr>
       <w:tr>
-        <w:tblPrEx>
-          <w:tblCellMar>
-            <w:top w:w="0" w:type="dxa"/>
-            <w:bottom w:w="0" w:type="dxa"/>
-          </w:tblCellMar>
-        </w:tblPrEx>
         <w:trPr>
           <w:cantSplit/>
         </w:trPr>
@@ -9272,12 +8525,6 @@
         </w:tc>
       </w:tr>
       <w:tr>
-        <w:tblPrEx>
-          <w:tblCellMar>
-            <w:top w:w="0" w:type="dxa"/>
-            <w:bottom w:w="0" w:type="dxa"/>
-          </w:tblCellMar>
-        </w:tblPrEx>
         <w:trPr>
           <w:cantSplit/>
         </w:trPr>
@@ -9320,23 +8567,7 @@
                 <w:sz w:val="18"/>
                 <w:szCs w:val="18"/>
               </w:rPr>
-              <w:t xml:space="preserve">Markets and </w:t>
-            </w:r>
-            <w:proofErr w:type="gramStart"/>
-            <w:r>
-              <w:rPr>
-                <w:sz w:val="18"/>
-                <w:szCs w:val="18"/>
-              </w:rPr>
-              <w:t>map</w:t>
-            </w:r>
-            <w:proofErr w:type="gramEnd"/>
-            <w:r>
-              <w:rPr>
-                <w:sz w:val="18"/>
-                <w:szCs w:val="18"/>
-              </w:rPr>
-              <w:t xml:space="preserve">, farmers, products with filters and search, basket, checkout with pickup slots, orders, </w:t>
+              <w:t xml:space="preserve">Markets and map, farmers, products with filters and search, basket, checkout with pickup slots, orders, </w:t>
             </w:r>
             <w:proofErr w:type="spellStart"/>
             <w:r>
@@ -9358,12 +8589,6 @@
         </w:tc>
       </w:tr>
       <w:tr>
-        <w:tblPrEx>
-          <w:tblCellMar>
-            <w:top w:w="0" w:type="dxa"/>
-            <w:bottom w:w="0" w:type="dxa"/>
-          </w:tblCellMar>
-        </w:tblPrEx>
         <w:trPr>
           <w:cantSplit/>
         </w:trPr>
@@ -9414,12 +8639,6 @@
         </w:tc>
       </w:tr>
       <w:tr>
-        <w:tblPrEx>
-          <w:tblCellMar>
-            <w:top w:w="0" w:type="dxa"/>
-            <w:bottom w:w="0" w:type="dxa"/>
-          </w:tblCellMar>
-        </w:tblPrEx>
         <w:trPr>
           <w:cantSplit/>
         </w:trPr>
@@ -9468,12 +8687,6 @@
         </w:tc>
       </w:tr>
       <w:tr>
-        <w:tblPrEx>
-          <w:tblCellMar>
-            <w:top w:w="0" w:type="dxa"/>
-            <w:bottom w:w="0" w:type="dxa"/>
-          </w:tblCellMar>
-        </w:tblPrEx>
         <w:trPr>
           <w:cantSplit/>
         </w:trPr>
@@ -9524,12 +8737,6 @@
         </w:tc>
       </w:tr>
       <w:tr>
-        <w:tblPrEx>
-          <w:tblCellMar>
-            <w:top w:w="0" w:type="dxa"/>
-            <w:bottom w:w="0" w:type="dxa"/>
-          </w:tblCellMar>
-        </w:tblPrEx>
         <w:trPr>
           <w:cantSplit/>
         </w:trPr>
@@ -9604,12 +8811,6 @@
         <w:gridCol w:w="9900"/>
       </w:tblGrid>
       <w:tr>
-        <w:tblPrEx>
-          <w:tblCellMar>
-            <w:top w:w="0" w:type="dxa"/>
-            <w:bottom w:w="0" w:type="dxa"/>
-          </w:tblCellMar>
-        </w:tblPrEx>
         <w:tc>
           <w:tcPr>
             <w:tcW w:w="9900" w:type="dxa"/>
@@ -9699,11 +8900,9 @@
         <w:keepNext/>
         <w:spacing w:before="320" w:after="60"/>
       </w:pPr>
-      <w:proofErr w:type="gramStart"/>
       <w:r>
         <w:t>3.1  Approach</w:t>
       </w:r>
-      <w:proofErr w:type="gramEnd"/>
     </w:p>
     <w:p>
       <w:pPr>
@@ -9825,7 +9024,13 @@
         <w:t xml:space="preserve">AI as an assistant. </w:t>
       </w:r>
       <w:r>
-        <w:t>Claude Code helped with coding, tests and the first draft of the documents; every decision and check stayed with the team (Appendix D).</w:t>
+        <w:t xml:space="preserve">Claude Code helped with coding, </w:t>
+      </w:r>
+      <w:r>
+        <w:t>and testing,</w:t>
+      </w:r>
+      <w:r>
+        <w:t xml:space="preserve"> every decision and check stayed with the team (Appendix D).</w:t>
       </w:r>
     </w:p>
     <w:p>
@@ -9834,13 +9039,8 @@
         <w:keepNext/>
         <w:spacing w:before="320" w:after="60"/>
       </w:pPr>
-      <w:proofErr w:type="gramStart"/>
       <w:r>
-        <w:t>3.2  Technology</w:t>
-      </w:r>
-      <w:proofErr w:type="gramEnd"/>
-      <w:r>
-        <w:t xml:space="preserve"> stack</w:t>
+        <w:t>3.2  Technology stack</w:t>
       </w:r>
     </w:p>
     <w:p>
@@ -9885,12 +9085,6 @@
         <w:gridCol w:w="3800"/>
       </w:tblGrid>
       <w:tr>
-        <w:tblPrEx>
-          <w:tblCellMar>
-            <w:top w:w="0" w:type="dxa"/>
-            <w:bottom w:w="0" w:type="dxa"/>
-          </w:tblCellMar>
-        </w:tblPrEx>
         <w:trPr>
           <w:cantSplit/>
           <w:tblHeader/>
@@ -9972,12 +9166,6 @@
         </w:tc>
       </w:tr>
       <w:tr>
-        <w:tblPrEx>
-          <w:tblCellMar>
-            <w:top w:w="0" w:type="dxa"/>
-            <w:bottom w:w="0" w:type="dxa"/>
-          </w:tblCellMar>
-        </w:tblPrEx>
         <w:trPr>
           <w:cantSplit/>
         </w:trPr>
@@ -10094,12 +9282,6 @@
         </w:tc>
       </w:tr>
       <w:tr>
-        <w:tblPrEx>
-          <w:tblCellMar>
-            <w:top w:w="0" w:type="dxa"/>
-            <w:bottom w:w="0" w:type="dxa"/>
-          </w:tblCellMar>
-        </w:tblPrEx>
         <w:trPr>
           <w:cantSplit/>
         </w:trPr>
@@ -10181,27 +9363,12 @@
                 <w:sz w:val="18"/>
                 <w:szCs w:val="18"/>
               </w:rPr>
-              <w:t xml:space="preserve">REST controllers, role checks on every route, input cleaning, e-mail and background </w:t>
-            </w:r>
-            <w:proofErr w:type="gramStart"/>
-            <w:r>
-              <w:rPr>
-                <w:sz w:val="18"/>
-                <w:szCs w:val="18"/>
-              </w:rPr>
-              <w:t>jobs</w:t>
-            </w:r>
-            <w:proofErr w:type="gramEnd"/>
-          </w:p>
-        </w:tc>
-      </w:tr>
-      <w:tr>
-        <w:tblPrEx>
-          <w:tblCellMar>
-            <w:top w:w="0" w:type="dxa"/>
-            <w:bottom w:w="0" w:type="dxa"/>
-          </w:tblCellMar>
-        </w:tblPrEx>
+              <w:t>REST controllers, role checks on every route, input cleaning, e-mail and background jobs</w:t>
+            </w:r>
+          </w:p>
+        </w:tc>
+      </w:tr>
+      <w:tr>
         <w:trPr>
           <w:cantSplit/>
         </w:trPr>
@@ -10270,12 +9437,6 @@
         </w:tc>
       </w:tr>
       <w:tr>
-        <w:tblPrEx>
-          <w:tblCellMar>
-            <w:top w:w="0" w:type="dxa"/>
-            <w:bottom w:w="0" w:type="dxa"/>
-          </w:tblCellMar>
-        </w:tblPrEx>
         <w:trPr>
           <w:cantSplit/>
         </w:trPr>
@@ -10347,12 +9508,6 @@
         </w:tc>
       </w:tr>
       <w:tr>
-        <w:tblPrEx>
-          <w:tblCellMar>
-            <w:top w:w="0" w:type="dxa"/>
-            <w:bottom w:w="0" w:type="dxa"/>
-          </w:tblCellMar>
-        </w:tblPrEx>
         <w:trPr>
           <w:cantSplit/>
         </w:trPr>
@@ -10421,12 +9576,6 @@
         </w:tc>
       </w:tr>
       <w:tr>
-        <w:tblPrEx>
-          <w:tblCellMar>
-            <w:top w:w="0" w:type="dxa"/>
-            <w:bottom w:w="0" w:type="dxa"/>
-          </w:tblCellMar>
-        </w:tblPrEx>
         <w:trPr>
           <w:cantSplit/>
         </w:trPr>
@@ -10513,14 +9662,9 @@
         <w:keepNext/>
         <w:spacing w:before="320" w:after="60"/>
       </w:pPr>
-      <w:proofErr w:type="gramStart"/>
       <w:r>
         <w:lastRenderedPageBreak/>
-        <w:t>3.3  System</w:t>
-      </w:r>
-      <w:proofErr w:type="gramEnd"/>
-      <w:r>
-        <w:t xml:space="preserve"> architecture</w:t>
+        <w:t>3.3  System architecture</w:t>
       </w:r>
     </w:p>
     <w:p>
@@ -10612,18 +9756,7 @@
           <w:sz w:val="16"/>
           <w:szCs w:val="16"/>
         </w:rPr>
-        <w:t xml:space="preserve">Figure </w:t>
-      </w:r>
-      <w:proofErr w:type="gramStart"/>
-      <w:r>
-        <w:rPr>
-          <w:b/>
-          <w:bCs/>
-          <w:color w:val="1F3D2B"/>
-          <w:sz w:val="16"/>
-          <w:szCs w:val="16"/>
-        </w:rPr>
-        <w:t xml:space="preserve">1  </w:t>
+        <w:t xml:space="preserve">Figure 1  </w:t>
       </w:r>
       <w:r>
         <w:rPr>
@@ -10633,18 +9766,7 @@
           <w:sz w:val="16"/>
           <w:szCs w:val="16"/>
         </w:rPr>
-        <w:t>High</w:t>
-      </w:r>
-      <w:proofErr w:type="gramEnd"/>
-      <w:r>
-        <w:rPr>
-          <w:i/>
-          <w:iCs/>
-          <w:color w:val="8C857B"/>
-          <w:sz w:val="16"/>
-          <w:szCs w:val="16"/>
-        </w:rPr>
-        <w:t>-level system architecture</w:t>
+        <w:t>High-level system architecture</w:t>
       </w:r>
     </w:p>
     <w:tbl>
@@ -10670,12 +9792,6 @@
         <w:gridCol w:w="7900"/>
       </w:tblGrid>
       <w:tr>
-        <w:tblPrEx>
-          <w:tblCellMar>
-            <w:top w:w="0" w:type="dxa"/>
-            <w:bottom w:w="0" w:type="dxa"/>
-          </w:tblCellMar>
-        </w:tblPrEx>
         <w:trPr>
           <w:cantSplit/>
           <w:tblHeader/>
@@ -10732,12 +9848,6 @@
         </w:tc>
       </w:tr>
       <w:tr>
-        <w:tblPrEx>
-          <w:tblCellMar>
-            <w:top w:w="0" w:type="dxa"/>
-            <w:bottom w:w="0" w:type="dxa"/>
-          </w:tblCellMar>
-        </w:tblPrEx>
         <w:trPr>
           <w:cantSplit/>
         </w:trPr>
@@ -10786,12 +9896,6 @@
         </w:tc>
       </w:tr>
       <w:tr>
-        <w:tblPrEx>
-          <w:tblCellMar>
-            <w:top w:w="0" w:type="dxa"/>
-            <w:bottom w:w="0" w:type="dxa"/>
-          </w:tblCellMar>
-        </w:tblPrEx>
         <w:trPr>
           <w:cantSplit/>
         </w:trPr>
@@ -10842,12 +9946,6 @@
         </w:tc>
       </w:tr>
       <w:tr>
-        <w:tblPrEx>
-          <w:tblCellMar>
-            <w:top w:w="0" w:type="dxa"/>
-            <w:bottom w:w="0" w:type="dxa"/>
-          </w:tblCellMar>
-        </w:tblPrEx>
         <w:trPr>
           <w:cantSplit/>
         </w:trPr>
@@ -10928,12 +10026,6 @@
         </w:tc>
       </w:tr>
       <w:tr>
-        <w:tblPrEx>
-          <w:tblCellMar>
-            <w:top w:w="0" w:type="dxa"/>
-            <w:bottom w:w="0" w:type="dxa"/>
-          </w:tblCellMar>
-        </w:tblPrEx>
         <w:trPr>
           <w:cantSplit/>
         </w:trPr>
@@ -10984,12 +10076,6 @@
         </w:tc>
       </w:tr>
       <w:tr>
-        <w:tblPrEx>
-          <w:tblCellMar>
-            <w:top w:w="0" w:type="dxa"/>
-            <w:bottom w:w="0" w:type="dxa"/>
-          </w:tblCellMar>
-        </w:tblPrEx>
         <w:trPr>
           <w:cantSplit/>
         </w:trPr>
@@ -11044,13 +10130,8 @@
         <w:keepNext/>
         <w:spacing w:before="320" w:after="60"/>
       </w:pPr>
-      <w:proofErr w:type="gramStart"/>
       <w:r>
-        <w:t>3.4  Business</w:t>
-      </w:r>
-      <w:proofErr w:type="gramEnd"/>
-      <w:r>
-        <w:t xml:space="preserve"> rules enforced on the server</w:t>
+        <w:t>3.4  Business rules enforced on the server</w:t>
       </w:r>
     </w:p>
     <w:p>
@@ -11094,12 +10175,6 @@
         <w:gridCol w:w="7600"/>
       </w:tblGrid>
       <w:tr>
-        <w:tblPrEx>
-          <w:tblCellMar>
-            <w:top w:w="0" w:type="dxa"/>
-            <w:bottom w:w="0" w:type="dxa"/>
-          </w:tblCellMar>
-        </w:tblPrEx>
         <w:trPr>
           <w:cantSplit/>
           <w:tblHeader/>
@@ -11156,12 +10231,6 @@
         </w:tc>
       </w:tr>
       <w:tr>
-        <w:tblPrEx>
-          <w:tblCellMar>
-            <w:top w:w="0" w:type="dxa"/>
-            <w:bottom w:w="0" w:type="dxa"/>
-          </w:tblCellMar>
-        </w:tblPrEx>
         <w:trPr>
           <w:cantSplit/>
         </w:trPr>
@@ -11204,34 +10273,12 @@
                 <w:sz w:val="18"/>
                 <w:szCs w:val="18"/>
               </w:rPr>
-              <w:t xml:space="preserve">Each item is reserved with one atomic database update that fails when the stock is not enough; the order is created only after the reservation. If one farmer's part of a checkout fails, every earlier reservation is </w:t>
-            </w:r>
-            <w:proofErr w:type="gramStart"/>
-            <w:r>
-              <w:rPr>
-                <w:sz w:val="18"/>
-                <w:szCs w:val="18"/>
-              </w:rPr>
-              <w:t>released</w:t>
-            </w:r>
-            <w:proofErr w:type="gramEnd"/>
-            <w:r>
-              <w:rPr>
-                <w:sz w:val="18"/>
-                <w:szCs w:val="18"/>
-              </w:rPr>
-              <w:t xml:space="preserve"> and the earlier orders are removed.</w:t>
-            </w:r>
-          </w:p>
-        </w:tc>
-      </w:tr>
-      <w:tr>
-        <w:tblPrEx>
-          <w:tblCellMar>
-            <w:top w:w="0" w:type="dxa"/>
-            <w:bottom w:w="0" w:type="dxa"/>
-          </w:tblCellMar>
-        </w:tblPrEx>
+              <w:t>Each item is reserved with one atomic database update that fails when the stock is not enough; the order is created only after the reservation. If one farmer's part of a checkout fails, every earlier reservation is released and the earlier orders are removed.</w:t>
+            </w:r>
+          </w:p>
+        </w:tc>
+      </w:tr>
+      <w:tr>
         <w:trPr>
           <w:cantSplit/>
         </w:trPr>
@@ -11276,34 +10323,12 @@
                 <w:sz w:val="18"/>
                 <w:szCs w:val="18"/>
               </w:rPr>
-              <w:t>The date must match one of the farmer's pickup windows, must not be a closed date, the slot must be free (capacity per slot</w:t>
-            </w:r>
-            <w:proofErr w:type="gramStart"/>
-            <w:r>
-              <w:rPr>
-                <w:sz w:val="18"/>
-                <w:szCs w:val="18"/>
-              </w:rPr>
-              <w:t>)</w:t>
-            </w:r>
-            <w:proofErr w:type="gramEnd"/>
-            <w:r>
-              <w:rPr>
-                <w:sz w:val="18"/>
-                <w:szCs w:val="18"/>
-              </w:rPr>
-              <w:t xml:space="preserve"> and the time must be before the farmer's cut-off.</w:t>
-            </w:r>
-          </w:p>
-        </w:tc>
-      </w:tr>
-      <w:tr>
-        <w:tblPrEx>
-          <w:tblCellMar>
-            <w:top w:w="0" w:type="dxa"/>
-            <w:bottom w:w="0" w:type="dxa"/>
-          </w:tblCellMar>
-        </w:tblPrEx>
+              <w:t>The date must match one of the farmer's pickup windows, must not be a closed date, the slot must be free (capacity per slot) and the time must be before the farmer's cut-off.</w:t>
+            </w:r>
+          </w:p>
+        </w:tc>
+      </w:tr>
+      <w:tr>
         <w:trPr>
           <w:cantSplit/>
         </w:trPr>
@@ -11346,34 +10371,12 @@
                 <w:sz w:val="18"/>
                 <w:szCs w:val="18"/>
               </w:rPr>
-              <w:t xml:space="preserve">Pickups on the same day at different markets must start at least 60 minutes apart. Pickups at the same market may share </w:t>
-            </w:r>
-            <w:proofErr w:type="gramStart"/>
-            <w:r>
-              <w:rPr>
-                <w:sz w:val="18"/>
-                <w:szCs w:val="18"/>
-              </w:rPr>
-              <w:t>a time</w:t>
-            </w:r>
-            <w:proofErr w:type="gramEnd"/>
-            <w:r>
-              <w:rPr>
-                <w:sz w:val="18"/>
-                <w:szCs w:val="18"/>
-              </w:rPr>
-              <w:t>. The check covers the checkout and the customer's other open orders.</w:t>
-            </w:r>
-          </w:p>
-        </w:tc>
-      </w:tr>
-      <w:tr>
-        <w:tblPrEx>
-          <w:tblCellMar>
-            <w:top w:w="0" w:type="dxa"/>
-            <w:bottom w:w="0" w:type="dxa"/>
-          </w:tblCellMar>
-        </w:tblPrEx>
+              <w:t>Pickups on the same day at different markets must start at least 60 minutes apart. Pickups at the same market may share a time. The check covers the checkout and the customer's other open orders.</w:t>
+            </w:r>
+          </w:p>
+        </w:tc>
+      </w:tr>
+      <w:tr>
         <w:trPr>
           <w:cantSplit/>
         </w:trPr>
@@ -11424,12 +10427,6 @@
         </w:tc>
       </w:tr>
       <w:tr>
-        <w:tblPrEx>
-          <w:tblCellMar>
-            <w:top w:w="0" w:type="dxa"/>
-            <w:bottom w:w="0" w:type="dxa"/>
-          </w:tblCellMar>
-        </w:tblPrEx>
         <w:trPr>
           <w:cantSplit/>
         </w:trPr>
@@ -11478,12 +10475,6 @@
         </w:tc>
       </w:tr>
       <w:tr>
-        <w:tblPrEx>
-          <w:tblCellMar>
-            <w:top w:w="0" w:type="dxa"/>
-            <w:bottom w:w="0" w:type="dxa"/>
-          </w:tblCellMar>
-        </w:tblPrEx>
         <w:trPr>
           <w:cantSplit/>
         </w:trPr>
@@ -11529,50 +10520,12 @@
                 <w:sz w:val="18"/>
                 <w:szCs w:val="18"/>
               </w:rPr>
-              <w:t xml:space="preserve">Only </w:t>
-            </w:r>
-            <w:proofErr w:type="gramStart"/>
-            <w:r>
-              <w:rPr>
-                <w:sz w:val="18"/>
-                <w:szCs w:val="18"/>
-              </w:rPr>
-              <w:t>while</w:t>
-            </w:r>
-            <w:proofErr w:type="gramEnd"/>
-            <w:r>
-              <w:rPr>
-                <w:sz w:val="18"/>
-                <w:szCs w:val="18"/>
-              </w:rPr>
-              <w:t xml:space="preserve"> the order is placed or accepted and before the </w:t>
-            </w:r>
-            <w:proofErr w:type="gramStart"/>
-            <w:r>
-              <w:rPr>
-                <w:sz w:val="18"/>
-                <w:szCs w:val="18"/>
-              </w:rPr>
-              <w:t>cut-off</w:t>
-            </w:r>
-            <w:proofErr w:type="gramEnd"/>
-            <w:r>
-              <w:rPr>
-                <w:sz w:val="18"/>
-                <w:szCs w:val="18"/>
-              </w:rPr>
-              <w:t>. Old stock is released and the new amount reserved; if that fails the original reservation is restored.</w:t>
-            </w:r>
-          </w:p>
-        </w:tc>
-      </w:tr>
-      <w:tr>
-        <w:tblPrEx>
-          <w:tblCellMar>
-            <w:top w:w="0" w:type="dxa"/>
-            <w:bottom w:w="0" w:type="dxa"/>
-          </w:tblCellMar>
-        </w:tblPrEx>
+              <w:t>Only while the order is placed or accepted and before the cut-off. Old stock is released and the new amount reserved; if that fails the original reservation is restored.</w:t>
+            </w:r>
+          </w:p>
+        </w:tc>
+      </w:tr>
+      <w:tr>
         <w:trPr>
           <w:cantSplit/>
         </w:trPr>
@@ -11621,12 +10574,6 @@
         </w:tc>
       </w:tr>
       <w:tr>
-        <w:tblPrEx>
-          <w:tblCellMar>
-            <w:top w:w="0" w:type="dxa"/>
-            <w:bottom w:w="0" w:type="dxa"/>
-          </w:tblCellMar>
-        </w:tblPrEx>
         <w:trPr>
           <w:cantSplit/>
         </w:trPr>
@@ -11677,12 +10624,6 @@
         </w:tc>
       </w:tr>
       <w:tr>
-        <w:tblPrEx>
-          <w:tblCellMar>
-            <w:top w:w="0" w:type="dxa"/>
-            <w:bottom w:w="0" w:type="dxa"/>
-          </w:tblCellMar>
-        </w:tblPrEx>
         <w:trPr>
           <w:cantSplit/>
         </w:trPr>
@@ -11725,34 +10666,12 @@
                 <w:sz w:val="18"/>
                 <w:szCs w:val="18"/>
               </w:rPr>
-              <w:t xml:space="preserve">Name, e-mail, phone, address and the Terms are required. If the e-mail already has an </w:t>
-            </w:r>
-            <w:proofErr w:type="gramStart"/>
-            <w:r>
-              <w:rPr>
-                <w:sz w:val="18"/>
-                <w:szCs w:val="18"/>
-              </w:rPr>
-              <w:t>account</w:t>
-            </w:r>
-            <w:proofErr w:type="gramEnd"/>
-            <w:r>
-              <w:rPr>
-                <w:sz w:val="18"/>
-                <w:szCs w:val="18"/>
-              </w:rPr>
-              <w:t xml:space="preserve"> the customer is asked to log in instead.</w:t>
-            </w:r>
-          </w:p>
-        </w:tc>
-      </w:tr>
-      <w:tr>
-        <w:tblPrEx>
-          <w:tblCellMar>
-            <w:top w:w="0" w:type="dxa"/>
-            <w:bottom w:w="0" w:type="dxa"/>
-          </w:tblCellMar>
-        </w:tblPrEx>
+              <w:t>Name, e-mail, phone, address and the Terms are required. If the e-mail already has an account the customer is asked to log in instead.</w:t>
+            </w:r>
+          </w:p>
+        </w:tc>
+      </w:tr>
+      <w:tr>
         <w:trPr>
           <w:cantSplit/>
         </w:trPr>
@@ -11809,13 +10728,8 @@
         <w:keepNext/>
         <w:spacing w:before="320" w:after="60"/>
       </w:pPr>
-      <w:proofErr w:type="gramStart"/>
       <w:r>
-        <w:t>3.5  REST</w:t>
-      </w:r>
-      <w:proofErr w:type="gramEnd"/>
-      <w:r>
-        <w:t xml:space="preserve"> API overview</w:t>
+        <w:t>3.5  REST API overview</w:t>
       </w:r>
     </w:p>
     <w:p>
@@ -11860,12 +10774,6 @@
         <w:gridCol w:w="1800"/>
       </w:tblGrid>
       <w:tr>
-        <w:tblPrEx>
-          <w:tblCellMar>
-            <w:top w:w="0" w:type="dxa"/>
-            <w:bottom w:w="0" w:type="dxa"/>
-          </w:tblCellMar>
-        </w:tblPrEx>
         <w:trPr>
           <w:cantSplit/>
           <w:tblHeader/>
@@ -11947,12 +10855,6 @@
         </w:tc>
       </w:tr>
       <w:tr>
-        <w:tblPrEx>
-          <w:tblCellMar>
-            <w:top w:w="0" w:type="dxa"/>
-            <w:bottom w:w="0" w:type="dxa"/>
-          </w:tblCellMar>
-        </w:tblPrEx>
         <w:trPr>
           <w:cantSplit/>
         </w:trPr>
@@ -11975,20 +10877,8 @@
                 <w:sz w:val="18"/>
                 <w:szCs w:val="18"/>
               </w:rPr>
-              <w:t>/</w:t>
-            </w:r>
-            <w:proofErr w:type="gramStart"/>
-            <w:r>
-              <w:rPr>
-                <w:b/>
-                <w:bCs/>
-                <w:color w:val="1F3D2B"/>
-                <w:sz w:val="18"/>
-                <w:szCs w:val="18"/>
-              </w:rPr>
-              <w:t>auth</w:t>
-            </w:r>
-            <w:proofErr w:type="gramEnd"/>
+              <w:t>/auth</w:t>
+            </w:r>
           </w:p>
         </w:tc>
         <w:tc>
@@ -12033,12 +10923,6 @@
         </w:tc>
       </w:tr>
       <w:tr>
-        <w:tblPrEx>
-          <w:tblCellMar>
-            <w:top w:w="0" w:type="dxa"/>
-            <w:bottom w:w="0" w:type="dxa"/>
-          </w:tblCellMar>
-        </w:tblPrEx>
         <w:trPr>
           <w:cantSplit/>
         </w:trPr>
@@ -12062,29 +10946,7 @@
                 <w:sz w:val="18"/>
                 <w:szCs w:val="18"/>
               </w:rPr>
-              <w:t>/</w:t>
-            </w:r>
-            <w:proofErr w:type="gramStart"/>
-            <w:r>
-              <w:rPr>
-                <w:b/>
-                <w:bCs/>
-                <w:color w:val="1F3D2B"/>
-                <w:sz w:val="18"/>
-                <w:szCs w:val="18"/>
-              </w:rPr>
-              <w:t>markets</w:t>
-            </w:r>
-            <w:proofErr w:type="gramEnd"/>
-            <w:r>
-              <w:rPr>
-                <w:b/>
-                <w:bCs/>
-                <w:color w:val="1F3D2B"/>
-                <w:sz w:val="18"/>
-                <w:szCs w:val="18"/>
-              </w:rPr>
-              <w:t>, /farmers, /products, /categories, /cities, /map, /search</w:t>
+              <w:t>/markets, /farmers, /products, /categories, /cities, /map, /search</w:t>
             </w:r>
           </w:p>
         </w:tc>
@@ -12132,12 +10994,6 @@
         </w:tc>
       </w:tr>
       <w:tr>
-        <w:tblPrEx>
-          <w:tblCellMar>
-            <w:top w:w="0" w:type="dxa"/>
-            <w:bottom w:w="0" w:type="dxa"/>
-          </w:tblCellMar>
-        </w:tblPrEx>
         <w:trPr>
           <w:cantSplit/>
         </w:trPr>
@@ -12160,29 +11016,7 @@
                 <w:sz w:val="18"/>
                 <w:szCs w:val="18"/>
               </w:rPr>
-              <w:t>/</w:t>
-            </w:r>
-            <w:proofErr w:type="gramStart"/>
-            <w:r>
-              <w:rPr>
-                <w:b/>
-                <w:bCs/>
-                <w:color w:val="1F3D2B"/>
-                <w:sz w:val="18"/>
-                <w:szCs w:val="18"/>
-              </w:rPr>
-              <w:t>orders</w:t>
-            </w:r>
-            <w:proofErr w:type="gramEnd"/>
-            <w:r>
-              <w:rPr>
-                <w:b/>
-                <w:bCs/>
-                <w:color w:val="1F3D2B"/>
-                <w:sz w:val="18"/>
-                <w:szCs w:val="18"/>
-              </w:rPr>
-              <w:t>, /customer</w:t>
+              <w:t>/orders, /customer</w:t>
             </w:r>
           </w:p>
         </w:tc>
@@ -12244,12 +11078,6 @@
         </w:tc>
       </w:tr>
       <w:tr>
-        <w:tblPrEx>
-          <w:tblCellMar>
-            <w:top w:w="0" w:type="dxa"/>
-            <w:bottom w:w="0" w:type="dxa"/>
-          </w:tblCellMar>
-        </w:tblPrEx>
         <w:trPr>
           <w:cantSplit/>
         </w:trPr>
@@ -12273,29 +11101,7 @@
                 <w:sz w:val="18"/>
                 <w:szCs w:val="18"/>
               </w:rPr>
-              <w:t>/</w:t>
-            </w:r>
-            <w:proofErr w:type="gramStart"/>
-            <w:r>
-              <w:rPr>
-                <w:b/>
-                <w:bCs/>
-                <w:color w:val="1F3D2B"/>
-                <w:sz w:val="18"/>
-                <w:szCs w:val="18"/>
-              </w:rPr>
-              <w:t>reviews</w:t>
-            </w:r>
-            <w:proofErr w:type="gramEnd"/>
-            <w:r>
-              <w:rPr>
-                <w:b/>
-                <w:bCs/>
-                <w:color w:val="1F3D2B"/>
-                <w:sz w:val="18"/>
-                <w:szCs w:val="18"/>
-              </w:rPr>
-              <w:t>, /notifications, /flags</w:t>
+              <w:t>/reviews, /notifications, /flags</w:t>
             </w:r>
           </w:p>
         </w:tc>
@@ -12343,12 +11149,6 @@
         </w:tc>
       </w:tr>
       <w:tr>
-        <w:tblPrEx>
-          <w:tblCellMar>
-            <w:top w:w="0" w:type="dxa"/>
-            <w:bottom w:w="0" w:type="dxa"/>
-          </w:tblCellMar>
-        </w:tblPrEx>
         <w:trPr>
           <w:cantSplit/>
         </w:trPr>
@@ -12371,20 +11171,8 @@
                 <w:sz w:val="18"/>
                 <w:szCs w:val="18"/>
               </w:rPr>
-              <w:t>/</w:t>
-            </w:r>
-            <w:proofErr w:type="gramStart"/>
-            <w:r>
-              <w:rPr>
-                <w:b/>
-                <w:bCs/>
-                <w:color w:val="1F3D2B"/>
-                <w:sz w:val="18"/>
-                <w:szCs w:val="18"/>
-              </w:rPr>
-              <w:t>farmer</w:t>
-            </w:r>
-            <w:proofErr w:type="gramEnd"/>
+              <w:t>/farmer</w:t>
+            </w:r>
           </w:p>
         </w:tc>
         <w:tc>
@@ -12429,12 +11217,6 @@
         </w:tc>
       </w:tr>
       <w:tr>
-        <w:tblPrEx>
-          <w:tblCellMar>
-            <w:top w:w="0" w:type="dxa"/>
-            <w:bottom w:w="0" w:type="dxa"/>
-          </w:tblCellMar>
-        </w:tblPrEx>
         <w:trPr>
           <w:cantSplit/>
         </w:trPr>
@@ -12458,20 +11240,8 @@
                 <w:sz w:val="18"/>
                 <w:szCs w:val="18"/>
               </w:rPr>
-              <w:t>/</w:t>
-            </w:r>
-            <w:proofErr w:type="gramStart"/>
-            <w:r>
-              <w:rPr>
-                <w:b/>
-                <w:bCs/>
-                <w:color w:val="1F3D2B"/>
-                <w:sz w:val="18"/>
-                <w:szCs w:val="18"/>
-              </w:rPr>
-              <w:t>admin</w:t>
-            </w:r>
-            <w:proofErr w:type="gramEnd"/>
+              <w:t>/admin</w:t>
+            </w:r>
           </w:p>
         </w:tc>
         <w:tc>
@@ -12491,23 +11261,7 @@
                 <w:sz w:val="18"/>
                 <w:szCs w:val="18"/>
               </w:rPr>
-              <w:t xml:space="preserve">Farmers, customers, markets, cities, categories, moderation, </w:t>
-            </w:r>
-            <w:proofErr w:type="gramStart"/>
-            <w:r>
-              <w:rPr>
-                <w:sz w:val="18"/>
-                <w:szCs w:val="18"/>
-              </w:rPr>
-              <w:t>banner</w:t>
-            </w:r>
-            <w:proofErr w:type="gramEnd"/>
-            <w:r>
-              <w:rPr>
-                <w:sz w:val="18"/>
-                <w:szCs w:val="18"/>
-              </w:rPr>
-              <w:t>, reports, rankings, pickup problems</w:t>
+              <w:t>Farmers, customers, markets, cities, categories, moderation, banner, reports, rankings, pickup problems</w:t>
             </w:r>
           </w:p>
         </w:tc>
@@ -12534,12 +11288,6 @@
         </w:tc>
       </w:tr>
       <w:tr>
-        <w:tblPrEx>
-          <w:tblCellMar>
-            <w:top w:w="0" w:type="dxa"/>
-            <w:bottom w:w="0" w:type="dxa"/>
-          </w:tblCellMar>
-        </w:tblPrEx>
         <w:trPr>
           <w:cantSplit/>
         </w:trPr>
@@ -12562,29 +11310,7 @@
                 <w:sz w:val="18"/>
                 <w:szCs w:val="18"/>
               </w:rPr>
-              <w:t>/</w:t>
-            </w:r>
-            <w:proofErr w:type="gramStart"/>
-            <w:r>
-              <w:rPr>
-                <w:b/>
-                <w:bCs/>
-                <w:color w:val="1F3D2B"/>
-                <w:sz w:val="18"/>
-                <w:szCs w:val="18"/>
-              </w:rPr>
-              <w:t>assistant</w:t>
-            </w:r>
-            <w:proofErr w:type="gramEnd"/>
-            <w:r>
-              <w:rPr>
-                <w:b/>
-                <w:bCs/>
-                <w:color w:val="1F3D2B"/>
-                <w:sz w:val="18"/>
-                <w:szCs w:val="18"/>
-              </w:rPr>
-              <w:t>, /ai</w:t>
+              <w:t>/assistant, /ai</w:t>
             </w:r>
           </w:p>
         </w:tc>
@@ -12630,12 +11356,6 @@
         </w:tc>
       </w:tr>
       <w:tr>
-        <w:tblPrEx>
-          <w:tblCellMar>
-            <w:top w:w="0" w:type="dxa"/>
-            <w:bottom w:w="0" w:type="dxa"/>
-          </w:tblCellMar>
-        </w:tblPrEx>
         <w:trPr>
           <w:cantSplit/>
         </w:trPr>
@@ -12659,29 +11379,7 @@
                 <w:sz w:val="18"/>
                 <w:szCs w:val="18"/>
               </w:rPr>
-              <w:t>/</w:t>
-            </w:r>
-            <w:proofErr w:type="gramStart"/>
-            <w:r>
-              <w:rPr>
-                <w:b/>
-                <w:bCs/>
-                <w:color w:val="1F3D2B"/>
-                <w:sz w:val="18"/>
-                <w:szCs w:val="18"/>
-              </w:rPr>
-              <w:t>newsletter</w:t>
-            </w:r>
-            <w:proofErr w:type="gramEnd"/>
-            <w:r>
-              <w:rPr>
-                <w:b/>
-                <w:bCs/>
-                <w:color w:val="1F3D2B"/>
-                <w:sz w:val="18"/>
-                <w:szCs w:val="18"/>
-              </w:rPr>
-              <w:t>, /contact, /</w:t>
+              <w:t>/newsletter, /contact, /</w:t>
             </w:r>
             <w:proofErr w:type="spellStart"/>
             <w:r>
@@ -12757,13 +11455,8 @@
         <w:keepNext/>
         <w:spacing w:before="320" w:after="60"/>
       </w:pPr>
-      <w:proofErr w:type="gramStart"/>
       <w:r>
-        <w:t>3.6  Security</w:t>
-      </w:r>
-      <w:proofErr w:type="gramEnd"/>
-      <w:r>
-        <w:t xml:space="preserve"> &amp; data protection</w:t>
+        <w:t>3.6  Security &amp; data protection</w:t>
       </w:r>
     </w:p>
     <w:p>
@@ -12807,12 +11500,6 @@
         <w:gridCol w:w="7600"/>
       </w:tblGrid>
       <w:tr>
-        <w:tblPrEx>
-          <w:tblCellMar>
-            <w:top w:w="0" w:type="dxa"/>
-            <w:bottom w:w="0" w:type="dxa"/>
-          </w:tblCellMar>
-        </w:tblPrEx>
         <w:trPr>
           <w:cantSplit/>
           <w:tblHeader/>
@@ -12869,12 +11556,6 @@
         </w:tc>
       </w:tr>
       <w:tr>
-        <w:tblPrEx>
-          <w:tblCellMar>
-            <w:top w:w="0" w:type="dxa"/>
-            <w:bottom w:w="0" w:type="dxa"/>
-          </w:tblCellMar>
-        </w:tblPrEx>
         <w:trPr>
           <w:cantSplit/>
         </w:trPr>
@@ -12939,12 +11620,6 @@
         </w:tc>
       </w:tr>
       <w:tr>
-        <w:tblPrEx>
-          <w:tblCellMar>
-            <w:top w:w="0" w:type="dxa"/>
-            <w:bottom w:w="0" w:type="dxa"/>
-          </w:tblCellMar>
-        </w:tblPrEx>
         <w:trPr>
           <w:cantSplit/>
         </w:trPr>
@@ -12989,23 +11664,7 @@
                 <w:sz w:val="18"/>
                 <w:szCs w:val="18"/>
               </w:rPr>
-              <w:t xml:space="preserve">JSON Web Token stored in </w:t>
-            </w:r>
-            <w:proofErr w:type="gramStart"/>
-            <w:r>
-              <w:rPr>
-                <w:sz w:val="18"/>
-                <w:szCs w:val="18"/>
-              </w:rPr>
-              <w:t>an</w:t>
-            </w:r>
-            <w:proofErr w:type="gramEnd"/>
-            <w:r>
-              <w:rPr>
-                <w:sz w:val="18"/>
-                <w:szCs w:val="18"/>
-              </w:rPr>
-              <w:t xml:space="preserve"> </w:t>
+              <w:t xml:space="preserve">JSON Web Token stored in an </w:t>
             </w:r>
             <w:proofErr w:type="spellStart"/>
             <w:r>
@@ -13027,12 +11686,6 @@
         </w:tc>
       </w:tr>
       <w:tr>
-        <w:tblPrEx>
-          <w:tblCellMar>
-            <w:top w:w="0" w:type="dxa"/>
-            <w:bottom w:w="0" w:type="dxa"/>
-          </w:tblCellMar>
-        </w:tblPrEx>
         <w:trPr>
           <w:cantSplit/>
         </w:trPr>
@@ -13075,34 +11728,12 @@
                 <w:sz w:val="18"/>
                 <w:szCs w:val="18"/>
               </w:rPr>
-              <w:t xml:space="preserve">Middleware checks the role </w:t>
-            </w:r>
-            <w:proofErr w:type="gramStart"/>
-            <w:r>
-              <w:rPr>
-                <w:sz w:val="18"/>
-                <w:szCs w:val="18"/>
-              </w:rPr>
-              <w:t>on</w:t>
-            </w:r>
-            <w:proofErr w:type="gramEnd"/>
-            <w:r>
-              <w:rPr>
-                <w:sz w:val="18"/>
-                <w:szCs w:val="18"/>
-              </w:rPr>
-              <w:t xml:space="preserve"> every protected route; farmers are also locked until the admin approves them</w:t>
-            </w:r>
-          </w:p>
-        </w:tc>
-      </w:tr>
-      <w:tr>
-        <w:tblPrEx>
-          <w:tblCellMar>
-            <w:top w:w="0" w:type="dxa"/>
-            <w:bottom w:w="0" w:type="dxa"/>
-          </w:tblCellMar>
-        </w:tblPrEx>
+              <w:t>Middleware checks the role on every protected route; farmers are also locked until the admin approves them</w:t>
+            </w:r>
+          </w:p>
+        </w:tc>
+      </w:tr>
+      <w:tr>
         <w:trPr>
           <w:cantSplit/>
         </w:trPr>
@@ -13153,12 +11784,6 @@
         </w:tc>
       </w:tr>
       <w:tr>
-        <w:tblPrEx>
-          <w:tblCellMar>
-            <w:top w:w="0" w:type="dxa"/>
-            <w:bottom w:w="0" w:type="dxa"/>
-          </w:tblCellMar>
-        </w:tblPrEx>
         <w:trPr>
           <w:cantSplit/>
         </w:trPr>
@@ -13207,12 +11832,6 @@
         </w:tc>
       </w:tr>
       <w:tr>
-        <w:tblPrEx>
-          <w:tblCellMar>
-            <w:top w:w="0" w:type="dxa"/>
-            <w:bottom w:w="0" w:type="dxa"/>
-          </w:tblCellMar>
-        </w:tblPrEx>
         <w:trPr>
           <w:cantSplit/>
         </w:trPr>
@@ -13263,12 +11882,6 @@
         </w:tc>
       </w:tr>
       <w:tr>
-        <w:tblPrEx>
-          <w:tblCellMar>
-            <w:top w:w="0" w:type="dxa"/>
-            <w:bottom w:w="0" w:type="dxa"/>
-          </w:tblCellMar>
-        </w:tblPrEx>
         <w:trPr>
           <w:cantSplit/>
         </w:trPr>
@@ -13317,12 +11930,6 @@
         </w:tc>
       </w:tr>
       <w:tr>
-        <w:tblPrEx>
-          <w:tblCellMar>
-            <w:top w:w="0" w:type="dxa"/>
-            <w:bottom w:w="0" w:type="dxa"/>
-          </w:tblCellMar>
-        </w:tblPrEx>
         <w:trPr>
           <w:cantSplit/>
         </w:trPr>
@@ -13367,23 +11974,7 @@
                 <w:sz w:val="18"/>
                 <w:szCs w:val="18"/>
               </w:rPr>
-              <w:t xml:space="preserve">The Terms &amp; Conditions checkbox is required on both sign-up </w:t>
-            </w:r>
-            <w:proofErr w:type="gramStart"/>
-            <w:r>
-              <w:rPr>
-                <w:sz w:val="18"/>
-                <w:szCs w:val="18"/>
-              </w:rPr>
-              <w:t>forms</w:t>
-            </w:r>
-            <w:proofErr w:type="gramEnd"/>
-            <w:r>
-              <w:rPr>
-                <w:sz w:val="18"/>
-                <w:szCs w:val="18"/>
-              </w:rPr>
-              <w:t xml:space="preserve"> and the accepted version is stored</w:t>
+              <w:t>The Terms &amp; Conditions checkbox is required on both sign-up forms and the accepted version is stored</w:t>
             </w:r>
           </w:p>
         </w:tc>
@@ -13395,14 +11986,9 @@
         <w:keepNext/>
         <w:spacing w:before="320" w:after="60"/>
       </w:pPr>
-      <w:proofErr w:type="gramStart"/>
       <w:r>
         <w:lastRenderedPageBreak/>
-        <w:t>3.7  Notifications</w:t>
-      </w:r>
-      <w:proofErr w:type="gramEnd"/>
-      <w:r>
-        <w:t>, e-mail &amp; background jobs</w:t>
+        <w:t>3.7  Notifications, e-mail &amp; background jobs</w:t>
       </w:r>
     </w:p>
     <w:p>
@@ -13463,12 +12049,6 @@
         <w:gridCol w:w="2200"/>
       </w:tblGrid>
       <w:tr>
-        <w:tblPrEx>
-          <w:tblCellMar>
-            <w:top w:w="0" w:type="dxa"/>
-            <w:bottom w:w="0" w:type="dxa"/>
-          </w:tblCellMar>
-        </w:tblPrEx>
         <w:trPr>
           <w:cantSplit/>
           <w:tblHeader/>
@@ -13550,12 +12130,6 @@
         </w:tc>
       </w:tr>
       <w:tr>
-        <w:tblPrEx>
-          <w:tblCellMar>
-            <w:top w:w="0" w:type="dxa"/>
-            <w:bottom w:w="0" w:type="dxa"/>
-          </w:tblCellMar>
-        </w:tblPrEx>
         <w:trPr>
           <w:cantSplit/>
         </w:trPr>
@@ -13621,12 +12195,6 @@
         </w:tc>
       </w:tr>
       <w:tr>
-        <w:tblPrEx>
-          <w:tblCellMar>
-            <w:top w:w="0" w:type="dxa"/>
-            <w:bottom w:w="0" w:type="dxa"/>
-          </w:tblCellMar>
-        </w:tblPrEx>
         <w:trPr>
           <w:cantSplit/>
         </w:trPr>
@@ -13695,12 +12263,6 @@
         </w:tc>
       </w:tr>
       <w:tr>
-        <w:tblPrEx>
-          <w:tblCellMar>
-            <w:top w:w="0" w:type="dxa"/>
-            <w:bottom w:w="0" w:type="dxa"/>
-          </w:tblCellMar>
-        </w:tblPrEx>
         <w:trPr>
           <w:cantSplit/>
         </w:trPr>
@@ -13766,12 +12328,6 @@
         </w:tc>
       </w:tr>
       <w:tr>
-        <w:tblPrEx>
-          <w:tblCellMar>
-            <w:top w:w="0" w:type="dxa"/>
-            <w:bottom w:w="0" w:type="dxa"/>
-          </w:tblCellMar>
-        </w:tblPrEx>
         <w:trPr>
           <w:cantSplit/>
         </w:trPr>
@@ -13840,12 +12396,6 @@
         </w:tc>
       </w:tr>
       <w:tr>
-        <w:tblPrEx>
-          <w:tblCellMar>
-            <w:top w:w="0" w:type="dxa"/>
-            <w:bottom w:w="0" w:type="dxa"/>
-          </w:tblCellMar>
-        </w:tblPrEx>
         <w:trPr>
           <w:cantSplit/>
         </w:trPr>
@@ -13911,12 +12461,6 @@
         </w:tc>
       </w:tr>
       <w:tr>
-        <w:tblPrEx>
-          <w:tblCellMar>
-            <w:top w:w="0" w:type="dxa"/>
-            <w:bottom w:w="0" w:type="dxa"/>
-          </w:tblCellMar>
-        </w:tblPrEx>
         <w:trPr>
           <w:cantSplit/>
         </w:trPr>
@@ -13985,12 +12529,6 @@
         </w:tc>
       </w:tr>
       <w:tr>
-        <w:tblPrEx>
-          <w:tblCellMar>
-            <w:top w:w="0" w:type="dxa"/>
-            <w:bottom w:w="0" w:type="dxa"/>
-          </w:tblCellMar>
-        </w:tblPrEx>
         <w:trPr>
           <w:cantSplit/>
         </w:trPr>
@@ -14056,12 +12594,6 @@
         </w:tc>
       </w:tr>
       <w:tr>
-        <w:tblPrEx>
-          <w:tblCellMar>
-            <w:top w:w="0" w:type="dxa"/>
-            <w:bottom w:w="0" w:type="dxa"/>
-          </w:tblCellMar>
-        </w:tblPrEx>
         <w:trPr>
           <w:cantSplit/>
         </w:trPr>
@@ -14149,13 +12681,8 @@
         <w:keepNext/>
         <w:spacing w:before="320" w:after="60"/>
       </w:pPr>
-      <w:proofErr w:type="gramStart"/>
       <w:r>
-        <w:t>3.8  Urdu</w:t>
-      </w:r>
-      <w:proofErr w:type="gramEnd"/>
-      <w:r>
-        <w:t xml:space="preserve"> interface &amp; AI assistant</w:t>
+        <w:t>3.8  Urdu interface &amp; AI assistant</w:t>
       </w:r>
     </w:p>
     <w:p>
@@ -14240,12 +12767,6 @@
         <w:gridCol w:w="4600"/>
       </w:tblGrid>
       <w:tr>
-        <w:tblPrEx>
-          <w:tblCellMar>
-            <w:top w:w="0" w:type="dxa"/>
-            <w:bottom w:w="0" w:type="dxa"/>
-          </w:tblCellMar>
-        </w:tblPrEx>
         <w:trPr>
           <w:cantSplit/>
           <w:tblHeader/>
@@ -14327,12 +12848,6 @@
         </w:tc>
       </w:tr>
       <w:tr>
-        <w:tblPrEx>
-          <w:tblCellMar>
-            <w:top w:w="0" w:type="dxa"/>
-            <w:bottom w:w="0" w:type="dxa"/>
-          </w:tblCellMar>
-        </w:tblPrEx>
         <w:trPr>
           <w:cantSplit/>
         </w:trPr>
@@ -14392,34 +12907,12 @@
                 <w:sz w:val="18"/>
                 <w:szCs w:val="18"/>
               </w:rPr>
-              <w:t xml:space="preserve">The top-rated farmer with review count, and a </w:t>
-            </w:r>
-            <w:proofErr w:type="gramStart"/>
-            <w:r>
-              <w:rPr>
-                <w:sz w:val="18"/>
-                <w:szCs w:val="18"/>
-              </w:rPr>
-              <w:t>top-5</w:t>
-            </w:r>
-            <w:proofErr w:type="gramEnd"/>
-            <w:r>
-              <w:rPr>
-                <w:sz w:val="18"/>
-                <w:szCs w:val="18"/>
-              </w:rPr>
-              <w:t xml:space="preserve"> list</w:t>
-            </w:r>
-          </w:p>
-        </w:tc>
-      </w:tr>
-      <w:tr>
-        <w:tblPrEx>
-          <w:tblCellMar>
-            <w:top w:w="0" w:type="dxa"/>
-            <w:bottom w:w="0" w:type="dxa"/>
-          </w:tblCellMar>
-        </w:tblPrEx>
+              <w:t>The top-rated farmer with review count, and a top-5 list</w:t>
+            </w:r>
+          </w:p>
+        </w:tc>
+      </w:tr>
+      <w:tr>
         <w:trPr>
           <w:cantSplit/>
         </w:trPr>
@@ -14522,12 +13015,6 @@
         </w:tc>
       </w:tr>
       <w:tr>
-        <w:tblPrEx>
-          <w:tblCellMar>
-            <w:top w:w="0" w:type="dxa"/>
-            <w:bottom w:w="0" w:type="dxa"/>
-          </w:tblCellMar>
-        </w:tblPrEx>
         <w:trPr>
           <w:cantSplit/>
         </w:trPr>
@@ -14609,12 +13096,6 @@
         </w:tc>
       </w:tr>
       <w:tr>
-        <w:tblPrEx>
-          <w:tblCellMar>
-            <w:top w:w="0" w:type="dxa"/>
-            <w:bottom w:w="0" w:type="dxa"/>
-          </w:tblCellMar>
-        </w:tblPrEx>
         <w:trPr>
           <w:cantSplit/>
         </w:trPr>
@@ -14630,21 +13111,12 @@
             </w:tcMar>
           </w:tcPr>
           <w:p>
-            <w:proofErr w:type="gramStart"/>
-            <w:r>
-              <w:rPr>
-                <w:sz w:val="18"/>
-                <w:szCs w:val="18"/>
-              </w:rPr>
-              <w:t>any</w:t>
-            </w:r>
-            <w:proofErr w:type="gramEnd"/>
-            <w:r>
-              <w:rPr>
-                <w:sz w:val="18"/>
-                <w:szCs w:val="18"/>
-              </w:rPr>
-              <w:t xml:space="preserve"> offers this week?</w:t>
+            <w:r>
+              <w:rPr>
+                <w:sz w:val="18"/>
+                <w:szCs w:val="18"/>
+              </w:rPr>
+              <w:t>any offers this week?</w:t>
             </w:r>
           </w:p>
         </w:tc>
@@ -14692,12 +13164,6 @@
         </w:tc>
       </w:tr>
       <w:tr>
-        <w:tblPrEx>
-          <w:tblCellMar>
-            <w:top w:w="0" w:type="dxa"/>
-            <w:bottom w:w="0" w:type="dxa"/>
-          </w:tblCellMar>
-        </w:tblPrEx>
         <w:trPr>
           <w:cantSplit/>
         </w:trPr>
@@ -14763,12 +13229,6 @@
         </w:tc>
       </w:tr>
       <w:tr>
-        <w:tblPrEx>
-          <w:tblCellMar>
-            <w:top w:w="0" w:type="dxa"/>
-            <w:bottom w:w="0" w:type="dxa"/>
-          </w:tblCellMar>
-        </w:tblPrEx>
         <w:trPr>
           <w:cantSplit/>
         </w:trPr>
@@ -14837,12 +13297,6 @@
         </w:tc>
       </w:tr>
       <w:tr>
-        <w:tblPrEx>
-          <w:tblCellMar>
-            <w:top w:w="0" w:type="dxa"/>
-            <w:bottom w:w="0" w:type="dxa"/>
-          </w:tblCellMar>
-        </w:tblPrEx>
         <w:trPr>
           <w:cantSplit/>
         </w:trPr>
@@ -14933,12 +13387,6 @@
         </w:tc>
       </w:tr>
       <w:tr>
-        <w:tblPrEx>
-          <w:tblCellMar>
-            <w:top w:w="0" w:type="dxa"/>
-            <w:bottom w:w="0" w:type="dxa"/>
-          </w:tblCellMar>
-        </w:tblPrEx>
         <w:trPr>
           <w:cantSplit/>
         </w:trPr>
@@ -15122,23 +13570,7 @@
                 <w:sz w:val="18"/>
                 <w:szCs w:val="18"/>
               </w:rPr>
-              <w:t xml:space="preserve">The top-rated </w:t>
-            </w:r>
-            <w:proofErr w:type="gramStart"/>
-            <w:r>
-              <w:rPr>
-                <w:sz w:val="18"/>
-                <w:szCs w:val="18"/>
-              </w:rPr>
-              <w:t>farmer,</w:t>
-            </w:r>
-            <w:proofErr w:type="gramEnd"/>
-            <w:r>
-              <w:rPr>
-                <w:sz w:val="18"/>
-                <w:szCs w:val="18"/>
-              </w:rPr>
-              <w:t xml:space="preserve"> answered in Urdu</w:t>
+              <w:t>The top-rated farmer, answered in Urdu</w:t>
             </w:r>
           </w:p>
         </w:tc>
@@ -15150,13 +13582,8 @@
         <w:keepNext/>
         <w:spacing w:before="320" w:after="60"/>
       </w:pPr>
-      <w:proofErr w:type="gramStart"/>
       <w:r>
-        <w:t>3.9  User</w:t>
-      </w:r>
-      <w:proofErr w:type="gramEnd"/>
-      <w:r>
-        <w:t xml:space="preserve"> interface design</w:t>
+        <w:t>3.9  User interface design</w:t>
       </w:r>
     </w:p>
     <w:p>
@@ -15267,15 +13694,7 @@
         <w:t xml:space="preserve">Accessibility. </w:t>
       </w:r>
       <w:r>
-        <w:t xml:space="preserve">Keyboard access to every control, visible focus, </w:t>
-      </w:r>
-      <w:proofErr w:type="gramStart"/>
-      <w:r>
-        <w:t>alt</w:t>
-      </w:r>
-      <w:proofErr w:type="gramEnd"/>
-      <w:r>
-        <w:t xml:space="preserve"> text on every image, reduced motion respected, </w:t>
+        <w:t xml:space="preserve">Keyboard access to every control, visible focus, alt text on every image, reduced motion respected, </w:t>
       </w:r>
       <w:proofErr w:type="spellStart"/>
       <w:r>
@@ -15312,12 +13731,6 @@
         <w:gridCol w:w="9900"/>
       </w:tblGrid>
       <w:tr>
-        <w:tblPrEx>
-          <w:tblCellMar>
-            <w:top w:w="0" w:type="dxa"/>
-            <w:bottom w:w="0" w:type="dxa"/>
-          </w:tblCellMar>
-        </w:tblPrEx>
         <w:tc>
           <w:tcPr>
             <w:tcW w:w="9900" w:type="dxa"/>
@@ -15378,29 +13791,7 @@
                 <w:sz w:val="21"/>
                 <w:szCs w:val="21"/>
               </w:rPr>
-              <w:t xml:space="preserve">MongoDB stores </w:t>
-            </w:r>
-            <w:proofErr w:type="gramStart"/>
-            <w:r>
-              <w:rPr>
-                <w:i/>
-                <w:iCs/>
-                <w:color w:val="1F3D2B"/>
-                <w:sz w:val="21"/>
-                <w:szCs w:val="21"/>
-              </w:rPr>
-              <w:t>the data</w:t>
-            </w:r>
-            <w:proofErr w:type="gramEnd"/>
-            <w:r>
-              <w:rPr>
-                <w:i/>
-                <w:iCs/>
-                <w:color w:val="1F3D2B"/>
-                <w:sz w:val="21"/>
-                <w:szCs w:val="21"/>
-              </w:rPr>
-              <w:t xml:space="preserve"> in 20 collections. Relations are stored as references, except the order items and the pickup windows, which live inside their order or farmer document.</w:t>
+              <w:t>MongoDB stores the data in 20 collections. Relations are stored as references, except the order items and the pickup windows, which live inside their order or farmer document.</w:t>
             </w:r>
           </w:p>
         </w:tc>
@@ -15417,13 +13808,8 @@
         <w:keepNext/>
         <w:spacing w:before="320" w:after="60"/>
       </w:pPr>
-      <w:proofErr w:type="gramStart"/>
       <w:r>
-        <w:t>4.1  Entity</w:t>
-      </w:r>
-      <w:proofErr w:type="gramEnd"/>
-      <w:r>
-        <w:t xml:space="preserve"> relationship diagram</w:t>
+        <w:t>4.1  Entity relationship diagram</w:t>
       </w:r>
     </w:p>
     <w:p>
@@ -15452,15 +13838,7 @@
         </w:rPr>
       </w:pPr>
       <w:r>
-        <w:t xml:space="preserve">Each card is a collection. PK marks the primary key, FK a reference to another collection, and </w:t>
-      </w:r>
-      <w:proofErr w:type="gramStart"/>
-      <w:r>
-        <w:t>[ ]</w:t>
-      </w:r>
-      <w:proofErr w:type="gramEnd"/>
-      <w:r>
-        <w:t xml:space="preserve"> an array stored inside the document. The labels on the lines give the cardinality: one user places many orders, one order has at most one review.</w:t>
+        <w:t>Each card is a collection. PK marks the primary key, FK a reference to another collection, and [ ] an array stored inside the document. The labels on the lines give the cardinality: one user places many orders, one order has at most one review.</w:t>
       </w:r>
       <w:r>
         <w:rPr>
@@ -15537,18 +13915,7 @@
           <w:sz w:val="16"/>
           <w:szCs w:val="16"/>
         </w:rPr>
-        <w:t xml:space="preserve">Figure </w:t>
-      </w:r>
-      <w:proofErr w:type="gramStart"/>
-      <w:r>
-        <w:rPr>
-          <w:b/>
-          <w:bCs/>
-          <w:color w:val="1F3D2B"/>
-          <w:sz w:val="16"/>
-          <w:szCs w:val="16"/>
-        </w:rPr>
-        <w:t xml:space="preserve">2  </w:t>
+        <w:t xml:space="preserve">Figure 2  </w:t>
       </w:r>
       <w:r>
         <w:rPr>
@@ -15558,18 +13925,7 @@
           <w:sz w:val="16"/>
           <w:szCs w:val="16"/>
         </w:rPr>
-        <w:t>Entity</w:t>
-      </w:r>
-      <w:proofErr w:type="gramEnd"/>
-      <w:r>
-        <w:rPr>
-          <w:i/>
-          <w:iCs/>
-          <w:color w:val="8C857B"/>
-          <w:sz w:val="16"/>
-          <w:szCs w:val="16"/>
-        </w:rPr>
-        <w:t xml:space="preserve"> relationship diagram of the core collections</w:t>
+        <w:t>Entity relationship diagram of the core collections</w:t>
       </w:r>
     </w:p>
     <w:p>
@@ -15612,12 +13968,6 @@
         <w:gridCol w:w="7400"/>
       </w:tblGrid>
       <w:tr>
-        <w:tblPrEx>
-          <w:tblCellMar>
-            <w:top w:w="0" w:type="dxa"/>
-            <w:bottom w:w="0" w:type="dxa"/>
-          </w:tblCellMar>
-        </w:tblPrEx>
         <w:trPr>
           <w:cantSplit/>
           <w:tblHeader/>
@@ -15674,12 +14024,6 @@
         </w:tc>
       </w:tr>
       <w:tr>
-        <w:tblPrEx>
-          <w:tblCellMar>
-            <w:top w:w="0" w:type="dxa"/>
-            <w:bottom w:w="0" w:type="dxa"/>
-          </w:tblCellMar>
-        </w:tblPrEx>
         <w:trPr>
           <w:cantSplit/>
         </w:trPr>
@@ -15744,12 +14088,6 @@
         </w:tc>
       </w:tr>
       <w:tr>
-        <w:tblPrEx>
-          <w:tblCellMar>
-            <w:top w:w="0" w:type="dxa"/>
-            <w:bottom w:w="0" w:type="dxa"/>
-          </w:tblCellMar>
-        </w:tblPrEx>
         <w:trPr>
           <w:cantSplit/>
         </w:trPr>
@@ -15800,12 +14138,6 @@
         </w:tc>
       </w:tr>
       <w:tr>
-        <w:tblPrEx>
-          <w:tblCellMar>
-            <w:top w:w="0" w:type="dxa"/>
-            <w:bottom w:w="0" w:type="dxa"/>
-          </w:tblCellMar>
-        </w:tblPrEx>
         <w:trPr>
           <w:cantSplit/>
         </w:trPr>
@@ -15854,12 +14186,6 @@
         </w:tc>
       </w:tr>
       <w:tr>
-        <w:tblPrEx>
-          <w:tblCellMar>
-            <w:top w:w="0" w:type="dxa"/>
-            <w:bottom w:w="0" w:type="dxa"/>
-          </w:tblCellMar>
-        </w:tblPrEx>
         <w:trPr>
           <w:cantSplit/>
         </w:trPr>
@@ -15910,12 +14236,6 @@
         </w:tc>
       </w:tr>
       <w:tr>
-        <w:tblPrEx>
-          <w:tblCellMar>
-            <w:top w:w="0" w:type="dxa"/>
-            <w:bottom w:w="0" w:type="dxa"/>
-          </w:tblCellMar>
-        </w:tblPrEx>
         <w:trPr>
           <w:cantSplit/>
         </w:trPr>
@@ -15973,12 +14293,6 @@
         </w:tc>
       </w:tr>
       <w:tr>
-        <w:tblPrEx>
-          <w:tblCellMar>
-            <w:top w:w="0" w:type="dxa"/>
-            <w:bottom w:w="0" w:type="dxa"/>
-          </w:tblCellMar>
-        </w:tblPrEx>
         <w:trPr>
           <w:cantSplit/>
         </w:trPr>
@@ -16029,12 +14343,6 @@
         </w:tc>
       </w:tr>
       <w:tr>
-        <w:tblPrEx>
-          <w:tblCellMar>
-            <w:top w:w="0" w:type="dxa"/>
-            <w:bottom w:w="0" w:type="dxa"/>
-          </w:tblCellMar>
-        </w:tblPrEx>
         <w:trPr>
           <w:cantSplit/>
         </w:trPr>
@@ -16083,12 +14391,6 @@
         </w:tc>
       </w:tr>
       <w:tr>
-        <w:tblPrEx>
-          <w:tblCellMar>
-            <w:top w:w="0" w:type="dxa"/>
-            <w:bottom w:w="0" w:type="dxa"/>
-          </w:tblCellMar>
-        </w:tblPrEx>
         <w:trPr>
           <w:cantSplit/>
         </w:trPr>
@@ -16141,12 +14443,6 @@
         </w:tc>
       </w:tr>
       <w:tr>
-        <w:tblPrEx>
-          <w:tblCellMar>
-            <w:top w:w="0" w:type="dxa"/>
-            <w:bottom w:w="0" w:type="dxa"/>
-          </w:tblCellMar>
-        </w:tblPrEx>
         <w:trPr>
           <w:cantSplit/>
         </w:trPr>
@@ -16195,12 +14491,6 @@
         </w:tc>
       </w:tr>
       <w:tr>
-        <w:tblPrEx>
-          <w:tblCellMar>
-            <w:top w:w="0" w:type="dxa"/>
-            <w:bottom w:w="0" w:type="dxa"/>
-          </w:tblCellMar>
-        </w:tblPrEx>
         <w:trPr>
           <w:cantSplit/>
         </w:trPr>
@@ -16253,12 +14543,6 @@
         </w:tc>
       </w:tr>
       <w:tr>
-        <w:tblPrEx>
-          <w:tblCellMar>
-            <w:top w:w="0" w:type="dxa"/>
-            <w:bottom w:w="0" w:type="dxa"/>
-          </w:tblCellMar>
-        </w:tblPrEx>
         <w:trPr>
           <w:cantSplit/>
         </w:trPr>
@@ -16307,12 +14591,6 @@
         </w:tc>
       </w:tr>
       <w:tr>
-        <w:tblPrEx>
-          <w:tblCellMar>
-            <w:top w:w="0" w:type="dxa"/>
-            <w:bottom w:w="0" w:type="dxa"/>
-          </w:tblCellMar>
-        </w:tblPrEx>
         <w:trPr>
           <w:cantSplit/>
         </w:trPr>
@@ -16365,12 +14643,6 @@
         </w:tc>
       </w:tr>
       <w:tr>
-        <w:tblPrEx>
-          <w:tblCellMar>
-            <w:top w:w="0" w:type="dxa"/>
-            <w:bottom w:w="0" w:type="dxa"/>
-          </w:tblCellMar>
-        </w:tblPrEx>
         <w:trPr>
           <w:cantSplit/>
         </w:trPr>
@@ -16419,12 +14691,6 @@
         </w:tc>
       </w:tr>
       <w:tr>
-        <w:tblPrEx>
-          <w:tblCellMar>
-            <w:top w:w="0" w:type="dxa"/>
-            <w:bottom w:w="0" w:type="dxa"/>
-          </w:tblCellMar>
-        </w:tblPrEx>
         <w:trPr>
           <w:cantSplit/>
         </w:trPr>
@@ -16471,34 +14737,12 @@
                 <w:sz w:val="18"/>
                 <w:szCs w:val="18"/>
               </w:rPr>
-              <w:t xml:space="preserve">The home page </w:t>
-            </w:r>
-            <w:proofErr w:type="gramStart"/>
-            <w:r>
-              <w:rPr>
-                <w:sz w:val="18"/>
-                <w:szCs w:val="18"/>
-              </w:rPr>
-              <w:t>offer</w:t>
-            </w:r>
-            <w:proofErr w:type="gramEnd"/>
-            <w:r>
-              <w:rPr>
-                <w:sz w:val="18"/>
-                <w:szCs w:val="18"/>
-              </w:rPr>
-              <w:t xml:space="preserve"> banner the admin edits</w:t>
-            </w:r>
-          </w:p>
-        </w:tc>
-      </w:tr>
-      <w:tr>
-        <w:tblPrEx>
-          <w:tblCellMar>
-            <w:top w:w="0" w:type="dxa"/>
-            <w:bottom w:w="0" w:type="dxa"/>
-          </w:tblCellMar>
-        </w:tblPrEx>
+              <w:t>The home page offer banner the admin edits</w:t>
+            </w:r>
+          </w:p>
+        </w:tc>
+      </w:tr>
+      <w:tr>
         <w:trPr>
           <w:cantSplit/>
         </w:trPr>
@@ -16549,12 +14793,6 @@
         </w:tc>
       </w:tr>
       <w:tr>
-        <w:tblPrEx>
-          <w:tblCellMar>
-            <w:top w:w="0" w:type="dxa"/>
-            <w:bottom w:w="0" w:type="dxa"/>
-          </w:tblCellMar>
-        </w:tblPrEx>
         <w:trPr>
           <w:cantSplit/>
         </w:trPr>
@@ -16607,12 +14845,6 @@
         </w:tc>
       </w:tr>
       <w:tr>
-        <w:tblPrEx>
-          <w:tblCellMar>
-            <w:top w:w="0" w:type="dxa"/>
-            <w:bottom w:w="0" w:type="dxa"/>
-          </w:tblCellMar>
-        </w:tblPrEx>
         <w:trPr>
           <w:cantSplit/>
         </w:trPr>
@@ -16663,12 +14895,6 @@
         </w:tc>
       </w:tr>
       <w:tr>
-        <w:tblPrEx>
-          <w:tblCellMar>
-            <w:top w:w="0" w:type="dxa"/>
-            <w:bottom w:w="0" w:type="dxa"/>
-          </w:tblCellMar>
-        </w:tblPrEx>
         <w:trPr>
           <w:cantSplit/>
         </w:trPr>
@@ -16719,12 +14945,6 @@
         </w:tc>
       </w:tr>
       <w:tr>
-        <w:tblPrEx>
-          <w:tblCellMar>
-            <w:top w:w="0" w:type="dxa"/>
-            <w:bottom w:w="0" w:type="dxa"/>
-          </w:tblCellMar>
-        </w:tblPrEx>
         <w:trPr>
           <w:cantSplit/>
         </w:trPr>
@@ -16773,12 +14993,6 @@
         </w:tc>
       </w:tr>
       <w:tr>
-        <w:tblPrEx>
-          <w:tblCellMar>
-            <w:top w:w="0" w:type="dxa"/>
-            <w:bottom w:w="0" w:type="dxa"/>
-          </w:tblCellMar>
-        </w:tblPrEx>
         <w:trPr>
           <w:cantSplit/>
         </w:trPr>
@@ -16837,13 +15051,8 @@
         <w:keepNext/>
         <w:spacing w:before="320" w:after="60"/>
       </w:pPr>
-      <w:proofErr w:type="gramStart"/>
       <w:r>
-        <w:t>4.2  Database</w:t>
-      </w:r>
-      <w:proofErr w:type="gramEnd"/>
-      <w:r>
-        <w:t xml:space="preserve"> scripts</w:t>
+        <w:t>4.2  Database scripts</w:t>
       </w:r>
     </w:p>
     <w:p>
@@ -16885,12 +15094,6 @@
         <w:gridCol w:w="9900"/>
       </w:tblGrid>
       <w:tr>
-        <w:tblPrEx>
-          <w:tblCellMar>
-            <w:top w:w="0" w:type="dxa"/>
-            <w:bottom w:w="0" w:type="dxa"/>
-          </w:tblCellMar>
-        </w:tblPrEx>
         <w:trPr>
           <w:cantSplit/>
         </w:trPr>
@@ -16962,23 +15165,7 @@
                 <w:sz w:val="19"/>
                 <w:szCs w:val="19"/>
               </w:rPr>
-              <w:t xml:space="preserve">, and a seed command that fills a fresh database with the same data. </w:t>
-            </w:r>
-            <w:proofErr w:type="gramStart"/>
-            <w:r>
-              <w:rPr>
-                <w:sz w:val="19"/>
-                <w:szCs w:val="19"/>
-              </w:rPr>
-              <w:t>The ReadMe</w:t>
-            </w:r>
-            <w:proofErr w:type="gramEnd"/>
-            <w:r>
-              <w:rPr>
-                <w:sz w:val="19"/>
-                <w:szCs w:val="19"/>
-              </w:rPr>
-              <w:t xml:space="preserve"> says the same.</w:t>
+              <w:t>, and a seed command that fills a fresh database with the same data. The ReadMe says the same.</w:t>
             </w:r>
           </w:p>
         </w:tc>
@@ -17015,12 +15202,6 @@
         <w:gridCol w:w="9900"/>
       </w:tblGrid>
       <w:tr>
-        <w:tblPrEx>
-          <w:tblCellMar>
-            <w:top w:w="0" w:type="dxa"/>
-            <w:bottom w:w="0" w:type="dxa"/>
-          </w:tblCellMar>
-        </w:tblPrEx>
         <w:tc>
           <w:tcPr>
             <w:tcW w:w="9900" w:type="dxa"/>
@@ -17098,13 +15279,8 @@
         <w:keepNext/>
         <w:spacing w:before="320" w:after="60"/>
       </w:pPr>
-      <w:proofErr w:type="gramStart"/>
       <w:r>
-        <w:t>5.1  Data</w:t>
-      </w:r>
-      <w:proofErr w:type="gramEnd"/>
-      <w:r>
-        <w:t xml:space="preserve"> flow diagram, level 0</w:t>
+        <w:t>5.1  Data flow diagram, level 0</w:t>
       </w:r>
     </w:p>
     <w:p>
@@ -17188,18 +15364,7 @@
           <w:sz w:val="16"/>
           <w:szCs w:val="16"/>
         </w:rPr>
-        <w:t xml:space="preserve">Figure </w:t>
-      </w:r>
-      <w:proofErr w:type="gramStart"/>
-      <w:r>
-        <w:rPr>
-          <w:b/>
-          <w:bCs/>
-          <w:color w:val="1F3D2B"/>
-          <w:sz w:val="16"/>
-          <w:szCs w:val="16"/>
-        </w:rPr>
-        <w:t xml:space="preserve">3  </w:t>
+        <w:t xml:space="preserve">Figure 3  </w:t>
       </w:r>
       <w:r>
         <w:rPr>
@@ -17209,18 +15374,7 @@
           <w:sz w:val="16"/>
           <w:szCs w:val="16"/>
         </w:rPr>
-        <w:t>Data</w:t>
-      </w:r>
-      <w:proofErr w:type="gramEnd"/>
-      <w:r>
-        <w:rPr>
-          <w:i/>
-          <w:iCs/>
-          <w:color w:val="8C857B"/>
-          <w:sz w:val="16"/>
-          <w:szCs w:val="16"/>
-        </w:rPr>
-        <w:t xml:space="preserve"> flow diagram, level 0 (context)</w:t>
+        <w:t>Data flow diagram, level 0 (context)</w:t>
       </w:r>
     </w:p>
     <w:tbl>
@@ -17247,12 +15401,6 @@
         <w:gridCol w:w="3850"/>
       </w:tblGrid>
       <w:tr>
-        <w:tblPrEx>
-          <w:tblCellMar>
-            <w:top w:w="0" w:type="dxa"/>
-            <w:bottom w:w="0" w:type="dxa"/>
-          </w:tblCellMar>
-        </w:tblPrEx>
         <w:trPr>
           <w:cantSplit/>
           <w:tblHeader/>
@@ -17334,12 +15482,6 @@
         </w:tc>
       </w:tr>
       <w:tr>
-        <w:tblPrEx>
-          <w:tblCellMar>
-            <w:top w:w="0" w:type="dxa"/>
-            <w:bottom w:w="0" w:type="dxa"/>
-          </w:tblCellMar>
-        </w:tblPrEx>
         <w:trPr>
           <w:cantSplit/>
         </w:trPr>
@@ -17408,12 +15550,6 @@
         </w:tc>
       </w:tr>
       <w:tr>
-        <w:tblPrEx>
-          <w:tblCellMar>
-            <w:top w:w="0" w:type="dxa"/>
-            <w:bottom w:w="0" w:type="dxa"/>
-          </w:tblCellMar>
-        </w:tblPrEx>
         <w:trPr>
           <w:cantSplit/>
         </w:trPr>
@@ -17485,12 +15621,6 @@
         </w:tc>
       </w:tr>
       <w:tr>
-        <w:tblPrEx>
-          <w:tblCellMar>
-            <w:top w:w="0" w:type="dxa"/>
-            <w:bottom w:w="0" w:type="dxa"/>
-          </w:tblCellMar>
-        </w:tblPrEx>
         <w:trPr>
           <w:cantSplit/>
         </w:trPr>
@@ -17559,12 +15689,6 @@
         </w:tc>
       </w:tr>
       <w:tr>
-        <w:tblPrEx>
-          <w:tblCellMar>
-            <w:top w:w="0" w:type="dxa"/>
-            <w:bottom w:w="0" w:type="dxa"/>
-          </w:tblCellMar>
-        </w:tblPrEx>
         <w:trPr>
           <w:cantSplit/>
         </w:trPr>
@@ -17636,12 +15760,6 @@
         </w:tc>
       </w:tr>
       <w:tr>
-        <w:tblPrEx>
-          <w:tblCellMar>
-            <w:top w:w="0" w:type="dxa"/>
-            <w:bottom w:w="0" w:type="dxa"/>
-          </w:tblCellMar>
-        </w:tblPrEx>
         <w:trPr>
           <w:cantSplit/>
         </w:trPr>
@@ -17716,14 +15834,9 @@
         <w:keepNext/>
         <w:spacing w:before="320" w:after="60"/>
       </w:pPr>
-      <w:proofErr w:type="gramStart"/>
       <w:r>
         <w:lastRenderedPageBreak/>
-        <w:t>5.2  Data</w:t>
-      </w:r>
-      <w:proofErr w:type="gramEnd"/>
-      <w:r>
-        <w:t xml:space="preserve"> flow diagram, level 1</w:t>
+        <w:t>5.2  Data flow diagram, level 1</w:t>
       </w:r>
     </w:p>
     <w:p>
@@ -17807,18 +15920,7 @@
           <w:sz w:val="16"/>
           <w:szCs w:val="16"/>
         </w:rPr>
-        <w:t xml:space="preserve">Figure </w:t>
-      </w:r>
-      <w:proofErr w:type="gramStart"/>
-      <w:r>
-        <w:rPr>
-          <w:b/>
-          <w:bCs/>
-          <w:color w:val="1F3D2B"/>
-          <w:sz w:val="16"/>
-          <w:szCs w:val="16"/>
-        </w:rPr>
-        <w:t xml:space="preserve">4  </w:t>
+        <w:t xml:space="preserve">Figure 4  </w:t>
       </w:r>
       <w:r>
         <w:rPr>
@@ -17828,18 +15930,7 @@
           <w:sz w:val="16"/>
           <w:szCs w:val="16"/>
         </w:rPr>
-        <w:t>Data</w:t>
-      </w:r>
-      <w:proofErr w:type="gramEnd"/>
-      <w:r>
-        <w:rPr>
-          <w:i/>
-          <w:iCs/>
-          <w:color w:val="8C857B"/>
-          <w:sz w:val="16"/>
-          <w:szCs w:val="16"/>
-        </w:rPr>
-        <w:t xml:space="preserve"> flow diagram, level 1</w:t>
+        <w:t>Data flow diagram, level 1</w:t>
       </w:r>
     </w:p>
     <w:tbl>
@@ -17866,12 +15957,6 @@
         <w:gridCol w:w="3300"/>
       </w:tblGrid>
       <w:tr>
-        <w:tblPrEx>
-          <w:tblCellMar>
-            <w:top w:w="0" w:type="dxa"/>
-            <w:bottom w:w="0" w:type="dxa"/>
-          </w:tblCellMar>
-        </w:tblPrEx>
         <w:trPr>
           <w:cantSplit/>
           <w:tblHeader/>
@@ -17953,12 +16038,6 @@
         </w:tc>
       </w:tr>
       <w:tr>
-        <w:tblPrEx>
-          <w:tblCellMar>
-            <w:top w:w="0" w:type="dxa"/>
-            <w:bottom w:w="0" w:type="dxa"/>
-          </w:tblCellMar>
-        </w:tblPrEx>
         <w:trPr>
           <w:cantSplit/>
         </w:trPr>
@@ -17973,7 +16052,6 @@
             </w:tcMar>
           </w:tcPr>
           <w:p>
-            <w:proofErr w:type="gramStart"/>
             <w:r>
               <w:rPr>
                 <w:b/>
@@ -17982,18 +16060,7 @@
                 <w:sz w:val="18"/>
                 <w:szCs w:val="18"/>
               </w:rPr>
-              <w:t>1.0  Register</w:t>
-            </w:r>
-            <w:proofErr w:type="gramEnd"/>
-            <w:r>
-              <w:rPr>
-                <w:b/>
-                <w:bCs/>
-                <w:color w:val="1F3D2B"/>
-                <w:sz w:val="18"/>
-                <w:szCs w:val="18"/>
-              </w:rPr>
-              <w:t xml:space="preserve"> &amp; sign in</w:t>
+              <w:t>1.0  Register &amp; sign in</w:t>
             </w:r>
           </w:p>
         </w:tc>
@@ -18039,12 +16106,6 @@
         </w:tc>
       </w:tr>
       <w:tr>
-        <w:tblPrEx>
-          <w:tblCellMar>
-            <w:top w:w="0" w:type="dxa"/>
-            <w:bottom w:w="0" w:type="dxa"/>
-          </w:tblCellMar>
-        </w:tblPrEx>
         <w:trPr>
           <w:cantSplit/>
         </w:trPr>
@@ -18060,7 +16121,6 @@
             </w:tcMar>
           </w:tcPr>
           <w:p>
-            <w:proofErr w:type="gramStart"/>
             <w:r>
               <w:rPr>
                 <w:b/>
@@ -18069,18 +16129,7 @@
                 <w:sz w:val="18"/>
                 <w:szCs w:val="18"/>
               </w:rPr>
-              <w:t>2.0  Browse</w:t>
-            </w:r>
-            <w:proofErr w:type="gramEnd"/>
-            <w:r>
-              <w:rPr>
-                <w:b/>
-                <w:bCs/>
-                <w:color w:val="1F3D2B"/>
-                <w:sz w:val="18"/>
-                <w:szCs w:val="18"/>
-              </w:rPr>
-              <w:t>, search &amp; map</w:t>
+              <w:t>2.0  Browse, search &amp; map</w:t>
             </w:r>
           </w:p>
         </w:tc>
@@ -18128,12 +16177,6 @@
         </w:tc>
       </w:tr>
       <w:tr>
-        <w:tblPrEx>
-          <w:tblCellMar>
-            <w:top w:w="0" w:type="dxa"/>
-            <w:bottom w:w="0" w:type="dxa"/>
-          </w:tblCellMar>
-        </w:tblPrEx>
         <w:trPr>
           <w:cantSplit/>
         </w:trPr>
@@ -18148,7 +16191,6 @@
             </w:tcMar>
           </w:tcPr>
           <w:p>
-            <w:proofErr w:type="gramStart"/>
             <w:r>
               <w:rPr>
                 <w:b/>
@@ -18157,18 +16199,7 @@
                 <w:sz w:val="18"/>
                 <w:szCs w:val="18"/>
               </w:rPr>
-              <w:t>3.0  Place</w:t>
-            </w:r>
-            <w:proofErr w:type="gramEnd"/>
-            <w:r>
-              <w:rPr>
-                <w:b/>
-                <w:bCs/>
-                <w:color w:val="1F3D2B"/>
-                <w:sz w:val="18"/>
-                <w:szCs w:val="18"/>
-              </w:rPr>
-              <w:t xml:space="preserve"> / change pre-order</w:t>
+              <w:t>3.0  Place / change pre-order</w:t>
             </w:r>
           </w:p>
         </w:tc>
@@ -18214,12 +16245,6 @@
         </w:tc>
       </w:tr>
       <w:tr>
-        <w:tblPrEx>
-          <w:tblCellMar>
-            <w:top w:w="0" w:type="dxa"/>
-            <w:bottom w:w="0" w:type="dxa"/>
-          </w:tblCellMar>
-        </w:tblPrEx>
         <w:trPr>
           <w:cantSplit/>
         </w:trPr>
@@ -18235,7 +16260,6 @@
             </w:tcMar>
           </w:tcPr>
           <w:p>
-            <w:proofErr w:type="gramStart"/>
             <w:r>
               <w:rPr>
                 <w:b/>
@@ -18244,18 +16268,7 @@
                 <w:sz w:val="18"/>
                 <w:szCs w:val="18"/>
               </w:rPr>
-              <w:t>4.0  Fulfil</w:t>
-            </w:r>
-            <w:proofErr w:type="gramEnd"/>
-            <w:r>
-              <w:rPr>
-                <w:b/>
-                <w:bCs/>
-                <w:color w:val="1F3D2B"/>
-                <w:sz w:val="18"/>
-                <w:szCs w:val="18"/>
-              </w:rPr>
-              <w:t xml:space="preserve"> pre-order</w:t>
+              <w:t>4.0  Fulfil pre-order</w:t>
             </w:r>
           </w:p>
         </w:tc>
@@ -18303,12 +16316,6 @@
         </w:tc>
       </w:tr>
       <w:tr>
-        <w:tblPrEx>
-          <w:tblCellMar>
-            <w:top w:w="0" w:type="dxa"/>
-            <w:bottom w:w="0" w:type="dxa"/>
-          </w:tblCellMar>
-        </w:tblPrEx>
         <w:trPr>
           <w:cantSplit/>
         </w:trPr>
@@ -18323,7 +16330,6 @@
             </w:tcMar>
           </w:tcPr>
           <w:p>
-            <w:proofErr w:type="gramStart"/>
             <w:r>
               <w:rPr>
                 <w:b/>
@@ -18332,18 +16338,7 @@
                 <w:sz w:val="18"/>
                 <w:szCs w:val="18"/>
               </w:rPr>
-              <w:t>5.0  Confirm</w:t>
-            </w:r>
-            <w:proofErr w:type="gramEnd"/>
-            <w:r>
-              <w:rPr>
-                <w:b/>
-                <w:bCs/>
-                <w:color w:val="1F3D2B"/>
-                <w:sz w:val="18"/>
-                <w:szCs w:val="18"/>
-              </w:rPr>
-              <w:t xml:space="preserve"> receipt &amp; review</w:t>
+              <w:t>5.0  Confirm receipt &amp; review</w:t>
             </w:r>
           </w:p>
         </w:tc>
@@ -18389,12 +16384,6 @@
         </w:tc>
       </w:tr>
       <w:tr>
-        <w:tblPrEx>
-          <w:tblCellMar>
-            <w:top w:w="0" w:type="dxa"/>
-            <w:bottom w:w="0" w:type="dxa"/>
-          </w:tblCellMar>
-        </w:tblPrEx>
         <w:trPr>
           <w:cantSplit/>
         </w:trPr>
@@ -18410,7 +16399,6 @@
             </w:tcMar>
           </w:tcPr>
           <w:p>
-            <w:proofErr w:type="gramStart"/>
             <w:r>
               <w:rPr>
                 <w:b/>
@@ -18419,18 +16407,7 @@
                 <w:sz w:val="18"/>
                 <w:szCs w:val="18"/>
               </w:rPr>
-              <w:t>6.0  Administer</w:t>
-            </w:r>
-            <w:proofErr w:type="gramEnd"/>
-            <w:r>
-              <w:rPr>
-                <w:b/>
-                <w:bCs/>
-                <w:color w:val="1F3D2B"/>
-                <w:sz w:val="18"/>
-                <w:szCs w:val="18"/>
-              </w:rPr>
-              <w:t xml:space="preserve"> platform</w:t>
+              <w:t>6.0  Administer platform</w:t>
             </w:r>
           </w:p>
         </w:tc>
@@ -18478,12 +16455,6 @@
         </w:tc>
       </w:tr>
       <w:tr>
-        <w:tblPrEx>
-          <w:tblCellMar>
-            <w:top w:w="0" w:type="dxa"/>
-            <w:bottom w:w="0" w:type="dxa"/>
-          </w:tblCellMar>
-        </w:tblPrEx>
         <w:trPr>
           <w:cantSplit/>
         </w:trPr>
@@ -18498,7 +16469,6 @@
             </w:tcMar>
           </w:tcPr>
           <w:p>
-            <w:proofErr w:type="gramStart"/>
             <w:r>
               <w:rPr>
                 <w:b/>
@@ -18507,18 +16477,7 @@
                 <w:sz w:val="18"/>
                 <w:szCs w:val="18"/>
               </w:rPr>
-              <w:t>7.0  Send</w:t>
-            </w:r>
-            <w:proofErr w:type="gramEnd"/>
-            <w:r>
-              <w:rPr>
-                <w:b/>
-                <w:bCs/>
-                <w:color w:val="1F3D2B"/>
-                <w:sz w:val="18"/>
-                <w:szCs w:val="18"/>
-              </w:rPr>
-              <w:t xml:space="preserve"> notifications</w:t>
+              <w:t>7.0  Send notifications</w:t>
             </w:r>
           </w:p>
         </w:tc>
@@ -18564,12 +16523,6 @@
         </w:tc>
       </w:tr>
       <w:tr>
-        <w:tblPrEx>
-          <w:tblCellMar>
-            <w:top w:w="0" w:type="dxa"/>
-            <w:bottom w:w="0" w:type="dxa"/>
-          </w:tblCellMar>
-        </w:tblPrEx>
         <w:trPr>
           <w:cantSplit/>
         </w:trPr>
@@ -18585,7 +16538,6 @@
             </w:tcMar>
           </w:tcPr>
           <w:p>
-            <w:proofErr w:type="gramStart"/>
             <w:r>
               <w:rPr>
                 <w:b/>
@@ -18594,18 +16546,7 @@
                 <w:sz w:val="18"/>
                 <w:szCs w:val="18"/>
               </w:rPr>
-              <w:t>8.0  Manage</w:t>
-            </w:r>
-            <w:proofErr w:type="gramEnd"/>
-            <w:r>
-              <w:rPr>
-                <w:b/>
-                <w:bCs/>
-                <w:color w:val="1F3D2B"/>
-                <w:sz w:val="18"/>
-                <w:szCs w:val="18"/>
-              </w:rPr>
-              <w:t xml:space="preserve"> stall &amp; stock</w:t>
+              <w:t>8.0  Manage stall &amp; stock</w:t>
             </w:r>
           </w:p>
         </w:tc>
@@ -18659,14 +16600,9 @@
         <w:keepNext/>
         <w:spacing w:before="320" w:after="60"/>
       </w:pPr>
-      <w:proofErr w:type="gramStart"/>
       <w:r>
         <w:lastRenderedPageBreak/>
-        <w:t>5.3  Pre</w:t>
-      </w:r>
-      <w:proofErr w:type="gramEnd"/>
-      <w:r>
-        <w:t>-order &amp; pickup slot flow</w:t>
+        <w:t>5.3  Pre-order &amp; pickup slot flow</w:t>
       </w:r>
     </w:p>
     <w:p>
@@ -18750,18 +16686,7 @@
           <w:sz w:val="16"/>
           <w:szCs w:val="16"/>
         </w:rPr>
-        <w:t xml:space="preserve">Figure </w:t>
-      </w:r>
-      <w:proofErr w:type="gramStart"/>
-      <w:r>
-        <w:rPr>
-          <w:b/>
-          <w:bCs/>
-          <w:color w:val="1F3D2B"/>
-          <w:sz w:val="16"/>
-          <w:szCs w:val="16"/>
-        </w:rPr>
-        <w:t xml:space="preserve">5  </w:t>
+        <w:t xml:space="preserve">Figure 5  </w:t>
       </w:r>
       <w:r>
         <w:rPr>
@@ -18771,18 +16696,7 @@
           <w:sz w:val="16"/>
           <w:szCs w:val="16"/>
         </w:rPr>
-        <w:t>Pre</w:t>
-      </w:r>
-      <w:proofErr w:type="gramEnd"/>
-      <w:r>
-        <w:rPr>
-          <w:i/>
-          <w:iCs/>
-          <w:color w:val="8C857B"/>
-          <w:sz w:val="16"/>
-          <w:szCs w:val="16"/>
-        </w:rPr>
-        <w:t>-order and pickup slot flow</w:t>
+        <w:t>Pre-order and pickup slot flow</w:t>
       </w:r>
     </w:p>
     <w:tbl>
@@ -18808,12 +16722,6 @@
         <w:gridCol w:w="7700"/>
       </w:tblGrid>
       <w:tr>
-        <w:tblPrEx>
-          <w:tblCellMar>
-            <w:top w:w="0" w:type="dxa"/>
-            <w:bottom w:w="0" w:type="dxa"/>
-          </w:tblCellMar>
-        </w:tblPrEx>
         <w:trPr>
           <w:cantSplit/>
           <w:tblHeader/>
@@ -18870,12 +16778,6 @@
         </w:tc>
       </w:tr>
       <w:tr>
-        <w:tblPrEx>
-          <w:tblCellMar>
-            <w:top w:w="0" w:type="dxa"/>
-            <w:bottom w:w="0" w:type="dxa"/>
-          </w:tblCellMar>
-        </w:tblPrEx>
         <w:trPr>
           <w:cantSplit/>
         </w:trPr>
@@ -18924,12 +16826,6 @@
         </w:tc>
       </w:tr>
       <w:tr>
-        <w:tblPrEx>
-          <w:tblCellMar>
-            <w:top w:w="0" w:type="dxa"/>
-            <w:bottom w:w="0" w:type="dxa"/>
-          </w:tblCellMar>
-        </w:tblPrEx>
         <w:trPr>
           <w:cantSplit/>
         </w:trPr>
@@ -18980,12 +16876,6 @@
         </w:tc>
       </w:tr>
       <w:tr>
-        <w:tblPrEx>
-          <w:tblCellMar>
-            <w:top w:w="0" w:type="dxa"/>
-            <w:bottom w:w="0" w:type="dxa"/>
-          </w:tblCellMar>
-        </w:tblPrEx>
         <w:trPr>
           <w:cantSplit/>
         </w:trPr>
@@ -19034,12 +16924,6 @@
         </w:tc>
       </w:tr>
       <w:tr>
-        <w:tblPrEx>
-          <w:tblCellMar>
-            <w:top w:w="0" w:type="dxa"/>
-            <w:bottom w:w="0" w:type="dxa"/>
-          </w:tblCellMar>
-        </w:tblPrEx>
         <w:trPr>
           <w:cantSplit/>
         </w:trPr>
@@ -19084,66 +16968,12 @@
                 <w:sz w:val="18"/>
                 <w:szCs w:val="18"/>
               </w:rPr>
-              <w:t xml:space="preserve">Stock is reserved at once, the order number is </w:t>
-            </w:r>
-            <w:proofErr w:type="gramStart"/>
-            <w:r>
-              <w:rPr>
-                <w:sz w:val="18"/>
-                <w:szCs w:val="18"/>
-              </w:rPr>
-              <w:t>created</w:t>
-            </w:r>
-            <w:proofErr w:type="gramEnd"/>
-            <w:r>
-              <w:rPr>
-                <w:sz w:val="18"/>
-                <w:szCs w:val="18"/>
-              </w:rPr>
-              <w:t xml:space="preserve"> and </w:t>
-            </w:r>
-            <w:proofErr w:type="gramStart"/>
-            <w:r>
-              <w:rPr>
-                <w:sz w:val="18"/>
-                <w:szCs w:val="18"/>
-              </w:rPr>
-              <w:t>a confirmation</w:t>
-            </w:r>
-            <w:proofErr w:type="gramEnd"/>
-            <w:r>
-              <w:rPr>
-                <w:sz w:val="18"/>
-                <w:szCs w:val="18"/>
-              </w:rPr>
-              <w:t xml:space="preserve"> goes out by e-mail and in the app. Until the </w:t>
-            </w:r>
-            <w:proofErr w:type="gramStart"/>
-            <w:r>
-              <w:rPr>
-                <w:sz w:val="18"/>
-                <w:szCs w:val="18"/>
-              </w:rPr>
-              <w:t>cut-off</w:t>
-            </w:r>
-            <w:proofErr w:type="gramEnd"/>
-            <w:r>
-              <w:rPr>
-                <w:sz w:val="18"/>
-                <w:szCs w:val="18"/>
-              </w:rPr>
-              <w:t xml:space="preserve"> the order can be changed or cancelled.</w:t>
-            </w:r>
-          </w:p>
-        </w:tc>
-      </w:tr>
-      <w:tr>
-        <w:tblPrEx>
-          <w:tblCellMar>
-            <w:top w:w="0" w:type="dxa"/>
-            <w:bottom w:w="0" w:type="dxa"/>
-          </w:tblCellMar>
-        </w:tblPrEx>
+              <w:t>Stock is reserved at once, the order number is created and a confirmation goes out by e-mail and in the app. Until the cut-off the order can be changed or cancelled.</w:t>
+            </w:r>
+          </w:p>
+        </w:tc>
+      </w:tr>
+      <w:tr>
         <w:trPr>
           <w:cantSplit/>
         </w:trPr>
@@ -19198,14 +17028,9 @@
         <w:keepNext/>
         <w:spacing w:before="320" w:after="60"/>
       </w:pPr>
-      <w:proofErr w:type="gramStart"/>
       <w:r>
         <w:lastRenderedPageBreak/>
-        <w:t>5.4  Order</w:t>
-      </w:r>
-      <w:proofErr w:type="gramEnd"/>
-      <w:r>
-        <w:t xml:space="preserve"> status lifecycle</w:t>
+        <w:t>5.4  Order status lifecycle</w:t>
       </w:r>
     </w:p>
     <w:p>
@@ -19289,18 +17114,7 @@
           <w:sz w:val="16"/>
           <w:szCs w:val="16"/>
         </w:rPr>
-        <w:t xml:space="preserve">Figure </w:t>
-      </w:r>
-      <w:proofErr w:type="gramStart"/>
-      <w:r>
-        <w:rPr>
-          <w:b/>
-          <w:bCs/>
-          <w:color w:val="1F3D2B"/>
-          <w:sz w:val="16"/>
-          <w:szCs w:val="16"/>
-        </w:rPr>
-        <w:t xml:space="preserve">6  </w:t>
+        <w:t xml:space="preserve">Figure 6  </w:t>
       </w:r>
       <w:r>
         <w:rPr>
@@ -19310,18 +17124,7 @@
           <w:sz w:val="16"/>
           <w:szCs w:val="16"/>
         </w:rPr>
-        <w:t>Order</w:t>
-      </w:r>
-      <w:proofErr w:type="gramEnd"/>
-      <w:r>
-        <w:rPr>
-          <w:i/>
-          <w:iCs/>
-          <w:color w:val="8C857B"/>
-          <w:sz w:val="16"/>
-          <w:szCs w:val="16"/>
-        </w:rPr>
-        <w:t xml:space="preserve"> status lifecycle</w:t>
+        <w:t>Order status lifecycle</w:t>
       </w:r>
     </w:p>
     <w:tbl>
@@ -19349,12 +17152,6 @@
         <w:gridCol w:w="1500"/>
       </w:tblGrid>
       <w:tr>
-        <w:tblPrEx>
-          <w:tblCellMar>
-            <w:top w:w="0" w:type="dxa"/>
-            <w:bottom w:w="0" w:type="dxa"/>
-          </w:tblCellMar>
-        </w:tblPrEx>
         <w:trPr>
           <w:cantSplit/>
           <w:tblHeader/>
@@ -19461,12 +17258,6 @@
         </w:tc>
       </w:tr>
       <w:tr>
-        <w:tblPrEx>
-          <w:tblCellMar>
-            <w:top w:w="0" w:type="dxa"/>
-            <w:bottom w:w="0" w:type="dxa"/>
-          </w:tblCellMar>
-        </w:tblPrEx>
         <w:trPr>
           <w:cantSplit/>
         </w:trPr>
@@ -19555,12 +17346,6 @@
         </w:tc>
       </w:tr>
       <w:tr>
-        <w:tblPrEx>
-          <w:tblCellMar>
-            <w:top w:w="0" w:type="dxa"/>
-            <w:bottom w:w="0" w:type="dxa"/>
-          </w:tblCellMar>
-        </w:tblPrEx>
         <w:trPr>
           <w:cantSplit/>
         </w:trPr>
@@ -19653,12 +17438,6 @@
         </w:tc>
       </w:tr>
       <w:tr>
-        <w:tblPrEx>
-          <w:tblCellMar>
-            <w:top w:w="0" w:type="dxa"/>
-            <w:bottom w:w="0" w:type="dxa"/>
-          </w:tblCellMar>
-        </w:tblPrEx>
         <w:trPr>
           <w:cantSplit/>
         </w:trPr>
@@ -19747,12 +17526,6 @@
         </w:tc>
       </w:tr>
       <w:tr>
-        <w:tblPrEx>
-          <w:tblCellMar>
-            <w:top w:w="0" w:type="dxa"/>
-            <w:bottom w:w="0" w:type="dxa"/>
-          </w:tblCellMar>
-        </w:tblPrEx>
         <w:trPr>
           <w:cantSplit/>
         </w:trPr>
@@ -19845,12 +17618,6 @@
         </w:tc>
       </w:tr>
       <w:tr>
-        <w:tblPrEx>
-          <w:tblCellMar>
-            <w:top w:w="0" w:type="dxa"/>
-            <w:bottom w:w="0" w:type="dxa"/>
-          </w:tblCellMar>
-        </w:tblPrEx>
         <w:trPr>
           <w:cantSplit/>
         </w:trPr>
@@ -19939,12 +17706,6 @@
         </w:tc>
       </w:tr>
       <w:tr>
-        <w:tblPrEx>
-          <w:tblCellMar>
-            <w:top w:w="0" w:type="dxa"/>
-            <w:bottom w:w="0" w:type="dxa"/>
-          </w:tblCellMar>
-        </w:tblPrEx>
         <w:trPr>
           <w:cantSplit/>
         </w:trPr>
@@ -20058,12 +17819,6 @@
         <w:gridCol w:w="9900"/>
       </w:tblGrid>
       <w:tr>
-        <w:tblPrEx>
-          <w:tblCellMar>
-            <w:top w:w="0" w:type="dxa"/>
-            <w:bottom w:w="0" w:type="dxa"/>
-          </w:tblCellMar>
-        </w:tblPrEx>
         <w:trPr>
           <w:cantSplit/>
         </w:trPr>
@@ -20103,39 +17858,7 @@
                 <w:sz w:val="19"/>
                 <w:szCs w:val="19"/>
               </w:rPr>
-              <w:t xml:space="preserve">A farmer can decline an order that was already </w:t>
-            </w:r>
-            <w:proofErr w:type="gramStart"/>
-            <w:r>
-              <w:rPr>
-                <w:sz w:val="19"/>
-                <w:szCs w:val="19"/>
-              </w:rPr>
-              <w:t>accepted, and</w:t>
-            </w:r>
-            <w:proofErr w:type="gramEnd"/>
-            <w:r>
-              <w:rPr>
-                <w:sz w:val="19"/>
-                <w:szCs w:val="19"/>
-              </w:rPr>
-              <w:t xml:space="preserve"> can complete an accepted order directly when nothing needs packing. Any change the customer makes to a placed or accepted order puts it back to Placed so the farmer </w:t>
-            </w:r>
-            <w:proofErr w:type="gramStart"/>
-            <w:r>
-              <w:rPr>
-                <w:sz w:val="19"/>
-                <w:szCs w:val="19"/>
-              </w:rPr>
-              <w:t>has to</w:t>
-            </w:r>
-            <w:proofErr w:type="gramEnd"/>
-            <w:r>
-              <w:rPr>
-                <w:sz w:val="19"/>
-                <w:szCs w:val="19"/>
-              </w:rPr>
-              <w:t xml:space="preserve"> accept it again.</w:t>
+              <w:t>A farmer can decline an order that was already accepted, and can complete an accepted order directly when nothing needs packing. Any change the customer makes to a placed or accepted order puts it back to Placed so the farmer has to accept it again.</w:t>
             </w:r>
           </w:p>
         </w:tc>
@@ -20152,14 +17875,9 @@
         <w:keepNext/>
         <w:spacing w:before="320" w:after="60"/>
       </w:pPr>
-      <w:proofErr w:type="gramStart"/>
       <w:r>
         <w:lastRenderedPageBreak/>
-        <w:t>5.5  Farmer</w:t>
-      </w:r>
-      <w:proofErr w:type="gramEnd"/>
-      <w:r>
-        <w:t xml:space="preserve"> registration and approval</w:t>
+        <w:t>5.5  Farmer registration and approval</w:t>
       </w:r>
     </w:p>
     <w:p>
@@ -20243,18 +17961,7 @@
           <w:sz w:val="16"/>
           <w:szCs w:val="16"/>
         </w:rPr>
-        <w:t xml:space="preserve">Figure </w:t>
-      </w:r>
-      <w:proofErr w:type="gramStart"/>
-      <w:r>
-        <w:rPr>
-          <w:b/>
-          <w:bCs/>
-          <w:color w:val="1F3D2B"/>
-          <w:sz w:val="16"/>
-          <w:szCs w:val="16"/>
-        </w:rPr>
-        <w:t xml:space="preserve">7  </w:t>
+        <w:t xml:space="preserve">Figure 7  </w:t>
       </w:r>
       <w:r>
         <w:rPr>
@@ -20264,18 +17971,7 @@
           <w:sz w:val="16"/>
           <w:szCs w:val="16"/>
         </w:rPr>
-        <w:t>Farmer</w:t>
-      </w:r>
-      <w:proofErr w:type="gramEnd"/>
-      <w:r>
-        <w:rPr>
-          <w:i/>
-          <w:iCs/>
-          <w:color w:val="8C857B"/>
-          <w:sz w:val="16"/>
-          <w:szCs w:val="16"/>
-        </w:rPr>
-        <w:t xml:space="preserve"> registration and approval</w:t>
+        <w:t>Farmer registration and approval</w:t>
       </w:r>
     </w:p>
     <w:tbl>
@@ -20301,12 +17997,6 @@
         <w:gridCol w:w="9000"/>
       </w:tblGrid>
       <w:tr>
-        <w:tblPrEx>
-          <w:tblCellMar>
-            <w:top w:w="0" w:type="dxa"/>
-            <w:bottom w:w="0" w:type="dxa"/>
-          </w:tblCellMar>
-        </w:tblPrEx>
         <w:trPr>
           <w:cantSplit/>
           <w:tblHeader/>
@@ -20363,12 +18053,6 @@
         </w:tc>
       </w:tr>
       <w:tr>
-        <w:tblPrEx>
-          <w:tblCellMar>
-            <w:top w:w="0" w:type="dxa"/>
-            <w:bottom w:w="0" w:type="dxa"/>
-          </w:tblCellMar>
-        </w:tblPrEx>
         <w:trPr>
           <w:cantSplit/>
         </w:trPr>
@@ -20417,12 +18101,6 @@
         </w:tc>
       </w:tr>
       <w:tr>
-        <w:tblPrEx>
-          <w:tblCellMar>
-            <w:top w:w="0" w:type="dxa"/>
-            <w:bottom w:w="0" w:type="dxa"/>
-          </w:tblCellMar>
-        </w:tblPrEx>
         <w:trPr>
           <w:cantSplit/>
         </w:trPr>
@@ -20473,12 +18151,6 @@
         </w:tc>
       </w:tr>
       <w:tr>
-        <w:tblPrEx>
-          <w:tblCellMar>
-            <w:top w:w="0" w:type="dxa"/>
-            <w:bottom w:w="0" w:type="dxa"/>
-          </w:tblCellMar>
-        </w:tblPrEx>
         <w:trPr>
           <w:cantSplit/>
         </w:trPr>
@@ -20527,12 +18199,6 @@
         </w:tc>
       </w:tr>
       <w:tr>
-        <w:tblPrEx>
-          <w:tblCellMar>
-            <w:top w:w="0" w:type="dxa"/>
-            <w:bottom w:w="0" w:type="dxa"/>
-          </w:tblCellMar>
-        </w:tblPrEx>
         <w:trPr>
           <w:cantSplit/>
         </w:trPr>
@@ -20583,12 +18249,6 @@
         </w:tc>
       </w:tr>
       <w:tr>
-        <w:tblPrEx>
-          <w:tblCellMar>
-            <w:top w:w="0" w:type="dxa"/>
-            <w:bottom w:w="0" w:type="dxa"/>
-          </w:tblCellMar>
-        </w:tblPrEx>
         <w:trPr>
           <w:cantSplit/>
         </w:trPr>
@@ -20637,12 +18297,6 @@
         </w:tc>
       </w:tr>
       <w:tr>
-        <w:tblPrEx>
-          <w:tblCellMar>
-            <w:top w:w="0" w:type="dxa"/>
-            <w:bottom w:w="0" w:type="dxa"/>
-          </w:tblCellMar>
-        </w:tblPrEx>
         <w:trPr>
           <w:cantSplit/>
         </w:trPr>
@@ -20699,14 +18353,9 @@
         <w:keepNext/>
         <w:spacing w:before="320" w:after="60"/>
       </w:pPr>
-      <w:proofErr w:type="gramStart"/>
       <w:r>
         <w:lastRenderedPageBreak/>
-        <w:t>5.6  How</w:t>
-      </w:r>
-      <w:proofErr w:type="gramEnd"/>
-      <w:r>
-        <w:t xml:space="preserve"> a farmer handles a pre-order</w:t>
+        <w:t>5.6  How a farmer handles a pre-order</w:t>
       </w:r>
     </w:p>
     <w:p>
@@ -20790,18 +18439,7 @@
           <w:sz w:val="16"/>
           <w:szCs w:val="16"/>
         </w:rPr>
-        <w:t xml:space="preserve">Figure </w:t>
-      </w:r>
-      <w:proofErr w:type="gramStart"/>
-      <w:r>
-        <w:rPr>
-          <w:b/>
-          <w:bCs/>
-          <w:color w:val="1F3D2B"/>
-          <w:sz w:val="16"/>
-          <w:szCs w:val="16"/>
-        </w:rPr>
-        <w:t xml:space="preserve">8  </w:t>
+        <w:t xml:space="preserve">Figure 8  </w:t>
       </w:r>
       <w:r>
         <w:rPr>
@@ -20811,18 +18449,7 @@
           <w:sz w:val="16"/>
           <w:szCs w:val="16"/>
         </w:rPr>
-        <w:t>How</w:t>
-      </w:r>
-      <w:proofErr w:type="gramEnd"/>
-      <w:r>
-        <w:rPr>
-          <w:i/>
-          <w:iCs/>
-          <w:color w:val="8C857B"/>
-          <w:sz w:val="16"/>
-          <w:szCs w:val="16"/>
-        </w:rPr>
-        <w:t xml:space="preserve"> a farmer handles a pre-order</w:t>
+        <w:t>How a farmer handles a pre-order</w:t>
       </w:r>
     </w:p>
     <w:tbl>
@@ -20848,12 +18475,6 @@
         <w:gridCol w:w="9000"/>
       </w:tblGrid>
       <w:tr>
-        <w:tblPrEx>
-          <w:tblCellMar>
-            <w:top w:w="0" w:type="dxa"/>
-            <w:bottom w:w="0" w:type="dxa"/>
-          </w:tblCellMar>
-        </w:tblPrEx>
         <w:trPr>
           <w:cantSplit/>
           <w:tblHeader/>
@@ -20910,12 +18531,6 @@
         </w:tc>
       </w:tr>
       <w:tr>
-        <w:tblPrEx>
-          <w:tblCellMar>
-            <w:top w:w="0" w:type="dxa"/>
-            <w:bottom w:w="0" w:type="dxa"/>
-          </w:tblCellMar>
-        </w:tblPrEx>
         <w:trPr>
           <w:cantSplit/>
         </w:trPr>
@@ -20964,12 +18579,6 @@
         </w:tc>
       </w:tr>
       <w:tr>
-        <w:tblPrEx>
-          <w:tblCellMar>
-            <w:top w:w="0" w:type="dxa"/>
-            <w:bottom w:w="0" w:type="dxa"/>
-          </w:tblCellMar>
-        </w:tblPrEx>
         <w:trPr>
           <w:cantSplit/>
         </w:trPr>
@@ -21020,12 +18629,6 @@
         </w:tc>
       </w:tr>
       <w:tr>
-        <w:tblPrEx>
-          <w:tblCellMar>
-            <w:top w:w="0" w:type="dxa"/>
-            <w:bottom w:w="0" w:type="dxa"/>
-          </w:tblCellMar>
-        </w:tblPrEx>
         <w:trPr>
           <w:cantSplit/>
         </w:trPr>
@@ -21074,12 +18677,6 @@
         </w:tc>
       </w:tr>
       <w:tr>
-        <w:tblPrEx>
-          <w:tblCellMar>
-            <w:top w:w="0" w:type="dxa"/>
-            <w:bottom w:w="0" w:type="dxa"/>
-          </w:tblCellMar>
-        </w:tblPrEx>
         <w:trPr>
           <w:cantSplit/>
         </w:trPr>
@@ -21119,32 +18716,17 @@
             </w:tcMar>
           </w:tcPr>
           <w:p>
-            <w:proofErr w:type="gramStart"/>
-            <w:r>
-              <w:rPr>
-                <w:sz w:val="18"/>
-                <w:szCs w:val="18"/>
-              </w:rPr>
-              <w:t>Otherwise</w:t>
-            </w:r>
-            <w:proofErr w:type="gramEnd"/>
-            <w:r>
-              <w:rPr>
-                <w:sz w:val="18"/>
-                <w:szCs w:val="18"/>
-              </w:rPr>
-              <w:t xml:space="preserve"> the farmer packs the order and presses Ready; the customer is told.</w:t>
-            </w:r>
-          </w:p>
-        </w:tc>
-      </w:tr>
-      <w:tr>
-        <w:tblPrEx>
-          <w:tblCellMar>
-            <w:top w:w="0" w:type="dxa"/>
-            <w:bottom w:w="0" w:type="dxa"/>
-          </w:tblCellMar>
-        </w:tblPrEx>
+            <w:r>
+              <w:rPr>
+                <w:sz w:val="18"/>
+                <w:szCs w:val="18"/>
+              </w:rPr>
+              <w:t>Otherwise the farmer packs the order and presses Ready; the customer is told.</w:t>
+            </w:r>
+          </w:p>
+        </w:tc>
+      </w:tr>
+      <w:tr>
         <w:trPr>
           <w:cantSplit/>
         </w:trPr>
@@ -21193,12 +18775,6 @@
         </w:tc>
       </w:tr>
       <w:tr>
-        <w:tblPrEx>
-          <w:tblCellMar>
-            <w:top w:w="0" w:type="dxa"/>
-            <w:bottom w:w="0" w:type="dxa"/>
-          </w:tblCellMar>
-        </w:tblPrEx>
         <w:trPr>
           <w:cantSplit/>
         </w:trPr>
@@ -21243,23 +18819,7 @@
                 <w:sz w:val="18"/>
                 <w:szCs w:val="18"/>
               </w:rPr>
-              <w:t xml:space="preserve">The customer is </w:t>
-            </w:r>
-            <w:proofErr w:type="gramStart"/>
-            <w:r>
-              <w:rPr>
-                <w:sz w:val="18"/>
-                <w:szCs w:val="18"/>
-              </w:rPr>
-              <w:t>asked</w:t>
-            </w:r>
-            <w:proofErr w:type="gramEnd"/>
-            <w:r>
-              <w:rPr>
-                <w:sz w:val="18"/>
-                <w:szCs w:val="18"/>
-              </w:rPr>
-              <w:t xml:space="preserve"> "Did you receive your order?" (Figure 9).</w:t>
+              <w:t>The customer is asked "Did you receive your order?" (Figure 9).</w:t>
             </w:r>
           </w:p>
         </w:tc>
@@ -21271,14 +18831,9 @@
         <w:keepNext/>
         <w:spacing w:before="320" w:after="60"/>
       </w:pPr>
-      <w:proofErr w:type="gramStart"/>
       <w:r>
         <w:lastRenderedPageBreak/>
-        <w:t>5.7  Receipt</w:t>
-      </w:r>
-      <w:proofErr w:type="gramEnd"/>
-      <w:r>
-        <w:t xml:space="preserve"> confirmation and review</w:t>
+        <w:t>5.7  Receipt confirmation and review</w:t>
       </w:r>
     </w:p>
     <w:p>
@@ -21362,18 +18917,7 @@
           <w:sz w:val="16"/>
           <w:szCs w:val="16"/>
         </w:rPr>
-        <w:t xml:space="preserve">Figure </w:t>
-      </w:r>
-      <w:proofErr w:type="gramStart"/>
-      <w:r>
-        <w:rPr>
-          <w:b/>
-          <w:bCs/>
-          <w:color w:val="1F3D2B"/>
-          <w:sz w:val="16"/>
-          <w:szCs w:val="16"/>
-        </w:rPr>
-        <w:t xml:space="preserve">9  </w:t>
+        <w:t xml:space="preserve">Figure 9  </w:t>
       </w:r>
       <w:r>
         <w:rPr>
@@ -21383,18 +18927,7 @@
           <w:sz w:val="16"/>
           <w:szCs w:val="16"/>
         </w:rPr>
-        <w:t>Receipt</w:t>
-      </w:r>
-      <w:proofErr w:type="gramEnd"/>
-      <w:r>
-        <w:rPr>
-          <w:i/>
-          <w:iCs/>
-          <w:color w:val="8C857B"/>
-          <w:sz w:val="16"/>
-          <w:szCs w:val="16"/>
-        </w:rPr>
-        <w:t xml:space="preserve"> confirmation and review</w:t>
+        <w:t>Receipt confirmation and review</w:t>
       </w:r>
     </w:p>
     <w:tbl>
@@ -21420,12 +18953,6 @@
         <w:gridCol w:w="9000"/>
       </w:tblGrid>
       <w:tr>
-        <w:tblPrEx>
-          <w:tblCellMar>
-            <w:top w:w="0" w:type="dxa"/>
-            <w:bottom w:w="0" w:type="dxa"/>
-          </w:tblCellMar>
-        </w:tblPrEx>
         <w:trPr>
           <w:cantSplit/>
           <w:tblHeader/>
@@ -21482,12 +19009,6 @@
         </w:tc>
       </w:tr>
       <w:tr>
-        <w:tblPrEx>
-          <w:tblCellMar>
-            <w:top w:w="0" w:type="dxa"/>
-            <w:bottom w:w="0" w:type="dxa"/>
-          </w:tblCellMar>
-        </w:tblPrEx>
         <w:trPr>
           <w:cantSplit/>
         </w:trPr>
@@ -21530,34 +19051,12 @@
                 <w:sz w:val="18"/>
                 <w:szCs w:val="18"/>
               </w:rPr>
-              <w:t xml:space="preserve">The customer receives a notification and an e-mail </w:t>
-            </w:r>
-            <w:proofErr w:type="gramStart"/>
-            <w:r>
-              <w:rPr>
-                <w:sz w:val="18"/>
-                <w:szCs w:val="18"/>
-              </w:rPr>
-              <w:t>asking</w:t>
-            </w:r>
-            <w:proofErr w:type="gramEnd"/>
-            <w:r>
-              <w:rPr>
-                <w:sz w:val="18"/>
-                <w:szCs w:val="18"/>
-              </w:rPr>
-              <w:t xml:space="preserve"> "Did you receive pre-order ML-…?".</w:t>
-            </w:r>
-          </w:p>
-        </w:tc>
-      </w:tr>
-      <w:tr>
-        <w:tblPrEx>
-          <w:tblCellMar>
-            <w:top w:w="0" w:type="dxa"/>
-            <w:bottom w:w="0" w:type="dxa"/>
-          </w:tblCellMar>
-        </w:tblPrEx>
+              <w:t>The customer receives a notification and an e-mail asking "Did you receive pre-order ML-…?".</w:t>
+            </w:r>
+          </w:p>
+        </w:tc>
+      </w:tr>
+      <w:tr>
         <w:trPr>
           <w:cantSplit/>
         </w:trPr>
@@ -21608,12 +19107,6 @@
         </w:tc>
       </w:tr>
       <w:tr>
-        <w:tblPrEx>
-          <w:tblCellMar>
-            <w:top w:w="0" w:type="dxa"/>
-            <w:bottom w:w="0" w:type="dxa"/>
-          </w:tblCellMar>
-        </w:tblPrEx>
         <w:trPr>
           <w:cantSplit/>
         </w:trPr>
@@ -21662,12 +19155,6 @@
         </w:tc>
       </w:tr>
       <w:tr>
-        <w:tblPrEx>
-          <w:tblCellMar>
-            <w:top w:w="0" w:type="dxa"/>
-            <w:bottom w:w="0" w:type="dxa"/>
-          </w:tblCellMar>
-        </w:tblPrEx>
         <w:trPr>
           <w:cantSplit/>
         </w:trPr>
@@ -21718,12 +19205,6 @@
         </w:tc>
       </w:tr>
       <w:tr>
-        <w:tblPrEx>
-          <w:tblCellMar>
-            <w:top w:w="0" w:type="dxa"/>
-            <w:bottom w:w="0" w:type="dxa"/>
-          </w:tblCellMar>
-        </w:tblPrEx>
         <w:trPr>
           <w:cantSplit/>
         </w:trPr>
@@ -21766,23 +19247,7 @@
                 <w:sz w:val="18"/>
                 <w:szCs w:val="18"/>
               </w:rPr>
-              <w:t xml:space="preserve">Yes: the farmer rating is </w:t>
-            </w:r>
-            <w:proofErr w:type="gramStart"/>
-            <w:r>
-              <w:rPr>
-                <w:sz w:val="18"/>
-                <w:szCs w:val="18"/>
-              </w:rPr>
-              <w:t>updated</w:t>
-            </w:r>
-            <w:proofErr w:type="gramEnd"/>
-            <w:r>
-              <w:rPr>
-                <w:sz w:val="18"/>
-                <w:szCs w:val="18"/>
-              </w:rPr>
-              <w:t xml:space="preserve"> and the review is shown as a verified purchase. No: the team follows up.</w:t>
+              <w:t>Yes: the farmer rating is updated and the review is shown as a verified purchase. No: the team follows up.</w:t>
             </w:r>
           </w:p>
         </w:tc>
@@ -21794,14 +19259,9 @@
         <w:keepNext/>
         <w:spacing w:before="320" w:after="60"/>
       </w:pPr>
-      <w:proofErr w:type="gramStart"/>
       <w:r>
         <w:lastRenderedPageBreak/>
-        <w:t>5.8  How</w:t>
-      </w:r>
-      <w:proofErr w:type="gramEnd"/>
-      <w:r>
-        <w:t xml:space="preserve"> the assistant answers a question</w:t>
+        <w:t>5.8  How the assistant answers a question</w:t>
       </w:r>
     </w:p>
     <w:p>
@@ -21885,18 +19345,7 @@
           <w:sz w:val="16"/>
           <w:szCs w:val="16"/>
         </w:rPr>
-        <w:t xml:space="preserve">Figure </w:t>
-      </w:r>
-      <w:proofErr w:type="gramStart"/>
-      <w:r>
-        <w:rPr>
-          <w:b/>
-          <w:bCs/>
-          <w:color w:val="1F3D2B"/>
-          <w:sz w:val="16"/>
-          <w:szCs w:val="16"/>
-        </w:rPr>
-        <w:t xml:space="preserve">10  </w:t>
+        <w:t xml:space="preserve">Figure 10  </w:t>
       </w:r>
       <w:r>
         <w:rPr>
@@ -21906,18 +19355,7 @@
           <w:sz w:val="16"/>
           <w:szCs w:val="16"/>
         </w:rPr>
-        <w:t>How</w:t>
-      </w:r>
-      <w:proofErr w:type="gramEnd"/>
-      <w:r>
-        <w:rPr>
-          <w:i/>
-          <w:iCs/>
-          <w:color w:val="8C857B"/>
-          <w:sz w:val="16"/>
-          <w:szCs w:val="16"/>
-        </w:rPr>
-        <w:t xml:space="preserve"> the assistant answers a question</w:t>
+        <w:t>How the assistant answers a question</w:t>
       </w:r>
     </w:p>
     <w:tbl>
@@ -21943,12 +19381,6 @@
         <w:gridCol w:w="9000"/>
       </w:tblGrid>
       <w:tr>
-        <w:tblPrEx>
-          <w:tblCellMar>
-            <w:top w:w="0" w:type="dxa"/>
-            <w:bottom w:w="0" w:type="dxa"/>
-          </w:tblCellMar>
-        </w:tblPrEx>
         <w:trPr>
           <w:cantSplit/>
           <w:tblHeader/>
@@ -22005,12 +19437,6 @@
         </w:tc>
       </w:tr>
       <w:tr>
-        <w:tblPrEx>
-          <w:tblCellMar>
-            <w:top w:w="0" w:type="dxa"/>
-            <w:bottom w:w="0" w:type="dxa"/>
-          </w:tblCellMar>
-        </w:tblPrEx>
         <w:trPr>
           <w:cantSplit/>
         </w:trPr>
@@ -22059,12 +19485,6 @@
         </w:tc>
       </w:tr>
       <w:tr>
-        <w:tblPrEx>
-          <w:tblCellMar>
-            <w:top w:w="0" w:type="dxa"/>
-            <w:bottom w:w="0" w:type="dxa"/>
-          </w:tblCellMar>
-        </w:tblPrEx>
         <w:trPr>
           <w:cantSplit/>
         </w:trPr>
@@ -22115,12 +19535,6 @@
         </w:tc>
       </w:tr>
       <w:tr>
-        <w:tblPrEx>
-          <w:tblCellMar>
-            <w:top w:w="0" w:type="dxa"/>
-            <w:bottom w:w="0" w:type="dxa"/>
-          </w:tblCellMar>
-        </w:tblPrEx>
         <w:trPr>
           <w:cantSplit/>
         </w:trPr>
@@ -22178,12 +19592,6 @@
         </w:tc>
       </w:tr>
       <w:tr>
-        <w:tblPrEx>
-          <w:tblCellMar>
-            <w:top w:w="0" w:type="dxa"/>
-            <w:bottom w:w="0" w:type="dxa"/>
-          </w:tblCellMar>
-        </w:tblPrEx>
         <w:trPr>
           <w:cantSplit/>
         </w:trPr>
@@ -22234,12 +19642,6 @@
         </w:tc>
       </w:tr>
       <w:tr>
-        <w:tblPrEx>
-          <w:tblCellMar>
-            <w:top w:w="0" w:type="dxa"/>
-            <w:bottom w:w="0" w:type="dxa"/>
-          </w:tblCellMar>
-        </w:tblPrEx>
         <w:trPr>
           <w:cantSplit/>
         </w:trPr>
@@ -22288,12 +19690,6 @@
         </w:tc>
       </w:tr>
       <w:tr>
-        <w:tblPrEx>
-          <w:tblCellMar>
-            <w:top w:w="0" w:type="dxa"/>
-            <w:bottom w:w="0" w:type="dxa"/>
-          </w:tblCellMar>
-        </w:tblPrEx>
         <w:trPr>
           <w:cantSplit/>
         </w:trPr>
@@ -22333,21 +19729,12 @@
             </w:tcMar>
           </w:tcPr>
           <w:p>
-            <w:proofErr w:type="gramStart"/>
-            <w:r>
-              <w:rPr>
-                <w:sz w:val="18"/>
-                <w:szCs w:val="18"/>
-              </w:rPr>
-              <w:t>Writes</w:t>
-            </w:r>
-            <w:proofErr w:type="gramEnd"/>
-            <w:r>
-              <w:rPr>
-                <w:sz w:val="18"/>
-                <w:szCs w:val="18"/>
-              </w:rPr>
-              <w:t xml:space="preserve"> the answer in the site language, with cards and suggestions.</w:t>
+            <w:r>
+              <w:rPr>
+                <w:sz w:val="18"/>
+                <w:szCs w:val="18"/>
+              </w:rPr>
+              <w:t>Writes the answer in the site language, with cards and suggestions.</w:t>
             </w:r>
           </w:p>
         </w:tc>
@@ -22379,12 +19766,6 @@
         <w:gridCol w:w="9900"/>
       </w:tblGrid>
       <w:tr>
-        <w:tblPrEx>
-          <w:tblCellMar>
-            <w:top w:w="0" w:type="dxa"/>
-            <w:bottom w:w="0" w:type="dxa"/>
-          </w:tblCellMar>
-        </w:tblPrEx>
         <w:tc>
           <w:tcPr>
             <w:tcW w:w="9900" w:type="dxa"/>
@@ -22502,12 +19883,6 @@
         <w:gridCol w:w="2475"/>
       </w:tblGrid>
       <w:tr>
-        <w:tblPrEx>
-          <w:tblCellMar>
-            <w:top w:w="0" w:type="dxa"/>
-            <w:bottom w:w="0" w:type="dxa"/>
-          </w:tblCellMar>
-        </w:tblPrEx>
         <w:tc>
           <w:tcPr>
             <w:tcW w:w="2475" w:type="dxa"/>
@@ -22681,13 +20056,8 @@
         <w:keepNext/>
         <w:spacing w:before="320" w:after="60"/>
       </w:pPr>
-      <w:proofErr w:type="gramStart"/>
       <w:r>
-        <w:t>6.1  Test</w:t>
-      </w:r>
-      <w:proofErr w:type="gramEnd"/>
-      <w:r>
-        <w:t xml:space="preserve"> data used in the project</w:t>
+        <w:t>6.1  Test data used in the project</w:t>
       </w:r>
     </w:p>
     <w:p>
@@ -22743,12 +20113,6 @@
         <w:gridCol w:w="1100"/>
       </w:tblGrid>
       <w:tr>
-        <w:tblPrEx>
-          <w:tblCellMar>
-            <w:top w:w="0" w:type="dxa"/>
-            <w:bottom w:w="0" w:type="dxa"/>
-          </w:tblCellMar>
-        </w:tblPrEx>
         <w:trPr>
           <w:cantSplit/>
           <w:tblHeader/>
@@ -22905,12 +20269,6 @@
         </w:tc>
       </w:tr>
       <w:tr>
-        <w:tblPrEx>
-          <w:tblCellMar>
-            <w:top w:w="0" w:type="dxa"/>
-            <w:bottom w:w="0" w:type="dxa"/>
-          </w:tblCellMar>
-        </w:tblPrEx>
         <w:trPr>
           <w:cantSplit/>
         </w:trPr>
@@ -23039,12 +20397,6 @@
         </w:tc>
       </w:tr>
       <w:tr>
-        <w:tblPrEx>
-          <w:tblCellMar>
-            <w:top w:w="0" w:type="dxa"/>
-            <w:bottom w:w="0" w:type="dxa"/>
-          </w:tblCellMar>
-        </w:tblPrEx>
         <w:trPr>
           <w:cantSplit/>
         </w:trPr>
@@ -23179,12 +20531,6 @@
         </w:tc>
       </w:tr>
       <w:tr>
-        <w:tblPrEx>
-          <w:tblCellMar>
-            <w:top w:w="0" w:type="dxa"/>
-            <w:bottom w:w="0" w:type="dxa"/>
-          </w:tblCellMar>
-        </w:tblPrEx>
         <w:trPr>
           <w:cantSplit/>
         </w:trPr>
@@ -23313,12 +20659,6 @@
         </w:tc>
       </w:tr>
       <w:tr>
-        <w:tblPrEx>
-          <w:tblCellMar>
-            <w:top w:w="0" w:type="dxa"/>
-            <w:bottom w:w="0" w:type="dxa"/>
-          </w:tblCellMar>
-        </w:tblPrEx>
         <w:trPr>
           <w:cantSplit/>
         </w:trPr>
@@ -23453,12 +20793,6 @@
         </w:tc>
       </w:tr>
       <w:tr>
-        <w:tblPrEx>
-          <w:tblCellMar>
-            <w:top w:w="0" w:type="dxa"/>
-            <w:bottom w:w="0" w:type="dxa"/>
-          </w:tblCellMar>
-        </w:tblPrEx>
         <w:trPr>
           <w:cantSplit/>
         </w:trPr>
@@ -23587,12 +20921,6 @@
         </w:tc>
       </w:tr>
       <w:tr>
-        <w:tblPrEx>
-          <w:tblCellMar>
-            <w:top w:w="0" w:type="dxa"/>
-            <w:bottom w:w="0" w:type="dxa"/>
-          </w:tblCellMar>
-        </w:tblPrEx>
         <w:trPr>
           <w:cantSplit/>
         </w:trPr>
@@ -23727,12 +21055,6 @@
         </w:tc>
       </w:tr>
       <w:tr>
-        <w:tblPrEx>
-          <w:tblCellMar>
-            <w:top w:w="0" w:type="dxa"/>
-            <w:bottom w:w="0" w:type="dxa"/>
-          </w:tblCellMar>
-        </w:tblPrEx>
         <w:trPr>
           <w:cantSplit/>
         </w:trPr>
@@ -23861,12 +21183,6 @@
         </w:tc>
       </w:tr>
       <w:tr>
-        <w:tblPrEx>
-          <w:tblCellMar>
-            <w:top w:w="0" w:type="dxa"/>
-            <w:bottom w:w="0" w:type="dxa"/>
-          </w:tblCellMar>
-        </w:tblPrEx>
         <w:trPr>
           <w:cantSplit/>
         </w:trPr>
@@ -24001,12 +21317,6 @@
         </w:tc>
       </w:tr>
       <w:tr>
-        <w:tblPrEx>
-          <w:tblCellMar>
-            <w:top w:w="0" w:type="dxa"/>
-            <w:bottom w:w="0" w:type="dxa"/>
-          </w:tblCellMar>
-        </w:tblPrEx>
         <w:trPr>
           <w:cantSplit/>
         </w:trPr>
@@ -24135,12 +21445,6 @@
         </w:tc>
       </w:tr>
       <w:tr>
-        <w:tblPrEx>
-          <w:tblCellMar>
-            <w:top w:w="0" w:type="dxa"/>
-            <w:bottom w:w="0" w:type="dxa"/>
-          </w:tblCellMar>
-        </w:tblPrEx>
         <w:trPr>
           <w:cantSplit/>
         </w:trPr>
@@ -24284,12 +21588,6 @@
         </w:tc>
       </w:tr>
       <w:tr>
-        <w:tblPrEx>
-          <w:tblCellMar>
-            <w:top w:w="0" w:type="dxa"/>
-            <w:bottom w:w="0" w:type="dxa"/>
-          </w:tblCellMar>
-        </w:tblPrEx>
         <w:trPr>
           <w:cantSplit/>
         </w:trPr>
@@ -24418,12 +21716,6 @@
         </w:tc>
       </w:tr>
       <w:tr>
-        <w:tblPrEx>
-          <w:tblCellMar>
-            <w:top w:w="0" w:type="dxa"/>
-            <w:bottom w:w="0" w:type="dxa"/>
-          </w:tblCellMar>
-        </w:tblPrEx>
         <w:trPr>
           <w:cantSplit/>
         </w:trPr>
@@ -24565,13 +21857,8 @@
         <w:keepNext/>
         <w:spacing w:before="320" w:after="60"/>
       </w:pPr>
-      <w:proofErr w:type="gramStart"/>
       <w:r>
-        <w:t>6.2  Round</w:t>
-      </w:r>
-      <w:proofErr w:type="gramEnd"/>
-      <w:r>
-        <w:t>-by-round delivery</w:t>
+        <w:t>6.2  Round-by-round delivery</w:t>
       </w:r>
     </w:p>
     <w:p>
@@ -24616,12 +21903,6 @@
         <w:gridCol w:w="2400"/>
       </w:tblGrid>
       <w:tr>
-        <w:tblPrEx>
-          <w:tblCellMar>
-            <w:top w:w="0" w:type="dxa"/>
-            <w:bottom w:w="0" w:type="dxa"/>
-          </w:tblCellMar>
-        </w:tblPrEx>
         <w:trPr>
           <w:cantSplit/>
           <w:tblHeader/>
@@ -24703,12 +21984,6 @@
         </w:tc>
       </w:tr>
       <w:tr>
-        <w:tblPrEx>
-          <w:tblCellMar>
-            <w:top w:w="0" w:type="dxa"/>
-            <w:bottom w:w="0" w:type="dxa"/>
-          </w:tblCellMar>
-        </w:tblPrEx>
         <w:trPr>
           <w:cantSplit/>
         </w:trPr>
@@ -24793,12 +22068,6 @@
         </w:tc>
       </w:tr>
       <w:tr>
-        <w:tblPrEx>
-          <w:tblCellMar>
-            <w:top w:w="0" w:type="dxa"/>
-            <w:bottom w:w="0" w:type="dxa"/>
-          </w:tblCellMar>
-        </w:tblPrEx>
         <w:trPr>
           <w:cantSplit/>
         </w:trPr>
@@ -24870,12 +22139,6 @@
         </w:tc>
       </w:tr>
       <w:tr>
-        <w:tblPrEx>
-          <w:tblCellMar>
-            <w:top w:w="0" w:type="dxa"/>
-            <w:bottom w:w="0" w:type="dxa"/>
-          </w:tblCellMar>
-        </w:tblPrEx>
         <w:trPr>
           <w:cantSplit/>
         </w:trPr>
@@ -24938,27 +22201,12 @@
                 <w:sz w:val="18"/>
                 <w:szCs w:val="18"/>
               </w:rPr>
-              <w:t xml:space="preserve">112 </w:t>
-            </w:r>
-            <w:proofErr w:type="gramStart"/>
-            <w:r>
-              <w:rPr>
-                <w:sz w:val="18"/>
-                <w:szCs w:val="18"/>
-              </w:rPr>
-              <w:t>browser</w:t>
-            </w:r>
-            <w:proofErr w:type="gramEnd"/>
-          </w:p>
-        </w:tc>
-      </w:tr>
-      <w:tr>
-        <w:tblPrEx>
-          <w:tblCellMar>
-            <w:top w:w="0" w:type="dxa"/>
-            <w:bottom w:w="0" w:type="dxa"/>
-          </w:tblCellMar>
-        </w:tblPrEx>
+              <w:t>112 browser</w:t>
+            </w:r>
+          </w:p>
+        </w:tc>
+      </w:tr>
+      <w:tr>
         <w:trPr>
           <w:cantSplit/>
         </w:trPr>
@@ -25030,12 +22278,6 @@
         </w:tc>
       </w:tr>
       <w:tr>
-        <w:tblPrEx>
-          <w:tblCellMar>
-            <w:top w:w="0" w:type="dxa"/>
-            <w:bottom w:w="0" w:type="dxa"/>
-          </w:tblCellMar>
-        </w:tblPrEx>
         <w:trPr>
           <w:cantSplit/>
         </w:trPr>
@@ -25120,12 +22362,6 @@
         </w:tc>
       </w:tr>
       <w:tr>
-        <w:tblPrEx>
-          <w:tblCellMar>
-            <w:top w:w="0" w:type="dxa"/>
-            <w:bottom w:w="0" w:type="dxa"/>
-          </w:tblCellMar>
-        </w:tblPrEx>
         <w:trPr>
           <w:cantSplit/>
         </w:trPr>
@@ -25197,12 +22433,6 @@
         </w:tc>
       </w:tr>
       <w:tr>
-        <w:tblPrEx>
-          <w:tblCellMar>
-            <w:top w:w="0" w:type="dxa"/>
-            <w:bottom w:w="0" w:type="dxa"/>
-          </w:tblCellMar>
-        </w:tblPrEx>
         <w:trPr>
           <w:cantSplit/>
         </w:trPr>
@@ -25271,12 +22501,6 @@
         </w:tc>
       </w:tr>
       <w:tr>
-        <w:tblPrEx>
-          <w:tblCellMar>
-            <w:top w:w="0" w:type="dxa"/>
-            <w:bottom w:w="0" w:type="dxa"/>
-          </w:tblCellMar>
-        </w:tblPrEx>
         <w:trPr>
           <w:cantSplit/>
         </w:trPr>
@@ -25342,27 +22566,12 @@
                 <w:sz w:val="18"/>
                 <w:szCs w:val="18"/>
               </w:rPr>
-              <w:t xml:space="preserve">60 </w:t>
-            </w:r>
-            <w:proofErr w:type="gramStart"/>
-            <w:r>
-              <w:rPr>
-                <w:sz w:val="18"/>
-                <w:szCs w:val="18"/>
-              </w:rPr>
-              <w:t>browser</w:t>
-            </w:r>
-            <w:proofErr w:type="gramEnd"/>
-          </w:p>
-        </w:tc>
-      </w:tr>
-      <w:tr>
-        <w:tblPrEx>
-          <w:tblCellMar>
-            <w:top w:w="0" w:type="dxa"/>
-            <w:bottom w:w="0" w:type="dxa"/>
-          </w:tblCellMar>
-        </w:tblPrEx>
+              <w:t>60 browser</w:t>
+            </w:r>
+          </w:p>
+        </w:tc>
+      </w:tr>
+      <w:tr>
         <w:trPr>
           <w:cantSplit/>
         </w:trPr>
@@ -25425,27 +22634,12 @@
                 <w:sz w:val="18"/>
                 <w:szCs w:val="18"/>
               </w:rPr>
-              <w:t xml:space="preserve">88 </w:t>
-            </w:r>
-            <w:proofErr w:type="gramStart"/>
-            <w:r>
-              <w:rPr>
-                <w:sz w:val="18"/>
-                <w:szCs w:val="18"/>
-              </w:rPr>
-              <w:t>browser</w:t>
-            </w:r>
-            <w:proofErr w:type="gramEnd"/>
-          </w:p>
-        </w:tc>
-      </w:tr>
-      <w:tr>
-        <w:tblPrEx>
-          <w:tblCellMar>
-            <w:top w:w="0" w:type="dxa"/>
-            <w:bottom w:w="0" w:type="dxa"/>
-          </w:tblCellMar>
-        </w:tblPrEx>
+              <w:t>88 browser</w:t>
+            </w:r>
+          </w:p>
+        </w:tc>
+      </w:tr>
+      <w:tr>
         <w:trPr>
           <w:cantSplit/>
         </w:trPr>
@@ -25527,27 +22721,12 @@
                 <w:sz w:val="18"/>
                 <w:szCs w:val="18"/>
               </w:rPr>
-              <w:t xml:space="preserve">136 </w:t>
-            </w:r>
-            <w:proofErr w:type="gramStart"/>
-            <w:r>
-              <w:rPr>
-                <w:sz w:val="18"/>
-                <w:szCs w:val="18"/>
-              </w:rPr>
-              <w:t>browser</w:t>
-            </w:r>
-            <w:proofErr w:type="gramEnd"/>
-          </w:p>
-        </w:tc>
-      </w:tr>
-      <w:tr>
-        <w:tblPrEx>
-          <w:tblCellMar>
-            <w:top w:w="0" w:type="dxa"/>
-            <w:bottom w:w="0" w:type="dxa"/>
-          </w:tblCellMar>
-        </w:tblPrEx>
+              <w:t>136 browser</w:t>
+            </w:r>
+          </w:p>
+        </w:tc>
+      </w:tr>
+      <w:tr>
         <w:trPr>
           <w:cantSplit/>
         </w:trPr>
@@ -25616,12 +22795,6 @@
         </w:tc>
       </w:tr>
       <w:tr>
-        <w:tblPrEx>
-          <w:tblCellMar>
-            <w:top w:w="0" w:type="dxa"/>
-            <w:bottom w:w="0" w:type="dxa"/>
-          </w:tblCellMar>
-        </w:tblPrEx>
         <w:trPr>
           <w:cantSplit/>
         </w:trPr>
@@ -25699,13 +22872,8 @@
         <w:keepNext/>
         <w:spacing w:before="320" w:after="60"/>
       </w:pPr>
-      <w:proofErr w:type="gramStart"/>
       <w:r>
-        <w:t>6.3  Testing</w:t>
-      </w:r>
-      <w:proofErr w:type="gramEnd"/>
-      <w:r>
-        <w:t xml:space="preserve"> results</w:t>
+        <w:t>6.3  Testing results</w:t>
       </w:r>
     </w:p>
     <w:p>
@@ -25751,12 +22919,6 @@
         <w:gridCol w:w="1100"/>
       </w:tblGrid>
       <w:tr>
-        <w:tblPrEx>
-          <w:tblCellMar>
-            <w:top w:w="0" w:type="dxa"/>
-            <w:bottom w:w="0" w:type="dxa"/>
-          </w:tblCellMar>
-        </w:tblPrEx>
         <w:trPr>
           <w:cantSplit/>
           <w:tblHeader/>
@@ -25863,12 +23025,6 @@
         </w:tc>
       </w:tr>
       <w:tr>
-        <w:tblPrEx>
-          <w:tblCellMar>
-            <w:top w:w="0" w:type="dxa"/>
-            <w:bottom w:w="0" w:type="dxa"/>
-          </w:tblCellMar>
-        </w:tblPrEx>
         <w:trPr>
           <w:cantSplit/>
         </w:trPr>
@@ -25973,12 +23129,6 @@
         </w:tc>
       </w:tr>
       <w:tr>
-        <w:tblPrEx>
-          <w:tblCellMar>
-            <w:top w:w="0" w:type="dxa"/>
-            <w:bottom w:w="0" w:type="dxa"/>
-          </w:tblCellMar>
-        </w:tblPrEx>
         <w:trPr>
           <w:cantSplit/>
         </w:trPr>
@@ -26071,12 +23221,6 @@
         </w:tc>
       </w:tr>
       <w:tr>
-        <w:tblPrEx>
-          <w:tblCellMar>
-            <w:top w:w="0" w:type="dxa"/>
-            <w:bottom w:w="0" w:type="dxa"/>
-          </w:tblCellMar>
-        </w:tblPrEx>
         <w:trPr>
           <w:cantSplit/>
         </w:trPr>
@@ -26165,12 +23309,6 @@
         </w:tc>
       </w:tr>
       <w:tr>
-        <w:tblPrEx>
-          <w:tblCellMar>
-            <w:top w:w="0" w:type="dxa"/>
-            <w:bottom w:w="0" w:type="dxa"/>
-          </w:tblCellMar>
-        </w:tblPrEx>
         <w:trPr>
           <w:cantSplit/>
         </w:trPr>
@@ -26265,12 +23403,6 @@
         </w:tc>
       </w:tr>
       <w:tr>
-        <w:tblPrEx>
-          <w:tblCellMar>
-            <w:top w:w="0" w:type="dxa"/>
-            <w:bottom w:w="0" w:type="dxa"/>
-          </w:tblCellMar>
-        </w:tblPrEx>
         <w:trPr>
           <w:cantSplit/>
         </w:trPr>
@@ -26359,12 +23491,6 @@
         </w:tc>
       </w:tr>
       <w:tr>
-        <w:tblPrEx>
-          <w:tblCellMar>
-            <w:top w:w="0" w:type="dxa"/>
-            <w:bottom w:w="0" w:type="dxa"/>
-          </w:tblCellMar>
-        </w:tblPrEx>
         <w:trPr>
           <w:cantSplit/>
         </w:trPr>
@@ -26457,12 +23583,6 @@
         </w:tc>
       </w:tr>
       <w:tr>
-        <w:tblPrEx>
-          <w:tblCellMar>
-            <w:top w:w="0" w:type="dxa"/>
-            <w:bottom w:w="0" w:type="dxa"/>
-          </w:tblCellMar>
-        </w:tblPrEx>
         <w:trPr>
           <w:cantSplit/>
         </w:trPr>
@@ -26551,12 +23671,6 @@
         </w:tc>
       </w:tr>
       <w:tr>
-        <w:tblPrEx>
-          <w:tblCellMar>
-            <w:top w:w="0" w:type="dxa"/>
-            <w:bottom w:w="0" w:type="dxa"/>
-          </w:tblCellMar>
-        </w:tblPrEx>
         <w:trPr>
           <w:cantSplit/>
         </w:trPr>
@@ -26649,12 +23763,6 @@
         </w:tc>
       </w:tr>
       <w:tr>
-        <w:tblPrEx>
-          <w:tblCellMar>
-            <w:top w:w="0" w:type="dxa"/>
-            <w:bottom w:w="0" w:type="dxa"/>
-          </w:tblCellMar>
-        </w:tblPrEx>
         <w:trPr>
           <w:cantSplit/>
         </w:trPr>
@@ -26743,12 +23851,6 @@
         </w:tc>
       </w:tr>
       <w:tr>
-        <w:tblPrEx>
-          <w:tblCellMar>
-            <w:top w:w="0" w:type="dxa"/>
-            <w:bottom w:w="0" w:type="dxa"/>
-          </w:tblCellMar>
-        </w:tblPrEx>
         <w:trPr>
           <w:cantSplit/>
         </w:trPr>
@@ -26841,12 +23943,6 @@
         </w:tc>
       </w:tr>
       <w:tr>
-        <w:tblPrEx>
-          <w:tblCellMar>
-            <w:top w:w="0" w:type="dxa"/>
-            <w:bottom w:w="0" w:type="dxa"/>
-          </w:tblCellMar>
-        </w:tblPrEx>
         <w:trPr>
           <w:cantSplit/>
         </w:trPr>
@@ -26884,21 +23980,12 @@
             </w:tcMar>
           </w:tcPr>
           <w:p>
-            <w:proofErr w:type="gramStart"/>
-            <w:r>
-              <w:rPr>
-                <w:sz w:val="18"/>
-                <w:szCs w:val="18"/>
-              </w:rPr>
-              <w:t>Buying by</w:t>
-            </w:r>
-            <w:proofErr w:type="gramEnd"/>
-            <w:r>
-              <w:rPr>
-                <w:sz w:val="18"/>
-                <w:szCs w:val="18"/>
-              </w:rPr>
-              <w:t xml:space="preserve"> weight, the same produce at other stalls</w:t>
+            <w:r>
+              <w:rPr>
+                <w:sz w:val="18"/>
+                <w:szCs w:val="18"/>
+              </w:rPr>
+              <w:t>Buying by weight, the same produce at other stalls</w:t>
             </w:r>
           </w:p>
         </w:tc>
@@ -26944,12 +24031,6 @@
         </w:tc>
       </w:tr>
       <w:tr>
-        <w:tblPrEx>
-          <w:tblCellMar>
-            <w:top w:w="0" w:type="dxa"/>
-            <w:bottom w:w="0" w:type="dxa"/>
-          </w:tblCellMar>
-        </w:tblPrEx>
         <w:trPr>
           <w:cantSplit/>
         </w:trPr>
@@ -27064,12 +24145,6 @@
         <w:gridCol w:w="2300"/>
       </w:tblGrid>
       <w:tr>
-        <w:tblPrEx>
-          <w:tblCellMar>
-            <w:top w:w="0" w:type="dxa"/>
-            <w:bottom w:w="0" w:type="dxa"/>
-          </w:tblCellMar>
-        </w:tblPrEx>
         <w:trPr>
           <w:cantSplit/>
           <w:tblHeader/>
@@ -27151,12 +24226,6 @@
         </w:tc>
       </w:tr>
       <w:tr>
-        <w:tblPrEx>
-          <w:tblCellMar>
-            <w:top w:w="0" w:type="dxa"/>
-            <w:bottom w:w="0" w:type="dxa"/>
-          </w:tblCellMar>
-        </w:tblPrEx>
         <w:trPr>
           <w:cantSplit/>
         </w:trPr>
@@ -27225,12 +24294,6 @@
         </w:tc>
       </w:tr>
       <w:tr>
-        <w:tblPrEx>
-          <w:tblCellMar>
-            <w:top w:w="0" w:type="dxa"/>
-            <w:bottom w:w="0" w:type="dxa"/>
-          </w:tblCellMar>
-        </w:tblPrEx>
         <w:trPr>
           <w:cantSplit/>
         </w:trPr>
@@ -27302,12 +24365,6 @@
         </w:tc>
       </w:tr>
       <w:tr>
-        <w:tblPrEx>
-          <w:tblCellMar>
-            <w:top w:w="0" w:type="dxa"/>
-            <w:bottom w:w="0" w:type="dxa"/>
-          </w:tblCellMar>
-        </w:tblPrEx>
         <w:trPr>
           <w:cantSplit/>
         </w:trPr>
@@ -27392,12 +24449,6 @@
         </w:tc>
       </w:tr>
       <w:tr>
-        <w:tblPrEx>
-          <w:tblCellMar>
-            <w:top w:w="0" w:type="dxa"/>
-            <w:bottom w:w="0" w:type="dxa"/>
-          </w:tblCellMar>
-        </w:tblPrEx>
         <w:trPr>
           <w:cantSplit/>
         </w:trPr>
@@ -27469,12 +24520,6 @@
         </w:tc>
       </w:tr>
       <w:tr>
-        <w:tblPrEx>
-          <w:tblCellMar>
-            <w:top w:w="0" w:type="dxa"/>
-            <w:bottom w:w="0" w:type="dxa"/>
-          </w:tblCellMar>
-        </w:tblPrEx>
         <w:trPr>
           <w:cantSplit/>
         </w:trPr>
@@ -27543,12 +24588,6 @@
         </w:tc>
       </w:tr>
       <w:tr>
-        <w:tblPrEx>
-          <w:tblCellMar>
-            <w:top w:w="0" w:type="dxa"/>
-            <w:bottom w:w="0" w:type="dxa"/>
-          </w:tblCellMar>
-        </w:tblPrEx>
         <w:trPr>
           <w:cantSplit/>
         </w:trPr>
@@ -27629,12 +24668,6 @@
         </w:tc>
       </w:tr>
       <w:tr>
-        <w:tblPrEx>
-          <w:tblCellMar>
-            <w:top w:w="0" w:type="dxa"/>
-            <w:bottom w:w="0" w:type="dxa"/>
-          </w:tblCellMar>
-        </w:tblPrEx>
         <w:trPr>
           <w:cantSplit/>
         </w:trPr>
@@ -27774,12 +24807,6 @@
         </w:tc>
       </w:tr>
       <w:tr>
-        <w:tblPrEx>
-          <w:tblCellMar>
-            <w:top w:w="0" w:type="dxa"/>
-            <w:bottom w:w="0" w:type="dxa"/>
-          </w:tblCellMar>
-        </w:tblPrEx>
         <w:trPr>
           <w:cantSplit/>
         </w:trPr>
@@ -27866,13 +24893,8 @@
         <w:keepNext/>
         <w:spacing w:before="320" w:after="60"/>
       </w:pPr>
-      <w:proofErr w:type="gramStart"/>
       <w:r>
-        <w:t>6.4  Defects</w:t>
-      </w:r>
-      <w:proofErr w:type="gramEnd"/>
-      <w:r>
-        <w:t xml:space="preserve"> found and fixed</w:t>
+        <w:t>6.4  Defects found and fixed</w:t>
       </w:r>
     </w:p>
     <w:p>
@@ -27918,12 +24940,6 @@
         <w:gridCol w:w="3500"/>
       </w:tblGrid>
       <w:tr>
-        <w:tblPrEx>
-          <w:tblCellMar>
-            <w:top w:w="0" w:type="dxa"/>
-            <w:bottom w:w="0" w:type="dxa"/>
-          </w:tblCellMar>
-        </w:tblPrEx>
         <w:trPr>
           <w:cantSplit/>
           <w:tblHeader/>
@@ -28030,12 +25046,6 @@
         </w:tc>
       </w:tr>
       <w:tr>
-        <w:tblPrEx>
-          <w:tblCellMar>
-            <w:top w:w="0" w:type="dxa"/>
-            <w:bottom w:w="0" w:type="dxa"/>
-          </w:tblCellMar>
-        </w:tblPrEx>
         <w:trPr>
           <w:cantSplit/>
         </w:trPr>
@@ -28118,34 +25128,12 @@
                 <w:sz w:val="18"/>
                 <w:szCs w:val="18"/>
               </w:rPr>
-              <w:t xml:space="preserve">Phone </w:t>
-            </w:r>
-            <w:proofErr w:type="gramStart"/>
-            <w:r>
-              <w:rPr>
-                <w:sz w:val="18"/>
-                <w:szCs w:val="18"/>
-              </w:rPr>
-              <w:t>box uses</w:t>
-            </w:r>
-            <w:proofErr w:type="gramEnd"/>
-            <w:r>
-              <w:rPr>
-                <w:sz w:val="18"/>
-                <w:szCs w:val="18"/>
-              </w:rPr>
-              <w:t xml:space="preserve"> the typed number until its rules load</w:t>
-            </w:r>
-          </w:p>
-        </w:tc>
-      </w:tr>
-      <w:tr>
-        <w:tblPrEx>
-          <w:tblCellMar>
-            <w:top w:w="0" w:type="dxa"/>
-            <w:bottom w:w="0" w:type="dxa"/>
-          </w:tblCellMar>
-        </w:tblPrEx>
+              <w:t>Phone box uses the typed number until its rules load</w:t>
+            </w:r>
+          </w:p>
+        </w:tc>
+      </w:tr>
+      <w:tr>
         <w:trPr>
           <w:cantSplit/>
         </w:trPr>
@@ -28238,12 +25226,6 @@
         </w:tc>
       </w:tr>
       <w:tr>
-        <w:tblPrEx>
-          <w:tblCellMar>
-            <w:top w:w="0" w:type="dxa"/>
-            <w:bottom w:w="0" w:type="dxa"/>
-          </w:tblCellMar>
-        </w:tblPrEx>
         <w:trPr>
           <w:cantSplit/>
         </w:trPr>
@@ -28332,12 +25314,6 @@
         </w:tc>
       </w:tr>
       <w:tr>
-        <w:tblPrEx>
-          <w:tblCellMar>
-            <w:top w:w="0" w:type="dxa"/>
-            <w:bottom w:w="0" w:type="dxa"/>
-          </w:tblCellMar>
-        </w:tblPrEx>
         <w:trPr>
           <w:cantSplit/>
         </w:trPr>
@@ -28430,12 +25406,6 @@
         </w:tc>
       </w:tr>
       <w:tr>
-        <w:tblPrEx>
-          <w:tblCellMar>
-            <w:top w:w="0" w:type="dxa"/>
-            <w:bottom w:w="0" w:type="dxa"/>
-          </w:tblCellMar>
-        </w:tblPrEx>
         <w:trPr>
           <w:cantSplit/>
         </w:trPr>
@@ -28572,12 +25542,6 @@
         </w:tc>
       </w:tr>
       <w:tr>
-        <w:tblPrEx>
-          <w:tblCellMar>
-            <w:top w:w="0" w:type="dxa"/>
-            <w:bottom w:w="0" w:type="dxa"/>
-          </w:tblCellMar>
-        </w:tblPrEx>
         <w:trPr>
           <w:cantSplit/>
         </w:trPr>
@@ -28670,12 +25634,6 @@
         </w:tc>
       </w:tr>
       <w:tr>
-        <w:tblPrEx>
-          <w:tblCellMar>
-            <w:top w:w="0" w:type="dxa"/>
-            <w:bottom w:w="0" w:type="dxa"/>
-          </w:tblCellMar>
-        </w:tblPrEx>
         <w:trPr>
           <w:cantSplit/>
         </w:trPr>
@@ -28764,12 +25722,6 @@
         </w:tc>
       </w:tr>
       <w:tr>
-        <w:tblPrEx>
-          <w:tblCellMar>
-            <w:top w:w="0" w:type="dxa"/>
-            <w:bottom w:w="0" w:type="dxa"/>
-          </w:tblCellMar>
-        </w:tblPrEx>
         <w:trPr>
           <w:cantSplit/>
         </w:trPr>
@@ -28862,12 +25814,6 @@
         </w:tc>
       </w:tr>
       <w:tr>
-        <w:tblPrEx>
-          <w:tblCellMar>
-            <w:top w:w="0" w:type="dxa"/>
-            <w:bottom w:w="0" w:type="dxa"/>
-          </w:tblCellMar>
-        </w:tblPrEx>
         <w:trPr>
           <w:cantSplit/>
         </w:trPr>
@@ -28956,12 +25902,6 @@
         </w:tc>
       </w:tr>
       <w:tr>
-        <w:tblPrEx>
-          <w:tblCellMar>
-            <w:top w:w="0" w:type="dxa"/>
-            <w:bottom w:w="0" w:type="dxa"/>
-          </w:tblCellMar>
-        </w:tblPrEx>
         <w:trPr>
           <w:cantSplit/>
         </w:trPr>
@@ -29102,12 +26042,6 @@
         </w:tc>
       </w:tr>
       <w:tr>
-        <w:tblPrEx>
-          <w:tblCellMar>
-            <w:top w:w="0" w:type="dxa"/>
-            <w:bottom w:w="0" w:type="dxa"/>
-          </w:tblCellMar>
-        </w:tblPrEx>
         <w:trPr>
           <w:cantSplit/>
         </w:trPr>
@@ -29196,12 +26130,6 @@
         </w:tc>
       </w:tr>
       <w:tr>
-        <w:tblPrEx>
-          <w:tblCellMar>
-            <w:top w:w="0" w:type="dxa"/>
-            <w:bottom w:w="0" w:type="dxa"/>
-          </w:tblCellMar>
-        </w:tblPrEx>
         <w:trPr>
           <w:cantSplit/>
         </w:trPr>
@@ -29326,12 +26254,6 @@
         </w:tc>
       </w:tr>
       <w:tr>
-        <w:tblPrEx>
-          <w:tblCellMar>
-            <w:top w:w="0" w:type="dxa"/>
-            <w:bottom w:w="0" w:type="dxa"/>
-          </w:tblCellMar>
-        </w:tblPrEx>
         <w:trPr>
           <w:cantSplit/>
         </w:trPr>
@@ -29420,12 +26342,6 @@
         </w:tc>
       </w:tr>
       <w:tr>
-        <w:tblPrEx>
-          <w:tblCellMar>
-            <w:top w:w="0" w:type="dxa"/>
-            <w:bottom w:w="0" w:type="dxa"/>
-          </w:tblCellMar>
-        </w:tblPrEx>
         <w:trPr>
           <w:cantSplit/>
         </w:trPr>
@@ -29518,12 +26434,6 @@
         </w:tc>
       </w:tr>
       <w:tr>
-        <w:tblPrEx>
-          <w:tblCellMar>
-            <w:top w:w="0" w:type="dxa"/>
-            <w:bottom w:w="0" w:type="dxa"/>
-          </w:tblCellMar>
-        </w:tblPrEx>
         <w:trPr>
           <w:cantSplit/>
         </w:trPr>
@@ -29612,12 +26522,6 @@
         </w:tc>
       </w:tr>
       <w:tr>
-        <w:tblPrEx>
-          <w:tblCellMar>
-            <w:top w:w="0" w:type="dxa"/>
-            <w:bottom w:w="0" w:type="dxa"/>
-          </w:tblCellMar>
-        </w:tblPrEx>
         <w:trPr>
           <w:cantSplit/>
         </w:trPr>
@@ -29711,12 +26615,6 @@
         </w:tc>
       </w:tr>
       <w:tr>
-        <w:tblPrEx>
-          <w:tblCellMar>
-            <w:top w:w="0" w:type="dxa"/>
-            <w:bottom w:w="0" w:type="dxa"/>
-          </w:tblCellMar>
-        </w:tblPrEx>
         <w:trPr>
           <w:cantSplit/>
         </w:trPr>
@@ -29846,12 +26744,6 @@
         </w:tc>
       </w:tr>
       <w:tr>
-        <w:tblPrEx>
-          <w:tblCellMar>
-            <w:top w:w="0" w:type="dxa"/>
-            <w:bottom w:w="0" w:type="dxa"/>
-          </w:tblCellMar>
-        </w:tblPrEx>
         <w:trPr>
           <w:cantSplit/>
         </w:trPr>
@@ -29960,12 +26852,6 @@
         </w:tc>
       </w:tr>
       <w:tr>
-        <w:tblPrEx>
-          <w:tblCellMar>
-            <w:top w:w="0" w:type="dxa"/>
-            <w:bottom w:w="0" w:type="dxa"/>
-          </w:tblCellMar>
-        </w:tblPrEx>
         <w:trPr>
           <w:cantSplit/>
         </w:trPr>
@@ -30054,12 +26940,6 @@
         </w:tc>
       </w:tr>
       <w:tr>
-        <w:tblPrEx>
-          <w:tblCellMar>
-            <w:top w:w="0" w:type="dxa"/>
-            <w:bottom w:w="0" w:type="dxa"/>
-          </w:tblCellMar>
-        </w:tblPrEx>
         <w:trPr>
           <w:cantSplit/>
         </w:trPr>
@@ -30104,23 +26984,7 @@
                 <w:sz w:val="18"/>
                 <w:szCs w:val="18"/>
               </w:rPr>
-              <w:t xml:space="preserve">"I cannot come today" wrapped </w:t>
-            </w:r>
-            <w:proofErr w:type="gramStart"/>
-            <w:r>
-              <w:rPr>
-                <w:sz w:val="18"/>
-                <w:szCs w:val="18"/>
-              </w:rPr>
-              <w:t>on</w:t>
-            </w:r>
-            <w:proofErr w:type="gramEnd"/>
-            <w:r>
-              <w:rPr>
-                <w:sz w:val="18"/>
-                <w:szCs w:val="18"/>
-              </w:rPr>
-              <w:t xml:space="preserve"> a 390 </w:t>
+              <w:t xml:space="preserve">"I cannot come today" wrapped on a 390 </w:t>
             </w:r>
             <w:proofErr w:type="spellStart"/>
             <w:r>
@@ -30211,12 +27075,6 @@
         <w:gridCol w:w="5600"/>
       </w:tblGrid>
       <w:tr>
-        <w:tblPrEx>
-          <w:tblCellMar>
-            <w:top w:w="0" w:type="dxa"/>
-            <w:bottom w:w="0" w:type="dxa"/>
-          </w:tblCellMar>
-        </w:tblPrEx>
         <w:tc>
           <w:tcPr>
             <w:tcW w:w="4300" w:type="dxa"/>
@@ -30351,13 +27209,8 @@
         <w:keepNext/>
         <w:spacing w:before="320" w:after="60"/>
       </w:pPr>
-      <w:proofErr w:type="gramStart"/>
       <w:r>
-        <w:t>7.1  Farmer</w:t>
-      </w:r>
-      <w:proofErr w:type="gramEnd"/>
-      <w:r>
-        <w:t xml:space="preserve"> portal</w:t>
+        <w:t>7.1  Farmer portal</w:t>
       </w:r>
     </w:p>
     <w:p>
@@ -30401,12 +27254,6 @@
         <w:gridCol w:w="3300"/>
       </w:tblGrid>
       <w:tr>
-        <w:tblPrEx>
-          <w:tblCellMar>
-            <w:top w:w="0" w:type="dxa"/>
-            <w:bottom w:w="0" w:type="dxa"/>
-          </w:tblCellMar>
-        </w:tblPrEx>
         <w:trPr>
           <w:cantSplit/>
         </w:trPr>
@@ -30469,7 +27316,6 @@
             <w:pPr>
               <w:spacing w:before="60"/>
             </w:pPr>
-            <w:proofErr w:type="gramStart"/>
             <w:r>
               <w:rPr>
                 <w:b/>
@@ -30486,16 +27332,7 @@
                 <w:sz w:val="16"/>
                 <w:szCs w:val="16"/>
               </w:rPr>
-              <w:t>Farmer</w:t>
-            </w:r>
-            <w:proofErr w:type="gramEnd"/>
-            <w:r>
-              <w:rPr>
-                <w:color w:val="8C857B"/>
-                <w:sz w:val="16"/>
-                <w:szCs w:val="16"/>
-              </w:rPr>
-              <w:t xml:space="preserve"> dashboard</w:t>
+              <w:t>Farmer dashboard</w:t>
             </w:r>
           </w:p>
         </w:tc>
@@ -30558,7 +27395,6 @@
             <w:pPr>
               <w:spacing w:before="60"/>
             </w:pPr>
-            <w:proofErr w:type="gramStart"/>
             <w:r>
               <w:rPr>
                 <w:b/>
@@ -30575,16 +27411,7 @@
                 <w:sz w:val="16"/>
                 <w:szCs w:val="16"/>
               </w:rPr>
-              <w:t>Products</w:t>
-            </w:r>
-            <w:proofErr w:type="gramEnd"/>
-            <w:r>
-              <w:rPr>
-                <w:color w:val="8C857B"/>
-                <w:sz w:val="16"/>
-                <w:szCs w:val="16"/>
-              </w:rPr>
-              <w:t xml:space="preserve"> &amp; pricing</w:t>
+              <w:t>Products &amp; pricing</w:t>
             </w:r>
           </w:p>
         </w:tc>
@@ -30647,7 +27474,6 @@
             <w:pPr>
               <w:spacing w:before="60"/>
             </w:pPr>
-            <w:proofErr w:type="gramStart"/>
             <w:r>
               <w:rPr>
                 <w:b/>
@@ -30664,16 +27490,7 @@
                 <w:sz w:val="16"/>
                 <w:szCs w:val="16"/>
               </w:rPr>
-              <w:t>Stall</w:t>
-            </w:r>
-            <w:proofErr w:type="gramEnd"/>
-            <w:r>
-              <w:rPr>
-                <w:color w:val="8C857B"/>
-                <w:sz w:val="16"/>
-                <w:szCs w:val="16"/>
-              </w:rPr>
-              <w:t xml:space="preserve"> profile</w:t>
+              <w:t>Stall profile</w:t>
             </w:r>
           </w:p>
         </w:tc>
@@ -30690,13 +27507,8 @@
         <w:keepNext/>
         <w:spacing w:before="320" w:after="60"/>
       </w:pPr>
-      <w:proofErr w:type="gramStart"/>
       <w:r>
-        <w:t>7.2  Admin</w:t>
-      </w:r>
-      <w:proofErr w:type="gramEnd"/>
-      <w:r>
-        <w:t xml:space="preserve"> control </w:t>
+        <w:t xml:space="preserve">7.2  Admin control </w:t>
       </w:r>
       <w:proofErr w:type="spellStart"/>
       <w:r>
@@ -30745,12 +27557,6 @@
         <w:gridCol w:w="3300"/>
       </w:tblGrid>
       <w:tr>
-        <w:tblPrEx>
-          <w:tblCellMar>
-            <w:top w:w="0" w:type="dxa"/>
-            <w:bottom w:w="0" w:type="dxa"/>
-          </w:tblCellMar>
-        </w:tblPrEx>
         <w:trPr>
           <w:cantSplit/>
         </w:trPr>
@@ -30813,7 +27619,6 @@
             <w:pPr>
               <w:spacing w:before="60"/>
             </w:pPr>
-            <w:proofErr w:type="gramStart"/>
             <w:r>
               <w:rPr>
                 <w:b/>
@@ -30830,16 +27635,7 @@
                 <w:sz w:val="16"/>
                 <w:szCs w:val="16"/>
               </w:rPr>
-              <w:t>Admin</w:t>
-            </w:r>
-            <w:proofErr w:type="gramEnd"/>
-            <w:r>
-              <w:rPr>
-                <w:color w:val="8C857B"/>
-                <w:sz w:val="16"/>
-                <w:szCs w:val="16"/>
-              </w:rPr>
-              <w:t xml:space="preserve"> overview</w:t>
+              <w:t>Admin overview</w:t>
             </w:r>
           </w:p>
         </w:tc>
@@ -30902,7 +27698,6 @@
             <w:pPr>
               <w:spacing w:before="60"/>
             </w:pPr>
-            <w:proofErr w:type="gramStart"/>
             <w:r>
               <w:rPr>
                 <w:b/>
@@ -30919,16 +27714,7 @@
                 <w:sz w:val="16"/>
                 <w:szCs w:val="16"/>
               </w:rPr>
-              <w:t>Farmers</w:t>
-            </w:r>
-            <w:proofErr w:type="gramEnd"/>
-            <w:r>
-              <w:rPr>
-                <w:color w:val="8C857B"/>
-                <w:sz w:val="16"/>
-                <w:szCs w:val="16"/>
-              </w:rPr>
-              <w:t xml:space="preserve"> table + CSV</w:t>
+              <w:t>Farmers table + CSV</w:t>
             </w:r>
           </w:p>
         </w:tc>
@@ -30991,7 +27777,6 @@
             <w:pPr>
               <w:spacing w:before="60"/>
             </w:pPr>
-            <w:proofErr w:type="gramStart"/>
             <w:r>
               <w:rPr>
                 <w:b/>
@@ -31008,16 +27793,7 @@
                 <w:sz w:val="16"/>
                 <w:szCs w:val="16"/>
               </w:rPr>
-              <w:t>Reports</w:t>
-            </w:r>
-            <w:proofErr w:type="gramEnd"/>
-            <w:r>
-              <w:rPr>
-                <w:color w:val="8C857B"/>
-                <w:sz w:val="16"/>
-                <w:szCs w:val="16"/>
-              </w:rPr>
-              <w:t xml:space="preserve"> &amp; analytics</w:t>
+              <w:t>Reports &amp; analytics</w:t>
             </w:r>
           </w:p>
         </w:tc>
@@ -31034,14 +27810,9 @@
         <w:keepNext/>
         <w:spacing w:before="320" w:after="60"/>
       </w:pPr>
-      <w:proofErr w:type="gramStart"/>
       <w:r>
         <w:lastRenderedPageBreak/>
-        <w:t>7.3  Urdu</w:t>
-      </w:r>
-      <w:proofErr w:type="gramEnd"/>
-      <w:r>
-        <w:t xml:space="preserve"> &amp; AI assistant</w:t>
+        <w:t>7.3  Urdu &amp; AI assistant</w:t>
       </w:r>
     </w:p>
     <w:p>
@@ -31084,12 +27855,6 @@
         <w:gridCol w:w="4950"/>
       </w:tblGrid>
       <w:tr>
-        <w:tblPrEx>
-          <w:tblCellMar>
-            <w:top w:w="0" w:type="dxa"/>
-            <w:bottom w:w="0" w:type="dxa"/>
-          </w:tblCellMar>
-        </w:tblPrEx>
         <w:trPr>
           <w:cantSplit/>
         </w:trPr>
@@ -31152,7 +27917,6 @@
             <w:pPr>
               <w:spacing w:before="60"/>
             </w:pPr>
-            <w:proofErr w:type="gramStart"/>
             <w:r>
               <w:rPr>
                 <w:b/>
@@ -31169,16 +27933,7 @@
                 <w:sz w:val="16"/>
                 <w:szCs w:val="16"/>
               </w:rPr>
-              <w:t>Full</w:t>
-            </w:r>
-            <w:proofErr w:type="gramEnd"/>
-            <w:r>
-              <w:rPr>
-                <w:color w:val="8C857B"/>
-                <w:sz w:val="16"/>
-                <w:szCs w:val="16"/>
-              </w:rPr>
-              <w:t xml:space="preserve"> Urdu page</w:t>
+              <w:t>Full Urdu page</w:t>
             </w:r>
           </w:p>
         </w:tc>
@@ -31241,7 +27996,6 @@
             <w:pPr>
               <w:spacing w:before="60"/>
             </w:pPr>
-            <w:proofErr w:type="gramStart"/>
             <w:r>
               <w:rPr>
                 <w:b/>
@@ -31258,16 +28012,7 @@
                 <w:sz w:val="16"/>
                 <w:szCs w:val="16"/>
               </w:rPr>
-              <w:t>Assistant</w:t>
-            </w:r>
-            <w:proofErr w:type="gramEnd"/>
-            <w:r>
-              <w:rPr>
-                <w:color w:val="8C857B"/>
-                <w:sz w:val="16"/>
-                <w:szCs w:val="16"/>
-              </w:rPr>
-              <w:t xml:space="preserve"> in Roman Urdu</w:t>
+              <w:t>Assistant in Roman Urdu</w:t>
             </w:r>
           </w:p>
         </w:tc>
@@ -31284,13 +28029,8 @@
         <w:keepNext/>
         <w:spacing w:before="320" w:after="60"/>
       </w:pPr>
-      <w:proofErr w:type="gramStart"/>
       <w:r>
-        <w:t>7.4  The</w:t>
-      </w:r>
-      <w:proofErr w:type="gramEnd"/>
-      <w:r>
-        <w:t xml:space="preserve"> customer journey</w:t>
+        <w:t>7.4  The customer journey</w:t>
       </w:r>
     </w:p>
     <w:p>
@@ -31334,12 +28074,6 @@
         <w:gridCol w:w="3300"/>
       </w:tblGrid>
       <w:tr>
-        <w:tblPrEx>
-          <w:tblCellMar>
-            <w:top w:w="0" w:type="dxa"/>
-            <w:bottom w:w="0" w:type="dxa"/>
-          </w:tblCellMar>
-        </w:tblPrEx>
         <w:trPr>
           <w:cantSplit/>
         </w:trPr>
@@ -31402,7 +28136,6 @@
             <w:pPr>
               <w:spacing w:before="60"/>
             </w:pPr>
-            <w:proofErr w:type="gramStart"/>
             <w:r>
               <w:rPr>
                 <w:b/>
@@ -31419,16 +28152,7 @@
                 <w:sz w:val="16"/>
                 <w:szCs w:val="16"/>
               </w:rPr>
-              <w:t>Customer</w:t>
-            </w:r>
-            <w:proofErr w:type="gramEnd"/>
-            <w:r>
-              <w:rPr>
-                <w:color w:val="8C857B"/>
-                <w:sz w:val="16"/>
-                <w:szCs w:val="16"/>
-              </w:rPr>
-              <w:t xml:space="preserve"> dashboard</w:t>
+              <w:t>Customer dashboard</w:t>
             </w:r>
           </w:p>
         </w:tc>
@@ -31491,7 +28215,6 @@
             <w:pPr>
               <w:spacing w:before="60"/>
             </w:pPr>
-            <w:proofErr w:type="gramStart"/>
             <w:r>
               <w:rPr>
                 <w:b/>
@@ -31508,16 +28231,7 @@
                 <w:sz w:val="16"/>
                 <w:szCs w:val="16"/>
               </w:rPr>
-              <w:t>My</w:t>
-            </w:r>
-            <w:proofErr w:type="gramEnd"/>
-            <w:r>
-              <w:rPr>
-                <w:color w:val="8C857B"/>
-                <w:sz w:val="16"/>
-                <w:szCs w:val="16"/>
-              </w:rPr>
-              <w:t xml:space="preserve"> orders</w:t>
+              <w:t>My orders</w:t>
             </w:r>
           </w:p>
         </w:tc>
@@ -31580,7 +28294,6 @@
             <w:pPr>
               <w:spacing w:before="60"/>
             </w:pPr>
-            <w:proofErr w:type="gramStart"/>
             <w:r>
               <w:rPr>
                 <w:b/>
@@ -31597,27 +28310,12 @@
                 <w:sz w:val="16"/>
                 <w:szCs w:val="16"/>
               </w:rPr>
-              <w:t>Order</w:t>
-            </w:r>
-            <w:proofErr w:type="gramEnd"/>
-            <w:r>
-              <w:rPr>
-                <w:color w:val="8C857B"/>
-                <w:sz w:val="16"/>
-                <w:szCs w:val="16"/>
-              </w:rPr>
-              <w:t xml:space="preserve"> with pickup details</w:t>
-            </w:r>
-          </w:p>
-        </w:tc>
-      </w:tr>
-      <w:tr>
-        <w:tblPrEx>
-          <w:tblCellMar>
-            <w:top w:w="0" w:type="dxa"/>
-            <w:bottom w:w="0" w:type="dxa"/>
-          </w:tblCellMar>
-        </w:tblPrEx>
+              <w:t>Order with pickup details</w:t>
+            </w:r>
+          </w:p>
+        </w:tc>
+      </w:tr>
+      <w:tr>
         <w:trPr>
           <w:cantSplit/>
         </w:trPr>
@@ -31680,7 +28378,6 @@
             <w:pPr>
               <w:spacing w:before="60"/>
             </w:pPr>
-            <w:proofErr w:type="gramStart"/>
             <w:r>
               <w:rPr>
                 <w:b/>
@@ -31697,16 +28394,7 @@
                 <w:sz w:val="16"/>
                 <w:szCs w:val="16"/>
               </w:rPr>
-              <w:t>Buying</w:t>
-            </w:r>
-            <w:proofErr w:type="gramEnd"/>
-            <w:r>
-              <w:rPr>
-                <w:color w:val="8C857B"/>
-                <w:sz w:val="16"/>
-                <w:szCs w:val="16"/>
-              </w:rPr>
-              <w:t xml:space="preserve"> by weight</w:t>
+              <w:t>Buying by weight</w:t>
             </w:r>
           </w:p>
         </w:tc>
@@ -31769,7 +28457,6 @@
             <w:pPr>
               <w:spacing w:before="60"/>
             </w:pPr>
-            <w:proofErr w:type="gramStart"/>
             <w:r>
               <w:rPr>
                 <w:b/>
@@ -31786,16 +28473,7 @@
                 <w:sz w:val="16"/>
                 <w:szCs w:val="16"/>
               </w:rPr>
-              <w:t>Pickup</w:t>
-            </w:r>
-            <w:proofErr w:type="gramEnd"/>
-            <w:r>
-              <w:rPr>
-                <w:color w:val="8C857B"/>
-                <w:sz w:val="16"/>
-                <w:szCs w:val="16"/>
-              </w:rPr>
-              <w:t xml:space="preserve"> clash message</w:t>
+              <w:t>Pickup clash message</w:t>
             </w:r>
           </w:p>
         </w:tc>
@@ -31858,7 +28536,6 @@
             <w:pPr>
               <w:spacing w:before="60"/>
             </w:pPr>
-            <w:proofErr w:type="gramStart"/>
             <w:r>
               <w:rPr>
                 <w:b/>
@@ -31875,16 +28552,7 @@
                 <w:sz w:val="16"/>
                 <w:szCs w:val="16"/>
               </w:rPr>
-              <w:t>Receipt</w:t>
-            </w:r>
-            <w:proofErr w:type="gramEnd"/>
-            <w:r>
-              <w:rPr>
-                <w:color w:val="8C857B"/>
-                <w:sz w:val="16"/>
-                <w:szCs w:val="16"/>
-              </w:rPr>
-              <w:t xml:space="preserve"> question</w:t>
+              <w:t>Receipt question</w:t>
             </w:r>
           </w:p>
         </w:tc>
@@ -31901,13 +28569,8 @@
         <w:keepNext/>
         <w:spacing w:before="320" w:after="60"/>
       </w:pPr>
-      <w:proofErr w:type="gramStart"/>
       <w:r>
-        <w:t>7.5  Farmer</w:t>
-      </w:r>
-      <w:proofErr w:type="gramEnd"/>
-      <w:r>
-        <w:t xml:space="preserve"> and admin workflows</w:t>
+        <w:t>7.5  Farmer and admin workflows</w:t>
       </w:r>
     </w:p>
     <w:p>
@@ -31951,12 +28614,6 @@
         <w:gridCol w:w="3300"/>
       </w:tblGrid>
       <w:tr>
-        <w:tblPrEx>
-          <w:tblCellMar>
-            <w:top w:w="0" w:type="dxa"/>
-            <w:bottom w:w="0" w:type="dxa"/>
-          </w:tblCellMar>
-        </w:tblPrEx>
         <w:trPr>
           <w:cantSplit/>
         </w:trPr>
@@ -32019,7 +28676,6 @@
             <w:pPr>
               <w:spacing w:before="60"/>
             </w:pPr>
-            <w:proofErr w:type="gramStart"/>
             <w:r>
               <w:rPr>
                 <w:b/>
@@ -32036,16 +28692,7 @@
                 <w:sz w:val="16"/>
                 <w:szCs w:val="16"/>
               </w:rPr>
-              <w:t>Farmer</w:t>
-            </w:r>
-            <w:proofErr w:type="gramEnd"/>
-            <w:r>
-              <w:rPr>
-                <w:color w:val="8C857B"/>
-                <w:sz w:val="16"/>
-                <w:szCs w:val="16"/>
-              </w:rPr>
-              <w:t xml:space="preserve"> pre-orders</w:t>
+              <w:t>Farmer pre-orders</w:t>
             </w:r>
           </w:p>
         </w:tc>
@@ -32108,7 +28755,6 @@
             <w:pPr>
               <w:spacing w:before="60"/>
             </w:pPr>
-            <w:proofErr w:type="gramStart"/>
             <w:r>
               <w:rPr>
                 <w:b/>
@@ -32125,16 +28771,7 @@
                 <w:sz w:val="16"/>
                 <w:szCs w:val="16"/>
               </w:rPr>
-              <w:t>Market</w:t>
-            </w:r>
-            <w:proofErr w:type="gramEnd"/>
-            <w:r>
-              <w:rPr>
-                <w:color w:val="8C857B"/>
-                <w:sz w:val="16"/>
-                <w:szCs w:val="16"/>
-              </w:rPr>
-              <w:t>-day check-in</w:t>
+              <w:t>Market-day check-in</w:t>
             </w:r>
           </w:p>
         </w:tc>
@@ -32197,7 +28834,6 @@
             <w:pPr>
               <w:spacing w:before="60"/>
             </w:pPr>
-            <w:proofErr w:type="gramStart"/>
             <w:r>
               <w:rPr>
                 <w:b/>
@@ -32214,27 +28850,12 @@
                 <w:sz w:val="16"/>
                 <w:szCs w:val="16"/>
               </w:rPr>
-              <w:t>Inventory</w:t>
-            </w:r>
-            <w:proofErr w:type="gramEnd"/>
-            <w:r>
-              <w:rPr>
-                <w:color w:val="8C857B"/>
-                <w:sz w:val="16"/>
-                <w:szCs w:val="16"/>
-              </w:rPr>
-              <w:t xml:space="preserve"> &amp; history</w:t>
-            </w:r>
-          </w:p>
-        </w:tc>
-      </w:tr>
-      <w:tr>
-        <w:tblPrEx>
-          <w:tblCellMar>
-            <w:top w:w="0" w:type="dxa"/>
-            <w:bottom w:w="0" w:type="dxa"/>
-          </w:tblCellMar>
-        </w:tblPrEx>
+              <w:t>Inventory &amp; history</w:t>
+            </w:r>
+          </w:p>
+        </w:tc>
+      </w:tr>
+      <w:tr>
         <w:trPr>
           <w:cantSplit/>
         </w:trPr>
@@ -32298,7 +28919,6 @@
             <w:pPr>
               <w:spacing w:before="60"/>
             </w:pPr>
-            <w:proofErr w:type="gramStart"/>
             <w:r>
               <w:rPr>
                 <w:b/>
@@ -32315,16 +28935,7 @@
                 <w:sz w:val="16"/>
                 <w:szCs w:val="16"/>
               </w:rPr>
-              <w:t>Pickup</w:t>
-            </w:r>
-            <w:proofErr w:type="gramEnd"/>
-            <w:r>
-              <w:rPr>
-                <w:color w:val="8C857B"/>
-                <w:sz w:val="16"/>
-                <w:szCs w:val="16"/>
-              </w:rPr>
-              <w:t xml:space="preserve"> problems</w:t>
+              <w:t>Pickup problems</w:t>
             </w:r>
           </w:p>
         </w:tc>
@@ -32387,7 +28998,6 @@
             <w:pPr>
               <w:spacing w:before="60"/>
             </w:pPr>
-            <w:proofErr w:type="gramStart"/>
             <w:r>
               <w:rPr>
                 <w:b/>
@@ -32404,16 +29014,7 @@
                 <w:sz w:val="16"/>
                 <w:szCs w:val="16"/>
               </w:rPr>
-              <w:t>Moderation</w:t>
-            </w:r>
-            <w:proofErr w:type="gramEnd"/>
-            <w:r>
-              <w:rPr>
-                <w:color w:val="8C857B"/>
-                <w:sz w:val="16"/>
-                <w:szCs w:val="16"/>
-              </w:rPr>
-              <w:t xml:space="preserve"> queue</w:t>
+              <w:t>Moderation queue</w:t>
             </w:r>
           </w:p>
         </w:tc>
@@ -32476,7 +29077,6 @@
             <w:pPr>
               <w:spacing w:before="60"/>
             </w:pPr>
-            <w:proofErr w:type="gramStart"/>
             <w:r>
               <w:rPr>
                 <w:b/>
@@ -32493,16 +29093,7 @@
                 <w:sz w:val="16"/>
                 <w:szCs w:val="16"/>
               </w:rPr>
-              <w:t>Market</w:t>
-            </w:r>
-            <w:proofErr w:type="gramEnd"/>
-            <w:r>
-              <w:rPr>
-                <w:color w:val="8C857B"/>
-                <w:sz w:val="16"/>
-                <w:szCs w:val="16"/>
-              </w:rPr>
-              <w:t xml:space="preserve"> attendance</w:t>
+              <w:t>Market attendance</w:t>
             </w:r>
           </w:p>
         </w:tc>
@@ -32519,13 +29110,8 @@
         <w:keepNext/>
         <w:spacing w:before="320" w:after="60"/>
       </w:pPr>
-      <w:proofErr w:type="gramStart"/>
       <w:r>
-        <w:t>7.6  Unique</w:t>
-      </w:r>
-      <w:proofErr w:type="gramEnd"/>
-      <w:r>
-        <w:t xml:space="preserve"> features that solve real problems</w:t>
+        <w:t>7.6  Unique features that solve real problems</w:t>
       </w:r>
     </w:p>
     <w:p>
@@ -32570,12 +29156,6 @@
         <w:gridCol w:w="5900"/>
       </w:tblGrid>
       <w:tr>
-        <w:tblPrEx>
-          <w:tblCellMar>
-            <w:top w:w="0" w:type="dxa"/>
-            <w:bottom w:w="0" w:type="dxa"/>
-          </w:tblCellMar>
-        </w:tblPrEx>
         <w:trPr>
           <w:cantSplit/>
           <w:tblHeader/>
@@ -32657,12 +29237,6 @@
         </w:tc>
       </w:tr>
       <w:tr>
-        <w:tblPrEx>
-          <w:tblCellMar>
-            <w:top w:w="0" w:type="dxa"/>
-            <w:bottom w:w="0" w:type="dxa"/>
-          </w:tblCellMar>
-        </w:tblPrEx>
         <w:trPr>
           <w:cantSplit/>
         </w:trPr>
@@ -32731,12 +29305,6 @@
         </w:tc>
       </w:tr>
       <w:tr>
-        <w:tblPrEx>
-          <w:tblCellMar>
-            <w:top w:w="0" w:type="dxa"/>
-            <w:bottom w:w="0" w:type="dxa"/>
-          </w:tblCellMar>
-        </w:tblPrEx>
         <w:trPr>
           <w:cantSplit/>
         </w:trPr>
@@ -32808,12 +29376,6 @@
         </w:tc>
       </w:tr>
       <w:tr>
-        <w:tblPrEx>
-          <w:tblCellMar>
-            <w:top w:w="0" w:type="dxa"/>
-            <w:bottom w:w="0" w:type="dxa"/>
-          </w:tblCellMar>
-        </w:tblPrEx>
         <w:trPr>
           <w:cantSplit/>
         </w:trPr>
@@ -32882,12 +29444,6 @@
         </w:tc>
       </w:tr>
       <w:tr>
-        <w:tblPrEx>
-          <w:tblCellMar>
-            <w:top w:w="0" w:type="dxa"/>
-            <w:bottom w:w="0" w:type="dxa"/>
-          </w:tblCellMar>
-        </w:tblPrEx>
         <w:trPr>
           <w:cantSplit/>
         </w:trPr>
@@ -32959,12 +29515,6 @@
         </w:tc>
       </w:tr>
       <w:tr>
-        <w:tblPrEx>
-          <w:tblCellMar>
-            <w:top w:w="0" w:type="dxa"/>
-            <w:bottom w:w="0" w:type="dxa"/>
-          </w:tblCellMar>
-        </w:tblPrEx>
         <w:trPr>
           <w:cantSplit/>
         </w:trPr>
@@ -33049,12 +29599,6 @@
         </w:tc>
       </w:tr>
       <w:tr>
-        <w:tblPrEx>
-          <w:tblCellMar>
-            <w:top w:w="0" w:type="dxa"/>
-            <w:bottom w:w="0" w:type="dxa"/>
-          </w:tblCellMar>
-        </w:tblPrEx>
         <w:trPr>
           <w:cantSplit/>
         </w:trPr>
@@ -33126,12 +29670,6 @@
         </w:tc>
       </w:tr>
       <w:tr>
-        <w:tblPrEx>
-          <w:tblCellMar>
-            <w:top w:w="0" w:type="dxa"/>
-            <w:bottom w:w="0" w:type="dxa"/>
-          </w:tblCellMar>
-        </w:tblPrEx>
         <w:trPr>
           <w:cantSplit/>
         </w:trPr>
@@ -33200,12 +29738,6 @@
         </w:tc>
       </w:tr>
       <w:tr>
-        <w:tblPrEx>
-          <w:tblCellMar>
-            <w:top w:w="0" w:type="dxa"/>
-            <w:bottom w:w="0" w:type="dxa"/>
-          </w:tblCellMar>
-        </w:tblPrEx>
         <w:trPr>
           <w:cantSplit/>
         </w:trPr>
@@ -33277,12 +29809,6 @@
         </w:tc>
       </w:tr>
       <w:tr>
-        <w:tblPrEx>
-          <w:tblCellMar>
-            <w:top w:w="0" w:type="dxa"/>
-            <w:bottom w:w="0" w:type="dxa"/>
-          </w:tblCellMar>
-        </w:tblPrEx>
         <w:trPr>
           <w:cantSplit/>
         </w:trPr>
@@ -33351,12 +29877,6 @@
         </w:tc>
       </w:tr>
       <w:tr>
-        <w:tblPrEx>
-          <w:tblCellMar>
-            <w:top w:w="0" w:type="dxa"/>
-            <w:bottom w:w="0" w:type="dxa"/>
-          </w:tblCellMar>
-        </w:tblPrEx>
         <w:trPr>
           <w:cantSplit/>
         </w:trPr>
@@ -33428,12 +29948,6 @@
         </w:tc>
       </w:tr>
       <w:tr>
-        <w:tblPrEx>
-          <w:tblCellMar>
-            <w:top w:w="0" w:type="dxa"/>
-            <w:bottom w:w="0" w:type="dxa"/>
-          </w:tblCellMar>
-        </w:tblPrEx>
         <w:trPr>
           <w:cantSplit/>
         </w:trPr>
@@ -33518,12 +30032,6 @@
         </w:tc>
       </w:tr>
       <w:tr>
-        <w:tblPrEx>
-          <w:tblCellMar>
-            <w:top w:w="0" w:type="dxa"/>
-            <w:bottom w:w="0" w:type="dxa"/>
-          </w:tblCellMar>
-        </w:tblPrEx>
         <w:trPr>
           <w:cantSplit/>
         </w:trPr>
@@ -33601,13 +30109,8 @@
         <w:keepNext/>
         <w:spacing w:before="320" w:after="60"/>
       </w:pPr>
-      <w:proofErr w:type="gramStart"/>
       <w:r>
-        <w:t>7.7  Reports</w:t>
-      </w:r>
-      <w:proofErr w:type="gramEnd"/>
-      <w:r>
-        <w:t xml:space="preserve"> &amp; analytics</w:t>
+        <w:t>7.7  Reports &amp; analytics</w:t>
       </w:r>
     </w:p>
     <w:p>
@@ -33660,12 +30163,6 @@
         <w:gridCol w:w="4250"/>
       </w:tblGrid>
       <w:tr>
-        <w:tblPrEx>
-          <w:tblCellMar>
-            <w:top w:w="0" w:type="dxa"/>
-            <w:bottom w:w="0" w:type="dxa"/>
-          </w:tblCellMar>
-        </w:tblPrEx>
         <w:tc>
           <w:tcPr>
             <w:tcW w:w="700" w:type="dxa"/>
@@ -33752,12 +30249,6 @@
         </w:tc>
       </w:tr>
       <w:tr>
-        <w:tblPrEx>
-          <w:tblCellMar>
-            <w:top w:w="0" w:type="dxa"/>
-            <w:bottom w:w="0" w:type="dxa"/>
-          </w:tblCellMar>
-        </w:tblPrEx>
         <w:tc>
           <w:tcPr>
             <w:tcW w:w="700" w:type="dxa"/>
@@ -33844,12 +30335,6 @@
         </w:tc>
       </w:tr>
       <w:tr>
-        <w:tblPrEx>
-          <w:tblCellMar>
-            <w:top w:w="0" w:type="dxa"/>
-            <w:bottom w:w="0" w:type="dxa"/>
-          </w:tblCellMar>
-        </w:tblPrEx>
         <w:tc>
           <w:tcPr>
             <w:tcW w:w="700" w:type="dxa"/>
@@ -33936,12 +30421,6 @@
         </w:tc>
       </w:tr>
       <w:tr>
-        <w:tblPrEx>
-          <w:tblCellMar>
-            <w:top w:w="0" w:type="dxa"/>
-            <w:bottom w:w="0" w:type="dxa"/>
-          </w:tblCellMar>
-        </w:tblPrEx>
         <w:tc>
           <w:tcPr>
             <w:tcW w:w="700" w:type="dxa"/>
@@ -34028,12 +30507,6 @@
         </w:tc>
       </w:tr>
       <w:tr>
-        <w:tblPrEx>
-          <w:tblCellMar>
-            <w:top w:w="0" w:type="dxa"/>
-            <w:bottom w:w="0" w:type="dxa"/>
-          </w:tblCellMar>
-        </w:tblPrEx>
         <w:tc>
           <w:tcPr>
             <w:tcW w:w="700" w:type="dxa"/>
@@ -34120,12 +30593,6 @@
         </w:tc>
       </w:tr>
       <w:tr>
-        <w:tblPrEx>
-          <w:tblCellMar>
-            <w:top w:w="0" w:type="dxa"/>
-            <w:bottom w:w="0" w:type="dxa"/>
-          </w:tblCellMar>
-        </w:tblPrEx>
         <w:tc>
           <w:tcPr>
             <w:tcW w:w="700" w:type="dxa"/>
@@ -34212,12 +30679,6 @@
         </w:tc>
       </w:tr>
       <w:tr>
-        <w:tblPrEx>
-          <w:tblCellMar>
-            <w:top w:w="0" w:type="dxa"/>
-            <w:bottom w:w="0" w:type="dxa"/>
-          </w:tblCellMar>
-        </w:tblPrEx>
         <w:tc>
           <w:tcPr>
             <w:tcW w:w="700" w:type="dxa"/>
@@ -34304,12 +30765,6 @@
         </w:tc>
       </w:tr>
       <w:tr>
-        <w:tblPrEx>
-          <w:tblCellMar>
-            <w:top w:w="0" w:type="dxa"/>
-            <w:bottom w:w="0" w:type="dxa"/>
-          </w:tblCellMar>
-        </w:tblPrEx>
         <w:tc>
           <w:tcPr>
             <w:tcW w:w="700" w:type="dxa"/>
@@ -34397,12 +30852,6 @@
         </w:tc>
       </w:tr>
       <w:tr>
-        <w:tblPrEx>
-          <w:tblCellMar>
-            <w:top w:w="0" w:type="dxa"/>
-            <w:bottom w:w="0" w:type="dxa"/>
-          </w:tblCellMar>
-        </w:tblPrEx>
         <w:tc>
           <w:tcPr>
             <w:tcW w:w="700" w:type="dxa"/>
@@ -34497,12 +30946,6 @@
         <w:gridCol w:w="9900"/>
       </w:tblGrid>
       <w:tr>
-        <w:tblPrEx>
-          <w:tblCellMar>
-            <w:top w:w="0" w:type="dxa"/>
-            <w:bottom w:w="0" w:type="dxa"/>
-          </w:tblCellMar>
-        </w:tblPrEx>
         <w:tc>
           <w:tcPr>
             <w:tcW w:w="9900" w:type="dxa"/>
@@ -34598,12 +31041,6 @@
         <w:gridCol w:w="3100"/>
       </w:tblGrid>
       <w:tr>
-        <w:tblPrEx>
-          <w:tblCellMar>
-            <w:top w:w="0" w:type="dxa"/>
-            <w:bottom w:w="0" w:type="dxa"/>
-          </w:tblCellMar>
-        </w:tblPrEx>
         <w:trPr>
           <w:cantSplit/>
           <w:tblHeader/>
@@ -34685,12 +31122,6 @@
         </w:tc>
       </w:tr>
       <w:tr>
-        <w:tblPrEx>
-          <w:tblCellMar>
-            <w:top w:w="0" w:type="dxa"/>
-            <w:bottom w:w="0" w:type="dxa"/>
-          </w:tblCellMar>
-        </w:tblPrEx>
         <w:trPr>
           <w:cantSplit/>
         </w:trPr>
@@ -34753,34 +31184,12 @@
                 <w:sz w:val="18"/>
                 <w:szCs w:val="18"/>
               </w:rPr>
-              <w:t xml:space="preserve">Business rules belong </w:t>
-            </w:r>
-            <w:proofErr w:type="gramStart"/>
-            <w:r>
-              <w:rPr>
-                <w:sz w:val="18"/>
-                <w:szCs w:val="18"/>
-              </w:rPr>
-              <w:t>on</w:t>
-            </w:r>
-            <w:proofErr w:type="gramEnd"/>
-            <w:r>
-              <w:rPr>
-                <w:sz w:val="18"/>
-                <w:szCs w:val="18"/>
-              </w:rPr>
-              <w:t xml:space="preserve"> the server and in the database</w:t>
-            </w:r>
-          </w:p>
-        </w:tc>
-      </w:tr>
-      <w:tr>
-        <w:tblPrEx>
-          <w:tblCellMar>
-            <w:top w:w="0" w:type="dxa"/>
-            <w:bottom w:w="0" w:type="dxa"/>
-          </w:tblCellMar>
-        </w:tblPrEx>
+              <w:t>Business rules belong on the server and in the database</w:t>
+            </w:r>
+          </w:p>
+        </w:tc>
+      </w:tr>
+      <w:tr>
         <w:trPr>
           <w:cantSplit/>
         </w:trPr>
@@ -34852,12 +31261,6 @@
         </w:tc>
       </w:tr>
       <w:tr>
-        <w:tblPrEx>
-          <w:tblCellMar>
-            <w:top w:w="0" w:type="dxa"/>
-            <w:bottom w:w="0" w:type="dxa"/>
-          </w:tblCellMar>
-        </w:tblPrEx>
         <w:trPr>
           <w:cantSplit/>
         </w:trPr>
@@ -34926,12 +31329,6 @@
         </w:tc>
       </w:tr>
       <w:tr>
-        <w:tblPrEx>
-          <w:tblCellMar>
-            <w:top w:w="0" w:type="dxa"/>
-            <w:bottom w:w="0" w:type="dxa"/>
-          </w:tblCellMar>
-        </w:tblPrEx>
         <w:trPr>
           <w:cantSplit/>
         </w:trPr>
@@ -35003,12 +31400,6 @@
         </w:tc>
       </w:tr>
       <w:tr>
-        <w:tblPrEx>
-          <w:tblCellMar>
-            <w:top w:w="0" w:type="dxa"/>
-            <w:bottom w:w="0" w:type="dxa"/>
-          </w:tblCellMar>
-        </w:tblPrEx>
         <w:trPr>
           <w:cantSplit/>
         </w:trPr>
@@ -35077,12 +31468,6 @@
         </w:tc>
       </w:tr>
       <w:tr>
-        <w:tblPrEx>
-          <w:tblCellMar>
-            <w:top w:w="0" w:type="dxa"/>
-            <w:bottom w:w="0" w:type="dxa"/>
-          </w:tblCellMar>
-        </w:tblPrEx>
         <w:trPr>
           <w:cantSplit/>
         </w:trPr>
@@ -35154,12 +31539,6 @@
         </w:tc>
       </w:tr>
       <w:tr>
-        <w:tblPrEx>
-          <w:tblCellMar>
-            <w:top w:w="0" w:type="dxa"/>
-            <w:bottom w:w="0" w:type="dxa"/>
-          </w:tblCellMar>
-        </w:tblPrEx>
         <w:trPr>
           <w:cantSplit/>
         </w:trPr>
@@ -35228,12 +31607,6 @@
         </w:tc>
       </w:tr>
       <w:tr>
-        <w:tblPrEx>
-          <w:tblCellMar>
-            <w:top w:w="0" w:type="dxa"/>
-            <w:bottom w:w="0" w:type="dxa"/>
-          </w:tblCellMar>
-        </w:tblPrEx>
         <w:trPr>
           <w:cantSplit/>
         </w:trPr>
@@ -35314,12 +31687,6 @@
         </w:tc>
       </w:tr>
       <w:tr>
-        <w:tblPrEx>
-          <w:tblCellMar>
-            <w:top w:w="0" w:type="dxa"/>
-            <w:bottom w:w="0" w:type="dxa"/>
-          </w:tblCellMar>
-        </w:tblPrEx>
         <w:trPr>
           <w:cantSplit/>
         </w:trPr>
@@ -35388,12 +31755,6 @@
         </w:tc>
       </w:tr>
       <w:tr>
-        <w:tblPrEx>
-          <w:tblCellMar>
-            <w:top w:w="0" w:type="dxa"/>
-            <w:bottom w:w="0" w:type="dxa"/>
-          </w:tblCellMar>
-        </w:tblPrEx>
         <w:trPr>
           <w:cantSplit/>
         </w:trPr>
@@ -35465,12 +31826,6 @@
         </w:tc>
       </w:tr>
       <w:tr>
-        <w:tblPrEx>
-          <w:tblCellMar>
-            <w:top w:w="0" w:type="dxa"/>
-            <w:bottom w:w="0" w:type="dxa"/>
-          </w:tblCellMar>
-        </w:tblPrEx>
         <w:trPr>
           <w:cantSplit/>
         </w:trPr>
@@ -35539,12 +31894,6 @@
         </w:tc>
       </w:tr>
       <w:tr>
-        <w:tblPrEx>
-          <w:tblCellMar>
-            <w:top w:w="0" w:type="dxa"/>
-            <w:bottom w:w="0" w:type="dxa"/>
-          </w:tblCellMar>
-        </w:tblPrEx>
         <w:trPr>
           <w:cantSplit/>
         </w:trPr>
@@ -35673,12 +32022,6 @@
         <w:gridCol w:w="4950"/>
       </w:tblGrid>
       <w:tr>
-        <w:tblPrEx>
-          <w:tblCellMar>
-            <w:top w:w="0" w:type="dxa"/>
-            <w:bottom w:w="0" w:type="dxa"/>
-          </w:tblCellMar>
-        </w:tblPrEx>
         <w:trPr>
           <w:cantSplit/>
         </w:trPr>
@@ -35802,12 +32145,6 @@
         </w:tc>
       </w:tr>
       <w:tr>
-        <w:tblPrEx>
-          <w:tblCellMar>
-            <w:top w:w="0" w:type="dxa"/>
-            <w:bottom w:w="0" w:type="dxa"/>
-          </w:tblCellMar>
-        </w:tblPrEx>
         <w:trPr>
           <w:cantSplit/>
         </w:trPr>
@@ -35925,23 +32262,7 @@
                 <w:sz w:val="18"/>
                 <w:szCs w:val="18"/>
               </w:rPr>
-              <w:t xml:space="preserve">Optional parts like Redis and SMTP need a safe </w:t>
-            </w:r>
-            <w:proofErr w:type="gramStart"/>
-            <w:r>
-              <w:rPr>
-                <w:sz w:val="18"/>
-                <w:szCs w:val="18"/>
-              </w:rPr>
-              <w:t>fallback</w:t>
-            </w:r>
-            <w:proofErr w:type="gramEnd"/>
-            <w:r>
-              <w:rPr>
-                <w:sz w:val="18"/>
-                <w:szCs w:val="18"/>
-              </w:rPr>
-              <w:t xml:space="preserve"> so the app still runs anywhere.</w:t>
+              <w:t>Optional parts like Redis and SMTP need a safe fallback so the app still runs anywhere.</w:t>
             </w:r>
           </w:p>
         </w:tc>
@@ -35979,12 +32300,6 @@
         <w:gridCol w:w="5600"/>
       </w:tblGrid>
       <w:tr>
-        <w:tblPrEx>
-          <w:tblCellMar>
-            <w:top w:w="0" w:type="dxa"/>
-            <w:bottom w:w="0" w:type="dxa"/>
-          </w:tblCellMar>
-        </w:tblPrEx>
         <w:tc>
           <w:tcPr>
             <w:tcW w:w="4300" w:type="dxa"/>
@@ -36133,12 +32448,10 @@
         <w:t xml:space="preserve">By combining online pre-orders with cash on pickup, </w:t>
       </w:r>
       <w:proofErr w:type="spellStart"/>
-      <w:proofErr w:type="gramStart"/>
       <w:r>
         <w:t>live stock</w:t>
       </w:r>
       <w:proofErr w:type="spellEnd"/>
-      <w:proofErr w:type="gramEnd"/>
       <w:r>
         <w:t xml:space="preserve">, full Urdu support and an AI assistant, </w:t>
       </w:r>
@@ -36148,15 +32461,7 @@
       </w:r>
       <w:proofErr w:type="spellEnd"/>
       <w:r>
-        <w:t xml:space="preserve"> helps farmers plan their harvest and sell more of </w:t>
-      </w:r>
-      <w:proofErr w:type="gramStart"/>
-      <w:r>
-        <w:t>it, and</w:t>
-      </w:r>
-      <w:proofErr w:type="gramEnd"/>
-      <w:r>
-        <w:t xml:space="preserve"> gives city families a reliable way to get fresh produce. The application was built as a MERN multi-tier system, tested with more than a thousand automated checks, and is delivered as a ready-to-run package with demo data and documentation.</w:t>
+        <w:t xml:space="preserve"> helps farmers plan their harvest and sell more of it, and gives city families a reliable way to get fresh produce. The application was built as a MERN multi-tier system, tested with more than a thousand automated checks, and is delivered as a ready-to-run package with demo data and documentation.</w:t>
       </w:r>
     </w:p>
     <w:tbl>
@@ -36183,12 +32488,6 @@
         <w:gridCol w:w="2475"/>
       </w:tblGrid>
       <w:tr>
-        <w:tblPrEx>
-          <w:tblCellMar>
-            <w:top w:w="0" w:type="dxa"/>
-            <w:bottom w:w="0" w:type="dxa"/>
-          </w:tblCellMar>
-        </w:tblPrEx>
         <w:tc>
           <w:tcPr>
             <w:tcW w:w="2475" w:type="dxa"/>
@@ -36406,12 +32705,6 @@
         <w:gridCol w:w="4950"/>
       </w:tblGrid>
       <w:tr>
-        <w:tblPrEx>
-          <w:tblCellMar>
-            <w:top w:w="0" w:type="dxa"/>
-            <w:bottom w:w="0" w:type="dxa"/>
-          </w:tblCellMar>
-        </w:tblPrEx>
         <w:trPr>
           <w:cantSplit/>
         </w:trPr>
@@ -36535,12 +32828,6 @@
         </w:tc>
       </w:tr>
       <w:tr>
-        <w:tblPrEx>
-          <w:tblCellMar>
-            <w:top w:w="0" w:type="dxa"/>
-            <w:bottom w:w="0" w:type="dxa"/>
-          </w:tblCellMar>
-        </w:tblPrEx>
         <w:trPr>
           <w:cantSplit/>
         </w:trPr>
@@ -36664,12 +32951,6 @@
         </w:tc>
       </w:tr>
       <w:tr>
-        <w:tblPrEx>
-          <w:tblCellMar>
-            <w:top w:w="0" w:type="dxa"/>
-            <w:bottom w:w="0" w:type="dxa"/>
-          </w:tblCellMar>
-        </w:tblPrEx>
         <w:trPr>
           <w:cantSplit/>
         </w:trPr>
@@ -36824,12 +33105,6 @@
         <w:gridCol w:w="9900"/>
       </w:tblGrid>
       <w:tr>
-        <w:tblPrEx>
-          <w:tblCellMar>
-            <w:top w:w="0" w:type="dxa"/>
-            <w:bottom w:w="0" w:type="dxa"/>
-          </w:tblCellMar>
-        </w:tblPrEx>
         <w:tc>
           <w:tcPr>
             <w:tcW w:w="9900" w:type="dxa"/>
@@ -36907,13 +33182,8 @@
         <w:keepNext/>
         <w:spacing w:before="320" w:after="60"/>
       </w:pPr>
-      <w:proofErr w:type="gramStart"/>
       <w:r>
-        <w:t>A.1  Run</w:t>
-      </w:r>
-      <w:proofErr w:type="gramEnd"/>
-      <w:r>
-        <w:t xml:space="preserve"> it on a computer</w:t>
+        <w:t>A.1  Run it on a computer</w:t>
       </w:r>
     </w:p>
     <w:p>
@@ -36965,15 +33235,7 @@
         <w:spacing w:after="90" w:line="276" w:lineRule="auto"/>
       </w:pPr>
       <w:r>
-        <w:t xml:space="preserve">Install all packages with the install command listed in </w:t>
-      </w:r>
-      <w:proofErr w:type="gramStart"/>
-      <w:r>
-        <w:t>the ReadMe</w:t>
-      </w:r>
-      <w:proofErr w:type="gramEnd"/>
-      <w:r>
-        <w:t>.</w:t>
+        <w:t>Install all packages with the install command listed in the ReadMe.</w:t>
       </w:r>
     </w:p>
     <w:p>
@@ -37091,23 +33353,7 @@
         <w:t xml:space="preserve">Urdu. </w:t>
       </w:r>
       <w:r>
-        <w:t xml:space="preserve">Press the Urdu button in the top </w:t>
-      </w:r>
-      <w:proofErr w:type="gramStart"/>
-      <w:r>
-        <w:t>bar, or</w:t>
-      </w:r>
-      <w:proofErr w:type="gramEnd"/>
-      <w:r>
-        <w:t xml:space="preserve"> </w:t>
-      </w:r>
-      <w:proofErr w:type="gramStart"/>
-      <w:r>
-        <w:t>add ?lang</w:t>
-      </w:r>
-      <w:proofErr w:type="gramEnd"/>
-      <w:r>
-        <w:t>=</w:t>
+        <w:t>Press the Urdu button in the top bar, or add ?lang=</w:t>
       </w:r>
       <w:proofErr w:type="spellStart"/>
       <w:r>
@@ -37124,13 +33370,8 @@
         <w:keepNext/>
         <w:spacing w:before="320" w:after="60"/>
       </w:pPr>
-      <w:proofErr w:type="gramStart"/>
       <w:r>
-        <w:t>A.2  Putting</w:t>
-      </w:r>
-      <w:proofErr w:type="gramEnd"/>
-      <w:r>
-        <w:t xml:space="preserve"> the site online</w:t>
+        <w:t>A.2  Putting the site online</w:t>
       </w:r>
     </w:p>
     <w:p>
@@ -37156,15 +33397,7 @@
         <w:spacing w:after="150" w:line="288" w:lineRule="auto"/>
       </w:pPr>
       <w:r>
-        <w:t xml:space="preserve">The repository contains </w:t>
-      </w:r>
-      <w:proofErr w:type="gramStart"/>
-      <w:r>
-        <w:t>a Render</w:t>
-      </w:r>
-      <w:proofErr w:type="gramEnd"/>
-      <w:r>
-        <w:t xml:space="preserve"> blueprint. It creates one web service that serves both the API and the built React app, with a health check on /</w:t>
+        <w:t>The repository contains a Render blueprint. It creates one web service that serves both the API and the built React app, with a health check on /</w:t>
       </w:r>
       <w:proofErr w:type="spellStart"/>
       <w:r>
@@ -37172,31 +33405,7 @@
       </w:r>
       <w:proofErr w:type="spellEnd"/>
       <w:r>
-        <w:t xml:space="preserve">/health. A free Redis instance </w:t>
-      </w:r>
-      <w:proofErr w:type="gramStart"/>
-      <w:r>
-        <w:t>caches</w:t>
-      </w:r>
-      <w:proofErr w:type="gramEnd"/>
-      <w:r>
-        <w:t xml:space="preserve"> public pages and reports. The MongoDB Atlas connection address is </w:t>
-      </w:r>
-      <w:proofErr w:type="gramStart"/>
-      <w:r>
-        <w:t>pasted</w:t>
-      </w:r>
-      <w:proofErr w:type="gramEnd"/>
-      <w:r>
-        <w:t xml:space="preserve"> into the settings; the token secret is generated </w:t>
-      </w:r>
-      <w:proofErr w:type="gramStart"/>
-      <w:r>
-        <w:t>automatically</w:t>
-      </w:r>
-      <w:proofErr w:type="gramEnd"/>
-      <w:r>
-        <w:t xml:space="preserve"> and the time zone is set to Asia/Karachi.</w:t>
+        <w:t>/health. A free Redis instance caches public pages and reports. The MongoDB Atlas connection address is pasted into the settings; the token secret is generated automatically and the time zone is set to Asia/Karachi.</w:t>
       </w:r>
     </w:p>
     <w:tbl>
@@ -37222,12 +33431,6 @@
         <w:gridCol w:w="6900"/>
       </w:tblGrid>
       <w:tr>
-        <w:tblPrEx>
-          <w:tblCellMar>
-            <w:top w:w="0" w:type="dxa"/>
-            <w:bottom w:w="0" w:type="dxa"/>
-          </w:tblCellMar>
-        </w:tblPrEx>
         <w:trPr>
           <w:cantSplit/>
           <w:tblHeader/>
@@ -37284,12 +33487,6 @@
         </w:tc>
       </w:tr>
       <w:tr>
-        <w:tblPrEx>
-          <w:tblCellMar>
-            <w:top w:w="0" w:type="dxa"/>
-            <w:bottom w:w="0" w:type="dxa"/>
-          </w:tblCellMar>
-        </w:tblPrEx>
         <w:trPr>
           <w:cantSplit/>
         </w:trPr>
@@ -37341,12 +33538,6 @@
         </w:tc>
       </w:tr>
       <w:tr>
-        <w:tblPrEx>
-          <w:tblCellMar>
-            <w:top w:w="0" w:type="dxa"/>
-            <w:bottom w:w="0" w:type="dxa"/>
-          </w:tblCellMar>
-        </w:tblPrEx>
         <w:trPr>
           <w:cantSplit/>
         </w:trPr>
@@ -37426,12 +33617,6 @@
         <w:gridCol w:w="9900"/>
       </w:tblGrid>
       <w:tr>
-        <w:tblPrEx>
-          <w:tblCellMar>
-            <w:top w:w="0" w:type="dxa"/>
-            <w:bottom w:w="0" w:type="dxa"/>
-          </w:tblCellMar>
-        </w:tblPrEx>
         <w:tc>
           <w:tcPr>
             <w:tcW w:w="9900" w:type="dxa"/>
@@ -37567,12 +33752,6 @@
         <w:gridCol w:w="2400"/>
       </w:tblGrid>
       <w:tr>
-        <w:tblPrEx>
-          <w:tblCellMar>
-            <w:top w:w="0" w:type="dxa"/>
-            <w:bottom w:w="0" w:type="dxa"/>
-          </w:tblCellMar>
-        </w:tblPrEx>
         <w:trPr>
           <w:cantSplit/>
           <w:tblHeader/>
@@ -37679,12 +33858,6 @@
         </w:tc>
       </w:tr>
       <w:tr>
-        <w:tblPrEx>
-          <w:tblCellMar>
-            <w:top w:w="0" w:type="dxa"/>
-            <w:bottom w:w="0" w:type="dxa"/>
-          </w:tblCellMar>
-        </w:tblPrEx>
         <w:trPr>
           <w:cantSplit/>
         </w:trPr>
@@ -37747,23 +33920,7 @@
                 <w:sz w:val="18"/>
                 <w:szCs w:val="18"/>
               </w:rPr>
-              <w:t>/</w:t>
-            </w:r>
-            <w:proofErr w:type="gramStart"/>
-            <w:r>
-              <w:rPr>
-                <w:sz w:val="18"/>
-                <w:szCs w:val="18"/>
-              </w:rPr>
-              <w:t>register</w:t>
-            </w:r>
-            <w:proofErr w:type="gramEnd"/>
-            <w:r>
-              <w:rPr>
-                <w:sz w:val="18"/>
-                <w:szCs w:val="18"/>
-              </w:rPr>
-              <w:t>, /login; phone box with country flag</w:t>
+              <w:t>/register, /login; phone box with country flag</w:t>
             </w:r>
           </w:p>
         </w:tc>
@@ -37789,12 +33946,6 @@
         </w:tc>
       </w:tr>
       <w:tr>
-        <w:tblPrEx>
-          <w:tblCellMar>
-            <w:top w:w="0" w:type="dxa"/>
-            <w:bottom w:w="0" w:type="dxa"/>
-          </w:tblCellMar>
-        </w:tblPrEx>
         <w:trPr>
           <w:cantSplit/>
         </w:trPr>
@@ -37905,12 +34056,6 @@
         </w:tc>
       </w:tr>
       <w:tr>
-        <w:tblPrEx>
-          <w:tblCellMar>
-            <w:top w:w="0" w:type="dxa"/>
-            <w:bottom w:w="0" w:type="dxa"/>
-          </w:tblCellMar>
-        </w:tblPrEx>
         <w:trPr>
           <w:cantSplit/>
         </w:trPr>
@@ -37999,12 +34144,6 @@
         </w:tc>
       </w:tr>
       <w:tr>
-        <w:tblPrEx>
-          <w:tblCellMar>
-            <w:top w:w="0" w:type="dxa"/>
-            <w:bottom w:w="0" w:type="dxa"/>
-          </w:tblCellMar>
-        </w:tblPrEx>
         <w:trPr>
           <w:cantSplit/>
         </w:trPr>
@@ -38070,23 +34209,7 @@
                 <w:sz w:val="18"/>
                 <w:szCs w:val="18"/>
               </w:rPr>
-              <w:t>/</w:t>
-            </w:r>
-            <w:proofErr w:type="gramStart"/>
-            <w:r>
-              <w:rPr>
-                <w:sz w:val="18"/>
-                <w:szCs w:val="18"/>
-              </w:rPr>
-              <w:t>markets</w:t>
-            </w:r>
-            <w:proofErr w:type="gramEnd"/>
-            <w:r>
-              <w:rPr>
-                <w:sz w:val="18"/>
-                <w:szCs w:val="18"/>
-              </w:rPr>
-              <w:t xml:space="preserve"> (open today first), market page</w:t>
+              <w:t>/markets (open today first), market page</w:t>
             </w:r>
           </w:p>
         </w:tc>
@@ -38113,12 +34236,6 @@
         </w:tc>
       </w:tr>
       <w:tr>
-        <w:tblPrEx>
-          <w:tblCellMar>
-            <w:top w:w="0" w:type="dxa"/>
-            <w:bottom w:w="0" w:type="dxa"/>
-          </w:tblCellMar>
-        </w:tblPrEx>
         <w:trPr>
           <w:cantSplit/>
         </w:trPr>
@@ -38207,12 +34324,6 @@
         </w:tc>
       </w:tr>
       <w:tr>
-        <w:tblPrEx>
-          <w:tblCellMar>
-            <w:top w:w="0" w:type="dxa"/>
-            <w:bottom w:w="0" w:type="dxa"/>
-          </w:tblCellMar>
-        </w:tblPrEx>
         <w:trPr>
           <w:cantSplit/>
         </w:trPr>
@@ -38278,23 +34389,7 @@
                 <w:sz w:val="18"/>
                 <w:szCs w:val="18"/>
               </w:rPr>
-              <w:t>/</w:t>
-            </w:r>
-            <w:proofErr w:type="gramStart"/>
-            <w:r>
-              <w:rPr>
-                <w:sz w:val="18"/>
-                <w:szCs w:val="18"/>
-              </w:rPr>
-              <w:t>map</w:t>
-            </w:r>
-            <w:proofErr w:type="gramEnd"/>
-            <w:r>
-              <w:rPr>
-                <w:sz w:val="18"/>
-                <w:szCs w:val="18"/>
-              </w:rPr>
-              <w:t>, market and farmer pages (OSM, OSRM, Google Maps link)</w:t>
+              <w:t>/map, market and farmer pages (OSM, OSRM, Google Maps link)</w:t>
             </w:r>
           </w:p>
         </w:tc>
@@ -38321,12 +34416,6 @@
         </w:tc>
       </w:tr>
       <w:tr>
-        <w:tblPrEx>
-          <w:tblCellMar>
-            <w:top w:w="0" w:type="dxa"/>
-            <w:bottom w:w="0" w:type="dxa"/>
-          </w:tblCellMar>
-        </w:tblPrEx>
         <w:trPr>
           <w:cantSplit/>
         </w:trPr>
@@ -38415,12 +34504,6 @@
         </w:tc>
       </w:tr>
       <w:tr>
-        <w:tblPrEx>
-          <w:tblCellMar>
-            <w:top w:w="0" w:type="dxa"/>
-            <w:bottom w:w="0" w:type="dxa"/>
-          </w:tblCellMar>
-        </w:tblPrEx>
         <w:trPr>
           <w:cantSplit/>
         </w:trPr>
@@ -38513,12 +34596,6 @@
         </w:tc>
       </w:tr>
       <w:tr>
-        <w:tblPrEx>
-          <w:tblCellMar>
-            <w:top w:w="0" w:type="dxa"/>
-            <w:bottom w:w="0" w:type="dxa"/>
-          </w:tblCellMar>
-        </w:tblPrEx>
         <w:trPr>
           <w:cantSplit/>
         </w:trPr>
@@ -38607,12 +34684,6 @@
         </w:tc>
       </w:tr>
       <w:tr>
-        <w:tblPrEx>
-          <w:tblCellMar>
-            <w:top w:w="0" w:type="dxa"/>
-            <w:bottom w:w="0" w:type="dxa"/>
-          </w:tblCellMar>
-        </w:tblPrEx>
         <w:trPr>
           <w:cantSplit/>
         </w:trPr>
@@ -38678,23 +34749,7 @@
                 <w:sz w:val="18"/>
                 <w:szCs w:val="18"/>
               </w:rPr>
-              <w:t>/</w:t>
-            </w:r>
-            <w:proofErr w:type="gramStart"/>
-            <w:r>
-              <w:rPr>
-                <w:sz w:val="18"/>
-                <w:szCs w:val="18"/>
-              </w:rPr>
-              <w:t>checkout</w:t>
-            </w:r>
-            <w:proofErr w:type="gramEnd"/>
-            <w:r>
-              <w:rPr>
-                <w:sz w:val="18"/>
-                <w:szCs w:val="18"/>
-              </w:rPr>
-              <w:t xml:space="preserve"> slot picker</w:t>
+              <w:t>/checkout slot picker</w:t>
             </w:r>
           </w:p>
         </w:tc>
@@ -38721,12 +34776,6 @@
         </w:tc>
       </w:tr>
       <w:tr>
-        <w:tblPrEx>
-          <w:tblCellMar>
-            <w:top w:w="0" w:type="dxa"/>
-            <w:bottom w:w="0" w:type="dxa"/>
-          </w:tblCellMar>
-        </w:tblPrEx>
         <w:trPr>
           <w:cantSplit/>
         </w:trPr>
@@ -38815,12 +34864,6 @@
         </w:tc>
       </w:tr>
       <w:tr>
-        <w:tblPrEx>
-          <w:tblCellMar>
-            <w:top w:w="0" w:type="dxa"/>
-            <w:bottom w:w="0" w:type="dxa"/>
-          </w:tblCellMar>
-        </w:tblPrEx>
         <w:trPr>
           <w:cantSplit/>
         </w:trPr>
@@ -38913,12 +34956,6 @@
         </w:tc>
       </w:tr>
       <w:tr>
-        <w:tblPrEx>
-          <w:tblCellMar>
-            <w:top w:w="0" w:type="dxa"/>
-            <w:bottom w:w="0" w:type="dxa"/>
-          </w:tblCellMar>
-        </w:tblPrEx>
         <w:trPr>
           <w:cantSplit/>
         </w:trPr>
@@ -39016,12 +35053,6 @@
         </w:tc>
       </w:tr>
       <w:tr>
-        <w:tblPrEx>
-          <w:tblCellMar>
-            <w:top w:w="0" w:type="dxa"/>
-            <w:bottom w:w="0" w:type="dxa"/>
-          </w:tblCellMar>
-        </w:tblPrEx>
         <w:trPr>
           <w:cantSplit/>
         </w:trPr>
@@ -39126,12 +35157,6 @@
         </w:tc>
       </w:tr>
       <w:tr>
-        <w:tblPrEx>
-          <w:tblCellMar>
-            <w:top w:w="0" w:type="dxa"/>
-            <w:bottom w:w="0" w:type="dxa"/>
-          </w:tblCellMar>
-        </w:tblPrEx>
         <w:trPr>
           <w:cantSplit/>
         </w:trPr>
@@ -39220,12 +35245,6 @@
         </w:tc>
       </w:tr>
       <w:tr>
-        <w:tblPrEx>
-          <w:tblCellMar>
-            <w:top w:w="0" w:type="dxa"/>
-            <w:bottom w:w="0" w:type="dxa"/>
-          </w:tblCellMar>
-        </w:tblPrEx>
         <w:trPr>
           <w:cantSplit/>
         </w:trPr>
@@ -39360,12 +35379,6 @@
         <w:gridCol w:w="2400"/>
       </w:tblGrid>
       <w:tr>
-        <w:tblPrEx>
-          <w:tblCellMar>
-            <w:top w:w="0" w:type="dxa"/>
-            <w:bottom w:w="0" w:type="dxa"/>
-          </w:tblCellMar>
-        </w:tblPrEx>
         <w:trPr>
           <w:cantSplit/>
           <w:tblHeader/>
@@ -39472,12 +35485,6 @@
         </w:tc>
       </w:tr>
       <w:tr>
-        <w:tblPrEx>
-          <w:tblCellMar>
-            <w:top w:w="0" w:type="dxa"/>
-            <w:bottom w:w="0" w:type="dxa"/>
-          </w:tblCellMar>
-        </w:tblPrEx>
         <w:trPr>
           <w:cantSplit/>
         </w:trPr>
@@ -39566,12 +35573,6 @@
         </w:tc>
       </w:tr>
       <w:tr>
-        <w:tblPrEx>
-          <w:tblCellMar>
-            <w:top w:w="0" w:type="dxa"/>
-            <w:bottom w:w="0" w:type="dxa"/>
-          </w:tblCellMar>
-        </w:tblPrEx>
         <w:trPr>
           <w:cantSplit/>
         </w:trPr>
@@ -39664,12 +35665,6 @@
         </w:tc>
       </w:tr>
       <w:tr>
-        <w:tblPrEx>
-          <w:tblCellMar>
-            <w:top w:w="0" w:type="dxa"/>
-            <w:bottom w:w="0" w:type="dxa"/>
-          </w:tblCellMar>
-        </w:tblPrEx>
         <w:trPr>
           <w:cantSplit/>
         </w:trPr>
@@ -39758,12 +35753,6 @@
         </w:tc>
       </w:tr>
       <w:tr>
-        <w:tblPrEx>
-          <w:tblCellMar>
-            <w:top w:w="0" w:type="dxa"/>
-            <w:bottom w:w="0" w:type="dxa"/>
-          </w:tblCellMar>
-        </w:tblPrEx>
         <w:trPr>
           <w:cantSplit/>
         </w:trPr>
@@ -39860,12 +35849,6 @@
         </w:tc>
       </w:tr>
       <w:tr>
-        <w:tblPrEx>
-          <w:tblCellMar>
-            <w:top w:w="0" w:type="dxa"/>
-            <w:bottom w:w="0" w:type="dxa"/>
-          </w:tblCellMar>
-        </w:tblPrEx>
         <w:trPr>
           <w:cantSplit/>
         </w:trPr>
@@ -39954,12 +35937,6 @@
         </w:tc>
       </w:tr>
       <w:tr>
-        <w:tblPrEx>
-          <w:tblCellMar>
-            <w:top w:w="0" w:type="dxa"/>
-            <w:bottom w:w="0" w:type="dxa"/>
-          </w:tblCellMar>
-        </w:tblPrEx>
         <w:trPr>
           <w:cantSplit/>
         </w:trPr>
@@ -40052,12 +36029,6 @@
         </w:tc>
       </w:tr>
       <w:tr>
-        <w:tblPrEx>
-          <w:tblCellMar>
-            <w:top w:w="0" w:type="dxa"/>
-            <w:bottom w:w="0" w:type="dxa"/>
-          </w:tblCellMar>
-        </w:tblPrEx>
         <w:trPr>
           <w:cantSplit/>
         </w:trPr>
@@ -40146,12 +36117,6 @@
         </w:tc>
       </w:tr>
       <w:tr>
-        <w:tblPrEx>
-          <w:tblCellMar>
-            <w:top w:w="0" w:type="dxa"/>
-            <w:bottom w:w="0" w:type="dxa"/>
-          </w:tblCellMar>
-        </w:tblPrEx>
         <w:trPr>
           <w:cantSplit/>
         </w:trPr>
@@ -40244,12 +36209,6 @@
         </w:tc>
       </w:tr>
       <w:tr>
-        <w:tblPrEx>
-          <w:tblCellMar>
-            <w:top w:w="0" w:type="dxa"/>
-            <w:bottom w:w="0" w:type="dxa"/>
-          </w:tblCellMar>
-        </w:tblPrEx>
         <w:trPr>
           <w:cantSplit/>
         </w:trPr>
@@ -40380,12 +36339,6 @@
         <w:gridCol w:w="2400"/>
       </w:tblGrid>
       <w:tr>
-        <w:tblPrEx>
-          <w:tblCellMar>
-            <w:top w:w="0" w:type="dxa"/>
-            <w:bottom w:w="0" w:type="dxa"/>
-          </w:tblCellMar>
-        </w:tblPrEx>
         <w:trPr>
           <w:cantSplit/>
           <w:tblHeader/>
@@ -40492,12 +36445,6 @@
         </w:tc>
       </w:tr>
       <w:tr>
-        <w:tblPrEx>
-          <w:tblCellMar>
-            <w:top w:w="0" w:type="dxa"/>
-            <w:bottom w:w="0" w:type="dxa"/>
-          </w:tblCellMar>
-        </w:tblPrEx>
         <w:trPr>
           <w:cantSplit/>
         </w:trPr>
@@ -40560,17 +36507,8 @@
                 <w:sz w:val="18"/>
                 <w:szCs w:val="18"/>
               </w:rPr>
-              <w:t>/</w:t>
-            </w:r>
-            <w:proofErr w:type="gramStart"/>
-            <w:r>
-              <w:rPr>
-                <w:sz w:val="18"/>
-                <w:szCs w:val="18"/>
-              </w:rPr>
-              <w:t>admin</w:t>
-            </w:r>
-            <w:proofErr w:type="gramEnd"/>
+              <w:t>/admin</w:t>
+            </w:r>
           </w:p>
         </w:tc>
         <w:tc>
@@ -40597,12 +36535,6 @@
         </w:tc>
       </w:tr>
       <w:tr>
-        <w:tblPrEx>
-          <w:tblCellMar>
-            <w:top w:w="0" w:type="dxa"/>
-            <w:bottom w:w="0" w:type="dxa"/>
-          </w:tblCellMar>
-        </w:tblPrEx>
         <w:trPr>
           <w:cantSplit/>
         </w:trPr>
@@ -40695,12 +36627,6 @@
         </w:tc>
       </w:tr>
       <w:tr>
-        <w:tblPrEx>
-          <w:tblCellMar>
-            <w:top w:w="0" w:type="dxa"/>
-            <w:bottom w:w="0" w:type="dxa"/>
-          </w:tblCellMar>
-        </w:tblPrEx>
         <w:trPr>
           <w:cantSplit/>
         </w:trPr>
@@ -40791,12 +36717,6 @@
         </w:tc>
       </w:tr>
       <w:tr>
-        <w:tblPrEx>
-          <w:tblCellMar>
-            <w:top w:w="0" w:type="dxa"/>
-            <w:bottom w:w="0" w:type="dxa"/>
-          </w:tblCellMar>
-        </w:tblPrEx>
         <w:trPr>
           <w:cantSplit/>
         </w:trPr>
@@ -40891,12 +36811,6 @@
         </w:tc>
       </w:tr>
       <w:tr>
-        <w:tblPrEx>
-          <w:tblCellMar>
-            <w:top w:w="0" w:type="dxa"/>
-            <w:bottom w:w="0" w:type="dxa"/>
-          </w:tblCellMar>
-        </w:tblPrEx>
         <w:trPr>
           <w:cantSplit/>
         </w:trPr>
@@ -40985,12 +36899,6 @@
         </w:tc>
       </w:tr>
       <w:tr>
-        <w:tblPrEx>
-          <w:tblCellMar>
-            <w:top w:w="0" w:type="dxa"/>
-            <w:bottom w:w="0" w:type="dxa"/>
-          </w:tblCellMar>
-        </w:tblPrEx>
         <w:trPr>
           <w:cantSplit/>
         </w:trPr>
@@ -41083,12 +36991,6 @@
         </w:tc>
       </w:tr>
       <w:tr>
-        <w:tblPrEx>
-          <w:tblCellMar>
-            <w:top w:w="0" w:type="dxa"/>
-            <w:bottom w:w="0" w:type="dxa"/>
-          </w:tblCellMar>
-        </w:tblPrEx>
         <w:trPr>
           <w:cantSplit/>
         </w:trPr>
@@ -41228,12 +37130,6 @@
         <w:gridCol w:w="2400"/>
       </w:tblGrid>
       <w:tr>
-        <w:tblPrEx>
-          <w:tblCellMar>
-            <w:top w:w="0" w:type="dxa"/>
-            <w:bottom w:w="0" w:type="dxa"/>
-          </w:tblCellMar>
-        </w:tblPrEx>
         <w:trPr>
           <w:cantSplit/>
           <w:tblHeader/>
@@ -41340,12 +37236,6 @@
         </w:tc>
       </w:tr>
       <w:tr>
-        <w:tblPrEx>
-          <w:tblCellMar>
-            <w:top w:w="0" w:type="dxa"/>
-            <w:bottom w:w="0" w:type="dxa"/>
-          </w:tblCellMar>
-        </w:tblPrEx>
         <w:trPr>
           <w:cantSplit/>
         </w:trPr>
@@ -41434,12 +37324,6 @@
         </w:tc>
       </w:tr>
       <w:tr>
-        <w:tblPrEx>
-          <w:tblCellMar>
-            <w:top w:w="0" w:type="dxa"/>
-            <w:bottom w:w="0" w:type="dxa"/>
-          </w:tblCellMar>
-        </w:tblPrEx>
         <w:trPr>
           <w:cantSplit/>
         </w:trPr>
@@ -41500,21 +37384,12 @@
             </w:tcMar>
           </w:tcPr>
           <w:p>
-            <w:proofErr w:type="gramStart"/>
-            <w:r>
-              <w:rPr>
-                <w:sz w:val="18"/>
-                <w:szCs w:val="18"/>
-              </w:rPr>
-              <w:t>Shop</w:t>
-            </w:r>
-            <w:proofErr w:type="gramEnd"/>
-            <w:r>
-              <w:rPr>
-                <w:sz w:val="18"/>
-                <w:szCs w:val="18"/>
-              </w:rPr>
-              <w:t>, farmers, markets, map pages</w:t>
+            <w:r>
+              <w:rPr>
+                <w:sz w:val="18"/>
+                <w:szCs w:val="18"/>
+              </w:rPr>
+              <w:t>Shop, farmers, markets, map pages</w:t>
             </w:r>
           </w:p>
         </w:tc>
@@ -41541,12 +37416,6 @@
         </w:tc>
       </w:tr>
       <w:tr>
-        <w:tblPrEx>
-          <w:tblCellMar>
-            <w:top w:w="0" w:type="dxa"/>
-            <w:bottom w:w="0" w:type="dxa"/>
-          </w:tblCellMar>
-        </w:tblPrEx>
         <w:trPr>
           <w:cantSplit/>
         </w:trPr>
@@ -41635,12 +37504,6 @@
         </w:tc>
       </w:tr>
       <w:tr>
-        <w:tblPrEx>
-          <w:tblCellMar>
-            <w:top w:w="0" w:type="dxa"/>
-            <w:bottom w:w="0" w:type="dxa"/>
-          </w:tblCellMar>
-        </w:tblPrEx>
         <w:trPr>
           <w:cantSplit/>
         </w:trPr>
@@ -41733,12 +37596,6 @@
         </w:tc>
       </w:tr>
       <w:tr>
-        <w:tblPrEx>
-          <w:tblCellMar>
-            <w:top w:w="0" w:type="dxa"/>
-            <w:bottom w:w="0" w:type="dxa"/>
-          </w:tblCellMar>
-        </w:tblPrEx>
         <w:trPr>
           <w:cantSplit/>
         </w:trPr>
@@ -41801,17 +37658,8 @@
                 <w:sz w:val="18"/>
                 <w:szCs w:val="18"/>
               </w:rPr>
-              <w:t>/</w:t>
-            </w:r>
-            <w:proofErr w:type="gramStart"/>
-            <w:r>
-              <w:rPr>
-                <w:sz w:val="18"/>
-                <w:szCs w:val="18"/>
-              </w:rPr>
-              <w:t>about</w:t>
-            </w:r>
-            <w:proofErr w:type="gramEnd"/>
+              <w:t>/about</w:t>
+            </w:r>
           </w:p>
         </w:tc>
         <w:tc>
@@ -41836,12 +37684,6 @@
         </w:tc>
       </w:tr>
       <w:tr>
-        <w:tblPrEx>
-          <w:tblCellMar>
-            <w:top w:w="0" w:type="dxa"/>
-            <w:bottom w:w="0" w:type="dxa"/>
-          </w:tblCellMar>
-        </w:tblPrEx>
         <w:trPr>
           <w:cantSplit/>
         </w:trPr>
@@ -41907,17 +37749,8 @@
                 <w:sz w:val="18"/>
                 <w:szCs w:val="18"/>
               </w:rPr>
-              <w:t>/</w:t>
-            </w:r>
-            <w:proofErr w:type="gramStart"/>
-            <w:r>
-              <w:rPr>
-                <w:sz w:val="18"/>
-                <w:szCs w:val="18"/>
-              </w:rPr>
-              <w:t>contact</w:t>
-            </w:r>
-            <w:proofErr w:type="gramEnd"/>
+              <w:t>/contact</w:t>
+            </w:r>
           </w:p>
         </w:tc>
         <w:tc>
@@ -41984,12 +37817,6 @@
         <w:gridCol w:w="2400"/>
       </w:tblGrid>
       <w:tr>
-        <w:tblPrEx>
-          <w:tblCellMar>
-            <w:top w:w="0" w:type="dxa"/>
-            <w:bottom w:w="0" w:type="dxa"/>
-          </w:tblCellMar>
-        </w:tblPrEx>
         <w:trPr>
           <w:cantSplit/>
           <w:tblHeader/>
@@ -42071,12 +37898,6 @@
         </w:tc>
       </w:tr>
       <w:tr>
-        <w:tblPrEx>
-          <w:tblCellMar>
-            <w:top w:w="0" w:type="dxa"/>
-            <w:bottom w:w="0" w:type="dxa"/>
-          </w:tblCellMar>
-        </w:tblPrEx>
         <w:trPr>
           <w:cantSplit/>
         </w:trPr>
@@ -42145,12 +37966,6 @@
         </w:tc>
       </w:tr>
       <w:tr>
-        <w:tblPrEx>
-          <w:tblCellMar>
-            <w:top w:w="0" w:type="dxa"/>
-            <w:bottom w:w="0" w:type="dxa"/>
-          </w:tblCellMar>
-        </w:tblPrEx>
         <w:trPr>
           <w:cantSplit/>
         </w:trPr>
@@ -42238,12 +38053,6 @@
         </w:tc>
       </w:tr>
       <w:tr>
-        <w:tblPrEx>
-          <w:tblCellMar>
-            <w:top w:w="0" w:type="dxa"/>
-            <w:bottom w:w="0" w:type="dxa"/>
-          </w:tblCellMar>
-        </w:tblPrEx>
         <w:trPr>
           <w:cantSplit/>
         </w:trPr>
@@ -42328,12 +38137,6 @@
         </w:tc>
       </w:tr>
       <w:tr>
-        <w:tblPrEx>
-          <w:tblCellMar>
-            <w:top w:w="0" w:type="dxa"/>
-            <w:bottom w:w="0" w:type="dxa"/>
-          </w:tblCellMar>
-        </w:tblPrEx>
         <w:trPr>
           <w:cantSplit/>
         </w:trPr>
@@ -42408,12 +38211,6 @@
         </w:tc>
       </w:tr>
       <w:tr>
-        <w:tblPrEx>
-          <w:tblCellMar>
-            <w:top w:w="0" w:type="dxa"/>
-            <w:bottom w:w="0" w:type="dxa"/>
-          </w:tblCellMar>
-        </w:tblPrEx>
         <w:trPr>
           <w:cantSplit/>
         </w:trPr>
@@ -42482,12 +38279,6 @@
         </w:tc>
       </w:tr>
       <w:tr>
-        <w:tblPrEx>
-          <w:tblCellMar>
-            <w:top w:w="0" w:type="dxa"/>
-            <w:bottom w:w="0" w:type="dxa"/>
-          </w:tblCellMar>
-        </w:tblPrEx>
         <w:trPr>
           <w:cantSplit/>
         </w:trPr>
@@ -42532,23 +38323,7 @@
                 <w:sz w:val="18"/>
                 <w:szCs w:val="18"/>
               </w:rPr>
-              <w:t xml:space="preserve">Keyboard access, visible focus, </w:t>
-            </w:r>
-            <w:proofErr w:type="gramStart"/>
-            <w:r>
-              <w:rPr>
-                <w:sz w:val="18"/>
-                <w:szCs w:val="18"/>
-              </w:rPr>
-              <w:t>alt</w:t>
-            </w:r>
-            <w:proofErr w:type="gramEnd"/>
-            <w:r>
-              <w:rPr>
-                <w:sz w:val="18"/>
-                <w:szCs w:val="18"/>
-              </w:rPr>
-              <w:t xml:space="preserve"> text, reduced motion, contrast</w:t>
+              <w:t>Keyboard access, visible focus, alt text, reduced motion, contrast</w:t>
             </w:r>
           </w:p>
         </w:tc>
@@ -42578,12 +38353,6 @@
         </w:tc>
       </w:tr>
       <w:tr>
-        <w:tblPrEx>
-          <w:tblCellMar>
-            <w:top w:w="0" w:type="dxa"/>
-            <w:bottom w:w="0" w:type="dxa"/>
-          </w:tblCellMar>
-        </w:tblPrEx>
         <w:trPr>
           <w:cantSplit/>
         </w:trPr>
@@ -42652,12 +38421,6 @@
         </w:tc>
       </w:tr>
       <w:tr>
-        <w:tblPrEx>
-          <w:tblCellMar>
-            <w:top w:w="0" w:type="dxa"/>
-            <w:bottom w:w="0" w:type="dxa"/>
-          </w:tblCellMar>
-        </w:tblPrEx>
         <w:trPr>
           <w:cantSplit/>
         </w:trPr>
@@ -42755,12 +38518,6 @@
         <w:gridCol w:w="9900"/>
       </w:tblGrid>
       <w:tr>
-        <w:tblPrEx>
-          <w:tblCellMar>
-            <w:top w:w="0" w:type="dxa"/>
-            <w:bottom w:w="0" w:type="dxa"/>
-          </w:tblCellMar>
-        </w:tblPrEx>
         <w:tc>
           <w:tcPr>
             <w:tcW w:w="9900" w:type="dxa"/>
@@ -42858,12 +38615,6 @@
         <w:gridCol w:w="1600"/>
       </w:tblGrid>
       <w:tr>
-        <w:tblPrEx>
-          <w:tblCellMar>
-            <w:top w:w="0" w:type="dxa"/>
-            <w:bottom w:w="0" w:type="dxa"/>
-          </w:tblCellMar>
-        </w:tblPrEx>
         <w:trPr>
           <w:cantSplit/>
           <w:tblHeader/>
@@ -42995,12 +38746,6 @@
         </w:tc>
       </w:tr>
       <w:tr>
-        <w:tblPrEx>
-          <w:tblCellMar>
-            <w:top w:w="0" w:type="dxa"/>
-            <w:bottom w:w="0" w:type="dxa"/>
-          </w:tblCellMar>
-        </w:tblPrEx>
         <w:trPr>
           <w:cantSplit/>
         </w:trPr>
@@ -43118,12 +38863,6 @@
         </w:tc>
       </w:tr>
       <w:tr>
-        <w:tblPrEx>
-          <w:tblCellMar>
-            <w:top w:w="0" w:type="dxa"/>
-            <w:bottom w:w="0" w:type="dxa"/>
-          </w:tblCellMar>
-        </w:tblPrEx>
         <w:trPr>
           <w:cantSplit/>
         </w:trPr>
@@ -43246,12 +38985,6 @@
         </w:tc>
       </w:tr>
       <w:tr>
-        <w:tblPrEx>
-          <w:tblCellMar>
-            <w:top w:w="0" w:type="dxa"/>
-            <w:bottom w:w="0" w:type="dxa"/>
-          </w:tblCellMar>
-        </w:tblPrEx>
         <w:trPr>
           <w:cantSplit/>
         </w:trPr>
@@ -43369,12 +39102,6 @@
         </w:tc>
       </w:tr>
       <w:tr>
-        <w:tblPrEx>
-          <w:tblCellMar>
-            <w:top w:w="0" w:type="dxa"/>
-            <w:bottom w:w="0" w:type="dxa"/>
-          </w:tblCellMar>
-        </w:tblPrEx>
         <w:trPr>
           <w:cantSplit/>
         </w:trPr>
@@ -43497,12 +39224,6 @@
         </w:tc>
       </w:tr>
       <w:tr>
-        <w:tblPrEx>
-          <w:tblCellMar>
-            <w:top w:w="0" w:type="dxa"/>
-            <w:bottom w:w="0" w:type="dxa"/>
-          </w:tblCellMar>
-        </w:tblPrEx>
         <w:trPr>
           <w:cantSplit/>
         </w:trPr>
@@ -43620,12 +39341,6 @@
         </w:tc>
       </w:tr>
       <w:tr>
-        <w:tblPrEx>
-          <w:tblCellMar>
-            <w:top w:w="0" w:type="dxa"/>
-            <w:bottom w:w="0" w:type="dxa"/>
-          </w:tblCellMar>
-        </w:tblPrEx>
         <w:trPr>
           <w:cantSplit/>
         </w:trPr>
@@ -43774,12 +39489,6 @@
         <w:gridCol w:w="9900"/>
       </w:tblGrid>
       <w:tr>
-        <w:tblPrEx>
-          <w:tblCellMar>
-            <w:top w:w="0" w:type="dxa"/>
-            <w:bottom w:w="0" w:type="dxa"/>
-          </w:tblCellMar>
-        </w:tblPrEx>
         <w:trPr>
           <w:cantSplit/>
         </w:trPr>
@@ -43875,12 +39584,6 @@
         <w:gridCol w:w="4400"/>
       </w:tblGrid>
       <w:tr>
-        <w:tblPrEx>
-          <w:tblCellMar>
-            <w:top w:w="0" w:type="dxa"/>
-            <w:bottom w:w="0" w:type="dxa"/>
-          </w:tblCellMar>
-        </w:tblPrEx>
         <w:trPr>
           <w:cantSplit/>
           <w:tblHeader/>
@@ -43937,12 +39640,6 @@
         </w:tc>
       </w:tr>
       <w:tr>
-        <w:tblPrEx>
-          <w:tblCellMar>
-            <w:top w:w="0" w:type="dxa"/>
-            <w:bottom w:w="0" w:type="dxa"/>
-          </w:tblCellMar>
-        </w:tblPrEx>
         <w:trPr>
           <w:cantSplit/>
         </w:trPr>
@@ -43991,12 +39688,6 @@
         </w:tc>
       </w:tr>
       <w:tr>
-        <w:tblPrEx>
-          <w:tblCellMar>
-            <w:top w:w="0" w:type="dxa"/>
-            <w:bottom w:w="0" w:type="dxa"/>
-          </w:tblCellMar>
-        </w:tblPrEx>
         <w:trPr>
           <w:cantSplit/>
         </w:trPr>
@@ -44047,12 +39738,6 @@
         </w:tc>
       </w:tr>
       <w:tr>
-        <w:tblPrEx>
-          <w:tblCellMar>
-            <w:top w:w="0" w:type="dxa"/>
-            <w:bottom w:w="0" w:type="dxa"/>
-          </w:tblCellMar>
-        </w:tblPrEx>
         <w:trPr>
           <w:cantSplit/>
         </w:trPr>
@@ -44145,12 +39830,6 @@
         </w:tc>
       </w:tr>
       <w:tr>
-        <w:tblPrEx>
-          <w:tblCellMar>
-            <w:top w:w="0" w:type="dxa"/>
-            <w:bottom w:w="0" w:type="dxa"/>
-          </w:tblCellMar>
-        </w:tblPrEx>
         <w:trPr>
           <w:cantSplit/>
         </w:trPr>
@@ -44174,29 +39853,7 @@
                 <w:sz w:val="18"/>
                 <w:szCs w:val="18"/>
               </w:rPr>
-              <w:t xml:space="preserve">Demo </w:t>
-            </w:r>
-            <w:proofErr w:type="gramStart"/>
-            <w:r>
-              <w:rPr>
-                <w:b/>
-                <w:bCs/>
-                <w:color w:val="1F3D2B"/>
-                <w:sz w:val="18"/>
-                <w:szCs w:val="18"/>
-              </w:rPr>
-              <w:t>video (.</w:t>
-            </w:r>
-            <w:proofErr w:type="gramEnd"/>
-            <w:r>
-              <w:rPr>
-                <w:b/>
-                <w:bCs/>
-                <w:color w:val="1F3D2B"/>
-                <w:sz w:val="18"/>
-                <w:szCs w:val="18"/>
-              </w:rPr>
-              <w:t>mp4) covering every functional requirement</w:t>
+              <w:t>Demo video (.mp4) covering every functional requirement</w:t>
             </w:r>
           </w:p>
         </w:tc>
@@ -44223,12 +39880,6 @@
         </w:tc>
       </w:tr>
       <w:tr>
-        <w:tblPrEx>
-          <w:tblCellMar>
-            <w:top w:w="0" w:type="dxa"/>
-            <w:bottom w:w="0" w:type="dxa"/>
-          </w:tblCellMar>
-        </w:tblPrEx>
         <w:trPr>
           <w:cantSplit/>
         </w:trPr>
@@ -44277,12 +39928,6 @@
         </w:tc>
       </w:tr>
       <w:tr>
-        <w:tblPrEx>
-          <w:tblCellMar>
-            <w:top w:w="0" w:type="dxa"/>
-            <w:bottom w:w="0" w:type="dxa"/>
-          </w:tblCellMar>
-        </w:tblPrEx>
         <w:trPr>
           <w:cantSplit/>
         </w:trPr>
@@ -44333,12 +39978,6 @@
         </w:tc>
       </w:tr>
       <w:tr>
-        <w:tblPrEx>
-          <w:tblCellMar>
-            <w:top w:w="0" w:type="dxa"/>
-            <w:bottom w:w="0" w:type="dxa"/>
-          </w:tblCellMar>
-        </w:tblPrEx>
         <w:trPr>
           <w:cantSplit/>
         </w:trPr>
@@ -44387,12 +40026,6 @@
         </w:tc>
       </w:tr>
       <w:tr>
-        <w:tblPrEx>
-          <w:tblCellMar>
-            <w:top w:w="0" w:type="dxa"/>
-            <w:bottom w:w="0" w:type="dxa"/>
-          </w:tblCellMar>
-        </w:tblPrEx>
         <w:trPr>
           <w:cantSplit/>
         </w:trPr>
@@ -44469,12 +40102,6 @@
         <w:gridCol w:w="9900"/>
       </w:tblGrid>
       <w:tr>
-        <w:tblPrEx>
-          <w:tblCellMar>
-            <w:top w:w="0" w:type="dxa"/>
-            <w:bottom w:w="0" w:type="dxa"/>
-          </w:tblCellMar>
-        </w:tblPrEx>
         <w:tc>
           <w:tcPr>
             <w:tcW w:w="9900" w:type="dxa"/>
@@ -44552,11 +40179,9 @@
         <w:keepNext/>
         <w:spacing w:before="320" w:after="60"/>
       </w:pPr>
-      <w:proofErr w:type="gramStart"/>
       <w:r>
         <w:t>D.1  Assumptions</w:t>
       </w:r>
-      <w:proofErr w:type="gramEnd"/>
     </w:p>
     <w:p>
       <w:pPr>
@@ -44775,13 +40400,8 @@
         <w:keepNext/>
         <w:spacing w:before="320" w:after="60"/>
       </w:pPr>
-      <w:proofErr w:type="gramStart"/>
       <w:r>
-        <w:t>D.2  Known</w:t>
-      </w:r>
-      <w:proofErr w:type="gramEnd"/>
-      <w:r>
-        <w:t xml:space="preserve"> limitations</w:t>
+        <w:t>D.2  Known limitations</w:t>
       </w:r>
     </w:p>
     <w:p>
@@ -44812,15 +40432,7 @@
         <w:spacing w:after="90" w:line="276" w:lineRule="auto"/>
       </w:pPr>
       <w:r>
-        <w:t xml:space="preserve">Tests </w:t>
-      </w:r>
-      <w:proofErr w:type="gramStart"/>
-      <w:r>
-        <w:t>ran</w:t>
-      </w:r>
-      <w:proofErr w:type="gramEnd"/>
-      <w:r>
-        <w:t xml:space="preserve"> in Chromium only; Firefox and Safari were not tested automatically.</w:t>
+        <w:t>Tests ran in Chromium only; Firefox and Safari were not tested automatically.</w:t>
       </w:r>
     </w:p>
     <w:p>
@@ -44868,14 +40480,9 @@
         <w:keepNext/>
         <w:spacing w:before="320" w:after="60"/>
       </w:pPr>
-      <w:proofErr w:type="gramStart"/>
       <w:r>
         <w:lastRenderedPageBreak/>
-        <w:t>D.3  AI</w:t>
-      </w:r>
-      <w:proofErr w:type="gramEnd"/>
-      <w:r>
-        <w:t xml:space="preserve"> tools used</w:t>
+        <w:t>D.3  AI tools used</w:t>
       </w:r>
     </w:p>
     <w:p>
@@ -44919,12 +40526,6 @@
         <w:gridCol w:w="6400"/>
       </w:tblGrid>
       <w:tr>
-        <w:tblPrEx>
-          <w:tblCellMar>
-            <w:top w:w="0" w:type="dxa"/>
-            <w:bottom w:w="0" w:type="dxa"/>
-          </w:tblCellMar>
-        </w:tblPrEx>
         <w:trPr>
           <w:cantSplit/>
           <w:tblHeader/>
@@ -44981,12 +40582,6 @@
         </w:tc>
       </w:tr>
       <w:tr>
-        <w:tblPrEx>
-          <w:tblCellMar>
-            <w:top w:w="0" w:type="dxa"/>
-            <w:bottom w:w="0" w:type="dxa"/>
-          </w:tblCellMar>
-        </w:tblPrEx>
         <w:trPr>
           <w:cantSplit/>
         </w:trPr>
@@ -45029,18 +40624,12 @@
                 <w:sz w:val="18"/>
                 <w:szCs w:val="18"/>
               </w:rPr>
-              <w:t>Coding assistant during development and testing; first draft of documents</w:t>
-            </w:r>
-          </w:p>
-        </w:tc>
-      </w:tr>
-      <w:tr>
-        <w:tblPrEx>
-          <w:tblCellMar>
-            <w:top w:w="0" w:type="dxa"/>
-            <w:bottom w:w="0" w:type="dxa"/>
-          </w:tblCellMar>
-        </w:tblPrEx>
+              <w:t xml:space="preserve">Coding assistant during development and testing </w:t>
+            </w:r>
+          </w:p>
+        </w:tc>
+      </w:tr>
+      <w:tr>
         <w:trPr>
           <w:cantSplit/>
         </w:trPr>
@@ -45091,12 +40680,6 @@
         </w:tc>
       </w:tr>
       <w:tr>
-        <w:tblPrEx>
-          <w:tblCellMar>
-            <w:top w:w="0" w:type="dxa"/>
-            <w:bottom w:w="0" w:type="dxa"/>
-          </w:tblCellMar>
-        </w:tblPrEx>
         <w:trPr>
           <w:cantSplit/>
         </w:trPr>
@@ -45203,12 +40786,6 @@
         <w:gridCol w:w="9900"/>
       </w:tblGrid>
       <w:tr>
-        <w:tblPrEx>
-          <w:tblCellMar>
-            <w:top w:w="0" w:type="dxa"/>
-            <w:bottom w:w="0" w:type="dxa"/>
-          </w:tblCellMar>
-        </w:tblPrEx>
         <w:tc>
           <w:tcPr>
             <w:tcW w:w="9900" w:type="dxa"/>
@@ -45304,12 +40881,6 @@
         <w:gridCol w:w="6700"/>
       </w:tblGrid>
       <w:tr>
-        <w:tblPrEx>
-          <w:tblCellMar>
-            <w:top w:w="0" w:type="dxa"/>
-            <w:bottom w:w="0" w:type="dxa"/>
-          </w:tblCellMar>
-        </w:tblPrEx>
         <w:trPr>
           <w:cantSplit/>
           <w:tblHeader/>
@@ -45391,12 +40962,6 @@
         </w:tc>
       </w:tr>
       <w:tr>
-        <w:tblPrEx>
-          <w:tblCellMar>
-            <w:top w:w="0" w:type="dxa"/>
-            <w:bottom w:w="0" w:type="dxa"/>
-          </w:tblCellMar>
-        </w:tblPrEx>
         <w:trPr>
           <w:cantSplit/>
         </w:trPr>
@@ -45465,12 +41030,6 @@
         </w:tc>
       </w:tr>
       <w:tr>
-        <w:tblPrEx>
-          <w:tblCellMar>
-            <w:top w:w="0" w:type="dxa"/>
-            <w:bottom w:w="0" w:type="dxa"/>
-          </w:tblCellMar>
-        </w:tblPrEx>
         <w:trPr>
           <w:cantSplit/>
         </w:trPr>
@@ -45542,12 +41101,6 @@
         </w:tc>
       </w:tr>
       <w:tr>
-        <w:tblPrEx>
-          <w:tblCellMar>
-            <w:top w:w="0" w:type="dxa"/>
-            <w:bottom w:w="0" w:type="dxa"/>
-          </w:tblCellMar>
-        </w:tblPrEx>
         <w:trPr>
           <w:cantSplit/>
         </w:trPr>
@@ -45616,12 +41169,6 @@
         </w:tc>
       </w:tr>
       <w:tr>
-        <w:tblPrEx>
-          <w:tblCellMar>
-            <w:top w:w="0" w:type="dxa"/>
-            <w:bottom w:w="0" w:type="dxa"/>
-          </w:tblCellMar>
-        </w:tblPrEx>
         <w:trPr>
           <w:cantSplit/>
         </w:trPr>
@@ -45693,12 +41240,6 @@
         </w:tc>
       </w:tr>
       <w:tr>
-        <w:tblPrEx>
-          <w:tblCellMar>
-            <w:top w:w="0" w:type="dxa"/>
-            <w:bottom w:w="0" w:type="dxa"/>
-          </w:tblCellMar>
-        </w:tblPrEx>
         <w:trPr>
           <w:cantSplit/>
         </w:trPr>
@@ -45767,12 +41308,6 @@
         </w:tc>
       </w:tr>
       <w:tr>
-        <w:tblPrEx>
-          <w:tblCellMar>
-            <w:top w:w="0" w:type="dxa"/>
-            <w:bottom w:w="0" w:type="dxa"/>
-          </w:tblCellMar>
-        </w:tblPrEx>
         <w:trPr>
           <w:cantSplit/>
         </w:trPr>
@@ -45844,12 +41379,6 @@
         </w:tc>
       </w:tr>
       <w:tr>
-        <w:tblPrEx>
-          <w:tblCellMar>
-            <w:top w:w="0" w:type="dxa"/>
-            <w:bottom w:w="0" w:type="dxa"/>
-          </w:tblCellMar>
-        </w:tblPrEx>
         <w:trPr>
           <w:cantSplit/>
         </w:trPr>
@@ -45918,12 +41447,6 @@
         </w:tc>
       </w:tr>
       <w:tr>
-        <w:tblPrEx>
-          <w:tblCellMar>
-            <w:top w:w="0" w:type="dxa"/>
-            <w:bottom w:w="0" w:type="dxa"/>
-          </w:tblCellMar>
-        </w:tblPrEx>
         <w:trPr>
           <w:cantSplit/>
         </w:trPr>
@@ -46037,12 +41560,6 @@
         <w:gridCol w:w="1600"/>
       </w:tblGrid>
       <w:tr>
-        <w:tblPrEx>
-          <w:tblCellMar>
-            <w:top w:w="0" w:type="dxa"/>
-            <w:bottom w:w="0" w:type="dxa"/>
-          </w:tblCellMar>
-        </w:tblPrEx>
         <w:trPr>
           <w:cantSplit/>
           <w:tblHeader/>
@@ -46149,12 +41666,6 @@
         </w:tc>
       </w:tr>
       <w:tr>
-        <w:tblPrEx>
-          <w:tblCellMar>
-            <w:top w:w="0" w:type="dxa"/>
-            <w:bottom w:w="0" w:type="dxa"/>
-          </w:tblCellMar>
-        </w:tblPrEx>
         <w:trPr>
           <w:cantSplit/>
         </w:trPr>
@@ -46243,12 +41754,6 @@
         </w:tc>
       </w:tr>
       <w:tr>
-        <w:tblPrEx>
-          <w:tblCellMar>
-            <w:top w:w="0" w:type="dxa"/>
-            <w:bottom w:w="0" w:type="dxa"/>
-          </w:tblCellMar>
-        </w:tblPrEx>
         <w:trPr>
           <w:cantSplit/>
         </w:trPr>
@@ -46341,12 +41846,6 @@
         </w:tc>
       </w:tr>
       <w:tr>
-        <w:tblPrEx>
-          <w:tblCellMar>
-            <w:top w:w="0" w:type="dxa"/>
-            <w:bottom w:w="0" w:type="dxa"/>
-          </w:tblCellMar>
-        </w:tblPrEx>
         <w:trPr>
           <w:cantSplit/>
         </w:trPr>
@@ -46435,12 +41934,6 @@
         </w:tc>
       </w:tr>
       <w:tr>
-        <w:tblPrEx>
-          <w:tblCellMar>
-            <w:top w:w="0" w:type="dxa"/>
-            <w:bottom w:w="0" w:type="dxa"/>
-          </w:tblCellMar>
-        </w:tblPrEx>
         <w:trPr>
           <w:cantSplit/>
         </w:trPr>
@@ -46533,12 +42026,6 @@
         </w:tc>
       </w:tr>
       <w:tr>
-        <w:tblPrEx>
-          <w:tblCellMar>
-            <w:top w:w="0" w:type="dxa"/>
-            <w:bottom w:w="0" w:type="dxa"/>
-          </w:tblCellMar>
-        </w:tblPrEx>
         <w:trPr>
           <w:cantSplit/>
         </w:trPr>
@@ -46639,12 +42126,6 @@
         </w:tc>
       </w:tr>
       <w:tr>
-        <w:tblPrEx>
-          <w:tblCellMar>
-            <w:top w:w="0" w:type="dxa"/>
-            <w:bottom w:w="0" w:type="dxa"/>
-          </w:tblCellMar>
-        </w:tblPrEx>
         <w:trPr>
           <w:cantSplit/>
         </w:trPr>
@@ -46737,12 +42218,6 @@
         </w:tc>
       </w:tr>
       <w:tr>
-        <w:tblPrEx>
-          <w:tblCellMar>
-            <w:top w:w="0" w:type="dxa"/>
-            <w:bottom w:w="0" w:type="dxa"/>
-          </w:tblCellMar>
-        </w:tblPrEx>
         <w:trPr>
           <w:cantSplit/>
         </w:trPr>
@@ -46831,12 +42306,6 @@
         </w:tc>
       </w:tr>
       <w:tr>
-        <w:tblPrEx>
-          <w:tblCellMar>
-            <w:top w:w="0" w:type="dxa"/>
-            <w:bottom w:w="0" w:type="dxa"/>
-          </w:tblCellMar>
-        </w:tblPrEx>
         <w:trPr>
           <w:cantSplit/>
         </w:trPr>
@@ -46976,25 +42445,7 @@
         <w:sz w:val="14"/>
         <w:szCs w:val="14"/>
       </w:rPr>
-      <w:t xml:space="preserve">Team </w:t>
-    </w:r>
-    <w:proofErr w:type="gramStart"/>
-    <w:r>
-      <w:rPr>
-        <w:color w:val="8C857B"/>
-        <w:sz w:val="14"/>
-        <w:szCs w:val="14"/>
-      </w:rPr>
-      <w:t>Omniverse  ·</w:t>
-    </w:r>
-    <w:proofErr w:type="gramEnd"/>
-    <w:r>
-      <w:rPr>
-        <w:color w:val="8C857B"/>
-        <w:sz w:val="14"/>
-        <w:szCs w:val="14"/>
-      </w:rPr>
-      <w:t xml:space="preserve">  Aptech Learning Centre, F.B. Area</w:t>
+      <w:t>Team Omniverse  ·  Aptech Learning Centre, F.B. Area</w:t>
     </w:r>
     <w:r>
       <w:rPr>
@@ -47093,27 +42544,7 @@
         <w:szCs w:val="14"/>
       </w:rPr>
       <w:tab/>
-      <w:t xml:space="preserve">PROJECT </w:t>
-    </w:r>
-    <w:proofErr w:type="gramStart"/>
-    <w:r>
-      <w:rPr>
-        <w:color w:val="8C857B"/>
-        <w:spacing w:val="20"/>
-        <w:sz w:val="14"/>
-        <w:szCs w:val="14"/>
-      </w:rPr>
-      <w:t>REPORT  ·</w:t>
-    </w:r>
-    <w:proofErr w:type="gramEnd"/>
-    <w:r>
-      <w:rPr>
-        <w:color w:val="8C857B"/>
-        <w:spacing w:val="20"/>
-        <w:sz w:val="14"/>
-        <w:szCs w:val="14"/>
-      </w:rPr>
-      <w:t xml:space="preserve">  TECHWIZ</w:t>
+      <w:t>PROJECT REPORT  ·  TECHWIZ</w:t>
     </w:r>
     <w:r>
       <w:rPr>

--- a/documentation/MarketLink-Project-Report.docx
+++ b/documentation/MarketLink-Project-Report.docx
@@ -24,6 +24,12 @@
         <w:gridCol w:w="3500"/>
       </w:tblGrid>
       <w:tr>
+        <w:tblPrEx>
+          <w:tblCellMar>
+            <w:top w:w="0" w:type="dxa"/>
+            <w:bottom w:w="0" w:type="dxa"/>
+          </w:tblCellMar>
+        </w:tblPrEx>
         <w:tc>
           <w:tcPr>
             <w:tcW w:w="6400" w:type="dxa"/>
@@ -95,7 +101,31 @@
                 <w:sz w:val="16"/>
                 <w:szCs w:val="16"/>
               </w:rPr>
-              <w:t xml:space="preserve"> 7  |  2026</w:t>
+              <w:t xml:space="preserve"> </w:t>
+            </w:r>
+            <w:proofErr w:type="gramStart"/>
+            <w:r>
+              <w:rPr>
+                <w:b/>
+                <w:bCs/>
+                <w:color w:val="1F3D2B"/>
+                <w:spacing w:val="30"/>
+                <w:sz w:val="16"/>
+                <w:szCs w:val="16"/>
+              </w:rPr>
+              <w:t>7  |</w:t>
+            </w:r>
+            <w:proofErr w:type="gramEnd"/>
+            <w:r>
+              <w:rPr>
+                <w:b/>
+                <w:bCs/>
+                <w:color w:val="1F3D2B"/>
+                <w:spacing w:val="30"/>
+                <w:sz w:val="16"/>
+                <w:szCs w:val="16"/>
+              </w:rPr>
+              <w:t xml:space="preserve">  2026</w:t>
             </w:r>
           </w:p>
           <w:p>
@@ -142,6 +172,12 @@
         <w:gridCol w:w="9900"/>
       </w:tblGrid>
       <w:tr>
+        <w:tblPrEx>
+          <w:tblCellMar>
+            <w:top w:w="0" w:type="dxa"/>
+            <w:bottom w:w="0" w:type="dxa"/>
+          </w:tblCellMar>
+        </w:tblPrEx>
         <w:tc>
           <w:tcPr>
             <w:tcW w:w="9900" w:type="dxa"/>
@@ -193,7 +229,43 @@
                 <w:sz w:val="18"/>
                 <w:szCs w:val="18"/>
               </w:rPr>
-              <w:t xml:space="preserve">Cash on pickup  ·  English &amp; Urdu  ·  Theme: </w:t>
+              <w:t xml:space="preserve">Cash on </w:t>
+            </w:r>
+            <w:proofErr w:type="gramStart"/>
+            <w:r>
+              <w:rPr>
+                <w:color w:val="1F3D2B"/>
+                <w:sz w:val="18"/>
+                <w:szCs w:val="18"/>
+              </w:rPr>
+              <w:t>pickup  ·</w:t>
+            </w:r>
+            <w:proofErr w:type="gramEnd"/>
+            <w:r>
+              <w:rPr>
+                <w:color w:val="1F3D2B"/>
+                <w:sz w:val="18"/>
+                <w:szCs w:val="18"/>
+              </w:rPr>
+              <w:t xml:space="preserve">  English &amp; </w:t>
+            </w:r>
+            <w:proofErr w:type="gramStart"/>
+            <w:r>
+              <w:rPr>
+                <w:color w:val="1F3D2B"/>
+                <w:sz w:val="18"/>
+                <w:szCs w:val="18"/>
+              </w:rPr>
+              <w:t>Urdu  ·</w:t>
+            </w:r>
+            <w:proofErr w:type="gramEnd"/>
+            <w:r>
+              <w:rPr>
+                <w:color w:val="1F3D2B"/>
+                <w:sz w:val="18"/>
+                <w:szCs w:val="18"/>
+              </w:rPr>
+              <w:t xml:space="preserve">  Theme: </w:t>
             </w:r>
             <w:proofErr w:type="spellStart"/>
             <w:r>
@@ -295,6 +367,12 @@
         <w:gridCol w:w="2000"/>
       </w:tblGrid>
       <w:tr>
+        <w:tblPrEx>
+          <w:tblCellMar>
+            <w:top w:w="0" w:type="dxa"/>
+            <w:bottom w:w="0" w:type="dxa"/>
+          </w:tblCellMar>
+        </w:tblPrEx>
         <w:trPr>
           <w:cantSplit/>
           <w:tblHeader/>
@@ -401,6 +479,12 @@
         </w:tc>
       </w:tr>
       <w:tr>
+        <w:tblPrEx>
+          <w:tblCellMar>
+            <w:top w:w="0" w:type="dxa"/>
+            <w:bottom w:w="0" w:type="dxa"/>
+          </w:tblCellMar>
+        </w:tblPrEx>
         <w:trPr>
           <w:cantSplit/>
         </w:trPr>
@@ -544,6 +628,12 @@
         <w:gridCol w:w="1100"/>
       </w:tblGrid>
       <w:tr>
+        <w:tblPrEx>
+          <w:tblCellMar>
+            <w:top w:w="0" w:type="dxa"/>
+            <w:bottom w:w="0" w:type="dxa"/>
+          </w:tblCellMar>
+        </w:tblPrEx>
         <w:trPr>
           <w:cantSplit/>
         </w:trPr>
@@ -632,6 +722,12 @@
         </w:tc>
       </w:tr>
       <w:tr>
+        <w:tblPrEx>
+          <w:tblCellMar>
+            <w:top w:w="0" w:type="dxa"/>
+            <w:bottom w:w="0" w:type="dxa"/>
+          </w:tblCellMar>
+        </w:tblPrEx>
         <w:trPr>
           <w:cantSplit/>
         </w:trPr>
@@ -720,6 +816,12 @@
         </w:tc>
       </w:tr>
       <w:tr>
+        <w:tblPrEx>
+          <w:tblCellMar>
+            <w:top w:w="0" w:type="dxa"/>
+            <w:bottom w:w="0" w:type="dxa"/>
+          </w:tblCellMar>
+        </w:tblPrEx>
         <w:trPr>
           <w:cantSplit/>
         </w:trPr>
@@ -808,6 +910,12 @@
         </w:tc>
       </w:tr>
       <w:tr>
+        <w:tblPrEx>
+          <w:tblCellMar>
+            <w:top w:w="0" w:type="dxa"/>
+            <w:bottom w:w="0" w:type="dxa"/>
+          </w:tblCellMar>
+        </w:tblPrEx>
         <w:trPr>
           <w:cantSplit/>
         </w:trPr>
@@ -896,6 +1004,12 @@
         </w:tc>
       </w:tr>
       <w:tr>
+        <w:tblPrEx>
+          <w:tblCellMar>
+            <w:top w:w="0" w:type="dxa"/>
+            <w:bottom w:w="0" w:type="dxa"/>
+          </w:tblCellMar>
+        </w:tblPrEx>
         <w:trPr>
           <w:cantSplit/>
         </w:trPr>
@@ -984,6 +1098,12 @@
         </w:tc>
       </w:tr>
       <w:tr>
+        <w:tblPrEx>
+          <w:tblCellMar>
+            <w:top w:w="0" w:type="dxa"/>
+            <w:bottom w:w="0" w:type="dxa"/>
+          </w:tblCellMar>
+        </w:tblPrEx>
         <w:trPr>
           <w:cantSplit/>
         </w:trPr>
@@ -1072,6 +1192,12 @@
         </w:tc>
       </w:tr>
       <w:tr>
+        <w:tblPrEx>
+          <w:tblCellMar>
+            <w:top w:w="0" w:type="dxa"/>
+            <w:bottom w:w="0" w:type="dxa"/>
+          </w:tblCellMar>
+        </w:tblPrEx>
         <w:trPr>
           <w:cantSplit/>
         </w:trPr>
@@ -1160,6 +1286,12 @@
         </w:tc>
       </w:tr>
       <w:tr>
+        <w:tblPrEx>
+          <w:tblCellMar>
+            <w:top w:w="0" w:type="dxa"/>
+            <w:bottom w:w="0" w:type="dxa"/>
+          </w:tblCellMar>
+        </w:tblPrEx>
         <w:trPr>
           <w:cantSplit/>
         </w:trPr>
@@ -1248,6 +1380,12 @@
         </w:tc>
       </w:tr>
       <w:tr>
+        <w:tblPrEx>
+          <w:tblCellMar>
+            <w:top w:w="0" w:type="dxa"/>
+            <w:bottom w:w="0" w:type="dxa"/>
+          </w:tblCellMar>
+        </w:tblPrEx>
         <w:trPr>
           <w:cantSplit/>
         </w:trPr>
@@ -1354,6 +1492,12 @@
         </w:tc>
       </w:tr>
       <w:tr>
+        <w:tblPrEx>
+          <w:tblCellMar>
+            <w:top w:w="0" w:type="dxa"/>
+            <w:bottom w:w="0" w:type="dxa"/>
+          </w:tblCellMar>
+        </w:tblPrEx>
         <w:trPr>
           <w:cantSplit/>
         </w:trPr>
@@ -1481,6 +1625,12 @@
         <w:gridCol w:w="1000"/>
       </w:tblGrid>
       <w:tr>
+        <w:tblPrEx>
+          <w:tblCellMar>
+            <w:top w:w="0" w:type="dxa"/>
+            <w:bottom w:w="0" w:type="dxa"/>
+          </w:tblCellMar>
+        </w:tblPrEx>
         <w:tc>
           <w:tcPr>
             <w:tcW w:w="1300" w:type="dxa"/>
@@ -1550,6 +1700,12 @@
         </w:tc>
       </w:tr>
       <w:tr>
+        <w:tblPrEx>
+          <w:tblCellMar>
+            <w:top w:w="0" w:type="dxa"/>
+            <w:bottom w:w="0" w:type="dxa"/>
+          </w:tblCellMar>
+        </w:tblPrEx>
         <w:tc>
           <w:tcPr>
             <w:tcW w:w="1300" w:type="dxa"/>
@@ -1619,6 +1775,12 @@
         </w:tc>
       </w:tr>
       <w:tr>
+        <w:tblPrEx>
+          <w:tblCellMar>
+            <w:top w:w="0" w:type="dxa"/>
+            <w:bottom w:w="0" w:type="dxa"/>
+          </w:tblCellMar>
+        </w:tblPrEx>
         <w:tc>
           <w:tcPr>
             <w:tcW w:w="1300" w:type="dxa"/>
@@ -1688,6 +1850,12 @@
         </w:tc>
       </w:tr>
       <w:tr>
+        <w:tblPrEx>
+          <w:tblCellMar>
+            <w:top w:w="0" w:type="dxa"/>
+            <w:bottom w:w="0" w:type="dxa"/>
+          </w:tblCellMar>
+        </w:tblPrEx>
         <w:tc>
           <w:tcPr>
             <w:tcW w:w="1300" w:type="dxa"/>
@@ -1757,6 +1925,12 @@
         </w:tc>
       </w:tr>
       <w:tr>
+        <w:tblPrEx>
+          <w:tblCellMar>
+            <w:top w:w="0" w:type="dxa"/>
+            <w:bottom w:w="0" w:type="dxa"/>
+          </w:tblCellMar>
+        </w:tblPrEx>
         <w:tc>
           <w:tcPr>
             <w:tcW w:w="1300" w:type="dxa"/>
@@ -1826,6 +2000,12 @@
         </w:tc>
       </w:tr>
       <w:tr>
+        <w:tblPrEx>
+          <w:tblCellMar>
+            <w:top w:w="0" w:type="dxa"/>
+            <w:bottom w:w="0" w:type="dxa"/>
+          </w:tblCellMar>
+        </w:tblPrEx>
         <w:tc>
           <w:tcPr>
             <w:tcW w:w="1300" w:type="dxa"/>
@@ -1895,6 +2075,12 @@
         </w:tc>
       </w:tr>
       <w:tr>
+        <w:tblPrEx>
+          <w:tblCellMar>
+            <w:top w:w="0" w:type="dxa"/>
+            <w:bottom w:w="0" w:type="dxa"/>
+          </w:tblCellMar>
+        </w:tblPrEx>
         <w:tc>
           <w:tcPr>
             <w:tcW w:w="1300" w:type="dxa"/>
@@ -1964,6 +2150,12 @@
         </w:tc>
       </w:tr>
       <w:tr>
+        <w:tblPrEx>
+          <w:tblCellMar>
+            <w:top w:w="0" w:type="dxa"/>
+            <w:bottom w:w="0" w:type="dxa"/>
+          </w:tblCellMar>
+        </w:tblPrEx>
         <w:tc>
           <w:tcPr>
             <w:tcW w:w="1300" w:type="dxa"/>
@@ -2033,6 +2225,12 @@
         </w:tc>
       </w:tr>
       <w:tr>
+        <w:tblPrEx>
+          <w:tblCellMar>
+            <w:top w:w="0" w:type="dxa"/>
+            <w:bottom w:w="0" w:type="dxa"/>
+          </w:tblCellMar>
+        </w:tblPrEx>
         <w:tc>
           <w:tcPr>
             <w:tcW w:w="1300" w:type="dxa"/>
@@ -2102,6 +2300,12 @@
         </w:tc>
       </w:tr>
       <w:tr>
+        <w:tblPrEx>
+          <w:tblCellMar>
+            <w:top w:w="0" w:type="dxa"/>
+            <w:bottom w:w="0" w:type="dxa"/>
+          </w:tblCellMar>
+        </w:tblPrEx>
         <w:tc>
           <w:tcPr>
             <w:tcW w:w="1300" w:type="dxa"/>
@@ -2198,6 +2402,12 @@
         <w:gridCol w:w="5600"/>
       </w:tblGrid>
       <w:tr>
+        <w:tblPrEx>
+          <w:tblCellMar>
+            <w:top w:w="0" w:type="dxa"/>
+            <w:bottom w:w="0" w:type="dxa"/>
+          </w:tblCellMar>
+        </w:tblPrEx>
         <w:tc>
           <w:tcPr>
             <w:tcW w:w="4300" w:type="dxa"/>
@@ -2354,8 +2564,13 @@
         <w:keepNext/>
         <w:spacing w:before="320" w:after="60"/>
       </w:pPr>
+      <w:proofErr w:type="gramStart"/>
       <w:r>
-        <w:t>1.1  Problem definition</w:t>
+        <w:t>1.1  Problem</w:t>
+      </w:r>
+      <w:proofErr w:type="gramEnd"/>
+      <w:r>
+        <w:t xml:space="preserve"> definition</w:t>
       </w:r>
     </w:p>
     <w:p>
@@ -2414,6 +2629,12 @@
         <w:gridCol w:w="4950"/>
       </w:tblGrid>
       <w:tr>
+        <w:tblPrEx>
+          <w:tblCellMar>
+            <w:top w:w="0" w:type="dxa"/>
+            <w:bottom w:w="0" w:type="dxa"/>
+          </w:tblCellMar>
+        </w:tblPrEx>
         <w:trPr>
           <w:cantSplit/>
         </w:trPr>
@@ -2511,6 +2732,7 @@
             <w:pPr>
               <w:spacing w:after="50"/>
             </w:pPr>
+            <w:proofErr w:type="gramStart"/>
             <w:r>
               <w:rPr>
                 <w:b/>
@@ -2519,7 +2741,18 @@
                 <w:sz w:val="19"/>
                 <w:szCs w:val="19"/>
               </w:rPr>
-              <w:t>Produce goes to waste</w:t>
+              <w:t>Produce</w:t>
+            </w:r>
+            <w:proofErr w:type="gramEnd"/>
+            <w:r>
+              <w:rPr>
+                <w:b/>
+                <w:bCs/>
+                <w:color w:val="1F3D2B"/>
+                <w:sz w:val="19"/>
+                <w:szCs w:val="19"/>
+              </w:rPr>
+              <w:t xml:space="preserve"> goes to waste</w:t>
             </w:r>
           </w:p>
           <w:p>
@@ -2531,12 +2764,34 @@
                 <w:sz w:val="18"/>
                 <w:szCs w:val="18"/>
               </w:rPr>
-              <w:t>Farmers guess how much to harvest. Too much spoils unsold; too little means lost sales.</w:t>
+              <w:t xml:space="preserve">Farmers guess how much to harvest. Too </w:t>
+            </w:r>
+            <w:proofErr w:type="gramStart"/>
+            <w:r>
+              <w:rPr>
+                <w:sz w:val="18"/>
+                <w:szCs w:val="18"/>
+              </w:rPr>
+              <w:t>much</w:t>
+            </w:r>
+            <w:proofErr w:type="gramEnd"/>
+            <w:r>
+              <w:rPr>
+                <w:sz w:val="18"/>
+                <w:szCs w:val="18"/>
+              </w:rPr>
+              <w:t xml:space="preserve"> spoils unsold; too little means lost sales.</w:t>
             </w:r>
           </w:p>
         </w:tc>
       </w:tr>
       <w:tr>
+        <w:tblPrEx>
+          <w:tblCellMar>
+            <w:top w:w="0" w:type="dxa"/>
+            <w:bottom w:w="0" w:type="dxa"/>
+          </w:tblCellMar>
+        </w:tblPrEx>
         <w:trPr>
           <w:cantSplit/>
         </w:trPr>
@@ -2687,8 +2942,13 @@
         <w:keepNext/>
         <w:spacing w:before="320" w:after="60"/>
       </w:pPr>
+      <w:proofErr w:type="gramStart"/>
       <w:r>
-        <w:t xml:space="preserve">1.2  The </w:t>
+        <w:t>1.2  The</w:t>
+      </w:r>
+      <w:proofErr w:type="gramEnd"/>
+      <w:r>
+        <w:t xml:space="preserve"> </w:t>
       </w:r>
       <w:proofErr w:type="spellStart"/>
       <w:r>
@@ -2820,6 +3080,12 @@
         <w:gridCol w:w="9000"/>
       </w:tblGrid>
       <w:tr>
+        <w:tblPrEx>
+          <w:tblCellMar>
+            <w:top w:w="0" w:type="dxa"/>
+            <w:bottom w:w="0" w:type="dxa"/>
+          </w:tblCellMar>
+        </w:tblPrEx>
         <w:tc>
           <w:tcPr>
             <w:tcW w:w="900" w:type="dxa"/>
@@ -2857,6 +3123,7 @@
               <w:spacing w:before="120" w:line="300" w:lineRule="auto"/>
             </w:pPr>
             <w:proofErr w:type="spellStart"/>
+            <w:proofErr w:type="gramStart"/>
             <w:r>
               <w:rPr>
                 <w:rFonts w:ascii="Georgia" w:eastAsia="Georgia" w:hAnsi="Georgia" w:cs="Georgia"/>
@@ -2869,6 +3136,7 @@
               <w:t>Live stock</w:t>
             </w:r>
             <w:proofErr w:type="spellEnd"/>
+            <w:proofErr w:type="gramEnd"/>
             <w:r>
               <w:rPr>
                 <w:rFonts w:ascii="Georgia" w:eastAsia="Georgia" w:hAnsi="Georgia" w:cs="Georgia"/>
@@ -2907,8 +3175,13 @@
         <w:keepNext/>
         <w:spacing w:before="320" w:after="60"/>
       </w:pPr>
+      <w:proofErr w:type="gramStart"/>
       <w:r>
-        <w:t>1.3  Team &amp; mentor</w:t>
+        <w:t>1.3  Team</w:t>
+      </w:r>
+      <w:proofErr w:type="gramEnd"/>
+      <w:r>
+        <w:t xml:space="preserve"> &amp; mentor</w:t>
       </w:r>
     </w:p>
     <w:p>
@@ -2953,6 +3226,12 @@
         <w:gridCol w:w="5000"/>
       </w:tblGrid>
       <w:tr>
+        <w:tblPrEx>
+          <w:tblCellMar>
+            <w:top w:w="0" w:type="dxa"/>
+            <w:bottom w:w="0" w:type="dxa"/>
+          </w:tblCellMar>
+        </w:tblPrEx>
         <w:trPr>
           <w:cantSplit/>
           <w:tblHeader/>
@@ -3034,6 +3313,12 @@
         </w:tc>
       </w:tr>
       <w:tr>
+        <w:tblPrEx>
+          <w:tblCellMar>
+            <w:top w:w="0" w:type="dxa"/>
+            <w:bottom w:w="0" w:type="dxa"/>
+          </w:tblCellMar>
+        </w:tblPrEx>
         <w:trPr>
           <w:cantSplit/>
         </w:trPr>
@@ -3116,6 +3401,12 @@
         </w:tc>
       </w:tr>
       <w:tr>
+        <w:tblPrEx>
+          <w:tblCellMar>
+            <w:top w:w="0" w:type="dxa"/>
+            <w:bottom w:w="0" w:type="dxa"/>
+          </w:tblCellMar>
+        </w:tblPrEx>
         <w:trPr>
           <w:cantSplit/>
         </w:trPr>
@@ -3187,6 +3478,12 @@
         </w:tc>
       </w:tr>
       <w:tr>
+        <w:tblPrEx>
+          <w:tblCellMar>
+            <w:top w:w="0" w:type="dxa"/>
+            <w:bottom w:w="0" w:type="dxa"/>
+          </w:tblCellMar>
+        </w:tblPrEx>
         <w:trPr>
           <w:cantSplit/>
         </w:trPr>
@@ -3255,6 +3552,12 @@
         </w:tc>
       </w:tr>
       <w:tr>
+        <w:tblPrEx>
+          <w:tblCellMar>
+            <w:top w:w="0" w:type="dxa"/>
+            <w:bottom w:w="0" w:type="dxa"/>
+          </w:tblCellMar>
+        </w:tblPrEx>
         <w:trPr>
           <w:cantSplit/>
         </w:trPr>
@@ -3326,6 +3629,12 @@
         </w:tc>
       </w:tr>
       <w:tr>
+        <w:tblPrEx>
+          <w:tblCellMar>
+            <w:top w:w="0" w:type="dxa"/>
+            <w:bottom w:w="0" w:type="dxa"/>
+          </w:tblCellMar>
+        </w:tblPrEx>
         <w:trPr>
           <w:cantSplit/>
         </w:trPr>
@@ -3400,8 +3709,13 @@
         <w:keepNext/>
         <w:spacing w:before="320" w:after="60"/>
       </w:pPr>
+      <w:proofErr w:type="gramStart"/>
       <w:r>
-        <w:t>1.4  Project objectives</w:t>
+        <w:t>1.4  Project</w:t>
+      </w:r>
+      <w:proofErr w:type="gramEnd"/>
+      <w:r>
+        <w:t xml:space="preserve"> objectives</w:t>
       </w:r>
     </w:p>
     <w:p>
@@ -3493,9 +3807,11 @@
         <w:keepNext/>
         <w:spacing w:before="320" w:after="60"/>
       </w:pPr>
+      <w:proofErr w:type="gramStart"/>
       <w:r>
         <w:t>1.5  Scope</w:t>
       </w:r>
+      <w:proofErr w:type="gramEnd"/>
     </w:p>
     <w:p>
       <w:pPr>
@@ -3538,6 +3854,12 @@
         <w:gridCol w:w="4950"/>
       </w:tblGrid>
       <w:tr>
+        <w:tblPrEx>
+          <w:tblCellMar>
+            <w:top w:w="0" w:type="dxa"/>
+            <w:bottom w:w="0" w:type="dxa"/>
+          </w:tblCellMar>
+        </w:tblPrEx>
         <w:trPr>
           <w:cantSplit/>
           <w:tblHeader/>
@@ -3594,6 +3916,12 @@
         </w:tc>
       </w:tr>
       <w:tr>
+        <w:tblPrEx>
+          <w:tblCellMar>
+            <w:top w:w="0" w:type="dxa"/>
+            <w:bottom w:w="0" w:type="dxa"/>
+          </w:tblCellMar>
+        </w:tblPrEx>
         <w:trPr>
           <w:cantSplit/>
         </w:trPr>
@@ -3639,6 +3967,12 @@
         </w:tc>
       </w:tr>
       <w:tr>
+        <w:tblPrEx>
+          <w:tblCellMar>
+            <w:top w:w="0" w:type="dxa"/>
+            <w:bottom w:w="0" w:type="dxa"/>
+          </w:tblCellMar>
+        </w:tblPrEx>
         <w:trPr>
           <w:cantSplit/>
         </w:trPr>
@@ -3686,6 +4020,12 @@
         </w:tc>
       </w:tr>
       <w:tr>
+        <w:tblPrEx>
+          <w:tblCellMar>
+            <w:top w:w="0" w:type="dxa"/>
+            <w:bottom w:w="0" w:type="dxa"/>
+          </w:tblCellMar>
+        </w:tblPrEx>
         <w:trPr>
           <w:cantSplit/>
         </w:trPr>
@@ -3747,6 +4087,12 @@
         </w:tc>
       </w:tr>
       <w:tr>
+        <w:tblPrEx>
+          <w:tblCellMar>
+            <w:top w:w="0" w:type="dxa"/>
+            <w:bottom w:w="0" w:type="dxa"/>
+          </w:tblCellMar>
+        </w:tblPrEx>
         <w:trPr>
           <w:cantSplit/>
         </w:trPr>
@@ -3810,6 +4156,12 @@
         </w:tc>
       </w:tr>
       <w:tr>
+        <w:tblPrEx>
+          <w:tblCellMar>
+            <w:top w:w="0" w:type="dxa"/>
+            <w:bottom w:w="0" w:type="dxa"/>
+          </w:tblCellMar>
+        </w:tblPrEx>
         <w:trPr>
           <w:cantSplit/>
         </w:trPr>
@@ -3847,6 +4199,12 @@
         </w:tc>
       </w:tr>
       <w:tr>
+        <w:tblPrEx>
+          <w:tblCellMar>
+            <w:top w:w="0" w:type="dxa"/>
+            <w:bottom w:w="0" w:type="dxa"/>
+          </w:tblCellMar>
+        </w:tblPrEx>
         <w:trPr>
           <w:cantSplit/>
         </w:trPr>
@@ -3914,6 +4272,12 @@
         <w:gridCol w:w="4950"/>
       </w:tblGrid>
       <w:tr>
+        <w:tblPrEx>
+          <w:tblCellMar>
+            <w:top w:w="0" w:type="dxa"/>
+            <w:bottom w:w="0" w:type="dxa"/>
+          </w:tblCellMar>
+        </w:tblPrEx>
         <w:trPr>
           <w:cantSplit/>
           <w:tblHeader/>
@@ -3970,6 +4334,12 @@
         </w:tc>
       </w:tr>
       <w:tr>
+        <w:tblPrEx>
+          <w:tblCellMar>
+            <w:top w:w="0" w:type="dxa"/>
+            <w:bottom w:w="0" w:type="dxa"/>
+          </w:tblCellMar>
+        </w:tblPrEx>
         <w:trPr>
           <w:cantSplit/>
         </w:trPr>
@@ -4018,6 +4388,12 @@
         </w:tc>
       </w:tr>
       <w:tr>
+        <w:tblPrEx>
+          <w:tblCellMar>
+            <w:top w:w="0" w:type="dxa"/>
+            <w:bottom w:w="0" w:type="dxa"/>
+          </w:tblCellMar>
+        </w:tblPrEx>
         <w:trPr>
           <w:cantSplit/>
         </w:trPr>
@@ -4068,6 +4444,12 @@
         </w:tc>
       </w:tr>
       <w:tr>
+        <w:tblPrEx>
+          <w:tblCellMar>
+            <w:top w:w="0" w:type="dxa"/>
+            <w:bottom w:w="0" w:type="dxa"/>
+          </w:tblCellMar>
+        </w:tblPrEx>
         <w:trPr>
           <w:cantSplit/>
         </w:trPr>
@@ -4090,7 +4472,29 @@
                 <w:sz w:val="18"/>
                 <w:szCs w:val="18"/>
               </w:rPr>
-              <w:t>Works on phones and computers in English and Urdu</w:t>
+              <w:t xml:space="preserve">Works on phones and </w:t>
+            </w:r>
+            <w:proofErr w:type="gramStart"/>
+            <w:r>
+              <w:rPr>
+                <w:b/>
+                <w:bCs/>
+                <w:color w:val="1F3D2B"/>
+                <w:sz w:val="18"/>
+                <w:szCs w:val="18"/>
+              </w:rPr>
+              <w:t>computers</w:t>
+            </w:r>
+            <w:proofErr w:type="gramEnd"/>
+            <w:r>
+              <w:rPr>
+                <w:b/>
+                <w:bCs/>
+                <w:color w:val="1F3D2B"/>
+                <w:sz w:val="18"/>
+                <w:szCs w:val="18"/>
+              </w:rPr>
+              <w:t xml:space="preserve"> in English and Urdu</w:t>
             </w:r>
           </w:p>
         </w:tc>
@@ -4132,6 +4536,12 @@
         </w:tc>
       </w:tr>
       <w:tr>
+        <w:tblPrEx>
+          <w:tblCellMar>
+            <w:top w:w="0" w:type="dxa"/>
+            <w:bottom w:w="0" w:type="dxa"/>
+          </w:tblCellMar>
+        </w:tblPrEx>
         <w:trPr>
           <w:cantSplit/>
         </w:trPr>
@@ -4209,6 +4619,12 @@
         <w:gridCol w:w="5600"/>
       </w:tblGrid>
       <w:tr>
+        <w:tblPrEx>
+          <w:tblCellMar>
+            <w:top w:w="0" w:type="dxa"/>
+            <w:bottom w:w="0" w:type="dxa"/>
+          </w:tblCellMar>
+        </w:tblPrEx>
         <w:tc>
           <w:tcPr>
             <w:tcW w:w="4300" w:type="dxa"/>
@@ -4343,8 +4759,13 @@
         <w:keepNext/>
         <w:spacing w:before="320" w:after="60"/>
       </w:pPr>
+      <w:proofErr w:type="gramStart"/>
       <w:r>
-        <w:t xml:space="preserve">2.1  Who uses </w:t>
+        <w:t>2.1  Who</w:t>
+      </w:r>
+      <w:proofErr w:type="gramEnd"/>
+      <w:r>
+        <w:t xml:space="preserve"> uses </w:t>
       </w:r>
       <w:proofErr w:type="spellStart"/>
       <w:r>
@@ -4393,6 +4814,12 @@
         <w:gridCol w:w="7900"/>
       </w:tblGrid>
       <w:tr>
+        <w:tblPrEx>
+          <w:tblCellMar>
+            <w:top w:w="0" w:type="dxa"/>
+            <w:bottom w:w="0" w:type="dxa"/>
+          </w:tblCellMar>
+        </w:tblPrEx>
         <w:trPr>
           <w:cantSplit/>
           <w:tblHeader/>
@@ -4449,6 +4876,12 @@
         </w:tc>
       </w:tr>
       <w:tr>
+        <w:tblPrEx>
+          <w:tblCellMar>
+            <w:top w:w="0" w:type="dxa"/>
+            <w:bottom w:w="0" w:type="dxa"/>
+          </w:tblCellMar>
+        </w:tblPrEx>
         <w:trPr>
           <w:cantSplit/>
         </w:trPr>
@@ -4497,6 +4930,12 @@
         </w:tc>
       </w:tr>
       <w:tr>
+        <w:tblPrEx>
+          <w:tblCellMar>
+            <w:top w:w="0" w:type="dxa"/>
+            <w:bottom w:w="0" w:type="dxa"/>
+          </w:tblCellMar>
+        </w:tblPrEx>
         <w:trPr>
           <w:cantSplit/>
         </w:trPr>
@@ -4563,6 +5002,12 @@
         </w:tc>
       </w:tr>
       <w:tr>
+        <w:tblPrEx>
+          <w:tblCellMar>
+            <w:top w:w="0" w:type="dxa"/>
+            <w:bottom w:w="0" w:type="dxa"/>
+          </w:tblCellMar>
+        </w:tblPrEx>
         <w:trPr>
           <w:cantSplit/>
         </w:trPr>
@@ -4611,6 +5056,12 @@
         </w:tc>
       </w:tr>
       <w:tr>
+        <w:tblPrEx>
+          <w:tblCellMar>
+            <w:top w:w="0" w:type="dxa"/>
+            <w:bottom w:w="0" w:type="dxa"/>
+          </w:tblCellMar>
+        </w:tblPrEx>
         <w:trPr>
           <w:cantSplit/>
         </w:trPr>
@@ -4667,8 +5118,13 @@
         <w:keepNext/>
         <w:spacing w:before="320" w:after="60"/>
       </w:pPr>
+      <w:proofErr w:type="gramStart"/>
       <w:r>
-        <w:t>2.2  Key features</w:t>
+        <w:t>2.2  Key</w:t>
+      </w:r>
+      <w:proofErr w:type="gramEnd"/>
+      <w:r>
+        <w:t xml:space="preserve"> features</w:t>
       </w:r>
     </w:p>
     <w:p>
@@ -4711,6 +5167,12 @@
         <w:gridCol w:w="4950"/>
       </w:tblGrid>
       <w:tr>
+        <w:tblPrEx>
+          <w:tblCellMar>
+            <w:top w:w="0" w:type="dxa"/>
+            <w:bottom w:w="0" w:type="dxa"/>
+          </w:tblCellMar>
+        </w:tblPrEx>
         <w:trPr>
           <w:cantSplit/>
         </w:trPr>
@@ -4834,6 +5296,12 @@
         </w:tc>
       </w:tr>
       <w:tr>
+        <w:tblPrEx>
+          <w:tblCellMar>
+            <w:top w:w="0" w:type="dxa"/>
+            <w:bottom w:w="0" w:type="dxa"/>
+          </w:tblCellMar>
+        </w:tblPrEx>
         <w:trPr>
           <w:cantSplit/>
         </w:trPr>
@@ -4973,6 +5441,12 @@
         </w:tc>
       </w:tr>
       <w:tr>
+        <w:tblPrEx>
+          <w:tblCellMar>
+            <w:top w:w="0" w:type="dxa"/>
+            <w:bottom w:w="0" w:type="dxa"/>
+          </w:tblCellMar>
+        </w:tblPrEx>
         <w:trPr>
           <w:cantSplit/>
         </w:trPr>
@@ -5096,6 +5570,12 @@
         </w:tc>
       </w:tr>
       <w:tr>
+        <w:tblPrEx>
+          <w:tblCellMar>
+            <w:top w:w="0" w:type="dxa"/>
+            <w:bottom w:w="0" w:type="dxa"/>
+          </w:tblCellMar>
+        </w:tblPrEx>
         <w:trPr>
           <w:cantSplit/>
         </w:trPr>
@@ -5220,6 +5700,12 @@
         </w:tc>
       </w:tr>
       <w:tr>
+        <w:tblPrEx>
+          <w:tblCellMar>
+            <w:top w:w="0" w:type="dxa"/>
+            <w:bottom w:w="0" w:type="dxa"/>
+          </w:tblCellMar>
+        </w:tblPrEx>
         <w:trPr>
           <w:cantSplit/>
         </w:trPr>
@@ -5354,9 +5840,19 @@
         <w:keepNext/>
         <w:spacing w:before="320" w:after="60"/>
       </w:pPr>
+      <w:proofErr w:type="gramStart"/>
       <w:r>
-        <w:t>2.3  Screens at a glance</w:t>
+        <w:t>2.3  Screens</w:t>
       </w:r>
+      <w:proofErr w:type="gramEnd"/>
+      <w:r>
+        <w:t xml:space="preserve"> </w:t>
+      </w:r>
+      <w:proofErr w:type="gramStart"/>
+      <w:r>
+        <w:t>at a glance</w:t>
+      </w:r>
+      <w:proofErr w:type="gramEnd"/>
     </w:p>
     <w:p>
       <w:pPr>
@@ -5399,6 +5895,12 @@
         <w:gridCol w:w="3300"/>
       </w:tblGrid>
       <w:tr>
+        <w:tblPrEx>
+          <w:tblCellMar>
+            <w:top w:w="0" w:type="dxa"/>
+            <w:bottom w:w="0" w:type="dxa"/>
+          </w:tblCellMar>
+        </w:tblPrEx>
         <w:trPr>
           <w:cantSplit/>
         </w:trPr>
@@ -5461,6 +5963,7 @@
             <w:pPr>
               <w:spacing w:before="60"/>
             </w:pPr>
+            <w:proofErr w:type="gramStart"/>
             <w:r>
               <w:rPr>
                 <w:b/>
@@ -5477,7 +5980,16 @@
                 <w:sz w:val="16"/>
                 <w:szCs w:val="16"/>
               </w:rPr>
-              <w:t>Landing page</w:t>
+              <w:t>Landing</w:t>
+            </w:r>
+            <w:proofErr w:type="gramEnd"/>
+            <w:r>
+              <w:rPr>
+                <w:color w:val="8C857B"/>
+                <w:sz w:val="16"/>
+                <w:szCs w:val="16"/>
+              </w:rPr>
+              <w:t xml:space="preserve"> page</w:t>
             </w:r>
           </w:p>
         </w:tc>
@@ -5540,6 +6052,7 @@
             <w:pPr>
               <w:spacing w:before="60"/>
             </w:pPr>
+            <w:proofErr w:type="gramStart"/>
             <w:r>
               <w:rPr>
                 <w:b/>
@@ -5556,7 +6069,16 @@
                 <w:sz w:val="16"/>
                 <w:szCs w:val="16"/>
               </w:rPr>
-              <w:t>Market map</w:t>
+              <w:t>Market</w:t>
+            </w:r>
+            <w:proofErr w:type="gramEnd"/>
+            <w:r>
+              <w:rPr>
+                <w:color w:val="8C857B"/>
+                <w:sz w:val="16"/>
+                <w:szCs w:val="16"/>
+              </w:rPr>
+              <w:t xml:space="preserve"> map</w:t>
             </w:r>
           </w:p>
         </w:tc>
@@ -5619,6 +6141,7 @@
             <w:pPr>
               <w:spacing w:before="60"/>
             </w:pPr>
+            <w:proofErr w:type="gramStart"/>
             <w:r>
               <w:rPr>
                 <w:b/>
@@ -5637,10 +6160,17 @@
               </w:rPr>
               <w:t>Categories</w:t>
             </w:r>
+            <w:proofErr w:type="gramEnd"/>
           </w:p>
         </w:tc>
       </w:tr>
       <w:tr>
+        <w:tblPrEx>
+          <w:tblCellMar>
+            <w:top w:w="0" w:type="dxa"/>
+            <w:bottom w:w="0" w:type="dxa"/>
+          </w:tblCellMar>
+        </w:tblPrEx>
         <w:trPr>
           <w:cantSplit/>
         </w:trPr>
@@ -5703,6 +6233,7 @@
             <w:pPr>
               <w:spacing w:before="60"/>
             </w:pPr>
+            <w:proofErr w:type="gramStart"/>
             <w:r>
               <w:rPr>
                 <w:b/>
@@ -5719,7 +6250,16 @@
                 <w:sz w:val="16"/>
                 <w:szCs w:val="16"/>
               </w:rPr>
-              <w:t>Shop &amp; filters</w:t>
+              <w:t>Shop</w:t>
+            </w:r>
+            <w:proofErr w:type="gramEnd"/>
+            <w:r>
+              <w:rPr>
+                <w:color w:val="8C857B"/>
+                <w:sz w:val="16"/>
+                <w:szCs w:val="16"/>
+              </w:rPr>
+              <w:t xml:space="preserve"> &amp; filters</w:t>
             </w:r>
           </w:p>
         </w:tc>
@@ -5782,6 +6322,7 @@
             <w:pPr>
               <w:spacing w:before="60"/>
             </w:pPr>
+            <w:proofErr w:type="gramStart"/>
             <w:r>
               <w:rPr>
                 <w:b/>
@@ -5798,7 +6339,16 @@
                 <w:sz w:val="16"/>
                 <w:szCs w:val="16"/>
               </w:rPr>
-              <w:t>Product &amp; weight</w:t>
+              <w:t>Product</w:t>
+            </w:r>
+            <w:proofErr w:type="gramEnd"/>
+            <w:r>
+              <w:rPr>
+                <w:color w:val="8C857B"/>
+                <w:sz w:val="16"/>
+                <w:szCs w:val="16"/>
+              </w:rPr>
+              <w:t xml:space="preserve"> &amp; weight</w:t>
             </w:r>
           </w:p>
         </w:tc>
@@ -5861,6 +6411,7 @@
             <w:pPr>
               <w:spacing w:before="60"/>
             </w:pPr>
+            <w:proofErr w:type="gramStart"/>
             <w:r>
               <w:rPr>
                 <w:b/>
@@ -5877,7 +6428,16 @@
                 <w:sz w:val="16"/>
                 <w:szCs w:val="16"/>
               </w:rPr>
-              <w:t>Checkout &amp; slot</w:t>
+              <w:t>Checkout</w:t>
+            </w:r>
+            <w:proofErr w:type="gramEnd"/>
+            <w:r>
+              <w:rPr>
+                <w:color w:val="8C857B"/>
+                <w:sz w:val="16"/>
+                <w:szCs w:val="16"/>
+              </w:rPr>
+              <w:t xml:space="preserve"> &amp; slot</w:t>
             </w:r>
           </w:p>
         </w:tc>
@@ -5894,8 +6454,13 @@
         <w:keepNext/>
         <w:spacing w:before="320" w:after="60"/>
       </w:pPr>
+      <w:proofErr w:type="gramStart"/>
       <w:r>
-        <w:t>2.4  What was delivered</w:t>
+        <w:t>2.4  What</w:t>
+      </w:r>
+      <w:proofErr w:type="gramEnd"/>
+      <w:r>
+        <w:t xml:space="preserve"> was delivered</w:t>
       </w:r>
     </w:p>
     <w:p>
@@ -5940,6 +6505,12 @@
         <w:gridCol w:w="2475"/>
       </w:tblGrid>
       <w:tr>
+        <w:tblPrEx>
+          <w:tblCellMar>
+            <w:top w:w="0" w:type="dxa"/>
+            <w:bottom w:w="0" w:type="dxa"/>
+          </w:tblCellMar>
+        </w:tblPrEx>
         <w:tc>
           <w:tcPr>
             <w:tcW w:w="2475" w:type="dxa"/>
@@ -6130,6 +6701,12 @@
         <w:gridCol w:w="7100"/>
       </w:tblGrid>
       <w:tr>
+        <w:tblPrEx>
+          <w:tblCellMar>
+            <w:top w:w="0" w:type="dxa"/>
+            <w:bottom w:w="0" w:type="dxa"/>
+          </w:tblCellMar>
+        </w:tblPrEx>
         <w:trPr>
           <w:cantSplit/>
           <w:tblHeader/>
@@ -6186,6 +6763,12 @@
         </w:tc>
       </w:tr>
       <w:tr>
+        <w:tblPrEx>
+          <w:tblCellMar>
+            <w:top w:w="0" w:type="dxa"/>
+            <w:bottom w:w="0" w:type="dxa"/>
+          </w:tblCellMar>
+        </w:tblPrEx>
         <w:trPr>
           <w:cantSplit/>
         </w:trPr>
@@ -6256,6 +6839,12 @@
         </w:tc>
       </w:tr>
       <w:tr>
+        <w:tblPrEx>
+          <w:tblCellMar>
+            <w:top w:w="0" w:type="dxa"/>
+            <w:bottom w:w="0" w:type="dxa"/>
+          </w:tblCellMar>
+        </w:tblPrEx>
         <w:trPr>
           <w:cantSplit/>
         </w:trPr>
@@ -6322,6 +6911,12 @@
         </w:tc>
       </w:tr>
       <w:tr>
+        <w:tblPrEx>
+          <w:tblCellMar>
+            <w:top w:w="0" w:type="dxa"/>
+            <w:bottom w:w="0" w:type="dxa"/>
+          </w:tblCellMar>
+        </w:tblPrEx>
         <w:trPr>
           <w:cantSplit/>
         </w:trPr>
@@ -6370,6 +6965,12 @@
         </w:tc>
       </w:tr>
       <w:tr>
+        <w:tblPrEx>
+          <w:tblCellMar>
+            <w:top w:w="0" w:type="dxa"/>
+            <w:bottom w:w="0" w:type="dxa"/>
+          </w:tblCellMar>
+        </w:tblPrEx>
         <w:trPr>
           <w:cantSplit/>
         </w:trPr>
@@ -6420,6 +7021,12 @@
         </w:tc>
       </w:tr>
       <w:tr>
+        <w:tblPrEx>
+          <w:tblCellMar>
+            <w:top w:w="0" w:type="dxa"/>
+            <w:bottom w:w="0" w:type="dxa"/>
+          </w:tblCellMar>
+        </w:tblPrEx>
         <w:trPr>
           <w:cantSplit/>
         </w:trPr>
@@ -6462,12 +7069,34 @@
                 <w:sz w:val="18"/>
                 <w:szCs w:val="18"/>
               </w:rPr>
-              <w:t>This report, the test plan and test report, the ReadMe, and design notes in the docs folder</w:t>
+              <w:t xml:space="preserve">This report, the test plan and test report, the README files, and design notes in the </w:t>
+            </w:r>
+            <w:proofErr w:type="gramStart"/>
+            <w:r>
+              <w:rPr>
+                <w:sz w:val="18"/>
+                <w:szCs w:val="18"/>
+              </w:rPr>
+              <w:t>documentation</w:t>
+            </w:r>
+            <w:proofErr w:type="gramEnd"/>
+            <w:r>
+              <w:rPr>
+                <w:sz w:val="18"/>
+                <w:szCs w:val="18"/>
+              </w:rPr>
+              <w:t xml:space="preserve"> folder</w:t>
             </w:r>
           </w:p>
         </w:tc>
       </w:tr>
       <w:tr>
+        <w:tblPrEx>
+          <w:tblCellMar>
+            <w:top w:w="0" w:type="dxa"/>
+            <w:bottom w:w="0" w:type="dxa"/>
+          </w:tblCellMar>
+        </w:tblPrEx>
         <w:trPr>
           <w:cantSplit/>
         </w:trPr>
@@ -6519,6 +7148,12 @@
         </w:tc>
       </w:tr>
       <w:tr>
+        <w:tblPrEx>
+          <w:tblCellMar>
+            <w:top w:w="0" w:type="dxa"/>
+            <w:bottom w:w="0" w:type="dxa"/>
+          </w:tblCellMar>
+        </w:tblPrEx>
         <w:trPr>
           <w:cantSplit/>
         </w:trPr>
@@ -6573,8 +7208,13 @@
         <w:keepNext/>
         <w:spacing w:before="320" w:after="60"/>
       </w:pPr>
+      <w:proofErr w:type="gramStart"/>
       <w:r>
-        <w:t>2.5  Roles &amp; permissions</w:t>
+        <w:t>2.5  Roles</w:t>
+      </w:r>
+      <w:proofErr w:type="gramEnd"/>
+      <w:r>
+        <w:t xml:space="preserve"> &amp; permissions</w:t>
       </w:r>
     </w:p>
     <w:p>
@@ -6629,6 +7269,12 @@
         <w:gridCol w:w="1100"/>
       </w:tblGrid>
       <w:tr>
+        <w:tblPrEx>
+          <w:tblCellMar>
+            <w:top w:w="0" w:type="dxa"/>
+            <w:bottom w:w="0" w:type="dxa"/>
+          </w:tblCellMar>
+        </w:tblPrEx>
         <w:trPr>
           <w:cantSplit/>
           <w:tblHeader/>
@@ -6760,6 +7406,12 @@
         </w:tc>
       </w:tr>
       <w:tr>
+        <w:tblPrEx>
+          <w:tblCellMar>
+            <w:top w:w="0" w:type="dxa"/>
+            <w:bottom w:w="0" w:type="dxa"/>
+          </w:tblCellMar>
+        </w:tblPrEx>
         <w:trPr>
           <w:cantSplit/>
         </w:trPr>
@@ -6877,6 +7529,12 @@
         </w:tc>
       </w:tr>
       <w:tr>
+        <w:tblPrEx>
+          <w:tblCellMar>
+            <w:top w:w="0" w:type="dxa"/>
+            <w:bottom w:w="0" w:type="dxa"/>
+          </w:tblCellMar>
+        </w:tblPrEx>
         <w:trPr>
           <w:cantSplit/>
         </w:trPr>
@@ -6999,6 +7657,12 @@
         </w:tc>
       </w:tr>
       <w:tr>
+        <w:tblPrEx>
+          <w:tblCellMar>
+            <w:top w:w="0" w:type="dxa"/>
+            <w:bottom w:w="0" w:type="dxa"/>
+          </w:tblCellMar>
+        </w:tblPrEx>
         <w:trPr>
           <w:cantSplit/>
         </w:trPr>
@@ -7116,6 +7780,12 @@
         </w:tc>
       </w:tr>
       <w:tr>
+        <w:tblPrEx>
+          <w:tblCellMar>
+            <w:top w:w="0" w:type="dxa"/>
+            <w:bottom w:w="0" w:type="dxa"/>
+          </w:tblCellMar>
+        </w:tblPrEx>
         <w:trPr>
           <w:cantSplit/>
         </w:trPr>
@@ -7238,6 +7908,12 @@
         </w:tc>
       </w:tr>
       <w:tr>
+        <w:tblPrEx>
+          <w:tblCellMar>
+            <w:top w:w="0" w:type="dxa"/>
+            <w:bottom w:w="0" w:type="dxa"/>
+          </w:tblCellMar>
+        </w:tblPrEx>
         <w:trPr>
           <w:cantSplit/>
         </w:trPr>
@@ -7364,6 +8040,12 @@
         </w:tc>
       </w:tr>
       <w:tr>
+        <w:tblPrEx>
+          <w:tblCellMar>
+            <w:top w:w="0" w:type="dxa"/>
+            <w:bottom w:w="0" w:type="dxa"/>
+          </w:tblCellMar>
+        </w:tblPrEx>
         <w:trPr>
           <w:cantSplit/>
         </w:trPr>
@@ -7486,6 +8168,12 @@
         </w:tc>
       </w:tr>
       <w:tr>
+        <w:tblPrEx>
+          <w:tblCellMar>
+            <w:top w:w="0" w:type="dxa"/>
+            <w:bottom w:w="0" w:type="dxa"/>
+          </w:tblCellMar>
+        </w:tblPrEx>
         <w:trPr>
           <w:cantSplit/>
         </w:trPr>
@@ -7603,6 +8291,12 @@
         </w:tc>
       </w:tr>
       <w:tr>
+        <w:tblPrEx>
+          <w:tblCellMar>
+            <w:top w:w="0" w:type="dxa"/>
+            <w:bottom w:w="0" w:type="dxa"/>
+          </w:tblCellMar>
+        </w:tblPrEx>
         <w:trPr>
           <w:cantSplit/>
         </w:trPr>
@@ -7725,6 +8419,12 @@
         </w:tc>
       </w:tr>
       <w:tr>
+        <w:tblPrEx>
+          <w:tblCellMar>
+            <w:top w:w="0" w:type="dxa"/>
+            <w:bottom w:w="0" w:type="dxa"/>
+          </w:tblCellMar>
+        </w:tblPrEx>
         <w:trPr>
           <w:cantSplit/>
         </w:trPr>
@@ -7842,6 +8542,12 @@
         </w:tc>
       </w:tr>
       <w:tr>
+        <w:tblPrEx>
+          <w:tblCellMar>
+            <w:top w:w="0" w:type="dxa"/>
+            <w:bottom w:w="0" w:type="dxa"/>
+          </w:tblCellMar>
+        </w:tblPrEx>
         <w:trPr>
           <w:cantSplit/>
         </w:trPr>
@@ -7964,6 +8670,12 @@
         </w:tc>
       </w:tr>
       <w:tr>
+        <w:tblPrEx>
+          <w:tblCellMar>
+            <w:top w:w="0" w:type="dxa"/>
+            <w:bottom w:w="0" w:type="dxa"/>
+          </w:tblCellMar>
+        </w:tblPrEx>
         <w:trPr>
           <w:cantSplit/>
         </w:trPr>
@@ -8081,6 +8793,12 @@
         </w:tc>
       </w:tr>
       <w:tr>
+        <w:tblPrEx>
+          <w:tblCellMar>
+            <w:top w:w="0" w:type="dxa"/>
+            <w:bottom w:w="0" w:type="dxa"/>
+          </w:tblCellMar>
+        </w:tblPrEx>
         <w:trPr>
           <w:cantSplit/>
         </w:trPr>
@@ -8203,6 +8921,12 @@
         </w:tc>
       </w:tr>
       <w:tr>
+        <w:tblPrEx>
+          <w:tblCellMar>
+            <w:top w:w="0" w:type="dxa"/>
+            <w:bottom w:w="0" w:type="dxa"/>
+          </w:tblCellMar>
+        </w:tblPrEx>
         <w:trPr>
           <w:cantSplit/>
         </w:trPr>
@@ -8326,8 +9050,13 @@
         <w:keepNext/>
         <w:spacing w:before="320" w:after="60"/>
       </w:pPr>
+      <w:proofErr w:type="gramStart"/>
       <w:r>
-        <w:t>2.6  Project activities</w:t>
+        <w:t>2.6  Project</w:t>
+      </w:r>
+      <w:proofErr w:type="gramEnd"/>
+      <w:r>
+        <w:t xml:space="preserve"> activities</w:t>
       </w:r>
     </w:p>
     <w:p>
@@ -8371,6 +9100,12 @@
         <w:gridCol w:w="7100"/>
       </w:tblGrid>
       <w:tr>
+        <w:tblPrEx>
+          <w:tblCellMar>
+            <w:top w:w="0" w:type="dxa"/>
+            <w:bottom w:w="0" w:type="dxa"/>
+          </w:tblCellMar>
+        </w:tblPrEx>
         <w:trPr>
           <w:cantSplit/>
           <w:tblHeader/>
@@ -8427,6 +9162,12 @@
         </w:tc>
       </w:tr>
       <w:tr>
+        <w:tblPrEx>
+          <w:tblCellMar>
+            <w:top w:w="0" w:type="dxa"/>
+            <w:bottom w:w="0" w:type="dxa"/>
+          </w:tblCellMar>
+        </w:tblPrEx>
         <w:trPr>
           <w:cantSplit/>
         </w:trPr>
@@ -8475,6 +9216,12 @@
         </w:tc>
       </w:tr>
       <w:tr>
+        <w:tblPrEx>
+          <w:tblCellMar>
+            <w:top w:w="0" w:type="dxa"/>
+            <w:bottom w:w="0" w:type="dxa"/>
+          </w:tblCellMar>
+        </w:tblPrEx>
         <w:trPr>
           <w:cantSplit/>
         </w:trPr>
@@ -8525,6 +9272,12 @@
         </w:tc>
       </w:tr>
       <w:tr>
+        <w:tblPrEx>
+          <w:tblCellMar>
+            <w:top w:w="0" w:type="dxa"/>
+            <w:bottom w:w="0" w:type="dxa"/>
+          </w:tblCellMar>
+        </w:tblPrEx>
         <w:trPr>
           <w:cantSplit/>
         </w:trPr>
@@ -8567,7 +9320,23 @@
                 <w:sz w:val="18"/>
                 <w:szCs w:val="18"/>
               </w:rPr>
-              <w:t xml:space="preserve">Markets and map, farmers, products with filters and search, basket, checkout with pickup slots, orders, </w:t>
+              <w:t xml:space="preserve">Markets and </w:t>
+            </w:r>
+            <w:proofErr w:type="gramStart"/>
+            <w:r>
+              <w:rPr>
+                <w:sz w:val="18"/>
+                <w:szCs w:val="18"/>
+              </w:rPr>
+              <w:t>map</w:t>
+            </w:r>
+            <w:proofErr w:type="gramEnd"/>
+            <w:r>
+              <w:rPr>
+                <w:sz w:val="18"/>
+                <w:szCs w:val="18"/>
+              </w:rPr>
+              <w:t xml:space="preserve">, farmers, products with filters and search, basket, checkout with pickup slots, orders, </w:t>
             </w:r>
             <w:proofErr w:type="spellStart"/>
             <w:r>
@@ -8589,6 +9358,12 @@
         </w:tc>
       </w:tr>
       <w:tr>
+        <w:tblPrEx>
+          <w:tblCellMar>
+            <w:top w:w="0" w:type="dxa"/>
+            <w:bottom w:w="0" w:type="dxa"/>
+          </w:tblCellMar>
+        </w:tblPrEx>
         <w:trPr>
           <w:cantSplit/>
         </w:trPr>
@@ -8639,6 +9414,12 @@
         </w:tc>
       </w:tr>
       <w:tr>
+        <w:tblPrEx>
+          <w:tblCellMar>
+            <w:top w:w="0" w:type="dxa"/>
+            <w:bottom w:w="0" w:type="dxa"/>
+          </w:tblCellMar>
+        </w:tblPrEx>
         <w:trPr>
           <w:cantSplit/>
         </w:trPr>
@@ -8687,6 +9468,12 @@
         </w:tc>
       </w:tr>
       <w:tr>
+        <w:tblPrEx>
+          <w:tblCellMar>
+            <w:top w:w="0" w:type="dxa"/>
+            <w:bottom w:w="0" w:type="dxa"/>
+          </w:tblCellMar>
+        </w:tblPrEx>
         <w:trPr>
           <w:cantSplit/>
         </w:trPr>
@@ -8737,6 +9524,12 @@
         </w:tc>
       </w:tr>
       <w:tr>
+        <w:tblPrEx>
+          <w:tblCellMar>
+            <w:top w:w="0" w:type="dxa"/>
+            <w:bottom w:w="0" w:type="dxa"/>
+          </w:tblCellMar>
+        </w:tblPrEx>
         <w:trPr>
           <w:cantSplit/>
         </w:trPr>
@@ -8811,6 +9604,12 @@
         <w:gridCol w:w="9900"/>
       </w:tblGrid>
       <w:tr>
+        <w:tblPrEx>
+          <w:tblCellMar>
+            <w:top w:w="0" w:type="dxa"/>
+            <w:bottom w:w="0" w:type="dxa"/>
+          </w:tblCellMar>
+        </w:tblPrEx>
         <w:tc>
           <w:tcPr>
             <w:tcW w:w="9900" w:type="dxa"/>
@@ -8900,9 +9699,11 @@
         <w:keepNext/>
         <w:spacing w:before="320" w:after="60"/>
       </w:pPr>
+      <w:proofErr w:type="gramStart"/>
       <w:r>
         <w:t>3.1  Approach</w:t>
       </w:r>
+      <w:proofErr w:type="gramEnd"/>
     </w:p>
     <w:p>
       <w:pPr>
@@ -9024,13 +9825,7 @@
         <w:t xml:space="preserve">AI as an assistant. </w:t>
       </w:r>
       <w:r>
-        <w:t xml:space="preserve">Claude Code helped with coding, </w:t>
-      </w:r>
-      <w:r>
-        <w:t>and testing,</w:t>
-      </w:r>
-      <w:r>
-        <w:t xml:space="preserve"> every decision and check stayed with the team (Appendix D).</w:t>
+        <w:t>Claude Code helped with coding and testing; every decision and check stayed with the team (Appendix D).</w:t>
       </w:r>
     </w:p>
     <w:p>
@@ -9039,8 +9834,13 @@
         <w:keepNext/>
         <w:spacing w:before="320" w:after="60"/>
       </w:pPr>
+      <w:proofErr w:type="gramStart"/>
       <w:r>
-        <w:t>3.2  Technology stack</w:t>
+        <w:t>3.2  Technology</w:t>
+      </w:r>
+      <w:proofErr w:type="gramEnd"/>
+      <w:r>
+        <w:t xml:space="preserve"> stack</w:t>
       </w:r>
     </w:p>
     <w:p>
@@ -9085,6 +9885,12 @@
         <w:gridCol w:w="3800"/>
       </w:tblGrid>
       <w:tr>
+        <w:tblPrEx>
+          <w:tblCellMar>
+            <w:top w:w="0" w:type="dxa"/>
+            <w:bottom w:w="0" w:type="dxa"/>
+          </w:tblCellMar>
+        </w:tblPrEx>
         <w:trPr>
           <w:cantSplit/>
           <w:tblHeader/>
@@ -9166,6 +9972,12 @@
         </w:tc>
       </w:tr>
       <w:tr>
+        <w:tblPrEx>
+          <w:tblCellMar>
+            <w:top w:w="0" w:type="dxa"/>
+            <w:bottom w:w="0" w:type="dxa"/>
+          </w:tblCellMar>
+        </w:tblPrEx>
         <w:trPr>
           <w:cantSplit/>
         </w:trPr>
@@ -9282,6 +10094,12 @@
         </w:tc>
       </w:tr>
       <w:tr>
+        <w:tblPrEx>
+          <w:tblCellMar>
+            <w:top w:w="0" w:type="dxa"/>
+            <w:bottom w:w="0" w:type="dxa"/>
+          </w:tblCellMar>
+        </w:tblPrEx>
         <w:trPr>
           <w:cantSplit/>
         </w:trPr>
@@ -9363,12 +10181,27 @@
                 <w:sz w:val="18"/>
                 <w:szCs w:val="18"/>
               </w:rPr>
-              <w:t>REST controllers, role checks on every route, input cleaning, e-mail and background jobs</w:t>
-            </w:r>
+              <w:t xml:space="preserve">REST controllers, role checks on every route, input cleaning, e-mail and background </w:t>
+            </w:r>
+            <w:proofErr w:type="gramStart"/>
+            <w:r>
+              <w:rPr>
+                <w:sz w:val="18"/>
+                <w:szCs w:val="18"/>
+              </w:rPr>
+              <w:t>jobs</w:t>
+            </w:r>
+            <w:proofErr w:type="gramEnd"/>
           </w:p>
         </w:tc>
       </w:tr>
       <w:tr>
+        <w:tblPrEx>
+          <w:tblCellMar>
+            <w:top w:w="0" w:type="dxa"/>
+            <w:bottom w:w="0" w:type="dxa"/>
+          </w:tblCellMar>
+        </w:tblPrEx>
         <w:trPr>
           <w:cantSplit/>
         </w:trPr>
@@ -9437,6 +10270,12 @@
         </w:tc>
       </w:tr>
       <w:tr>
+        <w:tblPrEx>
+          <w:tblCellMar>
+            <w:top w:w="0" w:type="dxa"/>
+            <w:bottom w:w="0" w:type="dxa"/>
+          </w:tblCellMar>
+        </w:tblPrEx>
         <w:trPr>
           <w:cantSplit/>
         </w:trPr>
@@ -9508,6 +10347,12 @@
         </w:tc>
       </w:tr>
       <w:tr>
+        <w:tblPrEx>
+          <w:tblCellMar>
+            <w:top w:w="0" w:type="dxa"/>
+            <w:bottom w:w="0" w:type="dxa"/>
+          </w:tblCellMar>
+        </w:tblPrEx>
         <w:trPr>
           <w:cantSplit/>
         </w:trPr>
@@ -9576,6 +10421,12 @@
         </w:tc>
       </w:tr>
       <w:tr>
+        <w:tblPrEx>
+          <w:tblCellMar>
+            <w:top w:w="0" w:type="dxa"/>
+            <w:bottom w:w="0" w:type="dxa"/>
+          </w:tblCellMar>
+        </w:tblPrEx>
         <w:trPr>
           <w:cantSplit/>
         </w:trPr>
@@ -9662,9 +10513,14 @@
         <w:keepNext/>
         <w:spacing w:before="320" w:after="60"/>
       </w:pPr>
+      <w:proofErr w:type="gramStart"/>
       <w:r>
         <w:lastRenderedPageBreak/>
-        <w:t>3.3  System architecture</w:t>
+        <w:t>3.3  System</w:t>
+      </w:r>
+      <w:proofErr w:type="gramEnd"/>
+      <w:r>
+        <w:t xml:space="preserve"> architecture</w:t>
       </w:r>
     </w:p>
     <w:p>
@@ -9756,7 +10612,18 @@
           <w:sz w:val="16"/>
           <w:szCs w:val="16"/>
         </w:rPr>
-        <w:t xml:space="preserve">Figure 1  </w:t>
+        <w:t xml:space="preserve">Figure </w:t>
+      </w:r>
+      <w:proofErr w:type="gramStart"/>
+      <w:r>
+        <w:rPr>
+          <w:b/>
+          <w:bCs/>
+          <w:color w:val="1F3D2B"/>
+          <w:sz w:val="16"/>
+          <w:szCs w:val="16"/>
+        </w:rPr>
+        <w:t xml:space="preserve">1  </w:t>
       </w:r>
       <w:r>
         <w:rPr>
@@ -9766,7 +10633,18 @@
           <w:sz w:val="16"/>
           <w:szCs w:val="16"/>
         </w:rPr>
-        <w:t>High-level system architecture</w:t>
+        <w:t>High</w:t>
+      </w:r>
+      <w:proofErr w:type="gramEnd"/>
+      <w:r>
+        <w:rPr>
+          <w:i/>
+          <w:iCs/>
+          <w:color w:val="8C857B"/>
+          <w:sz w:val="16"/>
+          <w:szCs w:val="16"/>
+        </w:rPr>
+        <w:t>-level system architecture</w:t>
       </w:r>
     </w:p>
     <w:tbl>
@@ -9792,6 +10670,12 @@
         <w:gridCol w:w="7900"/>
       </w:tblGrid>
       <w:tr>
+        <w:tblPrEx>
+          <w:tblCellMar>
+            <w:top w:w="0" w:type="dxa"/>
+            <w:bottom w:w="0" w:type="dxa"/>
+          </w:tblCellMar>
+        </w:tblPrEx>
         <w:trPr>
           <w:cantSplit/>
           <w:tblHeader/>
@@ -9848,6 +10732,12 @@
         </w:tc>
       </w:tr>
       <w:tr>
+        <w:tblPrEx>
+          <w:tblCellMar>
+            <w:top w:w="0" w:type="dxa"/>
+            <w:bottom w:w="0" w:type="dxa"/>
+          </w:tblCellMar>
+        </w:tblPrEx>
         <w:trPr>
           <w:cantSplit/>
         </w:trPr>
@@ -9896,6 +10786,12 @@
         </w:tc>
       </w:tr>
       <w:tr>
+        <w:tblPrEx>
+          <w:tblCellMar>
+            <w:top w:w="0" w:type="dxa"/>
+            <w:bottom w:w="0" w:type="dxa"/>
+          </w:tblCellMar>
+        </w:tblPrEx>
         <w:trPr>
           <w:cantSplit/>
         </w:trPr>
@@ -9946,6 +10842,12 @@
         </w:tc>
       </w:tr>
       <w:tr>
+        <w:tblPrEx>
+          <w:tblCellMar>
+            <w:top w:w="0" w:type="dxa"/>
+            <w:bottom w:w="0" w:type="dxa"/>
+          </w:tblCellMar>
+        </w:tblPrEx>
         <w:trPr>
           <w:cantSplit/>
         </w:trPr>
@@ -10026,6 +10928,12 @@
         </w:tc>
       </w:tr>
       <w:tr>
+        <w:tblPrEx>
+          <w:tblCellMar>
+            <w:top w:w="0" w:type="dxa"/>
+            <w:bottom w:w="0" w:type="dxa"/>
+          </w:tblCellMar>
+        </w:tblPrEx>
         <w:trPr>
           <w:cantSplit/>
         </w:trPr>
@@ -10076,6 +10984,12 @@
         </w:tc>
       </w:tr>
       <w:tr>
+        <w:tblPrEx>
+          <w:tblCellMar>
+            <w:top w:w="0" w:type="dxa"/>
+            <w:bottom w:w="0" w:type="dxa"/>
+          </w:tblCellMar>
+        </w:tblPrEx>
         <w:trPr>
           <w:cantSplit/>
         </w:trPr>
@@ -10130,8 +11044,13 @@
         <w:keepNext/>
         <w:spacing w:before="320" w:after="60"/>
       </w:pPr>
+      <w:proofErr w:type="gramStart"/>
       <w:r>
-        <w:t>3.4  Business rules enforced on the server</w:t>
+        <w:t>3.4  Business</w:t>
+      </w:r>
+      <w:proofErr w:type="gramEnd"/>
+      <w:r>
+        <w:t xml:space="preserve"> rules enforced on the server</w:t>
       </w:r>
     </w:p>
     <w:p>
@@ -10175,6 +11094,12 @@
         <w:gridCol w:w="7600"/>
       </w:tblGrid>
       <w:tr>
+        <w:tblPrEx>
+          <w:tblCellMar>
+            <w:top w:w="0" w:type="dxa"/>
+            <w:bottom w:w="0" w:type="dxa"/>
+          </w:tblCellMar>
+        </w:tblPrEx>
         <w:trPr>
           <w:cantSplit/>
           <w:tblHeader/>
@@ -10231,6 +11156,12 @@
         </w:tc>
       </w:tr>
       <w:tr>
+        <w:tblPrEx>
+          <w:tblCellMar>
+            <w:top w:w="0" w:type="dxa"/>
+            <w:bottom w:w="0" w:type="dxa"/>
+          </w:tblCellMar>
+        </w:tblPrEx>
         <w:trPr>
           <w:cantSplit/>
         </w:trPr>
@@ -10273,12 +11204,34 @@
                 <w:sz w:val="18"/>
                 <w:szCs w:val="18"/>
               </w:rPr>
-              <w:t>Each item is reserved with one atomic database update that fails when the stock is not enough; the order is created only after the reservation. If one farmer's part of a checkout fails, every earlier reservation is released and the earlier orders are removed.</w:t>
+              <w:t xml:space="preserve">Each item is reserved with one atomic database update that fails when the stock is not enough; the order is created only after the reservation. If one farmer's part of a checkout fails, every earlier reservation is </w:t>
+            </w:r>
+            <w:proofErr w:type="gramStart"/>
+            <w:r>
+              <w:rPr>
+                <w:sz w:val="18"/>
+                <w:szCs w:val="18"/>
+              </w:rPr>
+              <w:t>released</w:t>
+            </w:r>
+            <w:proofErr w:type="gramEnd"/>
+            <w:r>
+              <w:rPr>
+                <w:sz w:val="18"/>
+                <w:szCs w:val="18"/>
+              </w:rPr>
+              <w:t xml:space="preserve"> and the earlier orders are removed.</w:t>
             </w:r>
           </w:p>
         </w:tc>
       </w:tr>
       <w:tr>
+        <w:tblPrEx>
+          <w:tblCellMar>
+            <w:top w:w="0" w:type="dxa"/>
+            <w:bottom w:w="0" w:type="dxa"/>
+          </w:tblCellMar>
+        </w:tblPrEx>
         <w:trPr>
           <w:cantSplit/>
         </w:trPr>
@@ -10323,12 +11276,34 @@
                 <w:sz w:val="18"/>
                 <w:szCs w:val="18"/>
               </w:rPr>
-              <w:t>The date must match one of the farmer's pickup windows, must not be a closed date, the slot must be free (capacity per slot) and the time must be before the farmer's cut-off.</w:t>
+              <w:t>The date must match one of the farmer's pickup windows, must not be a closed date, the slot must be free (capacity per slot</w:t>
+            </w:r>
+            <w:proofErr w:type="gramStart"/>
+            <w:r>
+              <w:rPr>
+                <w:sz w:val="18"/>
+                <w:szCs w:val="18"/>
+              </w:rPr>
+              <w:t>)</w:t>
+            </w:r>
+            <w:proofErr w:type="gramEnd"/>
+            <w:r>
+              <w:rPr>
+                <w:sz w:val="18"/>
+                <w:szCs w:val="18"/>
+              </w:rPr>
+              <w:t xml:space="preserve"> and the time must be before the farmer's cut-off.</w:t>
             </w:r>
           </w:p>
         </w:tc>
       </w:tr>
       <w:tr>
+        <w:tblPrEx>
+          <w:tblCellMar>
+            <w:top w:w="0" w:type="dxa"/>
+            <w:bottom w:w="0" w:type="dxa"/>
+          </w:tblCellMar>
+        </w:tblPrEx>
         <w:trPr>
           <w:cantSplit/>
         </w:trPr>
@@ -10371,12 +11346,34 @@
                 <w:sz w:val="18"/>
                 <w:szCs w:val="18"/>
               </w:rPr>
-              <w:t>Pickups on the same day at different markets must start at least 60 minutes apart. Pickups at the same market may share a time. The check covers the checkout and the customer's other open orders.</w:t>
+              <w:t xml:space="preserve">Pickups on the same day at different markets must start at least 60 minutes apart. Pickups at the same market may share </w:t>
+            </w:r>
+            <w:proofErr w:type="gramStart"/>
+            <w:r>
+              <w:rPr>
+                <w:sz w:val="18"/>
+                <w:szCs w:val="18"/>
+              </w:rPr>
+              <w:t>a time</w:t>
+            </w:r>
+            <w:proofErr w:type="gramEnd"/>
+            <w:r>
+              <w:rPr>
+                <w:sz w:val="18"/>
+                <w:szCs w:val="18"/>
+              </w:rPr>
+              <w:t>. The check covers the checkout and the customer's other open orders.</w:t>
             </w:r>
           </w:p>
         </w:tc>
       </w:tr>
       <w:tr>
+        <w:tblPrEx>
+          <w:tblCellMar>
+            <w:top w:w="0" w:type="dxa"/>
+            <w:bottom w:w="0" w:type="dxa"/>
+          </w:tblCellMar>
+        </w:tblPrEx>
         <w:trPr>
           <w:cantSplit/>
         </w:trPr>
@@ -10427,6 +11424,12 @@
         </w:tc>
       </w:tr>
       <w:tr>
+        <w:tblPrEx>
+          <w:tblCellMar>
+            <w:top w:w="0" w:type="dxa"/>
+            <w:bottom w:w="0" w:type="dxa"/>
+          </w:tblCellMar>
+        </w:tblPrEx>
         <w:trPr>
           <w:cantSplit/>
         </w:trPr>
@@ -10475,6 +11478,12 @@
         </w:tc>
       </w:tr>
       <w:tr>
+        <w:tblPrEx>
+          <w:tblCellMar>
+            <w:top w:w="0" w:type="dxa"/>
+            <w:bottom w:w="0" w:type="dxa"/>
+          </w:tblCellMar>
+        </w:tblPrEx>
         <w:trPr>
           <w:cantSplit/>
         </w:trPr>
@@ -10520,12 +11529,50 @@
                 <w:sz w:val="18"/>
                 <w:szCs w:val="18"/>
               </w:rPr>
-              <w:t>Only while the order is placed or accepted and before the cut-off. Old stock is released and the new amount reserved; if that fails the original reservation is restored.</w:t>
+              <w:t xml:space="preserve">Only </w:t>
+            </w:r>
+            <w:proofErr w:type="gramStart"/>
+            <w:r>
+              <w:rPr>
+                <w:sz w:val="18"/>
+                <w:szCs w:val="18"/>
+              </w:rPr>
+              <w:t>while</w:t>
+            </w:r>
+            <w:proofErr w:type="gramEnd"/>
+            <w:r>
+              <w:rPr>
+                <w:sz w:val="18"/>
+                <w:szCs w:val="18"/>
+              </w:rPr>
+              <w:t xml:space="preserve"> the order is placed or accepted and before the </w:t>
+            </w:r>
+            <w:proofErr w:type="gramStart"/>
+            <w:r>
+              <w:rPr>
+                <w:sz w:val="18"/>
+                <w:szCs w:val="18"/>
+              </w:rPr>
+              <w:t>cut-off</w:t>
+            </w:r>
+            <w:proofErr w:type="gramEnd"/>
+            <w:r>
+              <w:rPr>
+                <w:sz w:val="18"/>
+                <w:szCs w:val="18"/>
+              </w:rPr>
+              <w:t>. Old stock is released and the new amount reserved; if that fails the original reservation is restored.</w:t>
             </w:r>
           </w:p>
         </w:tc>
       </w:tr>
       <w:tr>
+        <w:tblPrEx>
+          <w:tblCellMar>
+            <w:top w:w="0" w:type="dxa"/>
+            <w:bottom w:w="0" w:type="dxa"/>
+          </w:tblCellMar>
+        </w:tblPrEx>
         <w:trPr>
           <w:cantSplit/>
         </w:trPr>
@@ -10574,6 +11621,12 @@
         </w:tc>
       </w:tr>
       <w:tr>
+        <w:tblPrEx>
+          <w:tblCellMar>
+            <w:top w:w="0" w:type="dxa"/>
+            <w:bottom w:w="0" w:type="dxa"/>
+          </w:tblCellMar>
+        </w:tblPrEx>
         <w:trPr>
           <w:cantSplit/>
         </w:trPr>
@@ -10624,6 +11677,12 @@
         </w:tc>
       </w:tr>
       <w:tr>
+        <w:tblPrEx>
+          <w:tblCellMar>
+            <w:top w:w="0" w:type="dxa"/>
+            <w:bottom w:w="0" w:type="dxa"/>
+          </w:tblCellMar>
+        </w:tblPrEx>
         <w:trPr>
           <w:cantSplit/>
         </w:trPr>
@@ -10666,12 +11725,34 @@
                 <w:sz w:val="18"/>
                 <w:szCs w:val="18"/>
               </w:rPr>
-              <w:t>Name, e-mail, phone, address and the Terms are required. If the e-mail already has an account the customer is asked to log in instead.</w:t>
+              <w:t xml:space="preserve">Name, e-mail, phone, address and the Terms are required. If the e-mail already has an </w:t>
+            </w:r>
+            <w:proofErr w:type="gramStart"/>
+            <w:r>
+              <w:rPr>
+                <w:sz w:val="18"/>
+                <w:szCs w:val="18"/>
+              </w:rPr>
+              <w:t>account</w:t>
+            </w:r>
+            <w:proofErr w:type="gramEnd"/>
+            <w:r>
+              <w:rPr>
+                <w:sz w:val="18"/>
+                <w:szCs w:val="18"/>
+              </w:rPr>
+              <w:t xml:space="preserve"> the customer is asked to log in instead.</w:t>
             </w:r>
           </w:p>
         </w:tc>
       </w:tr>
       <w:tr>
+        <w:tblPrEx>
+          <w:tblCellMar>
+            <w:top w:w="0" w:type="dxa"/>
+            <w:bottom w:w="0" w:type="dxa"/>
+          </w:tblCellMar>
+        </w:tblPrEx>
         <w:trPr>
           <w:cantSplit/>
         </w:trPr>
@@ -10728,8 +11809,13 @@
         <w:keepNext/>
         <w:spacing w:before="320" w:after="60"/>
       </w:pPr>
+      <w:proofErr w:type="gramStart"/>
       <w:r>
-        <w:t>3.5  REST API overview</w:t>
+        <w:t>3.5  REST</w:t>
+      </w:r>
+      <w:proofErr w:type="gramEnd"/>
+      <w:r>
+        <w:t xml:space="preserve"> API overview</w:t>
       </w:r>
     </w:p>
     <w:p>
@@ -10774,6 +11860,12 @@
         <w:gridCol w:w="1800"/>
       </w:tblGrid>
       <w:tr>
+        <w:tblPrEx>
+          <w:tblCellMar>
+            <w:top w:w="0" w:type="dxa"/>
+            <w:bottom w:w="0" w:type="dxa"/>
+          </w:tblCellMar>
+        </w:tblPrEx>
         <w:trPr>
           <w:cantSplit/>
           <w:tblHeader/>
@@ -10855,6 +11947,12 @@
         </w:tc>
       </w:tr>
       <w:tr>
+        <w:tblPrEx>
+          <w:tblCellMar>
+            <w:top w:w="0" w:type="dxa"/>
+            <w:bottom w:w="0" w:type="dxa"/>
+          </w:tblCellMar>
+        </w:tblPrEx>
         <w:trPr>
           <w:cantSplit/>
         </w:trPr>
@@ -10877,8 +11975,20 @@
                 <w:sz w:val="18"/>
                 <w:szCs w:val="18"/>
               </w:rPr>
-              <w:t>/auth</w:t>
-            </w:r>
+              <w:t>/</w:t>
+            </w:r>
+            <w:proofErr w:type="gramStart"/>
+            <w:r>
+              <w:rPr>
+                <w:b/>
+                <w:bCs/>
+                <w:color w:val="1F3D2B"/>
+                <w:sz w:val="18"/>
+                <w:szCs w:val="18"/>
+              </w:rPr>
+              <w:t>auth</w:t>
+            </w:r>
+            <w:proofErr w:type="gramEnd"/>
           </w:p>
         </w:tc>
         <w:tc>
@@ -10923,6 +12033,12 @@
         </w:tc>
       </w:tr>
       <w:tr>
+        <w:tblPrEx>
+          <w:tblCellMar>
+            <w:top w:w="0" w:type="dxa"/>
+            <w:bottom w:w="0" w:type="dxa"/>
+          </w:tblCellMar>
+        </w:tblPrEx>
         <w:trPr>
           <w:cantSplit/>
         </w:trPr>
@@ -10946,7 +12062,29 @@
                 <w:sz w:val="18"/>
                 <w:szCs w:val="18"/>
               </w:rPr>
-              <w:t>/markets, /farmers, /products, /categories, /cities, /map, /search</w:t>
+              <w:t>/</w:t>
+            </w:r>
+            <w:proofErr w:type="gramStart"/>
+            <w:r>
+              <w:rPr>
+                <w:b/>
+                <w:bCs/>
+                <w:color w:val="1F3D2B"/>
+                <w:sz w:val="18"/>
+                <w:szCs w:val="18"/>
+              </w:rPr>
+              <w:t>markets</w:t>
+            </w:r>
+            <w:proofErr w:type="gramEnd"/>
+            <w:r>
+              <w:rPr>
+                <w:b/>
+                <w:bCs/>
+                <w:color w:val="1F3D2B"/>
+                <w:sz w:val="18"/>
+                <w:szCs w:val="18"/>
+              </w:rPr>
+              <w:t>, /farmers, /products, /categories, /cities, /map, /search</w:t>
             </w:r>
           </w:p>
         </w:tc>
@@ -10994,6 +12132,12 @@
         </w:tc>
       </w:tr>
       <w:tr>
+        <w:tblPrEx>
+          <w:tblCellMar>
+            <w:top w:w="0" w:type="dxa"/>
+            <w:bottom w:w="0" w:type="dxa"/>
+          </w:tblCellMar>
+        </w:tblPrEx>
         <w:trPr>
           <w:cantSplit/>
         </w:trPr>
@@ -11016,7 +12160,29 @@
                 <w:sz w:val="18"/>
                 <w:szCs w:val="18"/>
               </w:rPr>
-              <w:t>/orders, /customer</w:t>
+              <w:t>/</w:t>
+            </w:r>
+            <w:proofErr w:type="gramStart"/>
+            <w:r>
+              <w:rPr>
+                <w:b/>
+                <w:bCs/>
+                <w:color w:val="1F3D2B"/>
+                <w:sz w:val="18"/>
+                <w:szCs w:val="18"/>
+              </w:rPr>
+              <w:t>orders</w:t>
+            </w:r>
+            <w:proofErr w:type="gramEnd"/>
+            <w:r>
+              <w:rPr>
+                <w:b/>
+                <w:bCs/>
+                <w:color w:val="1F3D2B"/>
+                <w:sz w:val="18"/>
+                <w:szCs w:val="18"/>
+              </w:rPr>
+              <w:t>, /customer</w:t>
             </w:r>
           </w:p>
         </w:tc>
@@ -11078,6 +12244,12 @@
         </w:tc>
       </w:tr>
       <w:tr>
+        <w:tblPrEx>
+          <w:tblCellMar>
+            <w:top w:w="0" w:type="dxa"/>
+            <w:bottom w:w="0" w:type="dxa"/>
+          </w:tblCellMar>
+        </w:tblPrEx>
         <w:trPr>
           <w:cantSplit/>
         </w:trPr>
@@ -11101,7 +12273,29 @@
                 <w:sz w:val="18"/>
                 <w:szCs w:val="18"/>
               </w:rPr>
-              <w:t>/reviews, /notifications, /flags</w:t>
+              <w:t>/</w:t>
+            </w:r>
+            <w:proofErr w:type="gramStart"/>
+            <w:r>
+              <w:rPr>
+                <w:b/>
+                <w:bCs/>
+                <w:color w:val="1F3D2B"/>
+                <w:sz w:val="18"/>
+                <w:szCs w:val="18"/>
+              </w:rPr>
+              <w:t>reviews</w:t>
+            </w:r>
+            <w:proofErr w:type="gramEnd"/>
+            <w:r>
+              <w:rPr>
+                <w:b/>
+                <w:bCs/>
+                <w:color w:val="1F3D2B"/>
+                <w:sz w:val="18"/>
+                <w:szCs w:val="18"/>
+              </w:rPr>
+              <w:t>, /notifications, /flags</w:t>
             </w:r>
           </w:p>
         </w:tc>
@@ -11149,6 +12343,12 @@
         </w:tc>
       </w:tr>
       <w:tr>
+        <w:tblPrEx>
+          <w:tblCellMar>
+            <w:top w:w="0" w:type="dxa"/>
+            <w:bottom w:w="0" w:type="dxa"/>
+          </w:tblCellMar>
+        </w:tblPrEx>
         <w:trPr>
           <w:cantSplit/>
         </w:trPr>
@@ -11171,8 +12371,20 @@
                 <w:sz w:val="18"/>
                 <w:szCs w:val="18"/>
               </w:rPr>
-              <w:t>/farmer</w:t>
-            </w:r>
+              <w:t>/</w:t>
+            </w:r>
+            <w:proofErr w:type="gramStart"/>
+            <w:r>
+              <w:rPr>
+                <w:b/>
+                <w:bCs/>
+                <w:color w:val="1F3D2B"/>
+                <w:sz w:val="18"/>
+                <w:szCs w:val="18"/>
+              </w:rPr>
+              <w:t>farmer</w:t>
+            </w:r>
+            <w:proofErr w:type="gramEnd"/>
           </w:p>
         </w:tc>
         <w:tc>
@@ -11217,6 +12429,12 @@
         </w:tc>
       </w:tr>
       <w:tr>
+        <w:tblPrEx>
+          <w:tblCellMar>
+            <w:top w:w="0" w:type="dxa"/>
+            <w:bottom w:w="0" w:type="dxa"/>
+          </w:tblCellMar>
+        </w:tblPrEx>
         <w:trPr>
           <w:cantSplit/>
         </w:trPr>
@@ -11240,8 +12458,20 @@
                 <w:sz w:val="18"/>
                 <w:szCs w:val="18"/>
               </w:rPr>
-              <w:t>/admin</w:t>
-            </w:r>
+              <w:t>/</w:t>
+            </w:r>
+            <w:proofErr w:type="gramStart"/>
+            <w:r>
+              <w:rPr>
+                <w:b/>
+                <w:bCs/>
+                <w:color w:val="1F3D2B"/>
+                <w:sz w:val="18"/>
+                <w:szCs w:val="18"/>
+              </w:rPr>
+              <w:t>admin</w:t>
+            </w:r>
+            <w:proofErr w:type="gramEnd"/>
           </w:p>
         </w:tc>
         <w:tc>
@@ -11261,7 +12491,23 @@
                 <w:sz w:val="18"/>
                 <w:szCs w:val="18"/>
               </w:rPr>
-              <w:t>Farmers, customers, markets, cities, categories, moderation, banner, reports, rankings, pickup problems</w:t>
+              <w:t xml:space="preserve">Farmers, customers, markets, cities, categories, moderation, </w:t>
+            </w:r>
+            <w:proofErr w:type="gramStart"/>
+            <w:r>
+              <w:rPr>
+                <w:sz w:val="18"/>
+                <w:szCs w:val="18"/>
+              </w:rPr>
+              <w:t>banner</w:t>
+            </w:r>
+            <w:proofErr w:type="gramEnd"/>
+            <w:r>
+              <w:rPr>
+                <w:sz w:val="18"/>
+                <w:szCs w:val="18"/>
+              </w:rPr>
+              <w:t>, reports, rankings, pickup problems</w:t>
             </w:r>
           </w:p>
         </w:tc>
@@ -11288,6 +12534,12 @@
         </w:tc>
       </w:tr>
       <w:tr>
+        <w:tblPrEx>
+          <w:tblCellMar>
+            <w:top w:w="0" w:type="dxa"/>
+            <w:bottom w:w="0" w:type="dxa"/>
+          </w:tblCellMar>
+        </w:tblPrEx>
         <w:trPr>
           <w:cantSplit/>
         </w:trPr>
@@ -11310,7 +12562,29 @@
                 <w:sz w:val="18"/>
                 <w:szCs w:val="18"/>
               </w:rPr>
-              <w:t>/assistant, /ai</w:t>
+              <w:t>/</w:t>
+            </w:r>
+            <w:proofErr w:type="gramStart"/>
+            <w:r>
+              <w:rPr>
+                <w:b/>
+                <w:bCs/>
+                <w:color w:val="1F3D2B"/>
+                <w:sz w:val="18"/>
+                <w:szCs w:val="18"/>
+              </w:rPr>
+              <w:t>assistant</w:t>
+            </w:r>
+            <w:proofErr w:type="gramEnd"/>
+            <w:r>
+              <w:rPr>
+                <w:b/>
+                <w:bCs/>
+                <w:color w:val="1F3D2B"/>
+                <w:sz w:val="18"/>
+                <w:szCs w:val="18"/>
+              </w:rPr>
+              <w:t>, /ai</w:t>
             </w:r>
           </w:p>
         </w:tc>
@@ -11356,6 +12630,12 @@
         </w:tc>
       </w:tr>
       <w:tr>
+        <w:tblPrEx>
+          <w:tblCellMar>
+            <w:top w:w="0" w:type="dxa"/>
+            <w:bottom w:w="0" w:type="dxa"/>
+          </w:tblCellMar>
+        </w:tblPrEx>
         <w:trPr>
           <w:cantSplit/>
         </w:trPr>
@@ -11379,7 +12659,29 @@
                 <w:sz w:val="18"/>
                 <w:szCs w:val="18"/>
               </w:rPr>
-              <w:t>/newsletter, /contact, /</w:t>
+              <w:t>/</w:t>
+            </w:r>
+            <w:proofErr w:type="gramStart"/>
+            <w:r>
+              <w:rPr>
+                <w:b/>
+                <w:bCs/>
+                <w:color w:val="1F3D2B"/>
+                <w:sz w:val="18"/>
+                <w:szCs w:val="18"/>
+              </w:rPr>
+              <w:t>newsletter</w:t>
+            </w:r>
+            <w:proofErr w:type="gramEnd"/>
+            <w:r>
+              <w:rPr>
+                <w:b/>
+                <w:bCs/>
+                <w:color w:val="1F3D2B"/>
+                <w:sz w:val="18"/>
+                <w:szCs w:val="18"/>
+              </w:rPr>
+              <w:t>, /contact, /</w:t>
             </w:r>
             <w:proofErr w:type="spellStart"/>
             <w:r>
@@ -11455,8 +12757,13 @@
         <w:keepNext/>
         <w:spacing w:before="320" w:after="60"/>
       </w:pPr>
+      <w:proofErr w:type="gramStart"/>
       <w:r>
-        <w:t>3.6  Security &amp; data protection</w:t>
+        <w:t>3.6  Security</w:t>
+      </w:r>
+      <w:proofErr w:type="gramEnd"/>
+      <w:r>
+        <w:t xml:space="preserve"> &amp; data protection</w:t>
       </w:r>
     </w:p>
     <w:p>
@@ -11500,6 +12807,12 @@
         <w:gridCol w:w="7600"/>
       </w:tblGrid>
       <w:tr>
+        <w:tblPrEx>
+          <w:tblCellMar>
+            <w:top w:w="0" w:type="dxa"/>
+            <w:bottom w:w="0" w:type="dxa"/>
+          </w:tblCellMar>
+        </w:tblPrEx>
         <w:trPr>
           <w:cantSplit/>
           <w:tblHeader/>
@@ -11556,6 +12869,12 @@
         </w:tc>
       </w:tr>
       <w:tr>
+        <w:tblPrEx>
+          <w:tblCellMar>
+            <w:top w:w="0" w:type="dxa"/>
+            <w:bottom w:w="0" w:type="dxa"/>
+          </w:tblCellMar>
+        </w:tblPrEx>
         <w:trPr>
           <w:cantSplit/>
         </w:trPr>
@@ -11620,6 +12939,12 @@
         </w:tc>
       </w:tr>
       <w:tr>
+        <w:tblPrEx>
+          <w:tblCellMar>
+            <w:top w:w="0" w:type="dxa"/>
+            <w:bottom w:w="0" w:type="dxa"/>
+          </w:tblCellMar>
+        </w:tblPrEx>
         <w:trPr>
           <w:cantSplit/>
         </w:trPr>
@@ -11664,7 +12989,23 @@
                 <w:sz w:val="18"/>
                 <w:szCs w:val="18"/>
               </w:rPr>
-              <w:t xml:space="preserve">JSON Web Token stored in an </w:t>
+              <w:t xml:space="preserve">JSON Web Token stored in </w:t>
+            </w:r>
+            <w:proofErr w:type="gramStart"/>
+            <w:r>
+              <w:rPr>
+                <w:sz w:val="18"/>
+                <w:szCs w:val="18"/>
+              </w:rPr>
+              <w:t>an</w:t>
+            </w:r>
+            <w:proofErr w:type="gramEnd"/>
+            <w:r>
+              <w:rPr>
+                <w:sz w:val="18"/>
+                <w:szCs w:val="18"/>
+              </w:rPr>
+              <w:t xml:space="preserve"> </w:t>
             </w:r>
             <w:proofErr w:type="spellStart"/>
             <w:r>
@@ -11686,6 +13027,12 @@
         </w:tc>
       </w:tr>
       <w:tr>
+        <w:tblPrEx>
+          <w:tblCellMar>
+            <w:top w:w="0" w:type="dxa"/>
+            <w:bottom w:w="0" w:type="dxa"/>
+          </w:tblCellMar>
+        </w:tblPrEx>
         <w:trPr>
           <w:cantSplit/>
         </w:trPr>
@@ -11728,12 +13075,34 @@
                 <w:sz w:val="18"/>
                 <w:szCs w:val="18"/>
               </w:rPr>
-              <w:t>Middleware checks the role on every protected route; farmers are also locked until the admin approves them</w:t>
+              <w:t xml:space="preserve">Middleware checks the role </w:t>
+            </w:r>
+            <w:proofErr w:type="gramStart"/>
+            <w:r>
+              <w:rPr>
+                <w:sz w:val="18"/>
+                <w:szCs w:val="18"/>
+              </w:rPr>
+              <w:t>on</w:t>
+            </w:r>
+            <w:proofErr w:type="gramEnd"/>
+            <w:r>
+              <w:rPr>
+                <w:sz w:val="18"/>
+                <w:szCs w:val="18"/>
+              </w:rPr>
+              <w:t xml:space="preserve"> every protected route; farmers are also locked until the admin approves them</w:t>
             </w:r>
           </w:p>
         </w:tc>
       </w:tr>
       <w:tr>
+        <w:tblPrEx>
+          <w:tblCellMar>
+            <w:top w:w="0" w:type="dxa"/>
+            <w:bottom w:w="0" w:type="dxa"/>
+          </w:tblCellMar>
+        </w:tblPrEx>
         <w:trPr>
           <w:cantSplit/>
         </w:trPr>
@@ -11784,6 +13153,12 @@
         </w:tc>
       </w:tr>
       <w:tr>
+        <w:tblPrEx>
+          <w:tblCellMar>
+            <w:top w:w="0" w:type="dxa"/>
+            <w:bottom w:w="0" w:type="dxa"/>
+          </w:tblCellMar>
+        </w:tblPrEx>
         <w:trPr>
           <w:cantSplit/>
         </w:trPr>
@@ -11832,6 +13207,12 @@
         </w:tc>
       </w:tr>
       <w:tr>
+        <w:tblPrEx>
+          <w:tblCellMar>
+            <w:top w:w="0" w:type="dxa"/>
+            <w:bottom w:w="0" w:type="dxa"/>
+          </w:tblCellMar>
+        </w:tblPrEx>
         <w:trPr>
           <w:cantSplit/>
         </w:trPr>
@@ -11882,6 +13263,12 @@
         </w:tc>
       </w:tr>
       <w:tr>
+        <w:tblPrEx>
+          <w:tblCellMar>
+            <w:top w:w="0" w:type="dxa"/>
+            <w:bottom w:w="0" w:type="dxa"/>
+          </w:tblCellMar>
+        </w:tblPrEx>
         <w:trPr>
           <w:cantSplit/>
         </w:trPr>
@@ -11930,6 +13317,12 @@
         </w:tc>
       </w:tr>
       <w:tr>
+        <w:tblPrEx>
+          <w:tblCellMar>
+            <w:top w:w="0" w:type="dxa"/>
+            <w:bottom w:w="0" w:type="dxa"/>
+          </w:tblCellMar>
+        </w:tblPrEx>
         <w:trPr>
           <w:cantSplit/>
         </w:trPr>
@@ -11974,7 +13367,23 @@
                 <w:sz w:val="18"/>
                 <w:szCs w:val="18"/>
               </w:rPr>
-              <w:t>The Terms &amp; Conditions checkbox is required on both sign-up forms and the accepted version is stored</w:t>
+              <w:t xml:space="preserve">The Terms &amp; Conditions checkbox is required on both sign-up </w:t>
+            </w:r>
+            <w:proofErr w:type="gramStart"/>
+            <w:r>
+              <w:rPr>
+                <w:sz w:val="18"/>
+                <w:szCs w:val="18"/>
+              </w:rPr>
+              <w:t>forms</w:t>
+            </w:r>
+            <w:proofErr w:type="gramEnd"/>
+            <w:r>
+              <w:rPr>
+                <w:sz w:val="18"/>
+                <w:szCs w:val="18"/>
+              </w:rPr>
+              <w:t xml:space="preserve"> and the accepted version is stored</w:t>
             </w:r>
           </w:p>
         </w:tc>
@@ -11986,9 +13395,14 @@
         <w:keepNext/>
         <w:spacing w:before="320" w:after="60"/>
       </w:pPr>
+      <w:proofErr w:type="gramStart"/>
       <w:r>
         <w:lastRenderedPageBreak/>
-        <w:t>3.7  Notifications, e-mail &amp; background jobs</w:t>
+        <w:t>3.7  Notifications</w:t>
+      </w:r>
+      <w:proofErr w:type="gramEnd"/>
+      <w:r>
+        <w:t>, e-mail &amp; background jobs</w:t>
       </w:r>
     </w:p>
     <w:p>
@@ -12049,6 +13463,12 @@
         <w:gridCol w:w="2200"/>
       </w:tblGrid>
       <w:tr>
+        <w:tblPrEx>
+          <w:tblCellMar>
+            <w:top w:w="0" w:type="dxa"/>
+            <w:bottom w:w="0" w:type="dxa"/>
+          </w:tblCellMar>
+        </w:tblPrEx>
         <w:trPr>
           <w:cantSplit/>
           <w:tblHeader/>
@@ -12130,6 +13550,12 @@
         </w:tc>
       </w:tr>
       <w:tr>
+        <w:tblPrEx>
+          <w:tblCellMar>
+            <w:top w:w="0" w:type="dxa"/>
+            <w:bottom w:w="0" w:type="dxa"/>
+          </w:tblCellMar>
+        </w:tblPrEx>
         <w:trPr>
           <w:cantSplit/>
         </w:trPr>
@@ -12195,6 +13621,12 @@
         </w:tc>
       </w:tr>
       <w:tr>
+        <w:tblPrEx>
+          <w:tblCellMar>
+            <w:top w:w="0" w:type="dxa"/>
+            <w:bottom w:w="0" w:type="dxa"/>
+          </w:tblCellMar>
+        </w:tblPrEx>
         <w:trPr>
           <w:cantSplit/>
         </w:trPr>
@@ -12263,6 +13695,12 @@
         </w:tc>
       </w:tr>
       <w:tr>
+        <w:tblPrEx>
+          <w:tblCellMar>
+            <w:top w:w="0" w:type="dxa"/>
+            <w:bottom w:w="0" w:type="dxa"/>
+          </w:tblCellMar>
+        </w:tblPrEx>
         <w:trPr>
           <w:cantSplit/>
         </w:trPr>
@@ -12328,6 +13766,12 @@
         </w:tc>
       </w:tr>
       <w:tr>
+        <w:tblPrEx>
+          <w:tblCellMar>
+            <w:top w:w="0" w:type="dxa"/>
+            <w:bottom w:w="0" w:type="dxa"/>
+          </w:tblCellMar>
+        </w:tblPrEx>
         <w:trPr>
           <w:cantSplit/>
         </w:trPr>
@@ -12396,6 +13840,12 @@
         </w:tc>
       </w:tr>
       <w:tr>
+        <w:tblPrEx>
+          <w:tblCellMar>
+            <w:top w:w="0" w:type="dxa"/>
+            <w:bottom w:w="0" w:type="dxa"/>
+          </w:tblCellMar>
+        </w:tblPrEx>
         <w:trPr>
           <w:cantSplit/>
         </w:trPr>
@@ -12461,6 +13911,12 @@
         </w:tc>
       </w:tr>
       <w:tr>
+        <w:tblPrEx>
+          <w:tblCellMar>
+            <w:top w:w="0" w:type="dxa"/>
+            <w:bottom w:w="0" w:type="dxa"/>
+          </w:tblCellMar>
+        </w:tblPrEx>
         <w:trPr>
           <w:cantSplit/>
         </w:trPr>
@@ -12529,6 +13985,12 @@
         </w:tc>
       </w:tr>
       <w:tr>
+        <w:tblPrEx>
+          <w:tblCellMar>
+            <w:top w:w="0" w:type="dxa"/>
+            <w:bottom w:w="0" w:type="dxa"/>
+          </w:tblCellMar>
+        </w:tblPrEx>
         <w:trPr>
           <w:cantSplit/>
         </w:trPr>
@@ -12594,6 +14056,12 @@
         </w:tc>
       </w:tr>
       <w:tr>
+        <w:tblPrEx>
+          <w:tblCellMar>
+            <w:top w:w="0" w:type="dxa"/>
+            <w:bottom w:w="0" w:type="dxa"/>
+          </w:tblCellMar>
+        </w:tblPrEx>
         <w:trPr>
           <w:cantSplit/>
         </w:trPr>
@@ -12681,8 +14149,13 @@
         <w:keepNext/>
         <w:spacing w:before="320" w:after="60"/>
       </w:pPr>
+      <w:proofErr w:type="gramStart"/>
       <w:r>
-        <w:t>3.8  Urdu interface &amp; AI assistant</w:t>
+        <w:t>3.8  Urdu</w:t>
+      </w:r>
+      <w:proofErr w:type="gramEnd"/>
+      <w:r>
+        <w:t xml:space="preserve"> interface &amp; AI assistant</w:t>
       </w:r>
     </w:p>
     <w:p>
@@ -12767,6 +14240,12 @@
         <w:gridCol w:w="4600"/>
       </w:tblGrid>
       <w:tr>
+        <w:tblPrEx>
+          <w:tblCellMar>
+            <w:top w:w="0" w:type="dxa"/>
+            <w:bottom w:w="0" w:type="dxa"/>
+          </w:tblCellMar>
+        </w:tblPrEx>
         <w:trPr>
           <w:cantSplit/>
           <w:tblHeader/>
@@ -12848,6 +14327,12 @@
         </w:tc>
       </w:tr>
       <w:tr>
+        <w:tblPrEx>
+          <w:tblCellMar>
+            <w:top w:w="0" w:type="dxa"/>
+            <w:bottom w:w="0" w:type="dxa"/>
+          </w:tblCellMar>
+        </w:tblPrEx>
         <w:trPr>
           <w:cantSplit/>
         </w:trPr>
@@ -12907,12 +14392,34 @@
                 <w:sz w:val="18"/>
                 <w:szCs w:val="18"/>
               </w:rPr>
-              <w:t>The top-rated farmer with review count, and a top-5 list</w:t>
+              <w:t xml:space="preserve">The top-rated farmer with review count, and a </w:t>
+            </w:r>
+            <w:proofErr w:type="gramStart"/>
+            <w:r>
+              <w:rPr>
+                <w:sz w:val="18"/>
+                <w:szCs w:val="18"/>
+              </w:rPr>
+              <w:t>top-5</w:t>
+            </w:r>
+            <w:proofErr w:type="gramEnd"/>
+            <w:r>
+              <w:rPr>
+                <w:sz w:val="18"/>
+                <w:szCs w:val="18"/>
+              </w:rPr>
+              <w:t xml:space="preserve"> list</w:t>
             </w:r>
           </w:p>
         </w:tc>
       </w:tr>
       <w:tr>
+        <w:tblPrEx>
+          <w:tblCellMar>
+            <w:top w:w="0" w:type="dxa"/>
+            <w:bottom w:w="0" w:type="dxa"/>
+          </w:tblCellMar>
+        </w:tblPrEx>
         <w:trPr>
           <w:cantSplit/>
         </w:trPr>
@@ -13015,6 +14522,12 @@
         </w:tc>
       </w:tr>
       <w:tr>
+        <w:tblPrEx>
+          <w:tblCellMar>
+            <w:top w:w="0" w:type="dxa"/>
+            <w:bottom w:w="0" w:type="dxa"/>
+          </w:tblCellMar>
+        </w:tblPrEx>
         <w:trPr>
           <w:cantSplit/>
         </w:trPr>
@@ -13096,6 +14609,12 @@
         </w:tc>
       </w:tr>
       <w:tr>
+        <w:tblPrEx>
+          <w:tblCellMar>
+            <w:top w:w="0" w:type="dxa"/>
+            <w:bottom w:w="0" w:type="dxa"/>
+          </w:tblCellMar>
+        </w:tblPrEx>
         <w:trPr>
           <w:cantSplit/>
         </w:trPr>
@@ -13111,12 +14630,21 @@
             </w:tcMar>
           </w:tcPr>
           <w:p>
-            <w:r>
-              <w:rPr>
-                <w:sz w:val="18"/>
-                <w:szCs w:val="18"/>
-              </w:rPr>
-              <w:t>any offers this week?</w:t>
+            <w:proofErr w:type="gramStart"/>
+            <w:r>
+              <w:rPr>
+                <w:sz w:val="18"/>
+                <w:szCs w:val="18"/>
+              </w:rPr>
+              <w:t>any</w:t>
+            </w:r>
+            <w:proofErr w:type="gramEnd"/>
+            <w:r>
+              <w:rPr>
+                <w:sz w:val="18"/>
+                <w:szCs w:val="18"/>
+              </w:rPr>
+              <w:t xml:space="preserve"> offers this week?</w:t>
             </w:r>
           </w:p>
         </w:tc>
@@ -13164,6 +14692,12 @@
         </w:tc>
       </w:tr>
       <w:tr>
+        <w:tblPrEx>
+          <w:tblCellMar>
+            <w:top w:w="0" w:type="dxa"/>
+            <w:bottom w:w="0" w:type="dxa"/>
+          </w:tblCellMar>
+        </w:tblPrEx>
         <w:trPr>
           <w:cantSplit/>
         </w:trPr>
@@ -13229,6 +14763,12 @@
         </w:tc>
       </w:tr>
       <w:tr>
+        <w:tblPrEx>
+          <w:tblCellMar>
+            <w:top w:w="0" w:type="dxa"/>
+            <w:bottom w:w="0" w:type="dxa"/>
+          </w:tblCellMar>
+        </w:tblPrEx>
         <w:trPr>
           <w:cantSplit/>
         </w:trPr>
@@ -13297,6 +14837,12 @@
         </w:tc>
       </w:tr>
       <w:tr>
+        <w:tblPrEx>
+          <w:tblCellMar>
+            <w:top w:w="0" w:type="dxa"/>
+            <w:bottom w:w="0" w:type="dxa"/>
+          </w:tblCellMar>
+        </w:tblPrEx>
         <w:trPr>
           <w:cantSplit/>
         </w:trPr>
@@ -13387,6 +14933,12 @@
         </w:tc>
       </w:tr>
       <w:tr>
+        <w:tblPrEx>
+          <w:tblCellMar>
+            <w:top w:w="0" w:type="dxa"/>
+            <w:bottom w:w="0" w:type="dxa"/>
+          </w:tblCellMar>
+        </w:tblPrEx>
         <w:trPr>
           <w:cantSplit/>
         </w:trPr>
@@ -13570,7 +15122,23 @@
                 <w:sz w:val="18"/>
                 <w:szCs w:val="18"/>
               </w:rPr>
-              <w:t>The top-rated farmer, answered in Urdu</w:t>
+              <w:t xml:space="preserve">The top-rated </w:t>
+            </w:r>
+            <w:proofErr w:type="gramStart"/>
+            <w:r>
+              <w:rPr>
+                <w:sz w:val="18"/>
+                <w:szCs w:val="18"/>
+              </w:rPr>
+              <w:t>farmer,</w:t>
+            </w:r>
+            <w:proofErr w:type="gramEnd"/>
+            <w:r>
+              <w:rPr>
+                <w:sz w:val="18"/>
+                <w:szCs w:val="18"/>
+              </w:rPr>
+              <w:t xml:space="preserve"> answered in Urdu</w:t>
             </w:r>
           </w:p>
         </w:tc>
@@ -13582,8 +15150,13 @@
         <w:keepNext/>
         <w:spacing w:before="320" w:after="60"/>
       </w:pPr>
+      <w:proofErr w:type="gramStart"/>
       <w:r>
-        <w:t>3.9  User interface design</w:t>
+        <w:t>3.9  User</w:t>
+      </w:r>
+      <w:proofErr w:type="gramEnd"/>
+      <w:r>
+        <w:t xml:space="preserve"> interface design</w:t>
       </w:r>
     </w:p>
     <w:p>
@@ -13694,7 +15267,15 @@
         <w:t xml:space="preserve">Accessibility. </w:t>
       </w:r>
       <w:r>
-        <w:t xml:space="preserve">Keyboard access to every control, visible focus, alt text on every image, reduced motion respected, </w:t>
+        <w:t xml:space="preserve">Keyboard access to every control, visible focus, </w:t>
+      </w:r>
+      <w:proofErr w:type="gramStart"/>
+      <w:r>
+        <w:t>alt</w:t>
+      </w:r>
+      <w:proofErr w:type="gramEnd"/>
+      <w:r>
+        <w:t xml:space="preserve"> text on every image, reduced motion respected, </w:t>
       </w:r>
       <w:proofErr w:type="spellStart"/>
       <w:r>
@@ -13704,6 +15285,151 @@
       <w:r>
         <w:t xml:space="preserve"> contrast checked.</w:t>
       </w:r>
+    </w:p>
+    <w:p>
+      <w:pPr>
+        <w:pStyle w:val="Heading2"/>
+        <w:keepNext/>
+        <w:spacing w:before="320" w:after="60"/>
+      </w:pPr>
+      <w:proofErr w:type="gramStart"/>
+      <w:r>
+        <w:t xml:space="preserve">3.10  Search &amp; answer-engine optimisation</w:t>
+      </w:r>
+      <w:proofErr w:type="gramEnd"/>
+    </w:p>
+    <w:p>
+      <w:pPr>
+        <w:keepNext/>
+        <w:pBdr>
+          <w:bottom w:val="single" w:sz="6" w:space="3" w:color="8FA58A"/>
+        </w:pBdr>
+        <w:spacing w:after="160"/>
+      </w:pPr>
+      <w:r>
+        <w:rPr>
+          <w:color w:val="8C857B"/>
+          <w:spacing w:val="30"/>
+          <w:sz w:val="15"/>
+          <w:szCs w:val="15"/>
+        </w:rPr>
+        <w:t xml:space="preserve">BE FOUND BY PEOPLE AND AI ASSISTANTS</w:t>
+      </w:r>
+    </w:p>
+    <w:p>
+      <w:pPr>
+        <w:pStyle w:val="ListParagraph"/>
+        <w:numPr>
+          <w:ilvl w:val="0"/>
+          <w:numId w:val="2"/>
+        </w:numPr>
+        <w:spacing w:after="90" w:line="276" w:lineRule="auto"/>
+      </w:pPr>
+      <w:r>
+        <w:rPr>
+          <w:b/>
+          <w:bCs/>
+          <w:color w:val="1F3D2B"/>
+        </w:rPr>
+        <w:t xml:space="preserve">Why it matters. </w:t>
+      </w:r>
+      <w:r>
+        <w:t xml:space="preserve">Farmers and shoppers find markets through search engines and, more and more, through AI assistants. A React page that only fills itself in the browser is empty to crawlers that do not run JavaScript, so MarketLink prepares the facts on the server.</w:t>
+      </w:r>
+      <w:proofErr w:type="spellStart"/>
+      <w:proofErr w:type="spellEnd"/>
+    </w:p>
+    <w:p>
+      <w:pPr>
+        <w:pStyle w:val="ListParagraph"/>
+        <w:numPr>
+          <w:ilvl w:val="0"/>
+          <w:numId w:val="2"/>
+        </w:numPr>
+        <w:spacing w:after="90" w:line="276" w:lineRule="auto"/>
+      </w:pPr>
+      <w:r>
+        <w:rPr>
+          <w:b/>
+          <w:bCs/>
+          <w:color w:val="1F3D2B"/>
+        </w:rPr>
+        <w:t xml:space="preserve">Page facts in the HTML. </w:t>
+      </w:r>
+      <w:r>
+        <w:t xml:space="preserve">For every public page the server adds the title, description, canonical link, Open Graph and Twitter tags and a short plain-text summary (market timings, farmer stock, prices) before the page is sent. Private pages such as the account, farmer and admin areas are marked noindex.</w:t>
+      </w:r>
+      <w:proofErr w:type="spellStart"/>
+      <w:proofErr w:type="spellEnd"/>
+    </w:p>
+    <w:p>
+      <w:pPr>
+        <w:pStyle w:val="ListParagraph"/>
+        <w:numPr>
+          <w:ilvl w:val="0"/>
+          <w:numId w:val="2"/>
+        </w:numPr>
+        <w:spacing w:after="90" w:line="276" w:lineRule="auto"/>
+      </w:pPr>
+      <w:r>
+        <w:rPr>
+          <w:b/>
+          <w:bCs/>
+          <w:color w:val="1F3D2B"/>
+        </w:rPr>
+        <w:t xml:space="preserve">Structured data. </w:t>
+      </w:r>
+      <w:r>
+        <w:t xml:space="preserve">JSON-LD describes the site and its content in a form search engines understand: WebSite, Organization, LocalBusiness and Place for markets and stalls, Product with Offer and AggregateRating, FAQPage with Question, and BreadcrumbList.</w:t>
+      </w:r>
+      <w:proofErr w:type="spellStart"/>
+      <w:proofErr w:type="spellEnd"/>
+    </w:p>
+    <w:p>
+      <w:pPr>
+        <w:pStyle w:val="ListParagraph"/>
+        <w:numPr>
+          <w:ilvl w:val="0"/>
+          <w:numId w:val="2"/>
+        </w:numPr>
+        <w:spacing w:after="90" w:line="276" w:lineRule="auto"/>
+      </w:pPr>
+      <w:r>
+        <w:rPr>
+          <w:b/>
+          <w:bCs/>
+          <w:color w:val="1F3D2B"/>
+        </w:rPr>
+        <w:t xml:space="preserve">Sitemap and robots. </w:t>
+      </w:r>
+      <w:r>
+        <w:t xml:space="preserve">sitemap.xml is built live from the database, so new markets, farmers and products appear on their own, each with English and Urdu (hreflang) versions. robots.txt opens the public pages and closes the private ones.</w:t>
+      </w:r>
+      <w:proofErr w:type="spellStart"/>
+      <w:proofErr w:type="spellEnd"/>
+    </w:p>
+    <w:p>
+      <w:pPr>
+        <w:pStyle w:val="ListParagraph"/>
+        <w:numPr>
+          <w:ilvl w:val="0"/>
+          <w:numId w:val="2"/>
+        </w:numPr>
+        <w:spacing w:after="90" w:line="276" w:lineRule="auto"/>
+      </w:pPr>
+      <w:r>
+        <w:rPr>
+          <w:b/>
+          <w:bCs/>
+          <w:color w:val="1F3D2B"/>
+        </w:rPr>
+        <w:t xml:space="preserve">Answer engines (AEO). </w:t>
+      </w:r>
+      <w:r>
+        <w:t xml:space="preserve">llms.txt and llms-full.txt describe the whole site in Markdown for AI assistants, robots.txt names the well-known AI crawlers, and pages start with a short answer-first summary. The FAQ pages use question-and-answer markup so an assistant can quote them. A script (npm run seo-files) writes a static copy of these files, and the r7api test checks them.</w:t>
+      </w:r>
+      <w:proofErr w:type="spellStart"/>
+      <w:proofErr w:type="spellEnd"/>
     </w:p>
     <w:p>
       <w:r>
@@ -13731,6 +15457,12 @@
         <w:gridCol w:w="9900"/>
       </w:tblGrid>
       <w:tr>
+        <w:tblPrEx>
+          <w:tblCellMar>
+            <w:top w:w="0" w:type="dxa"/>
+            <w:bottom w:w="0" w:type="dxa"/>
+          </w:tblCellMar>
+        </w:tblPrEx>
         <w:tc>
           <w:tcPr>
             <w:tcW w:w="9900" w:type="dxa"/>
@@ -13791,7 +15523,29 @@
                 <w:sz w:val="21"/>
                 <w:szCs w:val="21"/>
               </w:rPr>
-              <w:t>MongoDB stores the data in 20 collections. Relations are stored as references, except the order items and the pickup windows, which live inside their order or farmer document.</w:t>
+              <w:t xml:space="preserve">MongoDB stores </w:t>
+            </w:r>
+            <w:proofErr w:type="gramStart"/>
+            <w:r>
+              <w:rPr>
+                <w:i/>
+                <w:iCs/>
+                <w:color w:val="1F3D2B"/>
+                <w:sz w:val="21"/>
+                <w:szCs w:val="21"/>
+              </w:rPr>
+              <w:t>the data</w:t>
+            </w:r>
+            <w:proofErr w:type="gramEnd"/>
+            <w:r>
+              <w:rPr>
+                <w:i/>
+                <w:iCs/>
+                <w:color w:val="1F3D2B"/>
+                <w:sz w:val="21"/>
+                <w:szCs w:val="21"/>
+              </w:rPr>
+              <w:t xml:space="preserve"> in 20 collections. Relations are stored as references, except the order items and the pickup windows, which live inside their order or farmer document.</w:t>
             </w:r>
           </w:p>
         </w:tc>
@@ -13808,8 +15562,13 @@
         <w:keepNext/>
         <w:spacing w:before="320" w:after="60"/>
       </w:pPr>
+      <w:proofErr w:type="gramStart"/>
       <w:r>
-        <w:t>4.1  Entity relationship diagram</w:t>
+        <w:t>4.1  Entity</w:t>
+      </w:r>
+      <w:proofErr w:type="gramEnd"/>
+      <w:r>
+        <w:t xml:space="preserve"> relationship diagram</w:t>
       </w:r>
     </w:p>
     <w:p>
@@ -13838,7 +15597,15 @@
         </w:rPr>
       </w:pPr>
       <w:r>
-        <w:t>Each card is a collection. PK marks the primary key, FK a reference to another collection, and [ ] an array stored inside the document. The labels on the lines give the cardinality: one user places many orders, one order has at most one review.</w:t>
+        <w:t xml:space="preserve">Each card is a collection. PK marks the primary key, FK a reference to another collection, and </w:t>
+      </w:r>
+      <w:proofErr w:type="gramStart"/>
+      <w:r>
+        <w:t>[ ]</w:t>
+      </w:r>
+      <w:proofErr w:type="gramEnd"/>
+      <w:r>
+        <w:t xml:space="preserve"> an array stored inside the document. The labels on the lines give the cardinality: one user places many orders, one order has at most one review.</w:t>
       </w:r>
       <w:r>
         <w:rPr>
@@ -13915,7 +15682,18 @@
           <w:sz w:val="16"/>
           <w:szCs w:val="16"/>
         </w:rPr>
-        <w:t xml:space="preserve">Figure 2  </w:t>
+        <w:t xml:space="preserve">Figure </w:t>
+      </w:r>
+      <w:proofErr w:type="gramStart"/>
+      <w:r>
+        <w:rPr>
+          <w:b/>
+          <w:bCs/>
+          <w:color w:val="1F3D2B"/>
+          <w:sz w:val="16"/>
+          <w:szCs w:val="16"/>
+        </w:rPr>
+        <w:t xml:space="preserve">2  </w:t>
       </w:r>
       <w:r>
         <w:rPr>
@@ -13925,7 +15703,18 @@
           <w:sz w:val="16"/>
           <w:szCs w:val="16"/>
         </w:rPr>
-        <w:t>Entity relationship diagram of the core collections</w:t>
+        <w:t>Entity</w:t>
+      </w:r>
+      <w:proofErr w:type="gramEnd"/>
+      <w:r>
+        <w:rPr>
+          <w:i/>
+          <w:iCs/>
+          <w:color w:val="8C857B"/>
+          <w:sz w:val="16"/>
+          <w:szCs w:val="16"/>
+        </w:rPr>
+        <w:t xml:space="preserve"> relationship diagram of the core collections</w:t>
       </w:r>
     </w:p>
     <w:p>
@@ -13968,6 +15757,12 @@
         <w:gridCol w:w="7400"/>
       </w:tblGrid>
       <w:tr>
+        <w:tblPrEx>
+          <w:tblCellMar>
+            <w:top w:w="0" w:type="dxa"/>
+            <w:bottom w:w="0" w:type="dxa"/>
+          </w:tblCellMar>
+        </w:tblPrEx>
         <w:trPr>
           <w:cantSplit/>
           <w:tblHeader/>
@@ -14024,6 +15819,12 @@
         </w:tc>
       </w:tr>
       <w:tr>
+        <w:tblPrEx>
+          <w:tblCellMar>
+            <w:top w:w="0" w:type="dxa"/>
+            <w:bottom w:w="0" w:type="dxa"/>
+          </w:tblCellMar>
+        </w:tblPrEx>
         <w:trPr>
           <w:cantSplit/>
         </w:trPr>
@@ -14088,6 +15889,12 @@
         </w:tc>
       </w:tr>
       <w:tr>
+        <w:tblPrEx>
+          <w:tblCellMar>
+            <w:top w:w="0" w:type="dxa"/>
+            <w:bottom w:w="0" w:type="dxa"/>
+          </w:tblCellMar>
+        </w:tblPrEx>
         <w:trPr>
           <w:cantSplit/>
         </w:trPr>
@@ -14138,6 +15945,12 @@
         </w:tc>
       </w:tr>
       <w:tr>
+        <w:tblPrEx>
+          <w:tblCellMar>
+            <w:top w:w="0" w:type="dxa"/>
+            <w:bottom w:w="0" w:type="dxa"/>
+          </w:tblCellMar>
+        </w:tblPrEx>
         <w:trPr>
           <w:cantSplit/>
         </w:trPr>
@@ -14186,6 +15999,12 @@
         </w:tc>
       </w:tr>
       <w:tr>
+        <w:tblPrEx>
+          <w:tblCellMar>
+            <w:top w:w="0" w:type="dxa"/>
+            <w:bottom w:w="0" w:type="dxa"/>
+          </w:tblCellMar>
+        </w:tblPrEx>
         <w:trPr>
           <w:cantSplit/>
         </w:trPr>
@@ -14236,6 +16055,12 @@
         </w:tc>
       </w:tr>
       <w:tr>
+        <w:tblPrEx>
+          <w:tblCellMar>
+            <w:top w:w="0" w:type="dxa"/>
+            <w:bottom w:w="0" w:type="dxa"/>
+          </w:tblCellMar>
+        </w:tblPrEx>
         <w:trPr>
           <w:cantSplit/>
         </w:trPr>
@@ -14293,6 +16118,12 @@
         </w:tc>
       </w:tr>
       <w:tr>
+        <w:tblPrEx>
+          <w:tblCellMar>
+            <w:top w:w="0" w:type="dxa"/>
+            <w:bottom w:w="0" w:type="dxa"/>
+          </w:tblCellMar>
+        </w:tblPrEx>
         <w:trPr>
           <w:cantSplit/>
         </w:trPr>
@@ -14343,6 +16174,12 @@
         </w:tc>
       </w:tr>
       <w:tr>
+        <w:tblPrEx>
+          <w:tblCellMar>
+            <w:top w:w="0" w:type="dxa"/>
+            <w:bottom w:w="0" w:type="dxa"/>
+          </w:tblCellMar>
+        </w:tblPrEx>
         <w:trPr>
           <w:cantSplit/>
         </w:trPr>
@@ -14391,6 +16228,12 @@
         </w:tc>
       </w:tr>
       <w:tr>
+        <w:tblPrEx>
+          <w:tblCellMar>
+            <w:top w:w="0" w:type="dxa"/>
+            <w:bottom w:w="0" w:type="dxa"/>
+          </w:tblCellMar>
+        </w:tblPrEx>
         <w:trPr>
           <w:cantSplit/>
         </w:trPr>
@@ -14443,6 +16286,12 @@
         </w:tc>
       </w:tr>
       <w:tr>
+        <w:tblPrEx>
+          <w:tblCellMar>
+            <w:top w:w="0" w:type="dxa"/>
+            <w:bottom w:w="0" w:type="dxa"/>
+          </w:tblCellMar>
+        </w:tblPrEx>
         <w:trPr>
           <w:cantSplit/>
         </w:trPr>
@@ -14491,6 +16340,12 @@
         </w:tc>
       </w:tr>
       <w:tr>
+        <w:tblPrEx>
+          <w:tblCellMar>
+            <w:top w:w="0" w:type="dxa"/>
+            <w:bottom w:w="0" w:type="dxa"/>
+          </w:tblCellMar>
+        </w:tblPrEx>
         <w:trPr>
           <w:cantSplit/>
         </w:trPr>
@@ -14543,6 +16398,12 @@
         </w:tc>
       </w:tr>
       <w:tr>
+        <w:tblPrEx>
+          <w:tblCellMar>
+            <w:top w:w="0" w:type="dxa"/>
+            <w:bottom w:w="0" w:type="dxa"/>
+          </w:tblCellMar>
+        </w:tblPrEx>
         <w:trPr>
           <w:cantSplit/>
         </w:trPr>
@@ -14591,6 +16452,12 @@
         </w:tc>
       </w:tr>
       <w:tr>
+        <w:tblPrEx>
+          <w:tblCellMar>
+            <w:top w:w="0" w:type="dxa"/>
+            <w:bottom w:w="0" w:type="dxa"/>
+          </w:tblCellMar>
+        </w:tblPrEx>
         <w:trPr>
           <w:cantSplit/>
         </w:trPr>
@@ -14643,6 +16510,12 @@
         </w:tc>
       </w:tr>
       <w:tr>
+        <w:tblPrEx>
+          <w:tblCellMar>
+            <w:top w:w="0" w:type="dxa"/>
+            <w:bottom w:w="0" w:type="dxa"/>
+          </w:tblCellMar>
+        </w:tblPrEx>
         <w:trPr>
           <w:cantSplit/>
         </w:trPr>
@@ -14691,6 +16564,12 @@
         </w:tc>
       </w:tr>
       <w:tr>
+        <w:tblPrEx>
+          <w:tblCellMar>
+            <w:top w:w="0" w:type="dxa"/>
+            <w:bottom w:w="0" w:type="dxa"/>
+          </w:tblCellMar>
+        </w:tblPrEx>
         <w:trPr>
           <w:cantSplit/>
         </w:trPr>
@@ -14737,12 +16616,34 @@
                 <w:sz w:val="18"/>
                 <w:szCs w:val="18"/>
               </w:rPr>
-              <w:t>The home page offer banner the admin edits</w:t>
+              <w:t xml:space="preserve">The home page </w:t>
+            </w:r>
+            <w:proofErr w:type="gramStart"/>
+            <w:r>
+              <w:rPr>
+                <w:sz w:val="18"/>
+                <w:szCs w:val="18"/>
+              </w:rPr>
+              <w:t>offer</w:t>
+            </w:r>
+            <w:proofErr w:type="gramEnd"/>
+            <w:r>
+              <w:rPr>
+                <w:sz w:val="18"/>
+                <w:szCs w:val="18"/>
+              </w:rPr>
+              <w:t xml:space="preserve"> banner the admin edits</w:t>
             </w:r>
           </w:p>
         </w:tc>
       </w:tr>
       <w:tr>
+        <w:tblPrEx>
+          <w:tblCellMar>
+            <w:top w:w="0" w:type="dxa"/>
+            <w:bottom w:w="0" w:type="dxa"/>
+          </w:tblCellMar>
+        </w:tblPrEx>
         <w:trPr>
           <w:cantSplit/>
         </w:trPr>
@@ -14793,6 +16694,12 @@
         </w:tc>
       </w:tr>
       <w:tr>
+        <w:tblPrEx>
+          <w:tblCellMar>
+            <w:top w:w="0" w:type="dxa"/>
+            <w:bottom w:w="0" w:type="dxa"/>
+          </w:tblCellMar>
+        </w:tblPrEx>
         <w:trPr>
           <w:cantSplit/>
         </w:trPr>
@@ -14845,6 +16752,12 @@
         </w:tc>
       </w:tr>
       <w:tr>
+        <w:tblPrEx>
+          <w:tblCellMar>
+            <w:top w:w="0" w:type="dxa"/>
+            <w:bottom w:w="0" w:type="dxa"/>
+          </w:tblCellMar>
+        </w:tblPrEx>
         <w:trPr>
           <w:cantSplit/>
         </w:trPr>
@@ -14895,6 +16808,12 @@
         </w:tc>
       </w:tr>
       <w:tr>
+        <w:tblPrEx>
+          <w:tblCellMar>
+            <w:top w:w="0" w:type="dxa"/>
+            <w:bottom w:w="0" w:type="dxa"/>
+          </w:tblCellMar>
+        </w:tblPrEx>
         <w:trPr>
           <w:cantSplit/>
         </w:trPr>
@@ -14945,6 +16864,12 @@
         </w:tc>
       </w:tr>
       <w:tr>
+        <w:tblPrEx>
+          <w:tblCellMar>
+            <w:top w:w="0" w:type="dxa"/>
+            <w:bottom w:w="0" w:type="dxa"/>
+          </w:tblCellMar>
+        </w:tblPrEx>
         <w:trPr>
           <w:cantSplit/>
         </w:trPr>
@@ -14993,6 +16918,12 @@
         </w:tc>
       </w:tr>
       <w:tr>
+        <w:tblPrEx>
+          <w:tblCellMar>
+            <w:top w:w="0" w:type="dxa"/>
+            <w:bottom w:w="0" w:type="dxa"/>
+          </w:tblCellMar>
+        </w:tblPrEx>
         <w:trPr>
           <w:cantSplit/>
         </w:trPr>
@@ -15051,8 +16982,13 @@
         <w:keepNext/>
         <w:spacing w:before="320" w:after="60"/>
       </w:pPr>
+      <w:proofErr w:type="gramStart"/>
       <w:r>
-        <w:t>4.2  Database scripts</w:t>
+        <w:t>4.2  Database</w:t>
+      </w:r>
+      <w:proofErr w:type="gramEnd"/>
+      <w:r>
+        <w:t xml:space="preserve"> scripts</w:t>
       </w:r>
     </w:p>
     <w:p>
@@ -15094,6 +17030,12 @@
         <w:gridCol w:w="9900"/>
       </w:tblGrid>
       <w:tr>
+        <w:tblPrEx>
+          <w:tblCellMar>
+            <w:top w:w="0" w:type="dxa"/>
+            <w:bottom w:w="0" w:type="dxa"/>
+          </w:tblCellMar>
+        </w:tblPrEx>
         <w:trPr>
           <w:cantSplit/>
         </w:trPr>
@@ -15165,7 +17107,23 @@
                 <w:sz w:val="19"/>
                 <w:szCs w:val="19"/>
               </w:rPr>
-              <w:t>, and a seed command that fills a fresh database with the same data. The ReadMe says the same.</w:t>
+              <w:t xml:space="preserve">, and a seed command that fills a fresh database with the same data. </w:t>
+            </w:r>
+            <w:proofErr w:type="gramStart"/>
+            <w:r>
+              <w:rPr>
+                <w:sz w:val="19"/>
+                <w:szCs w:val="19"/>
+              </w:rPr>
+              <w:t>The ReadMe</w:t>
+            </w:r>
+            <w:proofErr w:type="gramEnd"/>
+            <w:r>
+              <w:rPr>
+                <w:sz w:val="19"/>
+                <w:szCs w:val="19"/>
+              </w:rPr>
+              <w:t xml:space="preserve"> says the same.</w:t>
             </w:r>
           </w:p>
         </w:tc>
@@ -15202,6 +17160,12 @@
         <w:gridCol w:w="9900"/>
       </w:tblGrid>
       <w:tr>
+        <w:tblPrEx>
+          <w:tblCellMar>
+            <w:top w:w="0" w:type="dxa"/>
+            <w:bottom w:w="0" w:type="dxa"/>
+          </w:tblCellMar>
+        </w:tblPrEx>
         <w:tc>
           <w:tcPr>
             <w:tcW w:w="9900" w:type="dxa"/>
@@ -15279,8 +17243,13 @@
         <w:keepNext/>
         <w:spacing w:before="320" w:after="60"/>
       </w:pPr>
+      <w:proofErr w:type="gramStart"/>
       <w:r>
-        <w:t>5.1  Data flow diagram, level 0</w:t>
+        <w:t>5.1  Data</w:t>
+      </w:r>
+      <w:proofErr w:type="gramEnd"/>
+      <w:r>
+        <w:t xml:space="preserve"> flow diagram, level 0</w:t>
       </w:r>
     </w:p>
     <w:p>
@@ -15364,7 +17333,18 @@
           <w:sz w:val="16"/>
           <w:szCs w:val="16"/>
         </w:rPr>
-        <w:t xml:space="preserve">Figure 3  </w:t>
+        <w:t xml:space="preserve">Figure </w:t>
+      </w:r>
+      <w:proofErr w:type="gramStart"/>
+      <w:r>
+        <w:rPr>
+          <w:b/>
+          <w:bCs/>
+          <w:color w:val="1F3D2B"/>
+          <w:sz w:val="16"/>
+          <w:szCs w:val="16"/>
+        </w:rPr>
+        <w:t xml:space="preserve">3  </w:t>
       </w:r>
       <w:r>
         <w:rPr>
@@ -15374,7 +17354,18 @@
           <w:sz w:val="16"/>
           <w:szCs w:val="16"/>
         </w:rPr>
-        <w:t>Data flow diagram, level 0 (context)</w:t>
+        <w:t>Data</w:t>
+      </w:r>
+      <w:proofErr w:type="gramEnd"/>
+      <w:r>
+        <w:rPr>
+          <w:i/>
+          <w:iCs/>
+          <w:color w:val="8C857B"/>
+          <w:sz w:val="16"/>
+          <w:szCs w:val="16"/>
+        </w:rPr>
+        <w:t xml:space="preserve"> flow diagram, level 0 (context)</w:t>
       </w:r>
     </w:p>
     <w:tbl>
@@ -15401,6 +17392,12 @@
         <w:gridCol w:w="3850"/>
       </w:tblGrid>
       <w:tr>
+        <w:tblPrEx>
+          <w:tblCellMar>
+            <w:top w:w="0" w:type="dxa"/>
+            <w:bottom w:w="0" w:type="dxa"/>
+          </w:tblCellMar>
+        </w:tblPrEx>
         <w:trPr>
           <w:cantSplit/>
           <w:tblHeader/>
@@ -15482,6 +17479,12 @@
         </w:tc>
       </w:tr>
       <w:tr>
+        <w:tblPrEx>
+          <w:tblCellMar>
+            <w:top w:w="0" w:type="dxa"/>
+            <w:bottom w:w="0" w:type="dxa"/>
+          </w:tblCellMar>
+        </w:tblPrEx>
         <w:trPr>
           <w:cantSplit/>
         </w:trPr>
@@ -15550,6 +17553,12 @@
         </w:tc>
       </w:tr>
       <w:tr>
+        <w:tblPrEx>
+          <w:tblCellMar>
+            <w:top w:w="0" w:type="dxa"/>
+            <w:bottom w:w="0" w:type="dxa"/>
+          </w:tblCellMar>
+        </w:tblPrEx>
         <w:trPr>
           <w:cantSplit/>
         </w:trPr>
@@ -15621,6 +17630,12 @@
         </w:tc>
       </w:tr>
       <w:tr>
+        <w:tblPrEx>
+          <w:tblCellMar>
+            <w:top w:w="0" w:type="dxa"/>
+            <w:bottom w:w="0" w:type="dxa"/>
+          </w:tblCellMar>
+        </w:tblPrEx>
         <w:trPr>
           <w:cantSplit/>
         </w:trPr>
@@ -15689,6 +17704,12 @@
         </w:tc>
       </w:tr>
       <w:tr>
+        <w:tblPrEx>
+          <w:tblCellMar>
+            <w:top w:w="0" w:type="dxa"/>
+            <w:bottom w:w="0" w:type="dxa"/>
+          </w:tblCellMar>
+        </w:tblPrEx>
         <w:trPr>
           <w:cantSplit/>
         </w:trPr>
@@ -15760,6 +17781,12 @@
         </w:tc>
       </w:tr>
       <w:tr>
+        <w:tblPrEx>
+          <w:tblCellMar>
+            <w:top w:w="0" w:type="dxa"/>
+            <w:bottom w:w="0" w:type="dxa"/>
+          </w:tblCellMar>
+        </w:tblPrEx>
         <w:trPr>
           <w:cantSplit/>
         </w:trPr>
@@ -15834,9 +17861,14 @@
         <w:keepNext/>
         <w:spacing w:before="320" w:after="60"/>
       </w:pPr>
+      <w:proofErr w:type="gramStart"/>
       <w:r>
         <w:lastRenderedPageBreak/>
-        <w:t>5.2  Data flow diagram, level 1</w:t>
+        <w:t>5.2  Data</w:t>
+      </w:r>
+      <w:proofErr w:type="gramEnd"/>
+      <w:r>
+        <w:t xml:space="preserve"> flow diagram, level 1</w:t>
       </w:r>
     </w:p>
     <w:p>
@@ -15920,7 +17952,18 @@
           <w:sz w:val="16"/>
           <w:szCs w:val="16"/>
         </w:rPr>
-        <w:t xml:space="preserve">Figure 4  </w:t>
+        <w:t xml:space="preserve">Figure </w:t>
+      </w:r>
+      <w:proofErr w:type="gramStart"/>
+      <w:r>
+        <w:rPr>
+          <w:b/>
+          <w:bCs/>
+          <w:color w:val="1F3D2B"/>
+          <w:sz w:val="16"/>
+          <w:szCs w:val="16"/>
+        </w:rPr>
+        <w:t xml:space="preserve">4  </w:t>
       </w:r>
       <w:r>
         <w:rPr>
@@ -15930,7 +17973,18 @@
           <w:sz w:val="16"/>
           <w:szCs w:val="16"/>
         </w:rPr>
-        <w:t>Data flow diagram, level 1</w:t>
+        <w:t>Data</w:t>
+      </w:r>
+      <w:proofErr w:type="gramEnd"/>
+      <w:r>
+        <w:rPr>
+          <w:i/>
+          <w:iCs/>
+          <w:color w:val="8C857B"/>
+          <w:sz w:val="16"/>
+          <w:szCs w:val="16"/>
+        </w:rPr>
+        <w:t xml:space="preserve"> flow diagram, level 1</w:t>
       </w:r>
     </w:p>
     <w:tbl>
@@ -15957,6 +18011,12 @@
         <w:gridCol w:w="3300"/>
       </w:tblGrid>
       <w:tr>
+        <w:tblPrEx>
+          <w:tblCellMar>
+            <w:top w:w="0" w:type="dxa"/>
+            <w:bottom w:w="0" w:type="dxa"/>
+          </w:tblCellMar>
+        </w:tblPrEx>
         <w:trPr>
           <w:cantSplit/>
           <w:tblHeader/>
@@ -16038,6 +18098,12 @@
         </w:tc>
       </w:tr>
       <w:tr>
+        <w:tblPrEx>
+          <w:tblCellMar>
+            <w:top w:w="0" w:type="dxa"/>
+            <w:bottom w:w="0" w:type="dxa"/>
+          </w:tblCellMar>
+        </w:tblPrEx>
         <w:trPr>
           <w:cantSplit/>
         </w:trPr>
@@ -16052,6 +18118,7 @@
             </w:tcMar>
           </w:tcPr>
           <w:p>
+            <w:proofErr w:type="gramStart"/>
             <w:r>
               <w:rPr>
                 <w:b/>
@@ -16060,7 +18127,18 @@
                 <w:sz w:val="18"/>
                 <w:szCs w:val="18"/>
               </w:rPr>
-              <w:t>1.0  Register &amp; sign in</w:t>
+              <w:t>1.0  Register</w:t>
+            </w:r>
+            <w:proofErr w:type="gramEnd"/>
+            <w:r>
+              <w:rPr>
+                <w:b/>
+                <w:bCs/>
+                <w:color w:val="1F3D2B"/>
+                <w:sz w:val="18"/>
+                <w:szCs w:val="18"/>
+              </w:rPr>
+              <w:t xml:space="preserve"> &amp; sign in</w:t>
             </w:r>
           </w:p>
         </w:tc>
@@ -16106,6 +18184,12 @@
         </w:tc>
       </w:tr>
       <w:tr>
+        <w:tblPrEx>
+          <w:tblCellMar>
+            <w:top w:w="0" w:type="dxa"/>
+            <w:bottom w:w="0" w:type="dxa"/>
+          </w:tblCellMar>
+        </w:tblPrEx>
         <w:trPr>
           <w:cantSplit/>
         </w:trPr>
@@ -16121,6 +18205,7 @@
             </w:tcMar>
           </w:tcPr>
           <w:p>
+            <w:proofErr w:type="gramStart"/>
             <w:r>
               <w:rPr>
                 <w:b/>
@@ -16129,7 +18214,18 @@
                 <w:sz w:val="18"/>
                 <w:szCs w:val="18"/>
               </w:rPr>
-              <w:t>2.0  Browse, search &amp; map</w:t>
+              <w:t>2.0  Browse</w:t>
+            </w:r>
+            <w:proofErr w:type="gramEnd"/>
+            <w:r>
+              <w:rPr>
+                <w:b/>
+                <w:bCs/>
+                <w:color w:val="1F3D2B"/>
+                <w:sz w:val="18"/>
+                <w:szCs w:val="18"/>
+              </w:rPr>
+              <w:t>, search &amp; map</w:t>
             </w:r>
           </w:p>
         </w:tc>
@@ -16177,6 +18273,12 @@
         </w:tc>
       </w:tr>
       <w:tr>
+        <w:tblPrEx>
+          <w:tblCellMar>
+            <w:top w:w="0" w:type="dxa"/>
+            <w:bottom w:w="0" w:type="dxa"/>
+          </w:tblCellMar>
+        </w:tblPrEx>
         <w:trPr>
           <w:cantSplit/>
         </w:trPr>
@@ -16191,6 +18293,7 @@
             </w:tcMar>
           </w:tcPr>
           <w:p>
+            <w:proofErr w:type="gramStart"/>
             <w:r>
               <w:rPr>
                 <w:b/>
@@ -16199,7 +18302,18 @@
                 <w:sz w:val="18"/>
                 <w:szCs w:val="18"/>
               </w:rPr>
-              <w:t>3.0  Place / change pre-order</w:t>
+              <w:t>3.0  Place</w:t>
+            </w:r>
+            <w:proofErr w:type="gramEnd"/>
+            <w:r>
+              <w:rPr>
+                <w:b/>
+                <w:bCs/>
+                <w:color w:val="1F3D2B"/>
+                <w:sz w:val="18"/>
+                <w:szCs w:val="18"/>
+              </w:rPr>
+              <w:t xml:space="preserve"> / change pre-order</w:t>
             </w:r>
           </w:p>
         </w:tc>
@@ -16245,6 +18359,12 @@
         </w:tc>
       </w:tr>
       <w:tr>
+        <w:tblPrEx>
+          <w:tblCellMar>
+            <w:top w:w="0" w:type="dxa"/>
+            <w:bottom w:w="0" w:type="dxa"/>
+          </w:tblCellMar>
+        </w:tblPrEx>
         <w:trPr>
           <w:cantSplit/>
         </w:trPr>
@@ -16260,6 +18380,7 @@
             </w:tcMar>
           </w:tcPr>
           <w:p>
+            <w:proofErr w:type="gramStart"/>
             <w:r>
               <w:rPr>
                 <w:b/>
@@ -16268,7 +18389,18 @@
                 <w:sz w:val="18"/>
                 <w:szCs w:val="18"/>
               </w:rPr>
-              <w:t>4.0  Fulfil pre-order</w:t>
+              <w:t>4.0  Fulfil</w:t>
+            </w:r>
+            <w:proofErr w:type="gramEnd"/>
+            <w:r>
+              <w:rPr>
+                <w:b/>
+                <w:bCs/>
+                <w:color w:val="1F3D2B"/>
+                <w:sz w:val="18"/>
+                <w:szCs w:val="18"/>
+              </w:rPr>
+              <w:t xml:space="preserve"> pre-order</w:t>
             </w:r>
           </w:p>
         </w:tc>
@@ -16316,6 +18448,12 @@
         </w:tc>
       </w:tr>
       <w:tr>
+        <w:tblPrEx>
+          <w:tblCellMar>
+            <w:top w:w="0" w:type="dxa"/>
+            <w:bottom w:w="0" w:type="dxa"/>
+          </w:tblCellMar>
+        </w:tblPrEx>
         <w:trPr>
           <w:cantSplit/>
         </w:trPr>
@@ -16330,6 +18468,7 @@
             </w:tcMar>
           </w:tcPr>
           <w:p>
+            <w:proofErr w:type="gramStart"/>
             <w:r>
               <w:rPr>
                 <w:b/>
@@ -16338,7 +18477,18 @@
                 <w:sz w:val="18"/>
                 <w:szCs w:val="18"/>
               </w:rPr>
-              <w:t>5.0  Confirm receipt &amp; review</w:t>
+              <w:t>5.0  Confirm</w:t>
+            </w:r>
+            <w:proofErr w:type="gramEnd"/>
+            <w:r>
+              <w:rPr>
+                <w:b/>
+                <w:bCs/>
+                <w:color w:val="1F3D2B"/>
+                <w:sz w:val="18"/>
+                <w:szCs w:val="18"/>
+              </w:rPr>
+              <w:t xml:space="preserve"> receipt &amp; review</w:t>
             </w:r>
           </w:p>
         </w:tc>
@@ -16384,6 +18534,12 @@
         </w:tc>
       </w:tr>
       <w:tr>
+        <w:tblPrEx>
+          <w:tblCellMar>
+            <w:top w:w="0" w:type="dxa"/>
+            <w:bottom w:w="0" w:type="dxa"/>
+          </w:tblCellMar>
+        </w:tblPrEx>
         <w:trPr>
           <w:cantSplit/>
         </w:trPr>
@@ -16399,6 +18555,7 @@
             </w:tcMar>
           </w:tcPr>
           <w:p>
+            <w:proofErr w:type="gramStart"/>
             <w:r>
               <w:rPr>
                 <w:b/>
@@ -16407,7 +18564,18 @@
                 <w:sz w:val="18"/>
                 <w:szCs w:val="18"/>
               </w:rPr>
-              <w:t>6.0  Administer platform</w:t>
+              <w:t>6.0  Administer</w:t>
+            </w:r>
+            <w:proofErr w:type="gramEnd"/>
+            <w:r>
+              <w:rPr>
+                <w:b/>
+                <w:bCs/>
+                <w:color w:val="1F3D2B"/>
+                <w:sz w:val="18"/>
+                <w:szCs w:val="18"/>
+              </w:rPr>
+              <w:t xml:space="preserve"> platform</w:t>
             </w:r>
           </w:p>
         </w:tc>
@@ -16455,6 +18623,12 @@
         </w:tc>
       </w:tr>
       <w:tr>
+        <w:tblPrEx>
+          <w:tblCellMar>
+            <w:top w:w="0" w:type="dxa"/>
+            <w:bottom w:w="0" w:type="dxa"/>
+          </w:tblCellMar>
+        </w:tblPrEx>
         <w:trPr>
           <w:cantSplit/>
         </w:trPr>
@@ -16469,6 +18643,7 @@
             </w:tcMar>
           </w:tcPr>
           <w:p>
+            <w:proofErr w:type="gramStart"/>
             <w:r>
               <w:rPr>
                 <w:b/>
@@ -16477,7 +18652,18 @@
                 <w:sz w:val="18"/>
                 <w:szCs w:val="18"/>
               </w:rPr>
-              <w:t>7.0  Send notifications</w:t>
+              <w:t>7.0  Send</w:t>
+            </w:r>
+            <w:proofErr w:type="gramEnd"/>
+            <w:r>
+              <w:rPr>
+                <w:b/>
+                <w:bCs/>
+                <w:color w:val="1F3D2B"/>
+                <w:sz w:val="18"/>
+                <w:szCs w:val="18"/>
+              </w:rPr>
+              <w:t xml:space="preserve"> notifications</w:t>
             </w:r>
           </w:p>
         </w:tc>
@@ -16523,6 +18709,12 @@
         </w:tc>
       </w:tr>
       <w:tr>
+        <w:tblPrEx>
+          <w:tblCellMar>
+            <w:top w:w="0" w:type="dxa"/>
+            <w:bottom w:w="0" w:type="dxa"/>
+          </w:tblCellMar>
+        </w:tblPrEx>
         <w:trPr>
           <w:cantSplit/>
         </w:trPr>
@@ -16538,6 +18730,7 @@
             </w:tcMar>
           </w:tcPr>
           <w:p>
+            <w:proofErr w:type="gramStart"/>
             <w:r>
               <w:rPr>
                 <w:b/>
@@ -16546,7 +18739,18 @@
                 <w:sz w:val="18"/>
                 <w:szCs w:val="18"/>
               </w:rPr>
-              <w:t>8.0  Manage stall &amp; stock</w:t>
+              <w:t>8.0  Manage</w:t>
+            </w:r>
+            <w:proofErr w:type="gramEnd"/>
+            <w:r>
+              <w:rPr>
+                <w:b/>
+                <w:bCs/>
+                <w:color w:val="1F3D2B"/>
+                <w:sz w:val="18"/>
+                <w:szCs w:val="18"/>
+              </w:rPr>
+              <w:t xml:space="preserve"> stall &amp; stock</w:t>
             </w:r>
           </w:p>
         </w:tc>
@@ -16600,9 +18804,14 @@
         <w:keepNext/>
         <w:spacing w:before="320" w:after="60"/>
       </w:pPr>
+      <w:proofErr w:type="gramStart"/>
       <w:r>
         <w:lastRenderedPageBreak/>
-        <w:t>5.3  Pre-order &amp; pickup slot flow</w:t>
+        <w:t>5.3  Pre</w:t>
+      </w:r>
+      <w:proofErr w:type="gramEnd"/>
+      <w:r>
+        <w:t>-order &amp; pickup slot flow</w:t>
       </w:r>
     </w:p>
     <w:p>
@@ -16686,7 +18895,18 @@
           <w:sz w:val="16"/>
           <w:szCs w:val="16"/>
         </w:rPr>
-        <w:t xml:space="preserve">Figure 5  </w:t>
+        <w:t xml:space="preserve">Figure </w:t>
+      </w:r>
+      <w:proofErr w:type="gramStart"/>
+      <w:r>
+        <w:rPr>
+          <w:b/>
+          <w:bCs/>
+          <w:color w:val="1F3D2B"/>
+          <w:sz w:val="16"/>
+          <w:szCs w:val="16"/>
+        </w:rPr>
+        <w:t xml:space="preserve">5  </w:t>
       </w:r>
       <w:r>
         <w:rPr>
@@ -16696,7 +18916,18 @@
           <w:sz w:val="16"/>
           <w:szCs w:val="16"/>
         </w:rPr>
-        <w:t>Pre-order and pickup slot flow</w:t>
+        <w:t>Pre</w:t>
+      </w:r>
+      <w:proofErr w:type="gramEnd"/>
+      <w:r>
+        <w:rPr>
+          <w:i/>
+          <w:iCs/>
+          <w:color w:val="8C857B"/>
+          <w:sz w:val="16"/>
+          <w:szCs w:val="16"/>
+        </w:rPr>
+        <w:t>-order and pickup slot flow</w:t>
       </w:r>
     </w:p>
     <w:tbl>
@@ -16722,6 +18953,12 @@
         <w:gridCol w:w="7700"/>
       </w:tblGrid>
       <w:tr>
+        <w:tblPrEx>
+          <w:tblCellMar>
+            <w:top w:w="0" w:type="dxa"/>
+            <w:bottom w:w="0" w:type="dxa"/>
+          </w:tblCellMar>
+        </w:tblPrEx>
         <w:trPr>
           <w:cantSplit/>
           <w:tblHeader/>
@@ -16778,6 +19015,12 @@
         </w:tc>
       </w:tr>
       <w:tr>
+        <w:tblPrEx>
+          <w:tblCellMar>
+            <w:top w:w="0" w:type="dxa"/>
+            <w:bottom w:w="0" w:type="dxa"/>
+          </w:tblCellMar>
+        </w:tblPrEx>
         <w:trPr>
           <w:cantSplit/>
         </w:trPr>
@@ -16826,6 +19069,12 @@
         </w:tc>
       </w:tr>
       <w:tr>
+        <w:tblPrEx>
+          <w:tblCellMar>
+            <w:top w:w="0" w:type="dxa"/>
+            <w:bottom w:w="0" w:type="dxa"/>
+          </w:tblCellMar>
+        </w:tblPrEx>
         <w:trPr>
           <w:cantSplit/>
         </w:trPr>
@@ -16876,6 +19125,12 @@
         </w:tc>
       </w:tr>
       <w:tr>
+        <w:tblPrEx>
+          <w:tblCellMar>
+            <w:top w:w="0" w:type="dxa"/>
+            <w:bottom w:w="0" w:type="dxa"/>
+          </w:tblCellMar>
+        </w:tblPrEx>
         <w:trPr>
           <w:cantSplit/>
         </w:trPr>
@@ -16924,6 +19179,12 @@
         </w:tc>
       </w:tr>
       <w:tr>
+        <w:tblPrEx>
+          <w:tblCellMar>
+            <w:top w:w="0" w:type="dxa"/>
+            <w:bottom w:w="0" w:type="dxa"/>
+          </w:tblCellMar>
+        </w:tblPrEx>
         <w:trPr>
           <w:cantSplit/>
         </w:trPr>
@@ -16968,12 +19229,66 @@
                 <w:sz w:val="18"/>
                 <w:szCs w:val="18"/>
               </w:rPr>
-              <w:t>Stock is reserved at once, the order number is created and a confirmation goes out by e-mail and in the app. Until the cut-off the order can be changed or cancelled.</w:t>
+              <w:t xml:space="preserve">Stock is reserved at once, the order number is </w:t>
+            </w:r>
+            <w:proofErr w:type="gramStart"/>
+            <w:r>
+              <w:rPr>
+                <w:sz w:val="18"/>
+                <w:szCs w:val="18"/>
+              </w:rPr>
+              <w:t>created</w:t>
+            </w:r>
+            <w:proofErr w:type="gramEnd"/>
+            <w:r>
+              <w:rPr>
+                <w:sz w:val="18"/>
+                <w:szCs w:val="18"/>
+              </w:rPr>
+              <w:t xml:space="preserve"> and </w:t>
+            </w:r>
+            <w:proofErr w:type="gramStart"/>
+            <w:r>
+              <w:rPr>
+                <w:sz w:val="18"/>
+                <w:szCs w:val="18"/>
+              </w:rPr>
+              <w:t>a confirmation</w:t>
+            </w:r>
+            <w:proofErr w:type="gramEnd"/>
+            <w:r>
+              <w:rPr>
+                <w:sz w:val="18"/>
+                <w:szCs w:val="18"/>
+              </w:rPr>
+              <w:t xml:space="preserve"> goes out by e-mail and in the app. Until the </w:t>
+            </w:r>
+            <w:proofErr w:type="gramStart"/>
+            <w:r>
+              <w:rPr>
+                <w:sz w:val="18"/>
+                <w:szCs w:val="18"/>
+              </w:rPr>
+              <w:t>cut-off</w:t>
+            </w:r>
+            <w:proofErr w:type="gramEnd"/>
+            <w:r>
+              <w:rPr>
+                <w:sz w:val="18"/>
+                <w:szCs w:val="18"/>
+              </w:rPr>
+              <w:t xml:space="preserve"> the order can be changed or cancelled.</w:t>
             </w:r>
           </w:p>
         </w:tc>
       </w:tr>
       <w:tr>
+        <w:tblPrEx>
+          <w:tblCellMar>
+            <w:top w:w="0" w:type="dxa"/>
+            <w:bottom w:w="0" w:type="dxa"/>
+          </w:tblCellMar>
+        </w:tblPrEx>
         <w:trPr>
           <w:cantSplit/>
         </w:trPr>
@@ -17028,9 +19343,14 @@
         <w:keepNext/>
         <w:spacing w:before="320" w:after="60"/>
       </w:pPr>
+      <w:proofErr w:type="gramStart"/>
       <w:r>
         <w:lastRenderedPageBreak/>
-        <w:t>5.4  Order status lifecycle</w:t>
+        <w:t>5.4  Order</w:t>
+      </w:r>
+      <w:proofErr w:type="gramEnd"/>
+      <w:r>
+        <w:t xml:space="preserve"> status lifecycle</w:t>
       </w:r>
     </w:p>
     <w:p>
@@ -17114,7 +19434,18 @@
           <w:sz w:val="16"/>
           <w:szCs w:val="16"/>
         </w:rPr>
-        <w:t xml:space="preserve">Figure 6  </w:t>
+        <w:t xml:space="preserve">Figure </w:t>
+      </w:r>
+      <w:proofErr w:type="gramStart"/>
+      <w:r>
+        <w:rPr>
+          <w:b/>
+          <w:bCs/>
+          <w:color w:val="1F3D2B"/>
+          <w:sz w:val="16"/>
+          <w:szCs w:val="16"/>
+        </w:rPr>
+        <w:t xml:space="preserve">6  </w:t>
       </w:r>
       <w:r>
         <w:rPr>
@@ -17124,7 +19455,18 @@
           <w:sz w:val="16"/>
           <w:szCs w:val="16"/>
         </w:rPr>
-        <w:t>Order status lifecycle</w:t>
+        <w:t>Order</w:t>
+      </w:r>
+      <w:proofErr w:type="gramEnd"/>
+      <w:r>
+        <w:rPr>
+          <w:i/>
+          <w:iCs/>
+          <w:color w:val="8C857B"/>
+          <w:sz w:val="16"/>
+          <w:szCs w:val="16"/>
+        </w:rPr>
+        <w:t xml:space="preserve"> status lifecycle</w:t>
       </w:r>
     </w:p>
     <w:tbl>
@@ -17152,6 +19494,12 @@
         <w:gridCol w:w="1500"/>
       </w:tblGrid>
       <w:tr>
+        <w:tblPrEx>
+          <w:tblCellMar>
+            <w:top w:w="0" w:type="dxa"/>
+            <w:bottom w:w="0" w:type="dxa"/>
+          </w:tblCellMar>
+        </w:tblPrEx>
         <w:trPr>
           <w:cantSplit/>
           <w:tblHeader/>
@@ -17258,6 +19606,12 @@
         </w:tc>
       </w:tr>
       <w:tr>
+        <w:tblPrEx>
+          <w:tblCellMar>
+            <w:top w:w="0" w:type="dxa"/>
+            <w:bottom w:w="0" w:type="dxa"/>
+          </w:tblCellMar>
+        </w:tblPrEx>
         <w:trPr>
           <w:cantSplit/>
         </w:trPr>
@@ -17346,6 +19700,12 @@
         </w:tc>
       </w:tr>
       <w:tr>
+        <w:tblPrEx>
+          <w:tblCellMar>
+            <w:top w:w="0" w:type="dxa"/>
+            <w:bottom w:w="0" w:type="dxa"/>
+          </w:tblCellMar>
+        </w:tblPrEx>
         <w:trPr>
           <w:cantSplit/>
         </w:trPr>
@@ -17438,6 +19798,12 @@
         </w:tc>
       </w:tr>
       <w:tr>
+        <w:tblPrEx>
+          <w:tblCellMar>
+            <w:top w:w="0" w:type="dxa"/>
+            <w:bottom w:w="0" w:type="dxa"/>
+          </w:tblCellMar>
+        </w:tblPrEx>
         <w:trPr>
           <w:cantSplit/>
         </w:trPr>
@@ -17526,6 +19892,12 @@
         </w:tc>
       </w:tr>
       <w:tr>
+        <w:tblPrEx>
+          <w:tblCellMar>
+            <w:top w:w="0" w:type="dxa"/>
+            <w:bottom w:w="0" w:type="dxa"/>
+          </w:tblCellMar>
+        </w:tblPrEx>
         <w:trPr>
           <w:cantSplit/>
         </w:trPr>
@@ -17618,6 +19990,12 @@
         </w:tc>
       </w:tr>
       <w:tr>
+        <w:tblPrEx>
+          <w:tblCellMar>
+            <w:top w:w="0" w:type="dxa"/>
+            <w:bottom w:w="0" w:type="dxa"/>
+          </w:tblCellMar>
+        </w:tblPrEx>
         <w:trPr>
           <w:cantSplit/>
         </w:trPr>
@@ -17706,6 +20084,12 @@
         </w:tc>
       </w:tr>
       <w:tr>
+        <w:tblPrEx>
+          <w:tblCellMar>
+            <w:top w:w="0" w:type="dxa"/>
+            <w:bottom w:w="0" w:type="dxa"/>
+          </w:tblCellMar>
+        </w:tblPrEx>
         <w:trPr>
           <w:cantSplit/>
         </w:trPr>
@@ -17819,6 +20203,12 @@
         <w:gridCol w:w="9900"/>
       </w:tblGrid>
       <w:tr>
+        <w:tblPrEx>
+          <w:tblCellMar>
+            <w:top w:w="0" w:type="dxa"/>
+            <w:bottom w:w="0" w:type="dxa"/>
+          </w:tblCellMar>
+        </w:tblPrEx>
         <w:trPr>
           <w:cantSplit/>
         </w:trPr>
@@ -17858,7 +20248,39 @@
                 <w:sz w:val="19"/>
                 <w:szCs w:val="19"/>
               </w:rPr>
-              <w:t>A farmer can decline an order that was already accepted, and can complete an accepted order directly when nothing needs packing. Any change the customer makes to a placed or accepted order puts it back to Placed so the farmer has to accept it again.</w:t>
+              <w:t xml:space="preserve">A farmer can decline an order that was already </w:t>
+            </w:r>
+            <w:proofErr w:type="gramStart"/>
+            <w:r>
+              <w:rPr>
+                <w:sz w:val="19"/>
+                <w:szCs w:val="19"/>
+              </w:rPr>
+              <w:t>accepted, and</w:t>
+            </w:r>
+            <w:proofErr w:type="gramEnd"/>
+            <w:r>
+              <w:rPr>
+                <w:sz w:val="19"/>
+                <w:szCs w:val="19"/>
+              </w:rPr>
+              <w:t xml:space="preserve"> can complete an accepted order directly when nothing needs packing. Any change the customer makes to a placed or accepted order puts it back to Placed so the farmer </w:t>
+            </w:r>
+            <w:proofErr w:type="gramStart"/>
+            <w:r>
+              <w:rPr>
+                <w:sz w:val="19"/>
+                <w:szCs w:val="19"/>
+              </w:rPr>
+              <w:t>has to</w:t>
+            </w:r>
+            <w:proofErr w:type="gramEnd"/>
+            <w:r>
+              <w:rPr>
+                <w:sz w:val="19"/>
+                <w:szCs w:val="19"/>
+              </w:rPr>
+              <w:t xml:space="preserve"> accept it again.</w:t>
             </w:r>
           </w:p>
         </w:tc>
@@ -17875,9 +20297,14 @@
         <w:keepNext/>
         <w:spacing w:before="320" w:after="60"/>
       </w:pPr>
+      <w:proofErr w:type="gramStart"/>
       <w:r>
         <w:lastRenderedPageBreak/>
-        <w:t>5.5  Farmer registration and approval</w:t>
+        <w:t>5.5  Farmer</w:t>
+      </w:r>
+      <w:proofErr w:type="gramEnd"/>
+      <w:r>
+        <w:t xml:space="preserve"> registration and approval</w:t>
       </w:r>
     </w:p>
     <w:p>
@@ -17961,7 +20388,18 @@
           <w:sz w:val="16"/>
           <w:szCs w:val="16"/>
         </w:rPr>
-        <w:t xml:space="preserve">Figure 7  </w:t>
+        <w:t xml:space="preserve">Figure </w:t>
+      </w:r>
+      <w:proofErr w:type="gramStart"/>
+      <w:r>
+        <w:rPr>
+          <w:b/>
+          <w:bCs/>
+          <w:color w:val="1F3D2B"/>
+          <w:sz w:val="16"/>
+          <w:szCs w:val="16"/>
+        </w:rPr>
+        <w:t xml:space="preserve">7  </w:t>
       </w:r>
       <w:r>
         <w:rPr>
@@ -17971,7 +20409,18 @@
           <w:sz w:val="16"/>
           <w:szCs w:val="16"/>
         </w:rPr>
-        <w:t>Farmer registration and approval</w:t>
+        <w:t>Farmer</w:t>
+      </w:r>
+      <w:proofErr w:type="gramEnd"/>
+      <w:r>
+        <w:rPr>
+          <w:i/>
+          <w:iCs/>
+          <w:color w:val="8C857B"/>
+          <w:sz w:val="16"/>
+          <w:szCs w:val="16"/>
+        </w:rPr>
+        <w:t xml:space="preserve"> registration and approval</w:t>
       </w:r>
     </w:p>
     <w:tbl>
@@ -17997,6 +20446,12 @@
         <w:gridCol w:w="9000"/>
       </w:tblGrid>
       <w:tr>
+        <w:tblPrEx>
+          <w:tblCellMar>
+            <w:top w:w="0" w:type="dxa"/>
+            <w:bottom w:w="0" w:type="dxa"/>
+          </w:tblCellMar>
+        </w:tblPrEx>
         <w:trPr>
           <w:cantSplit/>
           <w:tblHeader/>
@@ -18053,6 +20508,12 @@
         </w:tc>
       </w:tr>
       <w:tr>
+        <w:tblPrEx>
+          <w:tblCellMar>
+            <w:top w:w="0" w:type="dxa"/>
+            <w:bottom w:w="0" w:type="dxa"/>
+          </w:tblCellMar>
+        </w:tblPrEx>
         <w:trPr>
           <w:cantSplit/>
         </w:trPr>
@@ -18101,6 +20562,12 @@
         </w:tc>
       </w:tr>
       <w:tr>
+        <w:tblPrEx>
+          <w:tblCellMar>
+            <w:top w:w="0" w:type="dxa"/>
+            <w:bottom w:w="0" w:type="dxa"/>
+          </w:tblCellMar>
+        </w:tblPrEx>
         <w:trPr>
           <w:cantSplit/>
         </w:trPr>
@@ -18151,6 +20618,12 @@
         </w:tc>
       </w:tr>
       <w:tr>
+        <w:tblPrEx>
+          <w:tblCellMar>
+            <w:top w:w="0" w:type="dxa"/>
+            <w:bottom w:w="0" w:type="dxa"/>
+          </w:tblCellMar>
+        </w:tblPrEx>
         <w:trPr>
           <w:cantSplit/>
         </w:trPr>
@@ -18199,6 +20672,12 @@
         </w:tc>
       </w:tr>
       <w:tr>
+        <w:tblPrEx>
+          <w:tblCellMar>
+            <w:top w:w="0" w:type="dxa"/>
+            <w:bottom w:w="0" w:type="dxa"/>
+          </w:tblCellMar>
+        </w:tblPrEx>
         <w:trPr>
           <w:cantSplit/>
         </w:trPr>
@@ -18249,6 +20728,12 @@
         </w:tc>
       </w:tr>
       <w:tr>
+        <w:tblPrEx>
+          <w:tblCellMar>
+            <w:top w:w="0" w:type="dxa"/>
+            <w:bottom w:w="0" w:type="dxa"/>
+          </w:tblCellMar>
+        </w:tblPrEx>
         <w:trPr>
           <w:cantSplit/>
         </w:trPr>
@@ -18297,6 +20782,12 @@
         </w:tc>
       </w:tr>
       <w:tr>
+        <w:tblPrEx>
+          <w:tblCellMar>
+            <w:top w:w="0" w:type="dxa"/>
+            <w:bottom w:w="0" w:type="dxa"/>
+          </w:tblCellMar>
+        </w:tblPrEx>
         <w:trPr>
           <w:cantSplit/>
         </w:trPr>
@@ -18353,9 +20844,14 @@
         <w:keepNext/>
         <w:spacing w:before="320" w:after="60"/>
       </w:pPr>
+      <w:proofErr w:type="gramStart"/>
       <w:r>
         <w:lastRenderedPageBreak/>
-        <w:t>5.6  How a farmer handles a pre-order</w:t>
+        <w:t>5.6  How</w:t>
+      </w:r>
+      <w:proofErr w:type="gramEnd"/>
+      <w:r>
+        <w:t xml:space="preserve"> a farmer handles a pre-order</w:t>
       </w:r>
     </w:p>
     <w:p>
@@ -18439,7 +20935,18 @@
           <w:sz w:val="16"/>
           <w:szCs w:val="16"/>
         </w:rPr>
-        <w:t xml:space="preserve">Figure 8  </w:t>
+        <w:t xml:space="preserve">Figure </w:t>
+      </w:r>
+      <w:proofErr w:type="gramStart"/>
+      <w:r>
+        <w:rPr>
+          <w:b/>
+          <w:bCs/>
+          <w:color w:val="1F3D2B"/>
+          <w:sz w:val="16"/>
+          <w:szCs w:val="16"/>
+        </w:rPr>
+        <w:t xml:space="preserve">8  </w:t>
       </w:r>
       <w:r>
         <w:rPr>
@@ -18449,7 +20956,18 @@
           <w:sz w:val="16"/>
           <w:szCs w:val="16"/>
         </w:rPr>
-        <w:t>How a farmer handles a pre-order</w:t>
+        <w:t>How</w:t>
+      </w:r>
+      <w:proofErr w:type="gramEnd"/>
+      <w:r>
+        <w:rPr>
+          <w:i/>
+          <w:iCs/>
+          <w:color w:val="8C857B"/>
+          <w:sz w:val="16"/>
+          <w:szCs w:val="16"/>
+        </w:rPr>
+        <w:t xml:space="preserve"> a farmer handles a pre-order</w:t>
       </w:r>
     </w:p>
     <w:tbl>
@@ -18475,6 +20993,12 @@
         <w:gridCol w:w="9000"/>
       </w:tblGrid>
       <w:tr>
+        <w:tblPrEx>
+          <w:tblCellMar>
+            <w:top w:w="0" w:type="dxa"/>
+            <w:bottom w:w="0" w:type="dxa"/>
+          </w:tblCellMar>
+        </w:tblPrEx>
         <w:trPr>
           <w:cantSplit/>
           <w:tblHeader/>
@@ -18531,6 +21055,12 @@
         </w:tc>
       </w:tr>
       <w:tr>
+        <w:tblPrEx>
+          <w:tblCellMar>
+            <w:top w:w="0" w:type="dxa"/>
+            <w:bottom w:w="0" w:type="dxa"/>
+          </w:tblCellMar>
+        </w:tblPrEx>
         <w:trPr>
           <w:cantSplit/>
         </w:trPr>
@@ -18579,6 +21109,12 @@
         </w:tc>
       </w:tr>
       <w:tr>
+        <w:tblPrEx>
+          <w:tblCellMar>
+            <w:top w:w="0" w:type="dxa"/>
+            <w:bottom w:w="0" w:type="dxa"/>
+          </w:tblCellMar>
+        </w:tblPrEx>
         <w:trPr>
           <w:cantSplit/>
         </w:trPr>
@@ -18629,6 +21165,12 @@
         </w:tc>
       </w:tr>
       <w:tr>
+        <w:tblPrEx>
+          <w:tblCellMar>
+            <w:top w:w="0" w:type="dxa"/>
+            <w:bottom w:w="0" w:type="dxa"/>
+          </w:tblCellMar>
+        </w:tblPrEx>
         <w:trPr>
           <w:cantSplit/>
         </w:trPr>
@@ -18677,6 +21219,12 @@
         </w:tc>
       </w:tr>
       <w:tr>
+        <w:tblPrEx>
+          <w:tblCellMar>
+            <w:top w:w="0" w:type="dxa"/>
+            <w:bottom w:w="0" w:type="dxa"/>
+          </w:tblCellMar>
+        </w:tblPrEx>
         <w:trPr>
           <w:cantSplit/>
         </w:trPr>
@@ -18716,17 +21264,32 @@
             </w:tcMar>
           </w:tcPr>
           <w:p>
-            <w:r>
-              <w:rPr>
-                <w:sz w:val="18"/>
-                <w:szCs w:val="18"/>
-              </w:rPr>
-              <w:t>Otherwise the farmer packs the order and presses Ready; the customer is told.</w:t>
+            <w:proofErr w:type="gramStart"/>
+            <w:r>
+              <w:rPr>
+                <w:sz w:val="18"/>
+                <w:szCs w:val="18"/>
+              </w:rPr>
+              <w:t>Otherwise</w:t>
+            </w:r>
+            <w:proofErr w:type="gramEnd"/>
+            <w:r>
+              <w:rPr>
+                <w:sz w:val="18"/>
+                <w:szCs w:val="18"/>
+              </w:rPr>
+              <w:t xml:space="preserve"> the farmer packs the order and presses Ready; the customer is told.</w:t>
             </w:r>
           </w:p>
         </w:tc>
       </w:tr>
       <w:tr>
+        <w:tblPrEx>
+          <w:tblCellMar>
+            <w:top w:w="0" w:type="dxa"/>
+            <w:bottom w:w="0" w:type="dxa"/>
+          </w:tblCellMar>
+        </w:tblPrEx>
         <w:trPr>
           <w:cantSplit/>
         </w:trPr>
@@ -18775,6 +21338,12 @@
         </w:tc>
       </w:tr>
       <w:tr>
+        <w:tblPrEx>
+          <w:tblCellMar>
+            <w:top w:w="0" w:type="dxa"/>
+            <w:bottom w:w="0" w:type="dxa"/>
+          </w:tblCellMar>
+        </w:tblPrEx>
         <w:trPr>
           <w:cantSplit/>
         </w:trPr>
@@ -18819,7 +21388,23 @@
                 <w:sz w:val="18"/>
                 <w:szCs w:val="18"/>
               </w:rPr>
-              <w:t>The customer is asked "Did you receive your order?" (Figure 9).</w:t>
+              <w:t xml:space="preserve">The customer is </w:t>
+            </w:r>
+            <w:proofErr w:type="gramStart"/>
+            <w:r>
+              <w:rPr>
+                <w:sz w:val="18"/>
+                <w:szCs w:val="18"/>
+              </w:rPr>
+              <w:t>asked</w:t>
+            </w:r>
+            <w:proofErr w:type="gramEnd"/>
+            <w:r>
+              <w:rPr>
+                <w:sz w:val="18"/>
+                <w:szCs w:val="18"/>
+              </w:rPr>
+              <w:t xml:space="preserve"> "Did you receive your order?" (Figure 9).</w:t>
             </w:r>
           </w:p>
         </w:tc>
@@ -18831,9 +21416,14 @@
         <w:keepNext/>
         <w:spacing w:before="320" w:after="60"/>
       </w:pPr>
+      <w:proofErr w:type="gramStart"/>
       <w:r>
         <w:lastRenderedPageBreak/>
-        <w:t>5.7  Receipt confirmation and review</w:t>
+        <w:t>5.7  Receipt</w:t>
+      </w:r>
+      <w:proofErr w:type="gramEnd"/>
+      <w:r>
+        <w:t xml:space="preserve"> confirmation and review</w:t>
       </w:r>
     </w:p>
     <w:p>
@@ -18917,7 +21507,18 @@
           <w:sz w:val="16"/>
           <w:szCs w:val="16"/>
         </w:rPr>
-        <w:t xml:space="preserve">Figure 9  </w:t>
+        <w:t xml:space="preserve">Figure </w:t>
+      </w:r>
+      <w:proofErr w:type="gramStart"/>
+      <w:r>
+        <w:rPr>
+          <w:b/>
+          <w:bCs/>
+          <w:color w:val="1F3D2B"/>
+          <w:sz w:val="16"/>
+          <w:szCs w:val="16"/>
+        </w:rPr>
+        <w:t xml:space="preserve">9  </w:t>
       </w:r>
       <w:r>
         <w:rPr>
@@ -18927,7 +21528,18 @@
           <w:sz w:val="16"/>
           <w:szCs w:val="16"/>
         </w:rPr>
-        <w:t>Receipt confirmation and review</w:t>
+        <w:t>Receipt</w:t>
+      </w:r>
+      <w:proofErr w:type="gramEnd"/>
+      <w:r>
+        <w:rPr>
+          <w:i/>
+          <w:iCs/>
+          <w:color w:val="8C857B"/>
+          <w:sz w:val="16"/>
+          <w:szCs w:val="16"/>
+        </w:rPr>
+        <w:t xml:space="preserve"> confirmation and review</w:t>
       </w:r>
     </w:p>
     <w:tbl>
@@ -18953,6 +21565,12 @@
         <w:gridCol w:w="9000"/>
       </w:tblGrid>
       <w:tr>
+        <w:tblPrEx>
+          <w:tblCellMar>
+            <w:top w:w="0" w:type="dxa"/>
+            <w:bottom w:w="0" w:type="dxa"/>
+          </w:tblCellMar>
+        </w:tblPrEx>
         <w:trPr>
           <w:cantSplit/>
           <w:tblHeader/>
@@ -19009,6 +21627,12 @@
         </w:tc>
       </w:tr>
       <w:tr>
+        <w:tblPrEx>
+          <w:tblCellMar>
+            <w:top w:w="0" w:type="dxa"/>
+            <w:bottom w:w="0" w:type="dxa"/>
+          </w:tblCellMar>
+        </w:tblPrEx>
         <w:trPr>
           <w:cantSplit/>
         </w:trPr>
@@ -19051,12 +21675,34 @@
                 <w:sz w:val="18"/>
                 <w:szCs w:val="18"/>
               </w:rPr>
-              <w:t>The customer receives a notification and an e-mail asking "Did you receive pre-order ML-…?".</w:t>
+              <w:t xml:space="preserve">The customer receives a notification and an e-mail </w:t>
+            </w:r>
+            <w:proofErr w:type="gramStart"/>
+            <w:r>
+              <w:rPr>
+                <w:sz w:val="18"/>
+                <w:szCs w:val="18"/>
+              </w:rPr>
+              <w:t>asking</w:t>
+            </w:r>
+            <w:proofErr w:type="gramEnd"/>
+            <w:r>
+              <w:rPr>
+                <w:sz w:val="18"/>
+                <w:szCs w:val="18"/>
+              </w:rPr>
+              <w:t xml:space="preserve"> "Did you receive pre-order ML-…?".</w:t>
             </w:r>
           </w:p>
         </w:tc>
       </w:tr>
       <w:tr>
+        <w:tblPrEx>
+          <w:tblCellMar>
+            <w:top w:w="0" w:type="dxa"/>
+            <w:bottom w:w="0" w:type="dxa"/>
+          </w:tblCellMar>
+        </w:tblPrEx>
         <w:trPr>
           <w:cantSplit/>
         </w:trPr>
@@ -19107,6 +21753,12 @@
         </w:tc>
       </w:tr>
       <w:tr>
+        <w:tblPrEx>
+          <w:tblCellMar>
+            <w:top w:w="0" w:type="dxa"/>
+            <w:bottom w:w="0" w:type="dxa"/>
+          </w:tblCellMar>
+        </w:tblPrEx>
         <w:trPr>
           <w:cantSplit/>
         </w:trPr>
@@ -19155,6 +21807,12 @@
         </w:tc>
       </w:tr>
       <w:tr>
+        <w:tblPrEx>
+          <w:tblCellMar>
+            <w:top w:w="0" w:type="dxa"/>
+            <w:bottom w:w="0" w:type="dxa"/>
+          </w:tblCellMar>
+        </w:tblPrEx>
         <w:trPr>
           <w:cantSplit/>
         </w:trPr>
@@ -19205,6 +21863,12 @@
         </w:tc>
       </w:tr>
       <w:tr>
+        <w:tblPrEx>
+          <w:tblCellMar>
+            <w:top w:w="0" w:type="dxa"/>
+            <w:bottom w:w="0" w:type="dxa"/>
+          </w:tblCellMar>
+        </w:tblPrEx>
         <w:trPr>
           <w:cantSplit/>
         </w:trPr>
@@ -19247,7 +21911,23 @@
                 <w:sz w:val="18"/>
                 <w:szCs w:val="18"/>
               </w:rPr>
-              <w:t>Yes: the farmer rating is updated and the review is shown as a verified purchase. No: the team follows up.</w:t>
+              <w:t xml:space="preserve">Yes: the farmer rating is </w:t>
+            </w:r>
+            <w:proofErr w:type="gramStart"/>
+            <w:r>
+              <w:rPr>
+                <w:sz w:val="18"/>
+                <w:szCs w:val="18"/>
+              </w:rPr>
+              <w:t>updated</w:t>
+            </w:r>
+            <w:proofErr w:type="gramEnd"/>
+            <w:r>
+              <w:rPr>
+                <w:sz w:val="18"/>
+                <w:szCs w:val="18"/>
+              </w:rPr>
+              <w:t xml:space="preserve"> and the review is shown as a verified purchase. No: the team follows up.</w:t>
             </w:r>
           </w:p>
         </w:tc>
@@ -19259,9 +21939,14 @@
         <w:keepNext/>
         <w:spacing w:before="320" w:after="60"/>
       </w:pPr>
+      <w:proofErr w:type="gramStart"/>
       <w:r>
         <w:lastRenderedPageBreak/>
-        <w:t>5.8  How the assistant answers a question</w:t>
+        <w:t>5.8  How</w:t>
+      </w:r>
+      <w:proofErr w:type="gramEnd"/>
+      <w:r>
+        <w:t xml:space="preserve"> the assistant answers a question</w:t>
       </w:r>
     </w:p>
     <w:p>
@@ -19345,7 +22030,18 @@
           <w:sz w:val="16"/>
           <w:szCs w:val="16"/>
         </w:rPr>
-        <w:t xml:space="preserve">Figure 10  </w:t>
+        <w:t xml:space="preserve">Figure </w:t>
+      </w:r>
+      <w:proofErr w:type="gramStart"/>
+      <w:r>
+        <w:rPr>
+          <w:b/>
+          <w:bCs/>
+          <w:color w:val="1F3D2B"/>
+          <w:sz w:val="16"/>
+          <w:szCs w:val="16"/>
+        </w:rPr>
+        <w:t xml:space="preserve">10  </w:t>
       </w:r>
       <w:r>
         <w:rPr>
@@ -19355,7 +22051,18 @@
           <w:sz w:val="16"/>
           <w:szCs w:val="16"/>
         </w:rPr>
-        <w:t>How the assistant answers a question</w:t>
+        <w:t>How</w:t>
+      </w:r>
+      <w:proofErr w:type="gramEnd"/>
+      <w:r>
+        <w:rPr>
+          <w:i/>
+          <w:iCs/>
+          <w:color w:val="8C857B"/>
+          <w:sz w:val="16"/>
+          <w:szCs w:val="16"/>
+        </w:rPr>
+        <w:t xml:space="preserve"> the assistant answers a question</w:t>
       </w:r>
     </w:p>
     <w:tbl>
@@ -19381,6 +22088,12 @@
         <w:gridCol w:w="9000"/>
       </w:tblGrid>
       <w:tr>
+        <w:tblPrEx>
+          <w:tblCellMar>
+            <w:top w:w="0" w:type="dxa"/>
+            <w:bottom w:w="0" w:type="dxa"/>
+          </w:tblCellMar>
+        </w:tblPrEx>
         <w:trPr>
           <w:cantSplit/>
           <w:tblHeader/>
@@ -19437,6 +22150,12 @@
         </w:tc>
       </w:tr>
       <w:tr>
+        <w:tblPrEx>
+          <w:tblCellMar>
+            <w:top w:w="0" w:type="dxa"/>
+            <w:bottom w:w="0" w:type="dxa"/>
+          </w:tblCellMar>
+        </w:tblPrEx>
         <w:trPr>
           <w:cantSplit/>
         </w:trPr>
@@ -19485,6 +22204,12 @@
         </w:tc>
       </w:tr>
       <w:tr>
+        <w:tblPrEx>
+          <w:tblCellMar>
+            <w:top w:w="0" w:type="dxa"/>
+            <w:bottom w:w="0" w:type="dxa"/>
+          </w:tblCellMar>
+        </w:tblPrEx>
         <w:trPr>
           <w:cantSplit/>
         </w:trPr>
@@ -19535,6 +22260,12 @@
         </w:tc>
       </w:tr>
       <w:tr>
+        <w:tblPrEx>
+          <w:tblCellMar>
+            <w:top w:w="0" w:type="dxa"/>
+            <w:bottom w:w="0" w:type="dxa"/>
+          </w:tblCellMar>
+        </w:tblPrEx>
         <w:trPr>
           <w:cantSplit/>
         </w:trPr>
@@ -19592,6 +22323,12 @@
         </w:tc>
       </w:tr>
       <w:tr>
+        <w:tblPrEx>
+          <w:tblCellMar>
+            <w:top w:w="0" w:type="dxa"/>
+            <w:bottom w:w="0" w:type="dxa"/>
+          </w:tblCellMar>
+        </w:tblPrEx>
         <w:trPr>
           <w:cantSplit/>
         </w:trPr>
@@ -19642,6 +22379,12 @@
         </w:tc>
       </w:tr>
       <w:tr>
+        <w:tblPrEx>
+          <w:tblCellMar>
+            <w:top w:w="0" w:type="dxa"/>
+            <w:bottom w:w="0" w:type="dxa"/>
+          </w:tblCellMar>
+        </w:tblPrEx>
         <w:trPr>
           <w:cantSplit/>
         </w:trPr>
@@ -19690,6 +22433,12 @@
         </w:tc>
       </w:tr>
       <w:tr>
+        <w:tblPrEx>
+          <w:tblCellMar>
+            <w:top w:w="0" w:type="dxa"/>
+            <w:bottom w:w="0" w:type="dxa"/>
+          </w:tblCellMar>
+        </w:tblPrEx>
         <w:trPr>
           <w:cantSplit/>
         </w:trPr>
@@ -19729,12 +22478,21 @@
             </w:tcMar>
           </w:tcPr>
           <w:p>
-            <w:r>
-              <w:rPr>
-                <w:sz w:val="18"/>
-                <w:szCs w:val="18"/>
-              </w:rPr>
-              <w:t>Writes the answer in the site language, with cards and suggestions.</w:t>
+            <w:proofErr w:type="gramStart"/>
+            <w:r>
+              <w:rPr>
+                <w:sz w:val="18"/>
+                <w:szCs w:val="18"/>
+              </w:rPr>
+              <w:t>Writes</w:t>
+            </w:r>
+            <w:proofErr w:type="gramEnd"/>
+            <w:r>
+              <w:rPr>
+                <w:sz w:val="18"/>
+                <w:szCs w:val="18"/>
+              </w:rPr>
+              <w:t xml:space="preserve"> the answer in the site language, with cards and suggestions.</w:t>
             </w:r>
           </w:p>
         </w:tc>
@@ -19766,6 +22524,12 @@
         <w:gridCol w:w="9900"/>
       </w:tblGrid>
       <w:tr>
+        <w:tblPrEx>
+          <w:tblCellMar>
+            <w:top w:w="0" w:type="dxa"/>
+            <w:bottom w:w="0" w:type="dxa"/>
+          </w:tblCellMar>
+        </w:tblPrEx>
         <w:tc>
           <w:tcPr>
             <w:tcW w:w="9900" w:type="dxa"/>
@@ -19883,6 +22647,12 @@
         <w:gridCol w:w="2475"/>
       </w:tblGrid>
       <w:tr>
+        <w:tblPrEx>
+          <w:tblCellMar>
+            <w:top w:w="0" w:type="dxa"/>
+            <w:bottom w:w="0" w:type="dxa"/>
+          </w:tblCellMar>
+        </w:tblPrEx>
         <w:tc>
           <w:tcPr>
             <w:tcW w:w="2475" w:type="dxa"/>
@@ -20056,8 +22826,13 @@
         <w:keepNext/>
         <w:spacing w:before="320" w:after="60"/>
       </w:pPr>
+      <w:proofErr w:type="gramStart"/>
       <w:r>
-        <w:t>6.1  Test data used in the project</w:t>
+        <w:t>6.1  Test</w:t>
+      </w:r>
+      <w:proofErr w:type="gramEnd"/>
+      <w:r>
+        <w:t xml:space="preserve"> data used in the project</w:t>
       </w:r>
     </w:p>
     <w:p>
@@ -20113,6 +22888,12 @@
         <w:gridCol w:w="1100"/>
       </w:tblGrid>
       <w:tr>
+        <w:tblPrEx>
+          <w:tblCellMar>
+            <w:top w:w="0" w:type="dxa"/>
+            <w:bottom w:w="0" w:type="dxa"/>
+          </w:tblCellMar>
+        </w:tblPrEx>
         <w:trPr>
           <w:cantSplit/>
           <w:tblHeader/>
@@ -20269,6 +23050,12 @@
         </w:tc>
       </w:tr>
       <w:tr>
+        <w:tblPrEx>
+          <w:tblCellMar>
+            <w:top w:w="0" w:type="dxa"/>
+            <w:bottom w:w="0" w:type="dxa"/>
+          </w:tblCellMar>
+        </w:tblPrEx>
         <w:trPr>
           <w:cantSplit/>
         </w:trPr>
@@ -20397,6 +23184,12 @@
         </w:tc>
       </w:tr>
       <w:tr>
+        <w:tblPrEx>
+          <w:tblCellMar>
+            <w:top w:w="0" w:type="dxa"/>
+            <w:bottom w:w="0" w:type="dxa"/>
+          </w:tblCellMar>
+        </w:tblPrEx>
         <w:trPr>
           <w:cantSplit/>
         </w:trPr>
@@ -20531,6 +23324,12 @@
         </w:tc>
       </w:tr>
       <w:tr>
+        <w:tblPrEx>
+          <w:tblCellMar>
+            <w:top w:w="0" w:type="dxa"/>
+            <w:bottom w:w="0" w:type="dxa"/>
+          </w:tblCellMar>
+        </w:tblPrEx>
         <w:trPr>
           <w:cantSplit/>
         </w:trPr>
@@ -20659,6 +23458,12 @@
         </w:tc>
       </w:tr>
       <w:tr>
+        <w:tblPrEx>
+          <w:tblCellMar>
+            <w:top w:w="0" w:type="dxa"/>
+            <w:bottom w:w="0" w:type="dxa"/>
+          </w:tblCellMar>
+        </w:tblPrEx>
         <w:trPr>
           <w:cantSplit/>
         </w:trPr>
@@ -20793,6 +23598,12 @@
         </w:tc>
       </w:tr>
       <w:tr>
+        <w:tblPrEx>
+          <w:tblCellMar>
+            <w:top w:w="0" w:type="dxa"/>
+            <w:bottom w:w="0" w:type="dxa"/>
+          </w:tblCellMar>
+        </w:tblPrEx>
         <w:trPr>
           <w:cantSplit/>
         </w:trPr>
@@ -20921,6 +23732,12 @@
         </w:tc>
       </w:tr>
       <w:tr>
+        <w:tblPrEx>
+          <w:tblCellMar>
+            <w:top w:w="0" w:type="dxa"/>
+            <w:bottom w:w="0" w:type="dxa"/>
+          </w:tblCellMar>
+        </w:tblPrEx>
         <w:trPr>
           <w:cantSplit/>
         </w:trPr>
@@ -21055,6 +23872,12 @@
         </w:tc>
       </w:tr>
       <w:tr>
+        <w:tblPrEx>
+          <w:tblCellMar>
+            <w:top w:w="0" w:type="dxa"/>
+            <w:bottom w:w="0" w:type="dxa"/>
+          </w:tblCellMar>
+        </w:tblPrEx>
         <w:trPr>
           <w:cantSplit/>
         </w:trPr>
@@ -21183,6 +24006,12 @@
         </w:tc>
       </w:tr>
       <w:tr>
+        <w:tblPrEx>
+          <w:tblCellMar>
+            <w:top w:w="0" w:type="dxa"/>
+            <w:bottom w:w="0" w:type="dxa"/>
+          </w:tblCellMar>
+        </w:tblPrEx>
         <w:trPr>
           <w:cantSplit/>
         </w:trPr>
@@ -21317,6 +24146,12 @@
         </w:tc>
       </w:tr>
       <w:tr>
+        <w:tblPrEx>
+          <w:tblCellMar>
+            <w:top w:w="0" w:type="dxa"/>
+            <w:bottom w:w="0" w:type="dxa"/>
+          </w:tblCellMar>
+        </w:tblPrEx>
         <w:trPr>
           <w:cantSplit/>
         </w:trPr>
@@ -21445,6 +24280,12 @@
         </w:tc>
       </w:tr>
       <w:tr>
+        <w:tblPrEx>
+          <w:tblCellMar>
+            <w:top w:w="0" w:type="dxa"/>
+            <w:bottom w:w="0" w:type="dxa"/>
+          </w:tblCellMar>
+        </w:tblPrEx>
         <w:trPr>
           <w:cantSplit/>
         </w:trPr>
@@ -21588,6 +24429,12 @@
         </w:tc>
       </w:tr>
       <w:tr>
+        <w:tblPrEx>
+          <w:tblCellMar>
+            <w:top w:w="0" w:type="dxa"/>
+            <w:bottom w:w="0" w:type="dxa"/>
+          </w:tblCellMar>
+        </w:tblPrEx>
         <w:trPr>
           <w:cantSplit/>
         </w:trPr>
@@ -21716,6 +24563,12 @@
         </w:tc>
       </w:tr>
       <w:tr>
+        <w:tblPrEx>
+          <w:tblCellMar>
+            <w:top w:w="0" w:type="dxa"/>
+            <w:bottom w:w="0" w:type="dxa"/>
+          </w:tblCellMar>
+        </w:tblPrEx>
         <w:trPr>
           <w:cantSplit/>
         </w:trPr>
@@ -21857,8 +24710,13 @@
         <w:keepNext/>
         <w:spacing w:before="320" w:after="60"/>
       </w:pPr>
+      <w:proofErr w:type="gramStart"/>
       <w:r>
-        <w:t>6.2  Round-by-round delivery</w:t>
+        <w:t>6.2  Round</w:t>
+      </w:r>
+      <w:proofErr w:type="gramEnd"/>
+      <w:r>
+        <w:t>-by-round delivery</w:t>
       </w:r>
     </w:p>
     <w:p>
@@ -21903,6 +24761,12 @@
         <w:gridCol w:w="2400"/>
       </w:tblGrid>
       <w:tr>
+        <w:tblPrEx>
+          <w:tblCellMar>
+            <w:top w:w="0" w:type="dxa"/>
+            <w:bottom w:w="0" w:type="dxa"/>
+          </w:tblCellMar>
+        </w:tblPrEx>
         <w:trPr>
           <w:cantSplit/>
           <w:tblHeader/>
@@ -21984,6 +24848,12 @@
         </w:tc>
       </w:tr>
       <w:tr>
+        <w:tblPrEx>
+          <w:tblCellMar>
+            <w:top w:w="0" w:type="dxa"/>
+            <w:bottom w:w="0" w:type="dxa"/>
+          </w:tblCellMar>
+        </w:tblPrEx>
         <w:trPr>
           <w:cantSplit/>
         </w:trPr>
@@ -22068,6 +24938,12 @@
         </w:tc>
       </w:tr>
       <w:tr>
+        <w:tblPrEx>
+          <w:tblCellMar>
+            <w:top w:w="0" w:type="dxa"/>
+            <w:bottom w:w="0" w:type="dxa"/>
+          </w:tblCellMar>
+        </w:tblPrEx>
         <w:trPr>
           <w:cantSplit/>
         </w:trPr>
@@ -22139,6 +25015,12 @@
         </w:tc>
       </w:tr>
       <w:tr>
+        <w:tblPrEx>
+          <w:tblCellMar>
+            <w:top w:w="0" w:type="dxa"/>
+            <w:bottom w:w="0" w:type="dxa"/>
+          </w:tblCellMar>
+        </w:tblPrEx>
         <w:trPr>
           <w:cantSplit/>
         </w:trPr>
@@ -22201,12 +25083,27 @@
                 <w:sz w:val="18"/>
                 <w:szCs w:val="18"/>
               </w:rPr>
-              <w:t>112 browser</w:t>
-            </w:r>
+              <w:t xml:space="preserve">112 </w:t>
+            </w:r>
+            <w:proofErr w:type="gramStart"/>
+            <w:r>
+              <w:rPr>
+                <w:sz w:val="18"/>
+                <w:szCs w:val="18"/>
+              </w:rPr>
+              <w:t>browser</w:t>
+            </w:r>
+            <w:proofErr w:type="gramEnd"/>
           </w:p>
         </w:tc>
       </w:tr>
       <w:tr>
+        <w:tblPrEx>
+          <w:tblCellMar>
+            <w:top w:w="0" w:type="dxa"/>
+            <w:bottom w:w="0" w:type="dxa"/>
+          </w:tblCellMar>
+        </w:tblPrEx>
         <w:trPr>
           <w:cantSplit/>
         </w:trPr>
@@ -22278,6 +25175,12 @@
         </w:tc>
       </w:tr>
       <w:tr>
+        <w:tblPrEx>
+          <w:tblCellMar>
+            <w:top w:w="0" w:type="dxa"/>
+            <w:bottom w:w="0" w:type="dxa"/>
+          </w:tblCellMar>
+        </w:tblPrEx>
         <w:trPr>
           <w:cantSplit/>
         </w:trPr>
@@ -22362,6 +25265,12 @@
         </w:tc>
       </w:tr>
       <w:tr>
+        <w:tblPrEx>
+          <w:tblCellMar>
+            <w:top w:w="0" w:type="dxa"/>
+            <w:bottom w:w="0" w:type="dxa"/>
+          </w:tblCellMar>
+        </w:tblPrEx>
         <w:trPr>
           <w:cantSplit/>
         </w:trPr>
@@ -22433,6 +25342,12 @@
         </w:tc>
       </w:tr>
       <w:tr>
+        <w:tblPrEx>
+          <w:tblCellMar>
+            <w:top w:w="0" w:type="dxa"/>
+            <w:bottom w:w="0" w:type="dxa"/>
+          </w:tblCellMar>
+        </w:tblPrEx>
         <w:trPr>
           <w:cantSplit/>
         </w:trPr>
@@ -22501,6 +25416,12 @@
         </w:tc>
       </w:tr>
       <w:tr>
+        <w:tblPrEx>
+          <w:tblCellMar>
+            <w:top w:w="0" w:type="dxa"/>
+            <w:bottom w:w="0" w:type="dxa"/>
+          </w:tblCellMar>
+        </w:tblPrEx>
         <w:trPr>
           <w:cantSplit/>
         </w:trPr>
@@ -22566,12 +25487,27 @@
                 <w:sz w:val="18"/>
                 <w:szCs w:val="18"/>
               </w:rPr>
-              <w:t>60 browser</w:t>
-            </w:r>
+              <w:t xml:space="preserve">60 </w:t>
+            </w:r>
+            <w:proofErr w:type="gramStart"/>
+            <w:r>
+              <w:rPr>
+                <w:sz w:val="18"/>
+                <w:szCs w:val="18"/>
+              </w:rPr>
+              <w:t>browser</w:t>
+            </w:r>
+            <w:proofErr w:type="gramEnd"/>
           </w:p>
         </w:tc>
       </w:tr>
       <w:tr>
+        <w:tblPrEx>
+          <w:tblCellMar>
+            <w:top w:w="0" w:type="dxa"/>
+            <w:bottom w:w="0" w:type="dxa"/>
+          </w:tblCellMar>
+        </w:tblPrEx>
         <w:trPr>
           <w:cantSplit/>
         </w:trPr>
@@ -22634,12 +25570,27 @@
                 <w:sz w:val="18"/>
                 <w:szCs w:val="18"/>
               </w:rPr>
-              <w:t>88 browser</w:t>
-            </w:r>
+              <w:t xml:space="preserve">88 </w:t>
+            </w:r>
+            <w:proofErr w:type="gramStart"/>
+            <w:r>
+              <w:rPr>
+                <w:sz w:val="18"/>
+                <w:szCs w:val="18"/>
+              </w:rPr>
+              <w:t>browser</w:t>
+            </w:r>
+            <w:proofErr w:type="gramEnd"/>
           </w:p>
         </w:tc>
       </w:tr>
       <w:tr>
+        <w:tblPrEx>
+          <w:tblCellMar>
+            <w:top w:w="0" w:type="dxa"/>
+            <w:bottom w:w="0" w:type="dxa"/>
+          </w:tblCellMar>
+        </w:tblPrEx>
         <w:trPr>
           <w:cantSplit/>
         </w:trPr>
@@ -22721,12 +25672,27 @@
                 <w:sz w:val="18"/>
                 <w:szCs w:val="18"/>
               </w:rPr>
-              <w:t>136 browser</w:t>
-            </w:r>
+              <w:t xml:space="preserve">136 </w:t>
+            </w:r>
+            <w:proofErr w:type="gramStart"/>
+            <w:r>
+              <w:rPr>
+                <w:sz w:val="18"/>
+                <w:szCs w:val="18"/>
+              </w:rPr>
+              <w:t>browser</w:t>
+            </w:r>
+            <w:proofErr w:type="gramEnd"/>
           </w:p>
         </w:tc>
       </w:tr>
       <w:tr>
+        <w:tblPrEx>
+          <w:tblCellMar>
+            <w:top w:w="0" w:type="dxa"/>
+            <w:bottom w:w="0" w:type="dxa"/>
+          </w:tblCellMar>
+        </w:tblPrEx>
         <w:trPr>
           <w:cantSplit/>
         </w:trPr>
@@ -22795,6 +25761,12 @@
         </w:tc>
       </w:tr>
       <w:tr>
+        <w:tblPrEx>
+          <w:tblCellMar>
+            <w:top w:w="0" w:type="dxa"/>
+            <w:bottom w:w="0" w:type="dxa"/>
+          </w:tblCellMar>
+        </w:tblPrEx>
         <w:trPr>
           <w:cantSplit/>
         </w:trPr>
@@ -22872,8 +25844,13 @@
         <w:keepNext/>
         <w:spacing w:before="320" w:after="60"/>
       </w:pPr>
+      <w:proofErr w:type="gramStart"/>
       <w:r>
-        <w:t>6.3  Testing results</w:t>
+        <w:t>6.3  Testing</w:t>
+      </w:r>
+      <w:proofErr w:type="gramEnd"/>
+      <w:r>
+        <w:t xml:space="preserve"> results</w:t>
       </w:r>
     </w:p>
     <w:p>
@@ -22919,6 +25896,12 @@
         <w:gridCol w:w="1100"/>
       </w:tblGrid>
       <w:tr>
+        <w:tblPrEx>
+          <w:tblCellMar>
+            <w:top w:w="0" w:type="dxa"/>
+            <w:bottom w:w="0" w:type="dxa"/>
+          </w:tblCellMar>
+        </w:tblPrEx>
         <w:trPr>
           <w:cantSplit/>
           <w:tblHeader/>
@@ -23025,6 +26008,12 @@
         </w:tc>
       </w:tr>
       <w:tr>
+        <w:tblPrEx>
+          <w:tblCellMar>
+            <w:top w:w="0" w:type="dxa"/>
+            <w:bottom w:w="0" w:type="dxa"/>
+          </w:tblCellMar>
+        </w:tblPrEx>
         <w:trPr>
           <w:cantSplit/>
         </w:trPr>
@@ -23129,6 +26118,12 @@
         </w:tc>
       </w:tr>
       <w:tr>
+        <w:tblPrEx>
+          <w:tblCellMar>
+            <w:top w:w="0" w:type="dxa"/>
+            <w:bottom w:w="0" w:type="dxa"/>
+          </w:tblCellMar>
+        </w:tblPrEx>
         <w:trPr>
           <w:cantSplit/>
         </w:trPr>
@@ -23221,6 +26216,12 @@
         </w:tc>
       </w:tr>
       <w:tr>
+        <w:tblPrEx>
+          <w:tblCellMar>
+            <w:top w:w="0" w:type="dxa"/>
+            <w:bottom w:w="0" w:type="dxa"/>
+          </w:tblCellMar>
+        </w:tblPrEx>
         <w:trPr>
           <w:cantSplit/>
         </w:trPr>
@@ -23309,6 +26310,12 @@
         </w:tc>
       </w:tr>
       <w:tr>
+        <w:tblPrEx>
+          <w:tblCellMar>
+            <w:top w:w="0" w:type="dxa"/>
+            <w:bottom w:w="0" w:type="dxa"/>
+          </w:tblCellMar>
+        </w:tblPrEx>
         <w:trPr>
           <w:cantSplit/>
         </w:trPr>
@@ -23403,6 +26410,12 @@
         </w:tc>
       </w:tr>
       <w:tr>
+        <w:tblPrEx>
+          <w:tblCellMar>
+            <w:top w:w="0" w:type="dxa"/>
+            <w:bottom w:w="0" w:type="dxa"/>
+          </w:tblCellMar>
+        </w:tblPrEx>
         <w:trPr>
           <w:cantSplit/>
         </w:trPr>
@@ -23491,6 +26504,12 @@
         </w:tc>
       </w:tr>
       <w:tr>
+        <w:tblPrEx>
+          <w:tblCellMar>
+            <w:top w:w="0" w:type="dxa"/>
+            <w:bottom w:w="0" w:type="dxa"/>
+          </w:tblCellMar>
+        </w:tblPrEx>
         <w:trPr>
           <w:cantSplit/>
         </w:trPr>
@@ -23583,6 +26602,12 @@
         </w:tc>
       </w:tr>
       <w:tr>
+        <w:tblPrEx>
+          <w:tblCellMar>
+            <w:top w:w="0" w:type="dxa"/>
+            <w:bottom w:w="0" w:type="dxa"/>
+          </w:tblCellMar>
+        </w:tblPrEx>
         <w:trPr>
           <w:cantSplit/>
         </w:trPr>
@@ -23671,6 +26696,12 @@
         </w:tc>
       </w:tr>
       <w:tr>
+        <w:tblPrEx>
+          <w:tblCellMar>
+            <w:top w:w="0" w:type="dxa"/>
+            <w:bottom w:w="0" w:type="dxa"/>
+          </w:tblCellMar>
+        </w:tblPrEx>
         <w:trPr>
           <w:cantSplit/>
         </w:trPr>
@@ -23763,6 +26794,12 @@
         </w:tc>
       </w:tr>
       <w:tr>
+        <w:tblPrEx>
+          <w:tblCellMar>
+            <w:top w:w="0" w:type="dxa"/>
+            <w:bottom w:w="0" w:type="dxa"/>
+          </w:tblCellMar>
+        </w:tblPrEx>
         <w:trPr>
           <w:cantSplit/>
         </w:trPr>
@@ -23851,6 +26888,12 @@
         </w:tc>
       </w:tr>
       <w:tr>
+        <w:tblPrEx>
+          <w:tblCellMar>
+            <w:top w:w="0" w:type="dxa"/>
+            <w:bottom w:w="0" w:type="dxa"/>
+          </w:tblCellMar>
+        </w:tblPrEx>
         <w:trPr>
           <w:cantSplit/>
         </w:trPr>
@@ -23943,6 +26986,12 @@
         </w:tc>
       </w:tr>
       <w:tr>
+        <w:tblPrEx>
+          <w:tblCellMar>
+            <w:top w:w="0" w:type="dxa"/>
+            <w:bottom w:w="0" w:type="dxa"/>
+          </w:tblCellMar>
+        </w:tblPrEx>
         <w:trPr>
           <w:cantSplit/>
         </w:trPr>
@@ -23980,12 +27029,21 @@
             </w:tcMar>
           </w:tcPr>
           <w:p>
-            <w:r>
-              <w:rPr>
-                <w:sz w:val="18"/>
-                <w:szCs w:val="18"/>
-              </w:rPr>
-              <w:t>Buying by weight, the same produce at other stalls</w:t>
+            <w:proofErr w:type="gramStart"/>
+            <w:r>
+              <w:rPr>
+                <w:sz w:val="18"/>
+                <w:szCs w:val="18"/>
+              </w:rPr>
+              <w:t>Buying by</w:t>
+            </w:r>
+            <w:proofErr w:type="gramEnd"/>
+            <w:r>
+              <w:rPr>
+                <w:sz w:val="18"/>
+                <w:szCs w:val="18"/>
+              </w:rPr>
+              <w:t xml:space="preserve"> weight, the same produce at other stalls</w:t>
             </w:r>
           </w:p>
         </w:tc>
@@ -24031,6 +27089,12 @@
         </w:tc>
       </w:tr>
       <w:tr>
+        <w:tblPrEx>
+          <w:tblCellMar>
+            <w:top w:w="0" w:type="dxa"/>
+            <w:bottom w:w="0" w:type="dxa"/>
+          </w:tblCellMar>
+        </w:tblPrEx>
         <w:trPr>
           <w:cantSplit/>
         </w:trPr>
@@ -24145,6 +27209,12 @@
         <w:gridCol w:w="2300"/>
       </w:tblGrid>
       <w:tr>
+        <w:tblPrEx>
+          <w:tblCellMar>
+            <w:top w:w="0" w:type="dxa"/>
+            <w:bottom w:w="0" w:type="dxa"/>
+          </w:tblCellMar>
+        </w:tblPrEx>
         <w:trPr>
           <w:cantSplit/>
           <w:tblHeader/>
@@ -24226,6 +27296,12 @@
         </w:tc>
       </w:tr>
       <w:tr>
+        <w:tblPrEx>
+          <w:tblCellMar>
+            <w:top w:w="0" w:type="dxa"/>
+            <w:bottom w:w="0" w:type="dxa"/>
+          </w:tblCellMar>
+        </w:tblPrEx>
         <w:trPr>
           <w:cantSplit/>
         </w:trPr>
@@ -24294,6 +27370,12 @@
         </w:tc>
       </w:tr>
       <w:tr>
+        <w:tblPrEx>
+          <w:tblCellMar>
+            <w:top w:w="0" w:type="dxa"/>
+            <w:bottom w:w="0" w:type="dxa"/>
+          </w:tblCellMar>
+        </w:tblPrEx>
         <w:trPr>
           <w:cantSplit/>
         </w:trPr>
@@ -24365,6 +27447,12 @@
         </w:tc>
       </w:tr>
       <w:tr>
+        <w:tblPrEx>
+          <w:tblCellMar>
+            <w:top w:w="0" w:type="dxa"/>
+            <w:bottom w:w="0" w:type="dxa"/>
+          </w:tblCellMar>
+        </w:tblPrEx>
         <w:trPr>
           <w:cantSplit/>
         </w:trPr>
@@ -24449,6 +27537,12 @@
         </w:tc>
       </w:tr>
       <w:tr>
+        <w:tblPrEx>
+          <w:tblCellMar>
+            <w:top w:w="0" w:type="dxa"/>
+            <w:bottom w:w="0" w:type="dxa"/>
+          </w:tblCellMar>
+        </w:tblPrEx>
         <w:trPr>
           <w:cantSplit/>
         </w:trPr>
@@ -24520,6 +27614,12 @@
         </w:tc>
       </w:tr>
       <w:tr>
+        <w:tblPrEx>
+          <w:tblCellMar>
+            <w:top w:w="0" w:type="dxa"/>
+            <w:bottom w:w="0" w:type="dxa"/>
+          </w:tblCellMar>
+        </w:tblPrEx>
         <w:trPr>
           <w:cantSplit/>
         </w:trPr>
@@ -24588,6 +27688,12 @@
         </w:tc>
       </w:tr>
       <w:tr>
+        <w:tblPrEx>
+          <w:tblCellMar>
+            <w:top w:w="0" w:type="dxa"/>
+            <w:bottom w:w="0" w:type="dxa"/>
+          </w:tblCellMar>
+        </w:tblPrEx>
         <w:trPr>
           <w:cantSplit/>
         </w:trPr>
@@ -24668,6 +27774,12 @@
         </w:tc>
       </w:tr>
       <w:tr>
+        <w:tblPrEx>
+          <w:tblCellMar>
+            <w:top w:w="0" w:type="dxa"/>
+            <w:bottom w:w="0" w:type="dxa"/>
+          </w:tblCellMar>
+        </w:tblPrEx>
         <w:trPr>
           <w:cantSplit/>
         </w:trPr>
@@ -24807,6 +27919,12 @@
         </w:tc>
       </w:tr>
       <w:tr>
+        <w:tblPrEx>
+          <w:tblCellMar>
+            <w:top w:w="0" w:type="dxa"/>
+            <w:bottom w:w="0" w:type="dxa"/>
+          </w:tblCellMar>
+        </w:tblPrEx>
         <w:trPr>
           <w:cantSplit/>
         </w:trPr>
@@ -24893,8 +28011,13 @@
         <w:keepNext/>
         <w:spacing w:before="320" w:after="60"/>
       </w:pPr>
+      <w:proofErr w:type="gramStart"/>
       <w:r>
-        <w:t>6.4  Defects found and fixed</w:t>
+        <w:t>6.4  Defects</w:t>
+      </w:r>
+      <w:proofErr w:type="gramEnd"/>
+      <w:r>
+        <w:t xml:space="preserve"> found and fixed</w:t>
       </w:r>
     </w:p>
     <w:p>
@@ -24940,6 +28063,12 @@
         <w:gridCol w:w="3500"/>
       </w:tblGrid>
       <w:tr>
+        <w:tblPrEx>
+          <w:tblCellMar>
+            <w:top w:w="0" w:type="dxa"/>
+            <w:bottom w:w="0" w:type="dxa"/>
+          </w:tblCellMar>
+        </w:tblPrEx>
         <w:trPr>
           <w:cantSplit/>
           <w:tblHeader/>
@@ -25046,6 +28175,12 @@
         </w:tc>
       </w:tr>
       <w:tr>
+        <w:tblPrEx>
+          <w:tblCellMar>
+            <w:top w:w="0" w:type="dxa"/>
+            <w:bottom w:w="0" w:type="dxa"/>
+          </w:tblCellMar>
+        </w:tblPrEx>
         <w:trPr>
           <w:cantSplit/>
         </w:trPr>
@@ -25128,12 +28263,34 @@
                 <w:sz w:val="18"/>
                 <w:szCs w:val="18"/>
               </w:rPr>
-              <w:t>Phone box uses the typed number until its rules load</w:t>
+              <w:t xml:space="preserve">Phone </w:t>
+            </w:r>
+            <w:proofErr w:type="gramStart"/>
+            <w:r>
+              <w:rPr>
+                <w:sz w:val="18"/>
+                <w:szCs w:val="18"/>
+              </w:rPr>
+              <w:t>box uses</w:t>
+            </w:r>
+            <w:proofErr w:type="gramEnd"/>
+            <w:r>
+              <w:rPr>
+                <w:sz w:val="18"/>
+                <w:szCs w:val="18"/>
+              </w:rPr>
+              <w:t xml:space="preserve"> the typed number until its rules load</w:t>
             </w:r>
           </w:p>
         </w:tc>
       </w:tr>
       <w:tr>
+        <w:tblPrEx>
+          <w:tblCellMar>
+            <w:top w:w="0" w:type="dxa"/>
+            <w:bottom w:w="0" w:type="dxa"/>
+          </w:tblCellMar>
+        </w:tblPrEx>
         <w:trPr>
           <w:cantSplit/>
         </w:trPr>
@@ -25226,6 +28383,12 @@
         </w:tc>
       </w:tr>
       <w:tr>
+        <w:tblPrEx>
+          <w:tblCellMar>
+            <w:top w:w="0" w:type="dxa"/>
+            <w:bottom w:w="0" w:type="dxa"/>
+          </w:tblCellMar>
+        </w:tblPrEx>
         <w:trPr>
           <w:cantSplit/>
         </w:trPr>
@@ -25314,6 +28477,12 @@
         </w:tc>
       </w:tr>
       <w:tr>
+        <w:tblPrEx>
+          <w:tblCellMar>
+            <w:top w:w="0" w:type="dxa"/>
+            <w:bottom w:w="0" w:type="dxa"/>
+          </w:tblCellMar>
+        </w:tblPrEx>
         <w:trPr>
           <w:cantSplit/>
         </w:trPr>
@@ -25406,6 +28575,12 @@
         </w:tc>
       </w:tr>
       <w:tr>
+        <w:tblPrEx>
+          <w:tblCellMar>
+            <w:top w:w="0" w:type="dxa"/>
+            <w:bottom w:w="0" w:type="dxa"/>
+          </w:tblCellMar>
+        </w:tblPrEx>
         <w:trPr>
           <w:cantSplit/>
         </w:trPr>
@@ -25542,6 +28717,12 @@
         </w:tc>
       </w:tr>
       <w:tr>
+        <w:tblPrEx>
+          <w:tblCellMar>
+            <w:top w:w="0" w:type="dxa"/>
+            <w:bottom w:w="0" w:type="dxa"/>
+          </w:tblCellMar>
+        </w:tblPrEx>
         <w:trPr>
           <w:cantSplit/>
         </w:trPr>
@@ -25634,6 +28815,12 @@
         </w:tc>
       </w:tr>
       <w:tr>
+        <w:tblPrEx>
+          <w:tblCellMar>
+            <w:top w:w="0" w:type="dxa"/>
+            <w:bottom w:w="0" w:type="dxa"/>
+          </w:tblCellMar>
+        </w:tblPrEx>
         <w:trPr>
           <w:cantSplit/>
         </w:trPr>
@@ -25722,6 +28909,12 @@
         </w:tc>
       </w:tr>
       <w:tr>
+        <w:tblPrEx>
+          <w:tblCellMar>
+            <w:top w:w="0" w:type="dxa"/>
+            <w:bottom w:w="0" w:type="dxa"/>
+          </w:tblCellMar>
+        </w:tblPrEx>
         <w:trPr>
           <w:cantSplit/>
         </w:trPr>
@@ -25814,6 +29007,12 @@
         </w:tc>
       </w:tr>
       <w:tr>
+        <w:tblPrEx>
+          <w:tblCellMar>
+            <w:top w:w="0" w:type="dxa"/>
+            <w:bottom w:w="0" w:type="dxa"/>
+          </w:tblCellMar>
+        </w:tblPrEx>
         <w:trPr>
           <w:cantSplit/>
         </w:trPr>
@@ -25902,6 +29101,12 @@
         </w:tc>
       </w:tr>
       <w:tr>
+        <w:tblPrEx>
+          <w:tblCellMar>
+            <w:top w:w="0" w:type="dxa"/>
+            <w:bottom w:w="0" w:type="dxa"/>
+          </w:tblCellMar>
+        </w:tblPrEx>
         <w:trPr>
           <w:cantSplit/>
         </w:trPr>
@@ -26042,6 +29247,12 @@
         </w:tc>
       </w:tr>
       <w:tr>
+        <w:tblPrEx>
+          <w:tblCellMar>
+            <w:top w:w="0" w:type="dxa"/>
+            <w:bottom w:w="0" w:type="dxa"/>
+          </w:tblCellMar>
+        </w:tblPrEx>
         <w:trPr>
           <w:cantSplit/>
         </w:trPr>
@@ -26130,6 +29341,12 @@
         </w:tc>
       </w:tr>
       <w:tr>
+        <w:tblPrEx>
+          <w:tblCellMar>
+            <w:top w:w="0" w:type="dxa"/>
+            <w:bottom w:w="0" w:type="dxa"/>
+          </w:tblCellMar>
+        </w:tblPrEx>
         <w:trPr>
           <w:cantSplit/>
         </w:trPr>
@@ -26254,6 +29471,12 @@
         </w:tc>
       </w:tr>
       <w:tr>
+        <w:tblPrEx>
+          <w:tblCellMar>
+            <w:top w:w="0" w:type="dxa"/>
+            <w:bottom w:w="0" w:type="dxa"/>
+          </w:tblCellMar>
+        </w:tblPrEx>
         <w:trPr>
           <w:cantSplit/>
         </w:trPr>
@@ -26342,6 +29565,12 @@
         </w:tc>
       </w:tr>
       <w:tr>
+        <w:tblPrEx>
+          <w:tblCellMar>
+            <w:top w:w="0" w:type="dxa"/>
+            <w:bottom w:w="0" w:type="dxa"/>
+          </w:tblCellMar>
+        </w:tblPrEx>
         <w:trPr>
           <w:cantSplit/>
         </w:trPr>
@@ -26434,6 +29663,12 @@
         </w:tc>
       </w:tr>
       <w:tr>
+        <w:tblPrEx>
+          <w:tblCellMar>
+            <w:top w:w="0" w:type="dxa"/>
+            <w:bottom w:w="0" w:type="dxa"/>
+          </w:tblCellMar>
+        </w:tblPrEx>
         <w:trPr>
           <w:cantSplit/>
         </w:trPr>
@@ -26522,6 +29757,12 @@
         </w:tc>
       </w:tr>
       <w:tr>
+        <w:tblPrEx>
+          <w:tblCellMar>
+            <w:top w:w="0" w:type="dxa"/>
+            <w:bottom w:w="0" w:type="dxa"/>
+          </w:tblCellMar>
+        </w:tblPrEx>
         <w:trPr>
           <w:cantSplit/>
         </w:trPr>
@@ -26615,6 +29856,12 @@
         </w:tc>
       </w:tr>
       <w:tr>
+        <w:tblPrEx>
+          <w:tblCellMar>
+            <w:top w:w="0" w:type="dxa"/>
+            <w:bottom w:w="0" w:type="dxa"/>
+          </w:tblCellMar>
+        </w:tblPrEx>
         <w:trPr>
           <w:cantSplit/>
         </w:trPr>
@@ -26744,6 +29991,12 @@
         </w:tc>
       </w:tr>
       <w:tr>
+        <w:tblPrEx>
+          <w:tblCellMar>
+            <w:top w:w="0" w:type="dxa"/>
+            <w:bottom w:w="0" w:type="dxa"/>
+          </w:tblCellMar>
+        </w:tblPrEx>
         <w:trPr>
           <w:cantSplit/>
         </w:trPr>
@@ -26852,6 +30105,12 @@
         </w:tc>
       </w:tr>
       <w:tr>
+        <w:tblPrEx>
+          <w:tblCellMar>
+            <w:top w:w="0" w:type="dxa"/>
+            <w:bottom w:w="0" w:type="dxa"/>
+          </w:tblCellMar>
+        </w:tblPrEx>
         <w:trPr>
           <w:cantSplit/>
         </w:trPr>
@@ -26940,6 +30199,12 @@
         </w:tc>
       </w:tr>
       <w:tr>
+        <w:tblPrEx>
+          <w:tblCellMar>
+            <w:top w:w="0" w:type="dxa"/>
+            <w:bottom w:w="0" w:type="dxa"/>
+          </w:tblCellMar>
+        </w:tblPrEx>
         <w:trPr>
           <w:cantSplit/>
         </w:trPr>
@@ -26984,7 +30249,23 @@
                 <w:sz w:val="18"/>
                 <w:szCs w:val="18"/>
               </w:rPr>
-              <w:t xml:space="preserve">"I cannot come today" wrapped on a 390 </w:t>
+              <w:t xml:space="preserve">"I cannot come today" wrapped </w:t>
+            </w:r>
+            <w:proofErr w:type="gramStart"/>
+            <w:r>
+              <w:rPr>
+                <w:sz w:val="18"/>
+                <w:szCs w:val="18"/>
+              </w:rPr>
+              <w:t>on</w:t>
+            </w:r>
+            <w:proofErr w:type="gramEnd"/>
+            <w:r>
+              <w:rPr>
+                <w:sz w:val="18"/>
+                <w:szCs w:val="18"/>
+              </w:rPr>
+              <w:t xml:space="preserve"> a 390 </w:t>
             </w:r>
             <w:proofErr w:type="spellStart"/>
             <w:r>
@@ -27075,6 +30356,12 @@
         <w:gridCol w:w="5600"/>
       </w:tblGrid>
       <w:tr>
+        <w:tblPrEx>
+          <w:tblCellMar>
+            <w:top w:w="0" w:type="dxa"/>
+            <w:bottom w:w="0" w:type="dxa"/>
+          </w:tblCellMar>
+        </w:tblPrEx>
         <w:tc>
           <w:tcPr>
             <w:tcW w:w="4300" w:type="dxa"/>
@@ -27209,8 +30496,13 @@
         <w:keepNext/>
         <w:spacing w:before="320" w:after="60"/>
       </w:pPr>
+      <w:proofErr w:type="gramStart"/>
       <w:r>
-        <w:t>7.1  Farmer portal</w:t>
+        <w:t>7.1  Farmer</w:t>
+      </w:r>
+      <w:proofErr w:type="gramEnd"/>
+      <w:r>
+        <w:t xml:space="preserve"> portal</w:t>
       </w:r>
     </w:p>
     <w:p>
@@ -27254,6 +30546,12 @@
         <w:gridCol w:w="3300"/>
       </w:tblGrid>
       <w:tr>
+        <w:tblPrEx>
+          <w:tblCellMar>
+            <w:top w:w="0" w:type="dxa"/>
+            <w:bottom w:w="0" w:type="dxa"/>
+          </w:tblCellMar>
+        </w:tblPrEx>
         <w:trPr>
           <w:cantSplit/>
         </w:trPr>
@@ -27316,6 +30614,7 @@
             <w:pPr>
               <w:spacing w:before="60"/>
             </w:pPr>
+            <w:proofErr w:type="gramStart"/>
             <w:r>
               <w:rPr>
                 <w:b/>
@@ -27332,7 +30631,16 @@
                 <w:sz w:val="16"/>
                 <w:szCs w:val="16"/>
               </w:rPr>
-              <w:t>Farmer dashboard</w:t>
+              <w:t>Farmer</w:t>
+            </w:r>
+            <w:proofErr w:type="gramEnd"/>
+            <w:r>
+              <w:rPr>
+                <w:color w:val="8C857B"/>
+                <w:sz w:val="16"/>
+                <w:szCs w:val="16"/>
+              </w:rPr>
+              <w:t xml:space="preserve"> dashboard</w:t>
             </w:r>
           </w:p>
         </w:tc>
@@ -27395,6 +30703,7 @@
             <w:pPr>
               <w:spacing w:before="60"/>
             </w:pPr>
+            <w:proofErr w:type="gramStart"/>
             <w:r>
               <w:rPr>
                 <w:b/>
@@ -27411,7 +30720,16 @@
                 <w:sz w:val="16"/>
                 <w:szCs w:val="16"/>
               </w:rPr>
-              <w:t>Products &amp; pricing</w:t>
+              <w:t>Products</w:t>
+            </w:r>
+            <w:proofErr w:type="gramEnd"/>
+            <w:r>
+              <w:rPr>
+                <w:color w:val="8C857B"/>
+                <w:sz w:val="16"/>
+                <w:szCs w:val="16"/>
+              </w:rPr>
+              <w:t xml:space="preserve"> &amp; pricing</w:t>
             </w:r>
           </w:p>
         </w:tc>
@@ -27474,6 +30792,7 @@
             <w:pPr>
               <w:spacing w:before="60"/>
             </w:pPr>
+            <w:proofErr w:type="gramStart"/>
             <w:r>
               <w:rPr>
                 <w:b/>
@@ -27490,7 +30809,16 @@
                 <w:sz w:val="16"/>
                 <w:szCs w:val="16"/>
               </w:rPr>
-              <w:t>Stall profile</w:t>
+              <w:t>Stall</w:t>
+            </w:r>
+            <w:proofErr w:type="gramEnd"/>
+            <w:r>
+              <w:rPr>
+                <w:color w:val="8C857B"/>
+                <w:sz w:val="16"/>
+                <w:szCs w:val="16"/>
+              </w:rPr>
+              <w:t xml:space="preserve"> profile</w:t>
             </w:r>
           </w:p>
         </w:tc>
@@ -27507,8 +30835,13 @@
         <w:keepNext/>
         <w:spacing w:before="320" w:after="60"/>
       </w:pPr>
+      <w:proofErr w:type="gramStart"/>
       <w:r>
-        <w:t xml:space="preserve">7.2  Admin control </w:t>
+        <w:t>7.2  Admin</w:t>
+      </w:r>
+      <w:proofErr w:type="gramEnd"/>
+      <w:r>
+        <w:t xml:space="preserve"> control </w:t>
       </w:r>
       <w:proofErr w:type="spellStart"/>
       <w:r>
@@ -27557,6 +30890,12 @@
         <w:gridCol w:w="3300"/>
       </w:tblGrid>
       <w:tr>
+        <w:tblPrEx>
+          <w:tblCellMar>
+            <w:top w:w="0" w:type="dxa"/>
+            <w:bottom w:w="0" w:type="dxa"/>
+          </w:tblCellMar>
+        </w:tblPrEx>
         <w:trPr>
           <w:cantSplit/>
         </w:trPr>
@@ -27619,6 +30958,7 @@
             <w:pPr>
               <w:spacing w:before="60"/>
             </w:pPr>
+            <w:proofErr w:type="gramStart"/>
             <w:r>
               <w:rPr>
                 <w:b/>
@@ -27635,7 +30975,16 @@
                 <w:sz w:val="16"/>
                 <w:szCs w:val="16"/>
               </w:rPr>
-              <w:t>Admin overview</w:t>
+              <w:t>Admin</w:t>
+            </w:r>
+            <w:proofErr w:type="gramEnd"/>
+            <w:r>
+              <w:rPr>
+                <w:color w:val="8C857B"/>
+                <w:sz w:val="16"/>
+                <w:szCs w:val="16"/>
+              </w:rPr>
+              <w:t xml:space="preserve"> overview</w:t>
             </w:r>
           </w:p>
         </w:tc>
@@ -27698,6 +31047,7 @@
             <w:pPr>
               <w:spacing w:before="60"/>
             </w:pPr>
+            <w:proofErr w:type="gramStart"/>
             <w:r>
               <w:rPr>
                 <w:b/>
@@ -27714,7 +31064,16 @@
                 <w:sz w:val="16"/>
                 <w:szCs w:val="16"/>
               </w:rPr>
-              <w:t>Farmers table + CSV</w:t>
+              <w:t>Farmers</w:t>
+            </w:r>
+            <w:proofErr w:type="gramEnd"/>
+            <w:r>
+              <w:rPr>
+                <w:color w:val="8C857B"/>
+                <w:sz w:val="16"/>
+                <w:szCs w:val="16"/>
+              </w:rPr>
+              <w:t xml:space="preserve"> table + CSV</w:t>
             </w:r>
           </w:p>
         </w:tc>
@@ -27777,6 +31136,7 @@
             <w:pPr>
               <w:spacing w:before="60"/>
             </w:pPr>
+            <w:proofErr w:type="gramStart"/>
             <w:r>
               <w:rPr>
                 <w:b/>
@@ -27793,7 +31153,16 @@
                 <w:sz w:val="16"/>
                 <w:szCs w:val="16"/>
               </w:rPr>
-              <w:t>Reports &amp; analytics</w:t>
+              <w:t>Reports</w:t>
+            </w:r>
+            <w:proofErr w:type="gramEnd"/>
+            <w:r>
+              <w:rPr>
+                <w:color w:val="8C857B"/>
+                <w:sz w:val="16"/>
+                <w:szCs w:val="16"/>
+              </w:rPr>
+              <w:t xml:space="preserve"> &amp; analytics</w:t>
             </w:r>
           </w:p>
         </w:tc>
@@ -27810,9 +31179,14 @@
         <w:keepNext/>
         <w:spacing w:before="320" w:after="60"/>
       </w:pPr>
+      <w:proofErr w:type="gramStart"/>
       <w:r>
         <w:lastRenderedPageBreak/>
-        <w:t>7.3  Urdu &amp; AI assistant</w:t>
+        <w:t>7.3  Urdu</w:t>
+      </w:r>
+      <w:proofErr w:type="gramEnd"/>
+      <w:r>
+        <w:t xml:space="preserve"> &amp; AI assistant</w:t>
       </w:r>
     </w:p>
     <w:p>
@@ -27855,6 +31229,12 @@
         <w:gridCol w:w="4950"/>
       </w:tblGrid>
       <w:tr>
+        <w:tblPrEx>
+          <w:tblCellMar>
+            <w:top w:w="0" w:type="dxa"/>
+            <w:bottom w:w="0" w:type="dxa"/>
+          </w:tblCellMar>
+        </w:tblPrEx>
         <w:trPr>
           <w:cantSplit/>
         </w:trPr>
@@ -27917,6 +31297,7 @@
             <w:pPr>
               <w:spacing w:before="60"/>
             </w:pPr>
+            <w:proofErr w:type="gramStart"/>
             <w:r>
               <w:rPr>
                 <w:b/>
@@ -27933,7 +31314,16 @@
                 <w:sz w:val="16"/>
                 <w:szCs w:val="16"/>
               </w:rPr>
-              <w:t>Full Urdu page</w:t>
+              <w:t>Full</w:t>
+            </w:r>
+            <w:proofErr w:type="gramEnd"/>
+            <w:r>
+              <w:rPr>
+                <w:color w:val="8C857B"/>
+                <w:sz w:val="16"/>
+                <w:szCs w:val="16"/>
+              </w:rPr>
+              <w:t xml:space="preserve"> Urdu page</w:t>
             </w:r>
           </w:p>
         </w:tc>
@@ -27996,6 +31386,7 @@
             <w:pPr>
               <w:spacing w:before="60"/>
             </w:pPr>
+            <w:proofErr w:type="gramStart"/>
             <w:r>
               <w:rPr>
                 <w:b/>
@@ -28012,7 +31403,16 @@
                 <w:sz w:val="16"/>
                 <w:szCs w:val="16"/>
               </w:rPr>
-              <w:t>Assistant in Roman Urdu</w:t>
+              <w:t>Assistant</w:t>
+            </w:r>
+            <w:proofErr w:type="gramEnd"/>
+            <w:r>
+              <w:rPr>
+                <w:color w:val="8C857B"/>
+                <w:sz w:val="16"/>
+                <w:szCs w:val="16"/>
+              </w:rPr>
+              <w:t xml:space="preserve"> in Roman Urdu</w:t>
             </w:r>
           </w:p>
         </w:tc>
@@ -28029,8 +31429,13 @@
         <w:keepNext/>
         <w:spacing w:before="320" w:after="60"/>
       </w:pPr>
+      <w:proofErr w:type="gramStart"/>
       <w:r>
-        <w:t>7.4  The customer journey</w:t>
+        <w:t>7.4  The</w:t>
+      </w:r>
+      <w:proofErr w:type="gramEnd"/>
+      <w:r>
+        <w:t xml:space="preserve"> customer journey</w:t>
       </w:r>
     </w:p>
     <w:p>
@@ -28074,6 +31479,12 @@
         <w:gridCol w:w="3300"/>
       </w:tblGrid>
       <w:tr>
+        <w:tblPrEx>
+          <w:tblCellMar>
+            <w:top w:w="0" w:type="dxa"/>
+            <w:bottom w:w="0" w:type="dxa"/>
+          </w:tblCellMar>
+        </w:tblPrEx>
         <w:trPr>
           <w:cantSplit/>
         </w:trPr>
@@ -28136,6 +31547,7 @@
             <w:pPr>
               <w:spacing w:before="60"/>
             </w:pPr>
+            <w:proofErr w:type="gramStart"/>
             <w:r>
               <w:rPr>
                 <w:b/>
@@ -28152,7 +31564,16 @@
                 <w:sz w:val="16"/>
                 <w:szCs w:val="16"/>
               </w:rPr>
-              <w:t>Customer dashboard</w:t>
+              <w:t>Customer</w:t>
+            </w:r>
+            <w:proofErr w:type="gramEnd"/>
+            <w:r>
+              <w:rPr>
+                <w:color w:val="8C857B"/>
+                <w:sz w:val="16"/>
+                <w:szCs w:val="16"/>
+              </w:rPr>
+              <w:t xml:space="preserve"> dashboard</w:t>
             </w:r>
           </w:p>
         </w:tc>
@@ -28215,6 +31636,7 @@
             <w:pPr>
               <w:spacing w:before="60"/>
             </w:pPr>
+            <w:proofErr w:type="gramStart"/>
             <w:r>
               <w:rPr>
                 <w:b/>
@@ -28231,7 +31653,16 @@
                 <w:sz w:val="16"/>
                 <w:szCs w:val="16"/>
               </w:rPr>
-              <w:t>My orders</w:t>
+              <w:t>My</w:t>
+            </w:r>
+            <w:proofErr w:type="gramEnd"/>
+            <w:r>
+              <w:rPr>
+                <w:color w:val="8C857B"/>
+                <w:sz w:val="16"/>
+                <w:szCs w:val="16"/>
+              </w:rPr>
+              <w:t xml:space="preserve"> orders</w:t>
             </w:r>
           </w:p>
         </w:tc>
@@ -28294,6 +31725,7 @@
             <w:pPr>
               <w:spacing w:before="60"/>
             </w:pPr>
+            <w:proofErr w:type="gramStart"/>
             <w:r>
               <w:rPr>
                 <w:b/>
@@ -28310,12 +31742,27 @@
                 <w:sz w:val="16"/>
                 <w:szCs w:val="16"/>
               </w:rPr>
-              <w:t>Order with pickup details</w:t>
+              <w:t>Order</w:t>
+            </w:r>
+            <w:proofErr w:type="gramEnd"/>
+            <w:r>
+              <w:rPr>
+                <w:color w:val="8C857B"/>
+                <w:sz w:val="16"/>
+                <w:szCs w:val="16"/>
+              </w:rPr>
+              <w:t xml:space="preserve"> with pickup details</w:t>
             </w:r>
           </w:p>
         </w:tc>
       </w:tr>
       <w:tr>
+        <w:tblPrEx>
+          <w:tblCellMar>
+            <w:top w:w="0" w:type="dxa"/>
+            <w:bottom w:w="0" w:type="dxa"/>
+          </w:tblCellMar>
+        </w:tblPrEx>
         <w:trPr>
           <w:cantSplit/>
         </w:trPr>
@@ -28378,6 +31825,7 @@
             <w:pPr>
               <w:spacing w:before="60"/>
             </w:pPr>
+            <w:proofErr w:type="gramStart"/>
             <w:r>
               <w:rPr>
                 <w:b/>
@@ -28394,7 +31842,16 @@
                 <w:sz w:val="16"/>
                 <w:szCs w:val="16"/>
               </w:rPr>
-              <w:t>Buying by weight</w:t>
+              <w:t>Buying</w:t>
+            </w:r>
+            <w:proofErr w:type="gramEnd"/>
+            <w:r>
+              <w:rPr>
+                <w:color w:val="8C857B"/>
+                <w:sz w:val="16"/>
+                <w:szCs w:val="16"/>
+              </w:rPr>
+              <w:t xml:space="preserve"> by weight</w:t>
             </w:r>
           </w:p>
         </w:tc>
@@ -28457,6 +31914,7 @@
             <w:pPr>
               <w:spacing w:before="60"/>
             </w:pPr>
+            <w:proofErr w:type="gramStart"/>
             <w:r>
               <w:rPr>
                 <w:b/>
@@ -28473,7 +31931,16 @@
                 <w:sz w:val="16"/>
                 <w:szCs w:val="16"/>
               </w:rPr>
-              <w:t>Pickup clash message</w:t>
+              <w:t>Pickup</w:t>
+            </w:r>
+            <w:proofErr w:type="gramEnd"/>
+            <w:r>
+              <w:rPr>
+                <w:color w:val="8C857B"/>
+                <w:sz w:val="16"/>
+                <w:szCs w:val="16"/>
+              </w:rPr>
+              <w:t xml:space="preserve"> clash message</w:t>
             </w:r>
           </w:p>
         </w:tc>
@@ -28536,6 +32003,7 @@
             <w:pPr>
               <w:spacing w:before="60"/>
             </w:pPr>
+            <w:proofErr w:type="gramStart"/>
             <w:r>
               <w:rPr>
                 <w:b/>
@@ -28552,7 +32020,16 @@
                 <w:sz w:val="16"/>
                 <w:szCs w:val="16"/>
               </w:rPr>
-              <w:t>Receipt question</w:t>
+              <w:t>Receipt</w:t>
+            </w:r>
+            <w:proofErr w:type="gramEnd"/>
+            <w:r>
+              <w:rPr>
+                <w:color w:val="8C857B"/>
+                <w:sz w:val="16"/>
+                <w:szCs w:val="16"/>
+              </w:rPr>
+              <w:t xml:space="preserve"> question</w:t>
             </w:r>
           </w:p>
         </w:tc>
@@ -28569,8 +32046,13 @@
         <w:keepNext/>
         <w:spacing w:before="320" w:after="60"/>
       </w:pPr>
+      <w:proofErr w:type="gramStart"/>
       <w:r>
-        <w:t>7.5  Farmer and admin workflows</w:t>
+        <w:t>7.5  Farmer</w:t>
+      </w:r>
+      <w:proofErr w:type="gramEnd"/>
+      <w:r>
+        <w:t xml:space="preserve"> and admin workflows</w:t>
       </w:r>
     </w:p>
     <w:p>
@@ -28614,6 +32096,12 @@
         <w:gridCol w:w="3300"/>
       </w:tblGrid>
       <w:tr>
+        <w:tblPrEx>
+          <w:tblCellMar>
+            <w:top w:w="0" w:type="dxa"/>
+            <w:bottom w:w="0" w:type="dxa"/>
+          </w:tblCellMar>
+        </w:tblPrEx>
         <w:trPr>
           <w:cantSplit/>
         </w:trPr>
@@ -28676,6 +32164,7 @@
             <w:pPr>
               <w:spacing w:before="60"/>
             </w:pPr>
+            <w:proofErr w:type="gramStart"/>
             <w:r>
               <w:rPr>
                 <w:b/>
@@ -28692,7 +32181,16 @@
                 <w:sz w:val="16"/>
                 <w:szCs w:val="16"/>
               </w:rPr>
-              <w:t>Farmer pre-orders</w:t>
+              <w:t>Farmer</w:t>
+            </w:r>
+            <w:proofErr w:type="gramEnd"/>
+            <w:r>
+              <w:rPr>
+                <w:color w:val="8C857B"/>
+                <w:sz w:val="16"/>
+                <w:szCs w:val="16"/>
+              </w:rPr>
+              <w:t xml:space="preserve"> pre-orders</w:t>
             </w:r>
           </w:p>
         </w:tc>
@@ -28755,6 +32253,7 @@
             <w:pPr>
               <w:spacing w:before="60"/>
             </w:pPr>
+            <w:proofErr w:type="gramStart"/>
             <w:r>
               <w:rPr>
                 <w:b/>
@@ -28771,7 +32270,16 @@
                 <w:sz w:val="16"/>
                 <w:szCs w:val="16"/>
               </w:rPr>
-              <w:t>Market-day check-in</w:t>
+              <w:t>Market</w:t>
+            </w:r>
+            <w:proofErr w:type="gramEnd"/>
+            <w:r>
+              <w:rPr>
+                <w:color w:val="8C857B"/>
+                <w:sz w:val="16"/>
+                <w:szCs w:val="16"/>
+              </w:rPr>
+              <w:t>-day check-in</w:t>
             </w:r>
           </w:p>
         </w:tc>
@@ -28834,6 +32342,7 @@
             <w:pPr>
               <w:spacing w:before="60"/>
             </w:pPr>
+            <w:proofErr w:type="gramStart"/>
             <w:r>
               <w:rPr>
                 <w:b/>
@@ -28850,12 +32359,27 @@
                 <w:sz w:val="16"/>
                 <w:szCs w:val="16"/>
               </w:rPr>
-              <w:t>Inventory &amp; history</w:t>
+              <w:t>Inventory</w:t>
+            </w:r>
+            <w:proofErr w:type="gramEnd"/>
+            <w:r>
+              <w:rPr>
+                <w:color w:val="8C857B"/>
+                <w:sz w:val="16"/>
+                <w:szCs w:val="16"/>
+              </w:rPr>
+              <w:t xml:space="preserve"> &amp; history</w:t>
             </w:r>
           </w:p>
         </w:tc>
       </w:tr>
       <w:tr>
+        <w:tblPrEx>
+          <w:tblCellMar>
+            <w:top w:w="0" w:type="dxa"/>
+            <w:bottom w:w="0" w:type="dxa"/>
+          </w:tblCellMar>
+        </w:tblPrEx>
         <w:trPr>
           <w:cantSplit/>
         </w:trPr>
@@ -28919,6 +32443,7 @@
             <w:pPr>
               <w:spacing w:before="60"/>
             </w:pPr>
+            <w:proofErr w:type="gramStart"/>
             <w:r>
               <w:rPr>
                 <w:b/>
@@ -28935,7 +32460,16 @@
                 <w:sz w:val="16"/>
                 <w:szCs w:val="16"/>
               </w:rPr>
-              <w:t>Pickup problems</w:t>
+              <w:t>Pickup</w:t>
+            </w:r>
+            <w:proofErr w:type="gramEnd"/>
+            <w:r>
+              <w:rPr>
+                <w:color w:val="8C857B"/>
+                <w:sz w:val="16"/>
+                <w:szCs w:val="16"/>
+              </w:rPr>
+              <w:t xml:space="preserve"> problems</w:t>
             </w:r>
           </w:p>
         </w:tc>
@@ -28998,6 +32532,7 @@
             <w:pPr>
               <w:spacing w:before="60"/>
             </w:pPr>
+            <w:proofErr w:type="gramStart"/>
             <w:r>
               <w:rPr>
                 <w:b/>
@@ -29014,7 +32549,16 @@
                 <w:sz w:val="16"/>
                 <w:szCs w:val="16"/>
               </w:rPr>
-              <w:t>Moderation queue</w:t>
+              <w:t>Moderation</w:t>
+            </w:r>
+            <w:proofErr w:type="gramEnd"/>
+            <w:r>
+              <w:rPr>
+                <w:color w:val="8C857B"/>
+                <w:sz w:val="16"/>
+                <w:szCs w:val="16"/>
+              </w:rPr>
+              <w:t xml:space="preserve"> queue</w:t>
             </w:r>
           </w:p>
         </w:tc>
@@ -29077,6 +32621,7 @@
             <w:pPr>
               <w:spacing w:before="60"/>
             </w:pPr>
+            <w:proofErr w:type="gramStart"/>
             <w:r>
               <w:rPr>
                 <w:b/>
@@ -29093,7 +32638,16 @@
                 <w:sz w:val="16"/>
                 <w:szCs w:val="16"/>
               </w:rPr>
-              <w:t>Market attendance</w:t>
+              <w:t>Market</w:t>
+            </w:r>
+            <w:proofErr w:type="gramEnd"/>
+            <w:r>
+              <w:rPr>
+                <w:color w:val="8C857B"/>
+                <w:sz w:val="16"/>
+                <w:szCs w:val="16"/>
+              </w:rPr>
+              <w:t xml:space="preserve"> attendance</w:t>
             </w:r>
           </w:p>
         </w:tc>
@@ -29110,8 +32664,13 @@
         <w:keepNext/>
         <w:spacing w:before="320" w:after="60"/>
       </w:pPr>
+      <w:proofErr w:type="gramStart"/>
       <w:r>
-        <w:t>7.6  Unique features that solve real problems</w:t>
+        <w:t>7.6  Unique</w:t>
+      </w:r>
+      <w:proofErr w:type="gramEnd"/>
+      <w:r>
+        <w:t xml:space="preserve"> features that solve real problems</w:t>
       </w:r>
     </w:p>
     <w:p>
@@ -29156,6 +32715,12 @@
         <w:gridCol w:w="5900"/>
       </w:tblGrid>
       <w:tr>
+        <w:tblPrEx>
+          <w:tblCellMar>
+            <w:top w:w="0" w:type="dxa"/>
+            <w:bottom w:w="0" w:type="dxa"/>
+          </w:tblCellMar>
+        </w:tblPrEx>
         <w:trPr>
           <w:cantSplit/>
           <w:tblHeader/>
@@ -29237,6 +32802,12 @@
         </w:tc>
       </w:tr>
       <w:tr>
+        <w:tblPrEx>
+          <w:tblCellMar>
+            <w:top w:w="0" w:type="dxa"/>
+            <w:bottom w:w="0" w:type="dxa"/>
+          </w:tblCellMar>
+        </w:tblPrEx>
         <w:trPr>
           <w:cantSplit/>
         </w:trPr>
@@ -29305,6 +32876,12 @@
         </w:tc>
       </w:tr>
       <w:tr>
+        <w:tblPrEx>
+          <w:tblCellMar>
+            <w:top w:w="0" w:type="dxa"/>
+            <w:bottom w:w="0" w:type="dxa"/>
+          </w:tblCellMar>
+        </w:tblPrEx>
         <w:trPr>
           <w:cantSplit/>
         </w:trPr>
@@ -29376,6 +32953,12 @@
         </w:tc>
       </w:tr>
       <w:tr>
+        <w:tblPrEx>
+          <w:tblCellMar>
+            <w:top w:w="0" w:type="dxa"/>
+            <w:bottom w:w="0" w:type="dxa"/>
+          </w:tblCellMar>
+        </w:tblPrEx>
         <w:trPr>
           <w:cantSplit/>
         </w:trPr>
@@ -29444,6 +33027,12 @@
         </w:tc>
       </w:tr>
       <w:tr>
+        <w:tblPrEx>
+          <w:tblCellMar>
+            <w:top w:w="0" w:type="dxa"/>
+            <w:bottom w:w="0" w:type="dxa"/>
+          </w:tblCellMar>
+        </w:tblPrEx>
         <w:trPr>
           <w:cantSplit/>
         </w:trPr>
@@ -29515,6 +33104,12 @@
         </w:tc>
       </w:tr>
       <w:tr>
+        <w:tblPrEx>
+          <w:tblCellMar>
+            <w:top w:w="0" w:type="dxa"/>
+            <w:bottom w:w="0" w:type="dxa"/>
+          </w:tblCellMar>
+        </w:tblPrEx>
         <w:trPr>
           <w:cantSplit/>
         </w:trPr>
@@ -29599,6 +33194,12 @@
         </w:tc>
       </w:tr>
       <w:tr>
+        <w:tblPrEx>
+          <w:tblCellMar>
+            <w:top w:w="0" w:type="dxa"/>
+            <w:bottom w:w="0" w:type="dxa"/>
+          </w:tblCellMar>
+        </w:tblPrEx>
         <w:trPr>
           <w:cantSplit/>
         </w:trPr>
@@ -29670,6 +33271,12 @@
         </w:tc>
       </w:tr>
       <w:tr>
+        <w:tblPrEx>
+          <w:tblCellMar>
+            <w:top w:w="0" w:type="dxa"/>
+            <w:bottom w:w="0" w:type="dxa"/>
+          </w:tblCellMar>
+        </w:tblPrEx>
         <w:trPr>
           <w:cantSplit/>
         </w:trPr>
@@ -29738,6 +33345,12 @@
         </w:tc>
       </w:tr>
       <w:tr>
+        <w:tblPrEx>
+          <w:tblCellMar>
+            <w:top w:w="0" w:type="dxa"/>
+            <w:bottom w:w="0" w:type="dxa"/>
+          </w:tblCellMar>
+        </w:tblPrEx>
         <w:trPr>
           <w:cantSplit/>
         </w:trPr>
@@ -29809,6 +33422,12 @@
         </w:tc>
       </w:tr>
       <w:tr>
+        <w:tblPrEx>
+          <w:tblCellMar>
+            <w:top w:w="0" w:type="dxa"/>
+            <w:bottom w:w="0" w:type="dxa"/>
+          </w:tblCellMar>
+        </w:tblPrEx>
         <w:trPr>
           <w:cantSplit/>
         </w:trPr>
@@ -29877,6 +33496,12 @@
         </w:tc>
       </w:tr>
       <w:tr>
+        <w:tblPrEx>
+          <w:tblCellMar>
+            <w:top w:w="0" w:type="dxa"/>
+            <w:bottom w:w="0" w:type="dxa"/>
+          </w:tblCellMar>
+        </w:tblPrEx>
         <w:trPr>
           <w:cantSplit/>
         </w:trPr>
@@ -29948,6 +33573,12 @@
         </w:tc>
       </w:tr>
       <w:tr>
+        <w:tblPrEx>
+          <w:tblCellMar>
+            <w:top w:w="0" w:type="dxa"/>
+            <w:bottom w:w="0" w:type="dxa"/>
+          </w:tblCellMar>
+        </w:tblPrEx>
         <w:trPr>
           <w:cantSplit/>
         </w:trPr>
@@ -30032,6 +33663,12 @@
         </w:tc>
       </w:tr>
       <w:tr>
+        <w:tblPrEx>
+          <w:tblCellMar>
+            <w:top w:w="0" w:type="dxa"/>
+            <w:bottom w:w="0" w:type="dxa"/>
+          </w:tblCellMar>
+        </w:tblPrEx>
         <w:trPr>
           <w:cantSplit/>
         </w:trPr>
@@ -30109,8 +33746,13 @@
         <w:keepNext/>
         <w:spacing w:before="320" w:after="60"/>
       </w:pPr>
+      <w:proofErr w:type="gramStart"/>
       <w:r>
-        <w:t>7.7  Reports &amp; analytics</w:t>
+        <w:t>7.7  Reports</w:t>
+      </w:r>
+      <w:proofErr w:type="gramEnd"/>
+      <w:r>
+        <w:t xml:space="preserve"> &amp; analytics</w:t>
       </w:r>
     </w:p>
     <w:p>
@@ -30163,6 +33805,12 @@
         <w:gridCol w:w="4250"/>
       </w:tblGrid>
       <w:tr>
+        <w:tblPrEx>
+          <w:tblCellMar>
+            <w:top w:w="0" w:type="dxa"/>
+            <w:bottom w:w="0" w:type="dxa"/>
+          </w:tblCellMar>
+        </w:tblPrEx>
         <w:tc>
           <w:tcPr>
             <w:tcW w:w="700" w:type="dxa"/>
@@ -30249,6 +33897,12 @@
         </w:tc>
       </w:tr>
       <w:tr>
+        <w:tblPrEx>
+          <w:tblCellMar>
+            <w:top w:w="0" w:type="dxa"/>
+            <w:bottom w:w="0" w:type="dxa"/>
+          </w:tblCellMar>
+        </w:tblPrEx>
         <w:tc>
           <w:tcPr>
             <w:tcW w:w="700" w:type="dxa"/>
@@ -30335,6 +33989,12 @@
         </w:tc>
       </w:tr>
       <w:tr>
+        <w:tblPrEx>
+          <w:tblCellMar>
+            <w:top w:w="0" w:type="dxa"/>
+            <w:bottom w:w="0" w:type="dxa"/>
+          </w:tblCellMar>
+        </w:tblPrEx>
         <w:tc>
           <w:tcPr>
             <w:tcW w:w="700" w:type="dxa"/>
@@ -30421,6 +34081,12 @@
         </w:tc>
       </w:tr>
       <w:tr>
+        <w:tblPrEx>
+          <w:tblCellMar>
+            <w:top w:w="0" w:type="dxa"/>
+            <w:bottom w:w="0" w:type="dxa"/>
+          </w:tblCellMar>
+        </w:tblPrEx>
         <w:tc>
           <w:tcPr>
             <w:tcW w:w="700" w:type="dxa"/>
@@ -30507,6 +34173,12 @@
         </w:tc>
       </w:tr>
       <w:tr>
+        <w:tblPrEx>
+          <w:tblCellMar>
+            <w:top w:w="0" w:type="dxa"/>
+            <w:bottom w:w="0" w:type="dxa"/>
+          </w:tblCellMar>
+        </w:tblPrEx>
         <w:tc>
           <w:tcPr>
             <w:tcW w:w="700" w:type="dxa"/>
@@ -30593,6 +34265,12 @@
         </w:tc>
       </w:tr>
       <w:tr>
+        <w:tblPrEx>
+          <w:tblCellMar>
+            <w:top w:w="0" w:type="dxa"/>
+            <w:bottom w:w="0" w:type="dxa"/>
+          </w:tblCellMar>
+        </w:tblPrEx>
         <w:tc>
           <w:tcPr>
             <w:tcW w:w="700" w:type="dxa"/>
@@ -30679,6 +34357,12 @@
         </w:tc>
       </w:tr>
       <w:tr>
+        <w:tblPrEx>
+          <w:tblCellMar>
+            <w:top w:w="0" w:type="dxa"/>
+            <w:bottom w:w="0" w:type="dxa"/>
+          </w:tblCellMar>
+        </w:tblPrEx>
         <w:tc>
           <w:tcPr>
             <w:tcW w:w="700" w:type="dxa"/>
@@ -30765,6 +34449,12 @@
         </w:tc>
       </w:tr>
       <w:tr>
+        <w:tblPrEx>
+          <w:tblCellMar>
+            <w:top w:w="0" w:type="dxa"/>
+            <w:bottom w:w="0" w:type="dxa"/>
+          </w:tblCellMar>
+        </w:tblPrEx>
         <w:tc>
           <w:tcPr>
             <w:tcW w:w="700" w:type="dxa"/>
@@ -30852,6 +34542,12 @@
         </w:tc>
       </w:tr>
       <w:tr>
+        <w:tblPrEx>
+          <w:tblCellMar>
+            <w:top w:w="0" w:type="dxa"/>
+            <w:bottom w:w="0" w:type="dxa"/>
+          </w:tblCellMar>
+        </w:tblPrEx>
         <w:tc>
           <w:tcPr>
             <w:tcW w:w="700" w:type="dxa"/>
@@ -30946,6 +34642,12 @@
         <w:gridCol w:w="9900"/>
       </w:tblGrid>
       <w:tr>
+        <w:tblPrEx>
+          <w:tblCellMar>
+            <w:top w:w="0" w:type="dxa"/>
+            <w:bottom w:w="0" w:type="dxa"/>
+          </w:tblCellMar>
+        </w:tblPrEx>
         <w:tc>
           <w:tcPr>
             <w:tcW w:w="9900" w:type="dxa"/>
@@ -31041,6 +34743,12 @@
         <w:gridCol w:w="3100"/>
       </w:tblGrid>
       <w:tr>
+        <w:tblPrEx>
+          <w:tblCellMar>
+            <w:top w:w="0" w:type="dxa"/>
+            <w:bottom w:w="0" w:type="dxa"/>
+          </w:tblCellMar>
+        </w:tblPrEx>
         <w:trPr>
           <w:cantSplit/>
           <w:tblHeader/>
@@ -31122,6 +34830,12 @@
         </w:tc>
       </w:tr>
       <w:tr>
+        <w:tblPrEx>
+          <w:tblCellMar>
+            <w:top w:w="0" w:type="dxa"/>
+            <w:bottom w:w="0" w:type="dxa"/>
+          </w:tblCellMar>
+        </w:tblPrEx>
         <w:trPr>
           <w:cantSplit/>
         </w:trPr>
@@ -31184,12 +34898,34 @@
                 <w:sz w:val="18"/>
                 <w:szCs w:val="18"/>
               </w:rPr>
-              <w:t>Business rules belong on the server and in the database</w:t>
+              <w:t xml:space="preserve">Business rules belong </w:t>
+            </w:r>
+            <w:proofErr w:type="gramStart"/>
+            <w:r>
+              <w:rPr>
+                <w:sz w:val="18"/>
+                <w:szCs w:val="18"/>
+              </w:rPr>
+              <w:t>on</w:t>
+            </w:r>
+            <w:proofErr w:type="gramEnd"/>
+            <w:r>
+              <w:rPr>
+                <w:sz w:val="18"/>
+                <w:szCs w:val="18"/>
+              </w:rPr>
+              <w:t xml:space="preserve"> the server and in the database</w:t>
             </w:r>
           </w:p>
         </w:tc>
       </w:tr>
       <w:tr>
+        <w:tblPrEx>
+          <w:tblCellMar>
+            <w:top w:w="0" w:type="dxa"/>
+            <w:bottom w:w="0" w:type="dxa"/>
+          </w:tblCellMar>
+        </w:tblPrEx>
         <w:trPr>
           <w:cantSplit/>
         </w:trPr>
@@ -31261,6 +34997,12 @@
         </w:tc>
       </w:tr>
       <w:tr>
+        <w:tblPrEx>
+          <w:tblCellMar>
+            <w:top w:w="0" w:type="dxa"/>
+            <w:bottom w:w="0" w:type="dxa"/>
+          </w:tblCellMar>
+        </w:tblPrEx>
         <w:trPr>
           <w:cantSplit/>
         </w:trPr>
@@ -31329,6 +35071,12 @@
         </w:tc>
       </w:tr>
       <w:tr>
+        <w:tblPrEx>
+          <w:tblCellMar>
+            <w:top w:w="0" w:type="dxa"/>
+            <w:bottom w:w="0" w:type="dxa"/>
+          </w:tblCellMar>
+        </w:tblPrEx>
         <w:trPr>
           <w:cantSplit/>
         </w:trPr>
@@ -31400,6 +35148,12 @@
         </w:tc>
       </w:tr>
       <w:tr>
+        <w:tblPrEx>
+          <w:tblCellMar>
+            <w:top w:w="0" w:type="dxa"/>
+            <w:bottom w:w="0" w:type="dxa"/>
+          </w:tblCellMar>
+        </w:tblPrEx>
         <w:trPr>
           <w:cantSplit/>
         </w:trPr>
@@ -31468,6 +35222,12 @@
         </w:tc>
       </w:tr>
       <w:tr>
+        <w:tblPrEx>
+          <w:tblCellMar>
+            <w:top w:w="0" w:type="dxa"/>
+            <w:bottom w:w="0" w:type="dxa"/>
+          </w:tblCellMar>
+        </w:tblPrEx>
         <w:trPr>
           <w:cantSplit/>
         </w:trPr>
@@ -31539,6 +35299,12 @@
         </w:tc>
       </w:tr>
       <w:tr>
+        <w:tblPrEx>
+          <w:tblCellMar>
+            <w:top w:w="0" w:type="dxa"/>
+            <w:bottom w:w="0" w:type="dxa"/>
+          </w:tblCellMar>
+        </w:tblPrEx>
         <w:trPr>
           <w:cantSplit/>
         </w:trPr>
@@ -31607,6 +35373,12 @@
         </w:tc>
       </w:tr>
       <w:tr>
+        <w:tblPrEx>
+          <w:tblCellMar>
+            <w:top w:w="0" w:type="dxa"/>
+            <w:bottom w:w="0" w:type="dxa"/>
+          </w:tblCellMar>
+        </w:tblPrEx>
         <w:trPr>
           <w:cantSplit/>
         </w:trPr>
@@ -31687,6 +35459,12 @@
         </w:tc>
       </w:tr>
       <w:tr>
+        <w:tblPrEx>
+          <w:tblCellMar>
+            <w:top w:w="0" w:type="dxa"/>
+            <w:bottom w:w="0" w:type="dxa"/>
+          </w:tblCellMar>
+        </w:tblPrEx>
         <w:trPr>
           <w:cantSplit/>
         </w:trPr>
@@ -31755,6 +35533,12 @@
         </w:tc>
       </w:tr>
       <w:tr>
+        <w:tblPrEx>
+          <w:tblCellMar>
+            <w:top w:w="0" w:type="dxa"/>
+            <w:bottom w:w="0" w:type="dxa"/>
+          </w:tblCellMar>
+        </w:tblPrEx>
         <w:trPr>
           <w:cantSplit/>
         </w:trPr>
@@ -31826,6 +35610,12 @@
         </w:tc>
       </w:tr>
       <w:tr>
+        <w:tblPrEx>
+          <w:tblCellMar>
+            <w:top w:w="0" w:type="dxa"/>
+            <w:bottom w:w="0" w:type="dxa"/>
+          </w:tblCellMar>
+        </w:tblPrEx>
         <w:trPr>
           <w:cantSplit/>
         </w:trPr>
@@ -31894,6 +35684,12 @@
         </w:tc>
       </w:tr>
       <w:tr>
+        <w:tblPrEx>
+          <w:tblCellMar>
+            <w:top w:w="0" w:type="dxa"/>
+            <w:bottom w:w="0" w:type="dxa"/>
+          </w:tblCellMar>
+        </w:tblPrEx>
         <w:trPr>
           <w:cantSplit/>
         </w:trPr>
@@ -32022,6 +35818,12 @@
         <w:gridCol w:w="4950"/>
       </w:tblGrid>
       <w:tr>
+        <w:tblPrEx>
+          <w:tblCellMar>
+            <w:top w:w="0" w:type="dxa"/>
+            <w:bottom w:w="0" w:type="dxa"/>
+          </w:tblCellMar>
+        </w:tblPrEx>
         <w:trPr>
           <w:cantSplit/>
         </w:trPr>
@@ -32145,6 +35947,12 @@
         </w:tc>
       </w:tr>
       <w:tr>
+        <w:tblPrEx>
+          <w:tblCellMar>
+            <w:top w:w="0" w:type="dxa"/>
+            <w:bottom w:w="0" w:type="dxa"/>
+          </w:tblCellMar>
+        </w:tblPrEx>
         <w:trPr>
           <w:cantSplit/>
         </w:trPr>
@@ -32262,7 +36070,23 @@
                 <w:sz w:val="18"/>
                 <w:szCs w:val="18"/>
               </w:rPr>
-              <w:t>Optional parts like Redis and SMTP need a safe fallback so the app still runs anywhere.</w:t>
+              <w:t xml:space="preserve">Optional parts like Redis and SMTP need a safe </w:t>
+            </w:r>
+            <w:proofErr w:type="gramStart"/>
+            <w:r>
+              <w:rPr>
+                <w:sz w:val="18"/>
+                <w:szCs w:val="18"/>
+              </w:rPr>
+              <w:t>fallback</w:t>
+            </w:r>
+            <w:proofErr w:type="gramEnd"/>
+            <w:r>
+              <w:rPr>
+                <w:sz w:val="18"/>
+                <w:szCs w:val="18"/>
+              </w:rPr>
+              <w:t xml:space="preserve"> so the app still runs anywhere.</w:t>
             </w:r>
           </w:p>
         </w:tc>
@@ -32300,6 +36124,12 @@
         <w:gridCol w:w="5600"/>
       </w:tblGrid>
       <w:tr>
+        <w:tblPrEx>
+          <w:tblCellMar>
+            <w:top w:w="0" w:type="dxa"/>
+            <w:bottom w:w="0" w:type="dxa"/>
+          </w:tblCellMar>
+        </w:tblPrEx>
         <w:tc>
           <w:tcPr>
             <w:tcW w:w="4300" w:type="dxa"/>
@@ -32448,10 +36278,12 @@
         <w:t xml:space="preserve">By combining online pre-orders with cash on pickup, </w:t>
       </w:r>
       <w:proofErr w:type="spellStart"/>
+      <w:proofErr w:type="gramStart"/>
       <w:r>
         <w:t>live stock</w:t>
       </w:r>
       <w:proofErr w:type="spellEnd"/>
+      <w:proofErr w:type="gramEnd"/>
       <w:r>
         <w:t xml:space="preserve">, full Urdu support and an AI assistant, </w:t>
       </w:r>
@@ -32461,7 +36293,15 @@
       </w:r>
       <w:proofErr w:type="spellEnd"/>
       <w:r>
-        <w:t xml:space="preserve"> helps farmers plan their harvest and sell more of it, and gives city families a reliable way to get fresh produce. The application was built as a MERN multi-tier system, tested with more than a thousand automated checks, and is delivered as a ready-to-run package with demo data and documentation.</w:t>
+        <w:t xml:space="preserve"> helps farmers plan their harvest and sell more of </w:t>
+      </w:r>
+      <w:proofErr w:type="gramStart"/>
+      <w:r>
+        <w:t>it, and</w:t>
+      </w:r>
+      <w:proofErr w:type="gramEnd"/>
+      <w:r>
+        <w:t xml:space="preserve"> gives city families a reliable way to get fresh produce. The application was built as a MERN multi-tier system, tested with more than a thousand automated checks, and is delivered as a ready-to-run package with demo data and documentation.</w:t>
       </w:r>
     </w:p>
     <w:tbl>
@@ -32488,6 +36328,12 @@
         <w:gridCol w:w="2475"/>
       </w:tblGrid>
       <w:tr>
+        <w:tblPrEx>
+          <w:tblCellMar>
+            <w:top w:w="0" w:type="dxa"/>
+            <w:bottom w:w="0" w:type="dxa"/>
+          </w:tblCellMar>
+        </w:tblPrEx>
         <w:tc>
           <w:tcPr>
             <w:tcW w:w="2475" w:type="dxa"/>
@@ -32705,6 +36551,12 @@
         <w:gridCol w:w="4950"/>
       </w:tblGrid>
       <w:tr>
+        <w:tblPrEx>
+          <w:tblCellMar>
+            <w:top w:w="0" w:type="dxa"/>
+            <w:bottom w:w="0" w:type="dxa"/>
+          </w:tblCellMar>
+        </w:tblPrEx>
         <w:trPr>
           <w:cantSplit/>
         </w:trPr>
@@ -32828,6 +36680,12 @@
         </w:tc>
       </w:tr>
       <w:tr>
+        <w:tblPrEx>
+          <w:tblCellMar>
+            <w:top w:w="0" w:type="dxa"/>
+            <w:bottom w:w="0" w:type="dxa"/>
+          </w:tblCellMar>
+        </w:tblPrEx>
         <w:trPr>
           <w:cantSplit/>
         </w:trPr>
@@ -32951,6 +36809,12 @@
         </w:tc>
       </w:tr>
       <w:tr>
+        <w:tblPrEx>
+          <w:tblCellMar>
+            <w:top w:w="0" w:type="dxa"/>
+            <w:bottom w:w="0" w:type="dxa"/>
+          </w:tblCellMar>
+        </w:tblPrEx>
         <w:trPr>
           <w:cantSplit/>
         </w:trPr>
@@ -33105,6 +36969,12 @@
         <w:gridCol w:w="9900"/>
       </w:tblGrid>
       <w:tr>
+        <w:tblPrEx>
+          <w:tblCellMar>
+            <w:top w:w="0" w:type="dxa"/>
+            <w:bottom w:w="0" w:type="dxa"/>
+          </w:tblCellMar>
+        </w:tblPrEx>
         <w:tc>
           <w:tcPr>
             <w:tcW w:w="9900" w:type="dxa"/>
@@ -33165,7 +37035,7 @@
                 <w:sz w:val="21"/>
                 <w:szCs w:val="21"/>
               </w:rPr>
-              <w:t>Requirements: Node.js 20 or newer, and MongoDB (Community Server on the computer, or a free MongoDB Atlas cluster). Command-line details and all settings are in ReadMe.doc.</w:t>
+              <w:t>Requirements: Node.js 20 or newer, and MongoDB (Community Server on the computer, or a free MongoDB Atlas cluster). Command-line details and all settings are in the README.md files.</w:t>
             </w:r>
           </w:p>
         </w:tc>
@@ -33182,8 +37052,13 @@
         <w:keepNext/>
         <w:spacing w:before="320" w:after="60"/>
       </w:pPr>
+      <w:proofErr w:type="gramStart"/>
       <w:r>
-        <w:t>A.1  Run it on a computer</w:t>
+        <w:t>A.1  Run</w:t>
+      </w:r>
+      <w:proofErr w:type="gramEnd"/>
+      <w:r>
+        <w:t xml:space="preserve"> it on a computer</w:t>
       </w:r>
     </w:p>
     <w:p>
@@ -33235,7 +37110,15 @@
         <w:spacing w:after="90" w:line="276" w:lineRule="auto"/>
       </w:pPr>
       <w:r>
-        <w:t>Install all packages with the install command listed in the ReadMe.</w:t>
+        <w:t xml:space="preserve">Install all packages with the install command listed in </w:t>
+      </w:r>
+      <w:proofErr w:type="gramStart"/>
+      <w:r>
+        <w:t>the ReadMe</w:t>
+      </w:r>
+      <w:proofErr w:type="gramEnd"/>
+      <w:r>
+        <w:t>.</w:t>
       </w:r>
     </w:p>
     <w:p>
@@ -33353,7 +37236,23 @@
         <w:t xml:space="preserve">Urdu. </w:t>
       </w:r>
       <w:r>
-        <w:t>Press the Urdu button in the top bar, or add ?lang=</w:t>
+        <w:t xml:space="preserve">Press the Urdu button in the top </w:t>
+      </w:r>
+      <w:proofErr w:type="gramStart"/>
+      <w:r>
+        <w:t>bar, or</w:t>
+      </w:r>
+      <w:proofErr w:type="gramEnd"/>
+      <w:r>
+        <w:t xml:space="preserve"> </w:t>
+      </w:r>
+      <w:proofErr w:type="gramStart"/>
+      <w:r>
+        <w:t>add ?lang</w:t>
+      </w:r>
+      <w:proofErr w:type="gramEnd"/>
+      <w:r>
+        <w:t>=</w:t>
       </w:r>
       <w:proofErr w:type="spellStart"/>
       <w:r>
@@ -33362,238 +37261,6 @@
       <w:proofErr w:type="spellEnd"/>
       <w:r>
         <w:t xml:space="preserve"> to any page address.</w:t>
-      </w:r>
-    </w:p>
-    <w:p>
-      <w:pPr>
-        <w:pStyle w:val="Heading2"/>
-        <w:keepNext/>
-        <w:spacing w:before="320" w:after="60"/>
-      </w:pPr>
-      <w:r>
-        <w:t>A.2  Putting the site online</w:t>
-      </w:r>
-    </w:p>
-    <w:p>
-      <w:pPr>
-        <w:keepNext/>
-        <w:pBdr>
-          <w:bottom w:val="single" w:sz="6" w:space="3" w:color="8FA58A"/>
-        </w:pBdr>
-        <w:spacing w:after="160"/>
-      </w:pPr>
-      <w:r>
-        <w:rPr>
-          <w:color w:val="8C857B"/>
-          <w:spacing w:val="30"/>
-          <w:sz w:val="15"/>
-          <w:szCs w:val="15"/>
-        </w:rPr>
-        <w:t>HOSTED ON RENDER</w:t>
-      </w:r>
-    </w:p>
-    <w:p>
-      <w:pPr>
-        <w:spacing w:after="150" w:line="288" w:lineRule="auto"/>
-      </w:pPr>
-      <w:r>
-        <w:t>The repository contains a Render blueprint. It creates one web service that serves both the API and the built React app, with a health check on /</w:t>
-      </w:r>
-      <w:proofErr w:type="spellStart"/>
-      <w:r>
-        <w:t>api</w:t>
-      </w:r>
-      <w:proofErr w:type="spellEnd"/>
-      <w:r>
-        <w:t>/health. A free Redis instance caches public pages and reports. The MongoDB Atlas connection address is pasted into the settings; the token secret is generated automatically and the time zone is set to Asia/Karachi.</w:t>
-      </w:r>
-    </w:p>
-    <w:tbl>
-      <w:tblPr>
-        <w:tblW w:w="9900" w:type="dxa"/>
-        <w:tblBorders>
-          <w:top w:val="none" w:sz="0" w:space="0" w:color="FFFFFF"/>
-          <w:left w:val="none" w:sz="0" w:space="0" w:color="FFFFFF"/>
-          <w:bottom w:val="single" w:sz="4" w:space="0" w:color="D9D4CB"/>
-          <w:right w:val="none" w:sz="0" w:space="0" w:color="FFFFFF"/>
-          <w:insideH w:val="single" w:sz="4" w:space="0" w:color="D9D4CB"/>
-          <w:insideV w:val="none" w:sz="0" w:space="0" w:color="FFFFFF"/>
-        </w:tblBorders>
-        <w:tblLayout w:type="fixed"/>
-        <w:tblCellMar>
-          <w:left w:w="10" w:type="dxa"/>
-          <w:right w:w="10" w:type="dxa"/>
-        </w:tblCellMar>
-        <w:tblLook w:val="04A0" w:firstRow="1" w:lastRow="0" w:firstColumn="1" w:lastColumn="0" w:noHBand="0" w:noVBand="1"/>
-      </w:tblPr>
-      <w:tblGrid>
-        <w:gridCol w:w="3000"/>
-        <w:gridCol w:w="6900"/>
-      </w:tblGrid>
-      <w:tr>
-        <w:trPr>
-          <w:cantSplit/>
-          <w:tblHeader/>
-        </w:trPr>
-        <w:tc>
-          <w:tcPr>
-            <w:tcW w:w="3000" w:type="dxa"/>
-            <w:shd w:val="clear" w:color="auto" w:fill="1F3D2B"/>
-            <w:tcMar>
-              <w:top w:w="80" w:type="dxa"/>
-              <w:left w:w="140" w:type="dxa"/>
-              <w:bottom w:w="80" w:type="dxa"/>
-              <w:right w:w="140" w:type="dxa"/>
-            </w:tcMar>
-          </w:tcPr>
-          <w:p>
-            <w:r>
-              <w:rPr>
-                <w:b/>
-                <w:bCs/>
-                <w:color w:val="FFFFFF"/>
-                <w:spacing w:val="15"/>
-                <w:sz w:val="15"/>
-                <w:szCs w:val="15"/>
-              </w:rPr>
-              <w:t>ITEM</w:t>
-            </w:r>
-          </w:p>
-        </w:tc>
-        <w:tc>
-          <w:tcPr>
-            <w:tcW w:w="6900" w:type="dxa"/>
-            <w:shd w:val="clear" w:color="auto" w:fill="1F3D2B"/>
-            <w:tcMar>
-              <w:top w:w="80" w:type="dxa"/>
-              <w:left w:w="140" w:type="dxa"/>
-              <w:bottom w:w="80" w:type="dxa"/>
-              <w:right w:w="140" w:type="dxa"/>
-            </w:tcMar>
-          </w:tcPr>
-          <w:p>
-            <w:r>
-              <w:rPr>
-                <w:b/>
-                <w:bCs/>
-                <w:color w:val="FFFFFF"/>
-                <w:spacing w:val="15"/>
-                <w:sz w:val="15"/>
-                <w:szCs w:val="15"/>
-              </w:rPr>
-              <w:t>VALUE</w:t>
-            </w:r>
-          </w:p>
-        </w:tc>
-      </w:tr>
-      <w:tr>
-        <w:trPr>
-          <w:cantSplit/>
-        </w:trPr>
-        <w:tc>
-          <w:tcPr>
-            <w:tcW w:w="3000" w:type="dxa"/>
-            <w:tcMar>
-              <w:top w:w="70" w:type="dxa"/>
-              <w:left w:w="140" w:type="dxa"/>
-              <w:bottom w:w="70" w:type="dxa"/>
-              <w:right w:w="140" w:type="dxa"/>
-            </w:tcMar>
-          </w:tcPr>
-          <w:p>
-            <w:r>
-              <w:rPr>
-                <w:b/>
-                <w:bCs/>
-                <w:color w:val="1F3D2B"/>
-                <w:sz w:val="18"/>
-                <w:szCs w:val="18"/>
-              </w:rPr>
-              <w:t>Hosted URL</w:t>
-            </w:r>
-          </w:p>
-        </w:tc>
-        <w:tc>
-          <w:tcPr>
-            <w:tcW w:w="6900" w:type="dxa"/>
-            <w:tcMar>
-              <w:top w:w="70" w:type="dxa"/>
-              <w:left w:w="140" w:type="dxa"/>
-              <w:bottom w:w="70" w:type="dxa"/>
-              <w:right w:w="140" w:type="dxa"/>
-            </w:tcMar>
-          </w:tcPr>
-          <w:p>
-            <w:r>
-              <w:rPr>
-                <w:i/>
-                <w:iCs/>
-                <w:color w:val="8C857B"/>
-                <w:sz w:val="18"/>
-                <w:szCs w:val="18"/>
-              </w:rPr>
-              <w:t>[paste the live URL]</w:t>
-            </w:r>
-          </w:p>
-        </w:tc>
-      </w:tr>
-      <w:tr>
-        <w:trPr>
-          <w:cantSplit/>
-        </w:trPr>
-        <w:tc>
-          <w:tcPr>
-            <w:tcW w:w="3000" w:type="dxa"/>
-            <w:shd w:val="clear" w:color="auto" w:fill="F4F1EC"/>
-            <w:tcMar>
-              <w:top w:w="70" w:type="dxa"/>
-              <w:left w:w="140" w:type="dxa"/>
-              <w:bottom w:w="70" w:type="dxa"/>
-              <w:right w:w="140" w:type="dxa"/>
-            </w:tcMar>
-          </w:tcPr>
-          <w:p>
-            <w:r>
-              <w:rPr>
-                <w:b/>
-                <w:bCs/>
-                <w:color w:val="1F3D2B"/>
-                <w:sz w:val="18"/>
-                <w:szCs w:val="18"/>
-              </w:rPr>
-              <w:t>Repository / zip</w:t>
-            </w:r>
-          </w:p>
-        </w:tc>
-        <w:tc>
-          <w:tcPr>
-            <w:tcW w:w="6900" w:type="dxa"/>
-            <w:shd w:val="clear" w:color="auto" w:fill="F4F1EC"/>
-            <w:tcMar>
-              <w:top w:w="70" w:type="dxa"/>
-              <w:left w:w="140" w:type="dxa"/>
-              <w:bottom w:w="70" w:type="dxa"/>
-              <w:right w:w="140" w:type="dxa"/>
-            </w:tcMar>
-          </w:tcPr>
-          <w:p>
-            <w:r>
-              <w:rPr>
-                <w:i/>
-                <w:iCs/>
-                <w:color w:val="8C857B"/>
-                <w:sz w:val="18"/>
-                <w:szCs w:val="18"/>
-              </w:rPr>
-              <w:t>FBA_Omniverse.zip</w:t>
-            </w:r>
-          </w:p>
-        </w:tc>
-      </w:tr>
-    </w:tbl>
-    <w:p>
-      <w:r>
-        <w:br w:type="page"/>
       </w:r>
     </w:p>
     <w:tbl>
@@ -33617,6 +37284,12 @@
         <w:gridCol w:w="9900"/>
       </w:tblGrid>
       <w:tr>
+        <w:tblPrEx>
+          <w:tblCellMar>
+            <w:top w:w="0" w:type="dxa"/>
+            <w:bottom w:w="0" w:type="dxa"/>
+          </w:tblCellMar>
+        </w:tblPrEx>
         <w:tc>
           <w:tcPr>
             <w:tcW w:w="9900" w:type="dxa"/>
@@ -33752,6 +37425,12 @@
         <w:gridCol w:w="2400"/>
       </w:tblGrid>
       <w:tr>
+        <w:tblPrEx>
+          <w:tblCellMar>
+            <w:top w:w="0" w:type="dxa"/>
+            <w:bottom w:w="0" w:type="dxa"/>
+          </w:tblCellMar>
+        </w:tblPrEx>
         <w:trPr>
           <w:cantSplit/>
           <w:tblHeader/>
@@ -33858,6 +37537,12 @@
         </w:tc>
       </w:tr>
       <w:tr>
+        <w:tblPrEx>
+          <w:tblCellMar>
+            <w:top w:w="0" w:type="dxa"/>
+            <w:bottom w:w="0" w:type="dxa"/>
+          </w:tblCellMar>
+        </w:tblPrEx>
         <w:trPr>
           <w:cantSplit/>
         </w:trPr>
@@ -33920,7 +37605,23 @@
                 <w:sz w:val="18"/>
                 <w:szCs w:val="18"/>
               </w:rPr>
-              <w:t>/register, /login; phone box with country flag</w:t>
+              <w:t>/</w:t>
+            </w:r>
+            <w:proofErr w:type="gramStart"/>
+            <w:r>
+              <w:rPr>
+                <w:sz w:val="18"/>
+                <w:szCs w:val="18"/>
+              </w:rPr>
+              <w:t>register</w:t>
+            </w:r>
+            <w:proofErr w:type="gramEnd"/>
+            <w:r>
+              <w:rPr>
+                <w:sz w:val="18"/>
+                <w:szCs w:val="18"/>
+              </w:rPr>
+              <w:t>, /login; phone box with country flag</w:t>
             </w:r>
           </w:p>
         </w:tc>
@@ -33946,6 +37647,12 @@
         </w:tc>
       </w:tr>
       <w:tr>
+        <w:tblPrEx>
+          <w:tblCellMar>
+            <w:top w:w="0" w:type="dxa"/>
+            <w:bottom w:w="0" w:type="dxa"/>
+          </w:tblCellMar>
+        </w:tblPrEx>
         <w:trPr>
           <w:cantSplit/>
         </w:trPr>
@@ -34056,6 +37763,12 @@
         </w:tc>
       </w:tr>
       <w:tr>
+        <w:tblPrEx>
+          <w:tblCellMar>
+            <w:top w:w="0" w:type="dxa"/>
+            <w:bottom w:w="0" w:type="dxa"/>
+          </w:tblCellMar>
+        </w:tblPrEx>
         <w:trPr>
           <w:cantSplit/>
         </w:trPr>
@@ -34144,6 +37857,12 @@
         </w:tc>
       </w:tr>
       <w:tr>
+        <w:tblPrEx>
+          <w:tblCellMar>
+            <w:top w:w="0" w:type="dxa"/>
+            <w:bottom w:w="0" w:type="dxa"/>
+          </w:tblCellMar>
+        </w:tblPrEx>
         <w:trPr>
           <w:cantSplit/>
         </w:trPr>
@@ -34209,7 +37928,23 @@
                 <w:sz w:val="18"/>
                 <w:szCs w:val="18"/>
               </w:rPr>
-              <w:t>/markets (open today first), market page</w:t>
+              <w:t>/</w:t>
+            </w:r>
+            <w:proofErr w:type="gramStart"/>
+            <w:r>
+              <w:rPr>
+                <w:sz w:val="18"/>
+                <w:szCs w:val="18"/>
+              </w:rPr>
+              <w:t>markets</w:t>
+            </w:r>
+            <w:proofErr w:type="gramEnd"/>
+            <w:r>
+              <w:rPr>
+                <w:sz w:val="18"/>
+                <w:szCs w:val="18"/>
+              </w:rPr>
+              <w:t xml:space="preserve"> (open today first), market page</w:t>
             </w:r>
           </w:p>
         </w:tc>
@@ -34236,6 +37971,12 @@
         </w:tc>
       </w:tr>
       <w:tr>
+        <w:tblPrEx>
+          <w:tblCellMar>
+            <w:top w:w="0" w:type="dxa"/>
+            <w:bottom w:w="0" w:type="dxa"/>
+          </w:tblCellMar>
+        </w:tblPrEx>
         <w:trPr>
           <w:cantSplit/>
         </w:trPr>
@@ -34324,6 +38065,12 @@
         </w:tc>
       </w:tr>
       <w:tr>
+        <w:tblPrEx>
+          <w:tblCellMar>
+            <w:top w:w="0" w:type="dxa"/>
+            <w:bottom w:w="0" w:type="dxa"/>
+          </w:tblCellMar>
+        </w:tblPrEx>
         <w:trPr>
           <w:cantSplit/>
         </w:trPr>
@@ -34389,7 +38136,23 @@
                 <w:sz w:val="18"/>
                 <w:szCs w:val="18"/>
               </w:rPr>
-              <w:t>/map, market and farmer pages (OSM, OSRM, Google Maps link)</w:t>
+              <w:t>/</w:t>
+            </w:r>
+            <w:proofErr w:type="gramStart"/>
+            <w:r>
+              <w:rPr>
+                <w:sz w:val="18"/>
+                <w:szCs w:val="18"/>
+              </w:rPr>
+              <w:t>map</w:t>
+            </w:r>
+            <w:proofErr w:type="gramEnd"/>
+            <w:r>
+              <w:rPr>
+                <w:sz w:val="18"/>
+                <w:szCs w:val="18"/>
+              </w:rPr>
+              <w:t>, market and farmer pages (OSM, OSRM, Google Maps link)</w:t>
             </w:r>
           </w:p>
         </w:tc>
@@ -34416,6 +38179,12 @@
         </w:tc>
       </w:tr>
       <w:tr>
+        <w:tblPrEx>
+          <w:tblCellMar>
+            <w:top w:w="0" w:type="dxa"/>
+            <w:bottom w:w="0" w:type="dxa"/>
+          </w:tblCellMar>
+        </w:tblPrEx>
         <w:trPr>
           <w:cantSplit/>
         </w:trPr>
@@ -34504,6 +38273,12 @@
         </w:tc>
       </w:tr>
       <w:tr>
+        <w:tblPrEx>
+          <w:tblCellMar>
+            <w:top w:w="0" w:type="dxa"/>
+            <w:bottom w:w="0" w:type="dxa"/>
+          </w:tblCellMar>
+        </w:tblPrEx>
         <w:trPr>
           <w:cantSplit/>
         </w:trPr>
@@ -34596,6 +38371,12 @@
         </w:tc>
       </w:tr>
       <w:tr>
+        <w:tblPrEx>
+          <w:tblCellMar>
+            <w:top w:w="0" w:type="dxa"/>
+            <w:bottom w:w="0" w:type="dxa"/>
+          </w:tblCellMar>
+        </w:tblPrEx>
         <w:trPr>
           <w:cantSplit/>
         </w:trPr>
@@ -34684,6 +38465,12 @@
         </w:tc>
       </w:tr>
       <w:tr>
+        <w:tblPrEx>
+          <w:tblCellMar>
+            <w:top w:w="0" w:type="dxa"/>
+            <w:bottom w:w="0" w:type="dxa"/>
+          </w:tblCellMar>
+        </w:tblPrEx>
         <w:trPr>
           <w:cantSplit/>
         </w:trPr>
@@ -34749,7 +38536,23 @@
                 <w:sz w:val="18"/>
                 <w:szCs w:val="18"/>
               </w:rPr>
-              <w:t>/checkout slot picker</w:t>
+              <w:t>/</w:t>
+            </w:r>
+            <w:proofErr w:type="gramStart"/>
+            <w:r>
+              <w:rPr>
+                <w:sz w:val="18"/>
+                <w:szCs w:val="18"/>
+              </w:rPr>
+              <w:t>checkout</w:t>
+            </w:r>
+            <w:proofErr w:type="gramEnd"/>
+            <w:r>
+              <w:rPr>
+                <w:sz w:val="18"/>
+                <w:szCs w:val="18"/>
+              </w:rPr>
+              <w:t xml:space="preserve"> slot picker</w:t>
             </w:r>
           </w:p>
         </w:tc>
@@ -34776,6 +38579,12 @@
         </w:tc>
       </w:tr>
       <w:tr>
+        <w:tblPrEx>
+          <w:tblCellMar>
+            <w:top w:w="0" w:type="dxa"/>
+            <w:bottom w:w="0" w:type="dxa"/>
+          </w:tblCellMar>
+        </w:tblPrEx>
         <w:trPr>
           <w:cantSplit/>
         </w:trPr>
@@ -34864,6 +38673,12 @@
         </w:tc>
       </w:tr>
       <w:tr>
+        <w:tblPrEx>
+          <w:tblCellMar>
+            <w:top w:w="0" w:type="dxa"/>
+            <w:bottom w:w="0" w:type="dxa"/>
+          </w:tblCellMar>
+        </w:tblPrEx>
         <w:trPr>
           <w:cantSplit/>
         </w:trPr>
@@ -34956,6 +38771,12 @@
         </w:tc>
       </w:tr>
       <w:tr>
+        <w:tblPrEx>
+          <w:tblCellMar>
+            <w:top w:w="0" w:type="dxa"/>
+            <w:bottom w:w="0" w:type="dxa"/>
+          </w:tblCellMar>
+        </w:tblPrEx>
         <w:trPr>
           <w:cantSplit/>
         </w:trPr>
@@ -35053,6 +38874,12 @@
         </w:tc>
       </w:tr>
       <w:tr>
+        <w:tblPrEx>
+          <w:tblCellMar>
+            <w:top w:w="0" w:type="dxa"/>
+            <w:bottom w:w="0" w:type="dxa"/>
+          </w:tblCellMar>
+        </w:tblPrEx>
         <w:trPr>
           <w:cantSplit/>
         </w:trPr>
@@ -35157,6 +38984,12 @@
         </w:tc>
       </w:tr>
       <w:tr>
+        <w:tblPrEx>
+          <w:tblCellMar>
+            <w:top w:w="0" w:type="dxa"/>
+            <w:bottom w:w="0" w:type="dxa"/>
+          </w:tblCellMar>
+        </w:tblPrEx>
         <w:trPr>
           <w:cantSplit/>
         </w:trPr>
@@ -35245,6 +39078,12 @@
         </w:tc>
       </w:tr>
       <w:tr>
+        <w:tblPrEx>
+          <w:tblCellMar>
+            <w:top w:w="0" w:type="dxa"/>
+            <w:bottom w:w="0" w:type="dxa"/>
+          </w:tblCellMar>
+        </w:tblPrEx>
         <w:trPr>
           <w:cantSplit/>
         </w:trPr>
@@ -35379,6 +39218,12 @@
         <w:gridCol w:w="2400"/>
       </w:tblGrid>
       <w:tr>
+        <w:tblPrEx>
+          <w:tblCellMar>
+            <w:top w:w="0" w:type="dxa"/>
+            <w:bottom w:w="0" w:type="dxa"/>
+          </w:tblCellMar>
+        </w:tblPrEx>
         <w:trPr>
           <w:cantSplit/>
           <w:tblHeader/>
@@ -35485,6 +39330,12 @@
         </w:tc>
       </w:tr>
       <w:tr>
+        <w:tblPrEx>
+          <w:tblCellMar>
+            <w:top w:w="0" w:type="dxa"/>
+            <w:bottom w:w="0" w:type="dxa"/>
+          </w:tblCellMar>
+        </w:tblPrEx>
         <w:trPr>
           <w:cantSplit/>
         </w:trPr>
@@ -35573,6 +39424,12 @@
         </w:tc>
       </w:tr>
       <w:tr>
+        <w:tblPrEx>
+          <w:tblCellMar>
+            <w:top w:w="0" w:type="dxa"/>
+            <w:bottom w:w="0" w:type="dxa"/>
+          </w:tblCellMar>
+        </w:tblPrEx>
         <w:trPr>
           <w:cantSplit/>
         </w:trPr>
@@ -35665,6 +39522,12 @@
         </w:tc>
       </w:tr>
       <w:tr>
+        <w:tblPrEx>
+          <w:tblCellMar>
+            <w:top w:w="0" w:type="dxa"/>
+            <w:bottom w:w="0" w:type="dxa"/>
+          </w:tblCellMar>
+        </w:tblPrEx>
         <w:trPr>
           <w:cantSplit/>
         </w:trPr>
@@ -35753,6 +39616,12 @@
         </w:tc>
       </w:tr>
       <w:tr>
+        <w:tblPrEx>
+          <w:tblCellMar>
+            <w:top w:w="0" w:type="dxa"/>
+            <w:bottom w:w="0" w:type="dxa"/>
+          </w:tblCellMar>
+        </w:tblPrEx>
         <w:trPr>
           <w:cantSplit/>
         </w:trPr>
@@ -35849,6 +39718,12 @@
         </w:tc>
       </w:tr>
       <w:tr>
+        <w:tblPrEx>
+          <w:tblCellMar>
+            <w:top w:w="0" w:type="dxa"/>
+            <w:bottom w:w="0" w:type="dxa"/>
+          </w:tblCellMar>
+        </w:tblPrEx>
         <w:trPr>
           <w:cantSplit/>
         </w:trPr>
@@ -35937,6 +39812,12 @@
         </w:tc>
       </w:tr>
       <w:tr>
+        <w:tblPrEx>
+          <w:tblCellMar>
+            <w:top w:w="0" w:type="dxa"/>
+            <w:bottom w:w="0" w:type="dxa"/>
+          </w:tblCellMar>
+        </w:tblPrEx>
         <w:trPr>
           <w:cantSplit/>
         </w:trPr>
@@ -36029,6 +39910,12 @@
         </w:tc>
       </w:tr>
       <w:tr>
+        <w:tblPrEx>
+          <w:tblCellMar>
+            <w:top w:w="0" w:type="dxa"/>
+            <w:bottom w:w="0" w:type="dxa"/>
+          </w:tblCellMar>
+        </w:tblPrEx>
         <w:trPr>
           <w:cantSplit/>
         </w:trPr>
@@ -36117,6 +40004,12 @@
         </w:tc>
       </w:tr>
       <w:tr>
+        <w:tblPrEx>
+          <w:tblCellMar>
+            <w:top w:w="0" w:type="dxa"/>
+            <w:bottom w:w="0" w:type="dxa"/>
+          </w:tblCellMar>
+        </w:tblPrEx>
         <w:trPr>
           <w:cantSplit/>
         </w:trPr>
@@ -36209,6 +40102,12 @@
         </w:tc>
       </w:tr>
       <w:tr>
+        <w:tblPrEx>
+          <w:tblCellMar>
+            <w:top w:w="0" w:type="dxa"/>
+            <w:bottom w:w="0" w:type="dxa"/>
+          </w:tblCellMar>
+        </w:tblPrEx>
         <w:trPr>
           <w:cantSplit/>
         </w:trPr>
@@ -36339,6 +40238,12 @@
         <w:gridCol w:w="2400"/>
       </w:tblGrid>
       <w:tr>
+        <w:tblPrEx>
+          <w:tblCellMar>
+            <w:top w:w="0" w:type="dxa"/>
+            <w:bottom w:w="0" w:type="dxa"/>
+          </w:tblCellMar>
+        </w:tblPrEx>
         <w:trPr>
           <w:cantSplit/>
           <w:tblHeader/>
@@ -36445,6 +40350,12 @@
         </w:tc>
       </w:tr>
       <w:tr>
+        <w:tblPrEx>
+          <w:tblCellMar>
+            <w:top w:w="0" w:type="dxa"/>
+            <w:bottom w:w="0" w:type="dxa"/>
+          </w:tblCellMar>
+        </w:tblPrEx>
         <w:trPr>
           <w:cantSplit/>
         </w:trPr>
@@ -36507,8 +40418,17 @@
                 <w:sz w:val="18"/>
                 <w:szCs w:val="18"/>
               </w:rPr>
-              <w:t>/admin</w:t>
-            </w:r>
+              <w:t>/</w:t>
+            </w:r>
+            <w:proofErr w:type="gramStart"/>
+            <w:r>
+              <w:rPr>
+                <w:sz w:val="18"/>
+                <w:szCs w:val="18"/>
+              </w:rPr>
+              <w:t>admin</w:t>
+            </w:r>
+            <w:proofErr w:type="gramEnd"/>
           </w:p>
         </w:tc>
         <w:tc>
@@ -36535,6 +40455,12 @@
         </w:tc>
       </w:tr>
       <w:tr>
+        <w:tblPrEx>
+          <w:tblCellMar>
+            <w:top w:w="0" w:type="dxa"/>
+            <w:bottom w:w="0" w:type="dxa"/>
+          </w:tblCellMar>
+        </w:tblPrEx>
         <w:trPr>
           <w:cantSplit/>
         </w:trPr>
@@ -36627,6 +40553,12 @@
         </w:tc>
       </w:tr>
       <w:tr>
+        <w:tblPrEx>
+          <w:tblCellMar>
+            <w:top w:w="0" w:type="dxa"/>
+            <w:bottom w:w="0" w:type="dxa"/>
+          </w:tblCellMar>
+        </w:tblPrEx>
         <w:trPr>
           <w:cantSplit/>
         </w:trPr>
@@ -36717,6 +40649,12 @@
         </w:tc>
       </w:tr>
       <w:tr>
+        <w:tblPrEx>
+          <w:tblCellMar>
+            <w:top w:w="0" w:type="dxa"/>
+            <w:bottom w:w="0" w:type="dxa"/>
+          </w:tblCellMar>
+        </w:tblPrEx>
         <w:trPr>
           <w:cantSplit/>
         </w:trPr>
@@ -36811,6 +40749,12 @@
         </w:tc>
       </w:tr>
       <w:tr>
+        <w:tblPrEx>
+          <w:tblCellMar>
+            <w:top w:w="0" w:type="dxa"/>
+            <w:bottom w:w="0" w:type="dxa"/>
+          </w:tblCellMar>
+        </w:tblPrEx>
         <w:trPr>
           <w:cantSplit/>
         </w:trPr>
@@ -36899,6 +40843,12 @@
         </w:tc>
       </w:tr>
       <w:tr>
+        <w:tblPrEx>
+          <w:tblCellMar>
+            <w:top w:w="0" w:type="dxa"/>
+            <w:bottom w:w="0" w:type="dxa"/>
+          </w:tblCellMar>
+        </w:tblPrEx>
         <w:trPr>
           <w:cantSplit/>
         </w:trPr>
@@ -36991,6 +40941,12 @@
         </w:tc>
       </w:tr>
       <w:tr>
+        <w:tblPrEx>
+          <w:tblCellMar>
+            <w:top w:w="0" w:type="dxa"/>
+            <w:bottom w:w="0" w:type="dxa"/>
+          </w:tblCellMar>
+        </w:tblPrEx>
         <w:trPr>
           <w:cantSplit/>
         </w:trPr>
@@ -37130,6 +41086,12 @@
         <w:gridCol w:w="2400"/>
       </w:tblGrid>
       <w:tr>
+        <w:tblPrEx>
+          <w:tblCellMar>
+            <w:top w:w="0" w:type="dxa"/>
+            <w:bottom w:w="0" w:type="dxa"/>
+          </w:tblCellMar>
+        </w:tblPrEx>
         <w:trPr>
           <w:cantSplit/>
           <w:tblHeader/>
@@ -37236,6 +41198,12 @@
         </w:tc>
       </w:tr>
       <w:tr>
+        <w:tblPrEx>
+          <w:tblCellMar>
+            <w:top w:w="0" w:type="dxa"/>
+            <w:bottom w:w="0" w:type="dxa"/>
+          </w:tblCellMar>
+        </w:tblPrEx>
         <w:trPr>
           <w:cantSplit/>
         </w:trPr>
@@ -37324,6 +41292,12 @@
         </w:tc>
       </w:tr>
       <w:tr>
+        <w:tblPrEx>
+          <w:tblCellMar>
+            <w:top w:w="0" w:type="dxa"/>
+            <w:bottom w:w="0" w:type="dxa"/>
+          </w:tblCellMar>
+        </w:tblPrEx>
         <w:trPr>
           <w:cantSplit/>
         </w:trPr>
@@ -37384,12 +41358,21 @@
             </w:tcMar>
           </w:tcPr>
           <w:p>
-            <w:r>
-              <w:rPr>
-                <w:sz w:val="18"/>
-                <w:szCs w:val="18"/>
-              </w:rPr>
-              <w:t>Shop, farmers, markets, map pages</w:t>
+            <w:proofErr w:type="gramStart"/>
+            <w:r>
+              <w:rPr>
+                <w:sz w:val="18"/>
+                <w:szCs w:val="18"/>
+              </w:rPr>
+              <w:t>Shop</w:t>
+            </w:r>
+            <w:proofErr w:type="gramEnd"/>
+            <w:r>
+              <w:rPr>
+                <w:sz w:val="18"/>
+                <w:szCs w:val="18"/>
+              </w:rPr>
+              <w:t>, farmers, markets, map pages</w:t>
             </w:r>
           </w:p>
         </w:tc>
@@ -37416,6 +41399,12 @@
         </w:tc>
       </w:tr>
       <w:tr>
+        <w:tblPrEx>
+          <w:tblCellMar>
+            <w:top w:w="0" w:type="dxa"/>
+            <w:bottom w:w="0" w:type="dxa"/>
+          </w:tblCellMar>
+        </w:tblPrEx>
         <w:trPr>
           <w:cantSplit/>
         </w:trPr>
@@ -37504,6 +41493,12 @@
         </w:tc>
       </w:tr>
       <w:tr>
+        <w:tblPrEx>
+          <w:tblCellMar>
+            <w:top w:w="0" w:type="dxa"/>
+            <w:bottom w:w="0" w:type="dxa"/>
+          </w:tblCellMar>
+        </w:tblPrEx>
         <w:trPr>
           <w:cantSplit/>
         </w:trPr>
@@ -37596,6 +41591,12 @@
         </w:tc>
       </w:tr>
       <w:tr>
+        <w:tblPrEx>
+          <w:tblCellMar>
+            <w:top w:w="0" w:type="dxa"/>
+            <w:bottom w:w="0" w:type="dxa"/>
+          </w:tblCellMar>
+        </w:tblPrEx>
         <w:trPr>
           <w:cantSplit/>
         </w:trPr>
@@ -37658,8 +41659,17 @@
                 <w:sz w:val="18"/>
                 <w:szCs w:val="18"/>
               </w:rPr>
-              <w:t>/about</w:t>
-            </w:r>
+              <w:t>/</w:t>
+            </w:r>
+            <w:proofErr w:type="gramStart"/>
+            <w:r>
+              <w:rPr>
+                <w:sz w:val="18"/>
+                <w:szCs w:val="18"/>
+              </w:rPr>
+              <w:t>about</w:t>
+            </w:r>
+            <w:proofErr w:type="gramEnd"/>
           </w:p>
         </w:tc>
         <w:tc>
@@ -37684,6 +41694,12 @@
         </w:tc>
       </w:tr>
       <w:tr>
+        <w:tblPrEx>
+          <w:tblCellMar>
+            <w:top w:w="0" w:type="dxa"/>
+            <w:bottom w:w="0" w:type="dxa"/>
+          </w:tblCellMar>
+        </w:tblPrEx>
         <w:trPr>
           <w:cantSplit/>
         </w:trPr>
@@ -37749,8 +41765,17 @@
                 <w:sz w:val="18"/>
                 <w:szCs w:val="18"/>
               </w:rPr>
-              <w:t>/contact</w:t>
-            </w:r>
+              <w:t>/</w:t>
+            </w:r>
+            <w:proofErr w:type="gramStart"/>
+            <w:r>
+              <w:rPr>
+                <w:sz w:val="18"/>
+                <w:szCs w:val="18"/>
+              </w:rPr>
+              <w:t>contact</w:t>
+            </w:r>
+            <w:proofErr w:type="gramEnd"/>
           </w:p>
         </w:tc>
         <w:tc>
@@ -37817,6 +41842,12 @@
         <w:gridCol w:w="2400"/>
       </w:tblGrid>
       <w:tr>
+        <w:tblPrEx>
+          <w:tblCellMar>
+            <w:top w:w="0" w:type="dxa"/>
+            <w:bottom w:w="0" w:type="dxa"/>
+          </w:tblCellMar>
+        </w:tblPrEx>
         <w:trPr>
           <w:cantSplit/>
           <w:tblHeader/>
@@ -37898,6 +41929,12 @@
         </w:tc>
       </w:tr>
       <w:tr>
+        <w:tblPrEx>
+          <w:tblCellMar>
+            <w:top w:w="0" w:type="dxa"/>
+            <w:bottom w:w="0" w:type="dxa"/>
+          </w:tblCellMar>
+        </w:tblPrEx>
         <w:trPr>
           <w:cantSplit/>
         </w:trPr>
@@ -37966,6 +42003,12 @@
         </w:tc>
       </w:tr>
       <w:tr>
+        <w:tblPrEx>
+          <w:tblCellMar>
+            <w:top w:w="0" w:type="dxa"/>
+            <w:bottom w:w="0" w:type="dxa"/>
+          </w:tblCellMar>
+        </w:tblPrEx>
         <w:trPr>
           <w:cantSplit/>
         </w:trPr>
@@ -38053,6 +42096,12 @@
         </w:tc>
       </w:tr>
       <w:tr>
+        <w:tblPrEx>
+          <w:tblCellMar>
+            <w:top w:w="0" w:type="dxa"/>
+            <w:bottom w:w="0" w:type="dxa"/>
+          </w:tblCellMar>
+        </w:tblPrEx>
         <w:trPr>
           <w:cantSplit/>
         </w:trPr>
@@ -38137,6 +42186,12 @@
         </w:tc>
       </w:tr>
       <w:tr>
+        <w:tblPrEx>
+          <w:tblCellMar>
+            <w:top w:w="0" w:type="dxa"/>
+            <w:bottom w:w="0" w:type="dxa"/>
+          </w:tblCellMar>
+        </w:tblPrEx>
         <w:trPr>
           <w:cantSplit/>
         </w:trPr>
@@ -38211,6 +42266,12 @@
         </w:tc>
       </w:tr>
       <w:tr>
+        <w:tblPrEx>
+          <w:tblCellMar>
+            <w:top w:w="0" w:type="dxa"/>
+            <w:bottom w:w="0" w:type="dxa"/>
+          </w:tblCellMar>
+        </w:tblPrEx>
         <w:trPr>
           <w:cantSplit/>
         </w:trPr>
@@ -38279,6 +42340,12 @@
         </w:tc>
       </w:tr>
       <w:tr>
+        <w:tblPrEx>
+          <w:tblCellMar>
+            <w:top w:w="0" w:type="dxa"/>
+            <w:bottom w:w="0" w:type="dxa"/>
+          </w:tblCellMar>
+        </w:tblPrEx>
         <w:trPr>
           <w:cantSplit/>
         </w:trPr>
@@ -38323,7 +42390,23 @@
                 <w:sz w:val="18"/>
                 <w:szCs w:val="18"/>
               </w:rPr>
-              <w:t>Keyboard access, visible focus, alt text, reduced motion, contrast</w:t>
+              <w:t xml:space="preserve">Keyboard access, visible focus, </w:t>
+            </w:r>
+            <w:proofErr w:type="gramStart"/>
+            <w:r>
+              <w:rPr>
+                <w:sz w:val="18"/>
+                <w:szCs w:val="18"/>
+              </w:rPr>
+              <w:t>alt</w:t>
+            </w:r>
+            <w:proofErr w:type="gramEnd"/>
+            <w:r>
+              <w:rPr>
+                <w:sz w:val="18"/>
+                <w:szCs w:val="18"/>
+              </w:rPr>
+              <w:t xml:space="preserve"> text, reduced motion, contrast</w:t>
             </w:r>
           </w:p>
         </w:tc>
@@ -38353,6 +42436,12 @@
         </w:tc>
       </w:tr>
       <w:tr>
+        <w:tblPrEx>
+          <w:tblCellMar>
+            <w:top w:w="0" w:type="dxa"/>
+            <w:bottom w:w="0" w:type="dxa"/>
+          </w:tblCellMar>
+        </w:tblPrEx>
         <w:trPr>
           <w:cantSplit/>
         </w:trPr>
@@ -38421,6 +42510,12 @@
         </w:tc>
       </w:tr>
       <w:tr>
+        <w:tblPrEx>
+          <w:tblCellMar>
+            <w:top w:w="0" w:type="dxa"/>
+            <w:bottom w:w="0" w:type="dxa"/>
+          </w:tblCellMar>
+        </w:tblPrEx>
         <w:trPr>
           <w:cantSplit/>
         </w:trPr>
@@ -38444,7 +42539,7 @@
                 <w:sz w:val="18"/>
                 <w:szCs w:val="18"/>
               </w:rPr>
-              <w:t>Search engines</w:t>
+              <w:t xml:space="preserve">Search and answer engines</w:t>
             </w:r>
           </w:p>
         </w:tc>
@@ -38465,7 +42560,7 @@
                 <w:sz w:val="18"/>
                 <w:szCs w:val="18"/>
               </w:rPr>
-              <w:t>Titles and descriptions per page, sitemap, structured data</w:t>
+              <w:t xml:space="preserve">Titles and descriptions per page, page facts in the HTML, structured data (JSON-LD), sitemap, robots.txt, llms.txt for AI assistants, English and Urdu alternates</w:t>
             </w:r>
           </w:p>
         </w:tc>
@@ -38518,6 +42613,12 @@
         <w:gridCol w:w="9900"/>
       </w:tblGrid>
       <w:tr>
+        <w:tblPrEx>
+          <w:tblCellMar>
+            <w:top w:w="0" w:type="dxa"/>
+            <w:bottom w:w="0" w:type="dxa"/>
+          </w:tblCellMar>
+        </w:tblPrEx>
         <w:tc>
           <w:tcPr>
             <w:tcW w:w="9900" w:type="dxa"/>
@@ -38615,6 +42716,12 @@
         <w:gridCol w:w="1600"/>
       </w:tblGrid>
       <w:tr>
+        <w:tblPrEx>
+          <w:tblCellMar>
+            <w:top w:w="0" w:type="dxa"/>
+            <w:bottom w:w="0" w:type="dxa"/>
+          </w:tblCellMar>
+        </w:tblPrEx>
         <w:trPr>
           <w:cantSplit/>
           <w:tblHeader/>
@@ -38746,6 +42853,12 @@
         </w:tc>
       </w:tr>
       <w:tr>
+        <w:tblPrEx>
+          <w:tblCellMar>
+            <w:top w:w="0" w:type="dxa"/>
+            <w:bottom w:w="0" w:type="dxa"/>
+          </w:tblCellMar>
+        </w:tblPrEx>
         <w:trPr>
           <w:cantSplit/>
         </w:trPr>
@@ -38863,6 +42976,12 @@
         </w:tc>
       </w:tr>
       <w:tr>
+        <w:tblPrEx>
+          <w:tblCellMar>
+            <w:top w:w="0" w:type="dxa"/>
+            <w:bottom w:w="0" w:type="dxa"/>
+          </w:tblCellMar>
+        </w:tblPrEx>
         <w:trPr>
           <w:cantSplit/>
         </w:trPr>
@@ -38985,6 +43104,12 @@
         </w:tc>
       </w:tr>
       <w:tr>
+        <w:tblPrEx>
+          <w:tblCellMar>
+            <w:top w:w="0" w:type="dxa"/>
+            <w:bottom w:w="0" w:type="dxa"/>
+          </w:tblCellMar>
+        </w:tblPrEx>
         <w:trPr>
           <w:cantSplit/>
         </w:trPr>
@@ -39102,6 +43227,12 @@
         </w:tc>
       </w:tr>
       <w:tr>
+        <w:tblPrEx>
+          <w:tblCellMar>
+            <w:top w:w="0" w:type="dxa"/>
+            <w:bottom w:w="0" w:type="dxa"/>
+          </w:tblCellMar>
+        </w:tblPrEx>
         <w:trPr>
           <w:cantSplit/>
         </w:trPr>
@@ -39224,6 +43355,12 @@
         </w:tc>
       </w:tr>
       <w:tr>
+        <w:tblPrEx>
+          <w:tblCellMar>
+            <w:top w:w="0" w:type="dxa"/>
+            <w:bottom w:w="0" w:type="dxa"/>
+          </w:tblCellMar>
+        </w:tblPrEx>
         <w:trPr>
           <w:cantSplit/>
         </w:trPr>
@@ -39341,6 +43478,12 @@
         </w:tc>
       </w:tr>
       <w:tr>
+        <w:tblPrEx>
+          <w:tblCellMar>
+            <w:top w:w="0" w:type="dxa"/>
+            <w:bottom w:w="0" w:type="dxa"/>
+          </w:tblCellMar>
+        </w:tblPrEx>
         <w:trPr>
           <w:cantSplit/>
         </w:trPr>
@@ -39489,6 +43632,12 @@
         <w:gridCol w:w="9900"/>
       </w:tblGrid>
       <w:tr>
+        <w:tblPrEx>
+          <w:tblCellMar>
+            <w:top w:w="0" w:type="dxa"/>
+            <w:bottom w:w="0" w:type="dxa"/>
+          </w:tblCellMar>
+        </w:tblPrEx>
         <w:trPr>
           <w:cantSplit/>
         </w:trPr>
@@ -39584,6 +43733,12 @@
         <w:gridCol w:w="4400"/>
       </w:tblGrid>
       <w:tr>
+        <w:tblPrEx>
+          <w:tblCellMar>
+            <w:top w:w="0" w:type="dxa"/>
+            <w:bottom w:w="0" w:type="dxa"/>
+          </w:tblCellMar>
+        </w:tblPrEx>
         <w:trPr>
           <w:cantSplit/>
           <w:tblHeader/>
@@ -39640,6 +43795,12 @@
         </w:tc>
       </w:tr>
       <w:tr>
+        <w:tblPrEx>
+          <w:tblCellMar>
+            <w:top w:w="0" w:type="dxa"/>
+            <w:bottom w:w="0" w:type="dxa"/>
+          </w:tblCellMar>
+        </w:tblPrEx>
         <w:trPr>
           <w:cantSplit/>
         </w:trPr>
@@ -39688,6 +43849,12 @@
         </w:tc>
       </w:tr>
       <w:tr>
+        <w:tblPrEx>
+          <w:tblCellMar>
+            <w:top w:w="0" w:type="dxa"/>
+            <w:bottom w:w="0" w:type="dxa"/>
+          </w:tblCellMar>
+        </w:tblPrEx>
         <w:trPr>
           <w:cantSplit/>
         </w:trPr>
@@ -39711,7 +43878,7 @@
                 <w:sz w:val="18"/>
                 <w:szCs w:val="18"/>
               </w:rPr>
-              <w:t>ReadMe.doc with assumptions</w:t>
+              <w:t>README.md files with assumptions</w:t>
             </w:r>
           </w:p>
         </w:tc>
@@ -39738,6 +43905,12 @@
         </w:tc>
       </w:tr>
       <w:tr>
+        <w:tblPrEx>
+          <w:tblCellMar>
+            <w:top w:w="0" w:type="dxa"/>
+            <w:bottom w:w="0" w:type="dxa"/>
+          </w:tblCellMar>
+        </w:tblPrEx>
         <w:trPr>
           <w:cantSplit/>
         </w:trPr>
@@ -39830,6 +44003,12 @@
         </w:tc>
       </w:tr>
       <w:tr>
+        <w:tblPrEx>
+          <w:tblCellMar>
+            <w:top w:w="0" w:type="dxa"/>
+            <w:bottom w:w="0" w:type="dxa"/>
+          </w:tblCellMar>
+        </w:tblPrEx>
         <w:trPr>
           <w:cantSplit/>
         </w:trPr>
@@ -39853,7 +44032,29 @@
                 <w:sz w:val="18"/>
                 <w:szCs w:val="18"/>
               </w:rPr>
-              <w:t>Demo video (.mp4) covering every functional requirement</w:t>
+              <w:t xml:space="preserve">Demo </w:t>
+            </w:r>
+            <w:proofErr w:type="gramStart"/>
+            <w:r>
+              <w:rPr>
+                <w:b/>
+                <w:bCs/>
+                <w:color w:val="1F3D2B"/>
+                <w:sz w:val="18"/>
+                <w:szCs w:val="18"/>
+              </w:rPr>
+              <w:t>video (.</w:t>
+            </w:r>
+            <w:proofErr w:type="gramEnd"/>
+            <w:r>
+              <w:rPr>
+                <w:b/>
+                <w:bCs/>
+                <w:color w:val="1F3D2B"/>
+                <w:sz w:val="18"/>
+                <w:szCs w:val="18"/>
+              </w:rPr>
+              <w:t>mp4) covering every functional requirement</w:t>
             </w:r>
           </w:p>
         </w:tc>
@@ -39880,6 +44081,12 @@
         </w:tc>
       </w:tr>
       <w:tr>
+        <w:tblPrEx>
+          <w:tblCellMar>
+            <w:top w:w="0" w:type="dxa"/>
+            <w:bottom w:w="0" w:type="dxa"/>
+          </w:tblCellMar>
+        </w:tblPrEx>
         <w:trPr>
           <w:cantSplit/>
         </w:trPr>
@@ -39928,6 +44135,12 @@
         </w:tc>
       </w:tr>
       <w:tr>
+        <w:tblPrEx>
+          <w:tblCellMar>
+            <w:top w:w="0" w:type="dxa"/>
+            <w:bottom w:w="0" w:type="dxa"/>
+          </w:tblCellMar>
+        </w:tblPrEx>
         <w:trPr>
           <w:cantSplit/>
         </w:trPr>
@@ -39978,6 +44191,12 @@
         </w:tc>
       </w:tr>
       <w:tr>
+        <w:tblPrEx>
+          <w:tblCellMar>
+            <w:top w:w="0" w:type="dxa"/>
+            <w:bottom w:w="0" w:type="dxa"/>
+          </w:tblCellMar>
+        </w:tblPrEx>
         <w:trPr>
           <w:cantSplit/>
         </w:trPr>
@@ -40026,6 +44245,12 @@
         </w:tc>
       </w:tr>
       <w:tr>
+        <w:tblPrEx>
+          <w:tblCellMar>
+            <w:top w:w="0" w:type="dxa"/>
+            <w:bottom w:w="0" w:type="dxa"/>
+          </w:tblCellMar>
+        </w:tblPrEx>
         <w:trPr>
           <w:cantSplit/>
         </w:trPr>
@@ -40102,6 +44327,12 @@
         <w:gridCol w:w="9900"/>
       </w:tblGrid>
       <w:tr>
+        <w:tblPrEx>
+          <w:tblCellMar>
+            <w:top w:w="0" w:type="dxa"/>
+            <w:bottom w:w="0" w:type="dxa"/>
+          </w:tblCellMar>
+        </w:tblPrEx>
         <w:tc>
           <w:tcPr>
             <w:tcW w:w="9900" w:type="dxa"/>
@@ -40179,9 +44410,11 @@
         <w:keepNext/>
         <w:spacing w:before="320" w:after="60"/>
       </w:pPr>
+      <w:proofErr w:type="gramStart"/>
       <w:r>
         <w:t>D.1  Assumptions</w:t>
       </w:r>
+      <w:proofErr w:type="gramEnd"/>
     </w:p>
     <w:p>
       <w:pPr>
@@ -40198,7 +44431,7 @@
           <w:sz w:val="15"/>
           <w:szCs w:val="15"/>
         </w:rPr>
-        <w:t>ALSO LISTED IN README.DOC</w:t>
+        <w:t>ALSO LISTED IN THE README</w:t>
       </w:r>
     </w:p>
     <w:p>
@@ -40400,8 +44633,13 @@
         <w:keepNext/>
         <w:spacing w:before="320" w:after="60"/>
       </w:pPr>
+      <w:proofErr w:type="gramStart"/>
       <w:r>
-        <w:t>D.2  Known limitations</w:t>
+        <w:t>D.2  Known</w:t>
+      </w:r>
+      <w:proofErr w:type="gramEnd"/>
+      <w:r>
+        <w:t xml:space="preserve"> limitations</w:t>
       </w:r>
     </w:p>
     <w:p>
@@ -40432,7 +44670,15 @@
         <w:spacing w:after="90" w:line="276" w:lineRule="auto"/>
       </w:pPr>
       <w:r>
-        <w:t>Tests ran in Chromium only; Firefox and Safari were not tested automatically.</w:t>
+        <w:t xml:space="preserve">Tests </w:t>
+      </w:r>
+      <w:proofErr w:type="gramStart"/>
+      <w:r>
+        <w:t>ran</w:t>
+      </w:r>
+      <w:proofErr w:type="gramEnd"/>
+      <w:r>
+        <w:t xml:space="preserve"> in Chromium only; Firefox and Safari were not tested automatically.</w:t>
       </w:r>
     </w:p>
     <w:p>
@@ -40480,9 +44726,14 @@
         <w:keepNext/>
         <w:spacing w:before="320" w:after="60"/>
       </w:pPr>
+      <w:proofErr w:type="gramStart"/>
       <w:r>
         <w:lastRenderedPageBreak/>
-        <w:t>D.3  AI tools used</w:t>
+        <w:t>D.3  AI</w:t>
+      </w:r>
+      <w:proofErr w:type="gramEnd"/>
+      <w:r>
+        <w:t xml:space="preserve"> tools used</w:t>
       </w:r>
     </w:p>
     <w:p>
@@ -40526,6 +44777,12 @@
         <w:gridCol w:w="6400"/>
       </w:tblGrid>
       <w:tr>
+        <w:tblPrEx>
+          <w:tblCellMar>
+            <w:top w:w="0" w:type="dxa"/>
+            <w:bottom w:w="0" w:type="dxa"/>
+          </w:tblCellMar>
+        </w:tblPrEx>
         <w:trPr>
           <w:cantSplit/>
           <w:tblHeader/>
@@ -40582,6 +44839,12 @@
         </w:tc>
       </w:tr>
       <w:tr>
+        <w:tblPrEx>
+          <w:tblCellMar>
+            <w:top w:w="0" w:type="dxa"/>
+            <w:bottom w:w="0" w:type="dxa"/>
+          </w:tblCellMar>
+        </w:tblPrEx>
         <w:trPr>
           <w:cantSplit/>
         </w:trPr>
@@ -40624,12 +44887,18 @@
                 <w:sz w:val="18"/>
                 <w:szCs w:val="18"/>
               </w:rPr>
-              <w:t xml:space="preserve">Coding assistant during development and testing </w:t>
+              <w:t>Coding assistant during development and testing</w:t>
             </w:r>
           </w:p>
         </w:tc>
       </w:tr>
       <w:tr>
+        <w:tblPrEx>
+          <w:tblCellMar>
+            <w:top w:w="0" w:type="dxa"/>
+            <w:bottom w:w="0" w:type="dxa"/>
+          </w:tblCellMar>
+        </w:tblPrEx>
         <w:trPr>
           <w:cantSplit/>
         </w:trPr>
@@ -40680,6 +44949,12 @@
         </w:tc>
       </w:tr>
       <w:tr>
+        <w:tblPrEx>
+          <w:tblCellMar>
+            <w:top w:w="0" w:type="dxa"/>
+            <w:bottom w:w="0" w:type="dxa"/>
+          </w:tblCellMar>
+        </w:tblPrEx>
         <w:trPr>
           <w:cantSplit/>
         </w:trPr>
@@ -40786,6 +45061,12 @@
         <w:gridCol w:w="9900"/>
       </w:tblGrid>
       <w:tr>
+        <w:tblPrEx>
+          <w:tblCellMar>
+            <w:top w:w="0" w:type="dxa"/>
+            <w:bottom w:w="0" w:type="dxa"/>
+          </w:tblCellMar>
+        </w:tblPrEx>
         <w:tc>
           <w:tcPr>
             <w:tcW w:w="9900" w:type="dxa"/>
@@ -40881,6 +45162,12 @@
         <w:gridCol w:w="6700"/>
       </w:tblGrid>
       <w:tr>
+        <w:tblPrEx>
+          <w:tblCellMar>
+            <w:top w:w="0" w:type="dxa"/>
+            <w:bottom w:w="0" w:type="dxa"/>
+          </w:tblCellMar>
+        </w:tblPrEx>
         <w:trPr>
           <w:cantSplit/>
           <w:tblHeader/>
@@ -40962,6 +45249,12 @@
         </w:tc>
       </w:tr>
       <w:tr>
+        <w:tblPrEx>
+          <w:tblCellMar>
+            <w:top w:w="0" w:type="dxa"/>
+            <w:bottom w:w="0" w:type="dxa"/>
+          </w:tblCellMar>
+        </w:tblPrEx>
         <w:trPr>
           <w:cantSplit/>
         </w:trPr>
@@ -41030,6 +45323,12 @@
         </w:tc>
       </w:tr>
       <w:tr>
+        <w:tblPrEx>
+          <w:tblCellMar>
+            <w:top w:w="0" w:type="dxa"/>
+            <w:bottom w:w="0" w:type="dxa"/>
+          </w:tblCellMar>
+        </w:tblPrEx>
         <w:trPr>
           <w:cantSplit/>
         </w:trPr>
@@ -41101,6 +45400,12 @@
         </w:tc>
       </w:tr>
       <w:tr>
+        <w:tblPrEx>
+          <w:tblCellMar>
+            <w:top w:w="0" w:type="dxa"/>
+            <w:bottom w:w="0" w:type="dxa"/>
+          </w:tblCellMar>
+        </w:tblPrEx>
         <w:trPr>
           <w:cantSplit/>
         </w:trPr>
@@ -41169,6 +45474,12 @@
         </w:tc>
       </w:tr>
       <w:tr>
+        <w:tblPrEx>
+          <w:tblCellMar>
+            <w:top w:w="0" w:type="dxa"/>
+            <w:bottom w:w="0" w:type="dxa"/>
+          </w:tblCellMar>
+        </w:tblPrEx>
         <w:trPr>
           <w:cantSplit/>
         </w:trPr>
@@ -41240,6 +45551,12 @@
         </w:tc>
       </w:tr>
       <w:tr>
+        <w:tblPrEx>
+          <w:tblCellMar>
+            <w:top w:w="0" w:type="dxa"/>
+            <w:bottom w:w="0" w:type="dxa"/>
+          </w:tblCellMar>
+        </w:tblPrEx>
         <w:trPr>
           <w:cantSplit/>
         </w:trPr>
@@ -41308,6 +45625,12 @@
         </w:tc>
       </w:tr>
       <w:tr>
+        <w:tblPrEx>
+          <w:tblCellMar>
+            <w:top w:w="0" w:type="dxa"/>
+            <w:bottom w:w="0" w:type="dxa"/>
+          </w:tblCellMar>
+        </w:tblPrEx>
         <w:trPr>
           <w:cantSplit/>
         </w:trPr>
@@ -41379,6 +45702,12 @@
         </w:tc>
       </w:tr>
       <w:tr>
+        <w:tblPrEx>
+          <w:tblCellMar>
+            <w:top w:w="0" w:type="dxa"/>
+            <w:bottom w:w="0" w:type="dxa"/>
+          </w:tblCellMar>
+        </w:tblPrEx>
         <w:trPr>
           <w:cantSplit/>
         </w:trPr>
@@ -41447,6 +45776,12 @@
         </w:tc>
       </w:tr>
       <w:tr>
+        <w:tblPrEx>
+          <w:tblCellMar>
+            <w:top w:w="0" w:type="dxa"/>
+            <w:bottom w:w="0" w:type="dxa"/>
+          </w:tblCellMar>
+        </w:tblPrEx>
         <w:trPr>
           <w:cantSplit/>
         </w:trPr>
@@ -41560,6 +45895,12 @@
         <w:gridCol w:w="1600"/>
       </w:tblGrid>
       <w:tr>
+        <w:tblPrEx>
+          <w:tblCellMar>
+            <w:top w:w="0" w:type="dxa"/>
+            <w:bottom w:w="0" w:type="dxa"/>
+          </w:tblCellMar>
+        </w:tblPrEx>
         <w:trPr>
           <w:cantSplit/>
           <w:tblHeader/>
@@ -41666,6 +46007,12 @@
         </w:tc>
       </w:tr>
       <w:tr>
+        <w:tblPrEx>
+          <w:tblCellMar>
+            <w:top w:w="0" w:type="dxa"/>
+            <w:bottom w:w="0" w:type="dxa"/>
+          </w:tblCellMar>
+        </w:tblPrEx>
         <w:trPr>
           <w:cantSplit/>
         </w:trPr>
@@ -41754,6 +46101,12 @@
         </w:tc>
       </w:tr>
       <w:tr>
+        <w:tblPrEx>
+          <w:tblCellMar>
+            <w:top w:w="0" w:type="dxa"/>
+            <w:bottom w:w="0" w:type="dxa"/>
+          </w:tblCellMar>
+        </w:tblPrEx>
         <w:trPr>
           <w:cantSplit/>
         </w:trPr>
@@ -41846,6 +46199,12 @@
         </w:tc>
       </w:tr>
       <w:tr>
+        <w:tblPrEx>
+          <w:tblCellMar>
+            <w:top w:w="0" w:type="dxa"/>
+            <w:bottom w:w="0" w:type="dxa"/>
+          </w:tblCellMar>
+        </w:tblPrEx>
         <w:trPr>
           <w:cantSplit/>
         </w:trPr>
@@ -41934,6 +46293,12 @@
         </w:tc>
       </w:tr>
       <w:tr>
+        <w:tblPrEx>
+          <w:tblCellMar>
+            <w:top w:w="0" w:type="dxa"/>
+            <w:bottom w:w="0" w:type="dxa"/>
+          </w:tblCellMar>
+        </w:tblPrEx>
         <w:trPr>
           <w:cantSplit/>
         </w:trPr>
@@ -42026,6 +46391,12 @@
         </w:tc>
       </w:tr>
       <w:tr>
+        <w:tblPrEx>
+          <w:tblCellMar>
+            <w:top w:w="0" w:type="dxa"/>
+            <w:bottom w:w="0" w:type="dxa"/>
+          </w:tblCellMar>
+        </w:tblPrEx>
         <w:trPr>
           <w:cantSplit/>
         </w:trPr>
@@ -42126,6 +46497,12 @@
         </w:tc>
       </w:tr>
       <w:tr>
+        <w:tblPrEx>
+          <w:tblCellMar>
+            <w:top w:w="0" w:type="dxa"/>
+            <w:bottom w:w="0" w:type="dxa"/>
+          </w:tblCellMar>
+        </w:tblPrEx>
         <w:trPr>
           <w:cantSplit/>
         </w:trPr>
@@ -42218,6 +46595,12 @@
         </w:tc>
       </w:tr>
       <w:tr>
+        <w:tblPrEx>
+          <w:tblCellMar>
+            <w:top w:w="0" w:type="dxa"/>
+            <w:bottom w:w="0" w:type="dxa"/>
+          </w:tblCellMar>
+        </w:tblPrEx>
         <w:trPr>
           <w:cantSplit/>
         </w:trPr>
@@ -42306,6 +46689,12 @@
         </w:tc>
       </w:tr>
       <w:tr>
+        <w:tblPrEx>
+          <w:tblCellMar>
+            <w:top w:w="0" w:type="dxa"/>
+            <w:bottom w:w="0" w:type="dxa"/>
+          </w:tblCellMar>
+        </w:tblPrEx>
         <w:trPr>
           <w:cantSplit/>
         </w:trPr>
@@ -42445,7 +46834,25 @@
         <w:sz w:val="14"/>
         <w:szCs w:val="14"/>
       </w:rPr>
-      <w:t>Team Omniverse  ·  Aptech Learning Centre, F.B. Area</w:t>
+      <w:t xml:space="preserve">Team </w:t>
+    </w:r>
+    <w:proofErr w:type="gramStart"/>
+    <w:r>
+      <w:rPr>
+        <w:color w:val="8C857B"/>
+        <w:sz w:val="14"/>
+        <w:szCs w:val="14"/>
+      </w:rPr>
+      <w:t>Omniverse  ·</w:t>
+    </w:r>
+    <w:proofErr w:type="gramEnd"/>
+    <w:r>
+      <w:rPr>
+        <w:color w:val="8C857B"/>
+        <w:sz w:val="14"/>
+        <w:szCs w:val="14"/>
+      </w:rPr>
+      <w:t xml:space="preserve">  Aptech Learning Centre, F.B. Area</w:t>
     </w:r>
     <w:r>
       <w:rPr>
@@ -42544,7 +46951,27 @@
         <w:szCs w:val="14"/>
       </w:rPr>
       <w:tab/>
-      <w:t>PROJECT REPORT  ·  TECHWIZ</w:t>
+      <w:t xml:space="preserve">PROJECT </w:t>
+    </w:r>
+    <w:proofErr w:type="gramStart"/>
+    <w:r>
+      <w:rPr>
+        <w:color w:val="8C857B"/>
+        <w:spacing w:val="20"/>
+        <w:sz w:val="14"/>
+        <w:szCs w:val="14"/>
+      </w:rPr>
+      <w:t>REPORT  ·</w:t>
+    </w:r>
+    <w:proofErr w:type="gramEnd"/>
+    <w:r>
+      <w:rPr>
+        <w:color w:val="8C857B"/>
+        <w:spacing w:val="20"/>
+        <w:sz w:val="14"/>
+        <w:szCs w:val="14"/>
+      </w:rPr>
+      <w:t xml:space="preserve">  TECHWIZ</w:t>
     </w:r>
     <w:r>
       <w:rPr>

--- a/documentation/MarketLink-Project-Report.docx
+++ b/documentation/MarketLink-Project-Report.docx
@@ -46790,6 +46790,7 @@
     <w:p/>
     <w:sectPr>
       <w:headerReference w:type="default" r:id="rId43"/>
+      <w:headerReference w:type="first" r:id="rId99"/>
       <w:footerReference w:type="default" r:id="rId44"/>
       <w:pgSz w:w="11906" w:h="16838"/>
       <w:pgMar w:top="1000" w:right="1003" w:bottom="1000" w:left="1003" w:header="500" w:footer="500" w:gutter="0"/>
@@ -46928,68 +46929,207 @@
         <w:bottom w:val="single" w:sz="4" w:space="4" w:color="D9D4CB"/>
       </w:pBdr>
       <w:tabs>
+        <w:tab w:val="center" w:pos="4950"/>
         <w:tab w:val="right" w:pos="9900"/>
       </w:tabs>
+      <w:spacing w:after="0"/>
     </w:pPr>
-    <w:proofErr w:type="spellStart"/>
+    <w:r>
+      <w:drawing>
+        <wp:inline distT="0" distB="0" distL="0" distR="0">
+          <wp:extent cx="563291" cy="246888"/>
+          <wp:docPr id="9001" name="Aptech Learning logo" descr="Aptech Learning logo"/>
+          <wp:cNvGraphicFramePr>
+            <a:graphicFrameLocks xmlns:a="http://schemas.openxmlformats.org/drawingml/2006/main" noChangeAspect="1"/>
+          </wp:cNvGraphicFramePr>
+          <a:graphic xmlns:a="http://schemas.openxmlformats.org/drawingml/2006/main">
+            <a:graphicData uri="http://schemas.openxmlformats.org/drawingml/2006/picture">
+              <pic:pic xmlns:pic="http://schemas.openxmlformats.org/drawingml/2006/picture">
+                <pic:nvPicPr>
+                  <pic:cNvPr id="9001" name="Aptech Learning logo"/>
+                  <pic:cNvPicPr/>
+                </pic:nvPicPr>
+                <pic:blipFill>
+                  <a:blip r:embed="rIdLogoA"/>
+                  <a:stretch>
+                    <a:fillRect/>
+                  </a:stretch>
+                </pic:blipFill>
+                <pic:spPr>
+                  <a:xfrm>
+                    <a:off x="0" y="0"/>
+                    <a:ext cx="563291" cy="246888"/>
+                  </a:xfrm>
+                  <a:prstGeom prst="rect">
+                    <a:avLst/>
+                  </a:prstGeom>
+                </pic:spPr>
+              </pic:pic>
+            </a:graphicData>
+          </a:graphic>
+        </wp:inline>
+      </w:drawing>
+    </w:r>
+    <w:r>
+      <w:tab/>
+    </w:r>
     <w:r>
       <w:rPr>
         <w:b/>
         <w:bCs/>
         <w:color w:val="1F3D2B"/>
+        <w:position w:val="8"/>
         <w:sz w:val="15"/>
         <w:szCs w:val="15"/>
       </w:rPr>
-      <w:t>MarketLink</w:t>
-    </w:r>
-    <w:proofErr w:type="spellEnd"/>
-    <w:r>
-      <w:rPr>
-        <w:color w:val="8C857B"/>
-        <w:spacing w:val="20"/>
-        <w:sz w:val="14"/>
-        <w:szCs w:val="14"/>
-      </w:rPr>
-      <w:tab/>
-      <w:t xml:space="preserve">PROJECT </w:t>
-    </w:r>
-    <w:proofErr w:type="gramStart"/>
-    <w:r>
-      <w:rPr>
-        <w:color w:val="8C857B"/>
-        <w:spacing w:val="20"/>
-        <w:sz w:val="14"/>
-        <w:szCs w:val="14"/>
-      </w:rPr>
-      <w:t>REPORT  ·</w:t>
-    </w:r>
-    <w:proofErr w:type="gramEnd"/>
-    <w:r>
-      <w:rPr>
-        <w:color w:val="8C857B"/>
-        <w:spacing w:val="20"/>
-        <w:sz w:val="14"/>
-        <w:szCs w:val="14"/>
-      </w:rPr>
-      <w:t xml:space="preserve">  TECHWIZ</w:t>
+      <w:t xml:space="preserve">MarketLink</w:t>
     </w:r>
     <w:r>
       <w:rPr>
         <w:color w:val="8C857B"/>
-        <w:spacing w:val="20"/>
-        <w:sz w:val="14"/>
-        <w:szCs w:val="14"/>
+        <w:spacing w:val="30"/>
+        <w:position w:val="8"/>
+        <w:sz w:val="13"/>
+        <w:szCs w:val="13"/>
       </w:rPr>
-      <w:t>Z</w:t>
+      <w:t xml:space="preserve">  ·  PROJECT REPORT</w:t>
+    </w:r>
+    <w:r>
+      <w:tab/>
     </w:r>
     <w:r>
       <w:rPr>
-        <w:color w:val="8C857B"/>
-        <w:spacing w:val="20"/>
-        <w:sz w:val="14"/>
-        <w:szCs w:val="14"/>
+        <w:position w:val="6"/>
       </w:rPr>
-      <w:t xml:space="preserve"> 7</w:t>
+      <w:drawing>
+        <wp:inline distT="0" distB="0" distL="0" distR="0">
+          <wp:extent cx="1463040" cy="163309"/>
+          <wp:docPr id="9002" name="TechWiz 7 logo" descr="TechWiz 7 logo"/>
+          <wp:cNvGraphicFramePr>
+            <a:graphicFrameLocks xmlns:a="http://schemas.openxmlformats.org/drawingml/2006/main" noChangeAspect="1"/>
+          </wp:cNvGraphicFramePr>
+          <a:graphic xmlns:a="http://schemas.openxmlformats.org/drawingml/2006/main">
+            <a:graphicData uri="http://schemas.openxmlformats.org/drawingml/2006/picture">
+              <pic:pic xmlns:pic="http://schemas.openxmlformats.org/drawingml/2006/picture">
+                <pic:nvPicPr>
+                  <pic:cNvPr id="9002" name="TechWiz 7 logo"/>
+                  <pic:cNvPicPr/>
+                </pic:nvPicPr>
+                <pic:blipFill>
+                  <a:blip r:embed="rIdLogoT"/>
+                  <a:stretch>
+                    <a:fillRect/>
+                  </a:stretch>
+                </pic:blipFill>
+                <pic:spPr>
+                  <a:xfrm>
+                    <a:off x="0" y="0"/>
+                    <a:ext cx="1463040" cy="163309"/>
+                  </a:xfrm>
+                  <a:prstGeom prst="rect">
+                    <a:avLst/>
+                  </a:prstGeom>
+                </pic:spPr>
+              </pic:pic>
+            </a:graphicData>
+          </a:graphic>
+        </wp:inline>
+      </w:drawing>
+    </w:r>
+  </w:p>
+</w:hdr>
+</file>
+
+<file path=word/header2.xml><?xml version="1.0" encoding="utf-8"?>
+<w:hdr xmlns:wpc="http://schemas.microsoft.com/office/word/2010/wordprocessingCanvas" xmlns:cx="http://schemas.microsoft.com/office/drawing/2014/chartex" xmlns:cx1="http://schemas.microsoft.com/office/drawing/2015/9/8/chartex" xmlns:cx2="http://schemas.microsoft.com/office/drawing/2015/10/21/chartex" xmlns:cx3="http://schemas.microsoft.com/office/drawing/2016/5/9/chartex" xmlns:cx4="http://schemas.microsoft.com/office/drawing/2016/5/10/chartex" xmlns:cx5="http://schemas.microsoft.com/office/drawing/2016/5/11/chartex" xmlns:cx6="http://schemas.microsoft.com/office/drawing/2016/5/12/chartex" xmlns:cx7="http://schemas.microsoft.com/office/drawing/2016/5/13/chartex" xmlns:cx8="http://schemas.microsoft.com/office/drawing/2016/5/14/chartex" xmlns:mc="http://schemas.openxmlformats.org/markup-compatibility/2006" xmlns:aink="http://schemas.microsoft.com/office/drawing/2016/ink" xmlns:am3d="http://schemas.microsoft.com/office/drawing/2017/model3d" xmlns:o="urn:schemas-microsoft-com:office:office" xmlns:oel="http://schemas.microsoft.com/office/2019/extlst" xmlns:r="http://schemas.openxmlformats.org/officeDocument/2006/relationships" xmlns:m="http://schemas.openxmlformats.org/officeDocument/2006/math" xmlns:v="urn:schemas-microsoft-com:vml" xmlns:wp14="http://schemas.microsoft.com/office/word/2010/wordprocessingDrawing" xmlns:wp="http://schemas.openxmlformats.org/drawingml/2006/wordprocessingDrawing" xmlns:w10="urn:schemas-microsoft-com:office:word" xmlns:w="http://schemas.openxmlformats.org/wordprocessingml/2006/main" xmlns:w14="http://schemas.microsoft.com/office/word/2010/wordml" xmlns:w15="http://schemas.microsoft.com/office/word/2012/wordml" xmlns:w16cex="http://schemas.microsoft.com/office/word/2018/wordml/cex" xmlns:w16cid="http://schemas.microsoft.com/office/word/2016/wordml/cid" xmlns:w16="http://schemas.microsoft.com/office/word/2018/wordml" xmlns:w16du="http://schemas.microsoft.com/office/word/2023/wordml/word16du" xmlns:w16sdtdh="http://schemas.microsoft.com/office/word/2020/wordml/sdtdatahash" xmlns:w16sdtfl="http://schemas.microsoft.com/office/word/2024/wordml/sdtformatlock" xmlns:w16se="http://schemas.microsoft.com/office/word/2015/wordml/symex" xmlns:wpg="http://schemas.microsoft.com/office/word/2010/wordprocessingGroup" xmlns:wpi="http://schemas.microsoft.com/office/word/2010/wordprocessingInk" xmlns:wne="http://schemas.microsoft.com/office/word/2006/wordml" xmlns:wps="http://schemas.microsoft.com/office/word/2010/wordprocessingShape" mc:Ignorable="w14 w15 w16se w16cid w16 w16cex w16sdtdh w16sdtfl w16du wp14">
+  <w:p>
+    <w:pPr>
+      <w:tabs>
+        <w:tab w:val="center" w:pos="4950"/>
+        <w:tab w:val="right" w:pos="9900"/>
+      </w:tabs>
+      <w:spacing w:after="240"/>
+    </w:pPr>
+    <w:r>
+      <w:drawing>
+        <wp:inline distT="0" distB="0" distL="0" distR="0">
+          <wp:extent cx="1147445" cy="502920"/>
+          <wp:docPr id="9001" name="Aptech Learning logo" descr="Aptech Learning logo"/>
+          <wp:cNvGraphicFramePr>
+            <a:graphicFrameLocks xmlns:a="http://schemas.openxmlformats.org/drawingml/2006/main" noChangeAspect="1"/>
+          </wp:cNvGraphicFramePr>
+          <a:graphic xmlns:a="http://schemas.openxmlformats.org/drawingml/2006/main">
+            <a:graphicData uri="http://schemas.openxmlformats.org/drawingml/2006/picture">
+              <pic:pic xmlns:pic="http://schemas.openxmlformats.org/drawingml/2006/picture">
+                <pic:nvPicPr>
+                  <pic:cNvPr id="9001" name="Aptech Learning logo"/>
+                  <pic:cNvPicPr/>
+                </pic:nvPicPr>
+                <pic:blipFill>
+                  <a:blip r:embed="rIdLogoA"/>
+                  <a:stretch>
+                    <a:fillRect/>
+                  </a:stretch>
+                </pic:blipFill>
+                <pic:spPr>
+                  <a:xfrm>
+                    <a:off x="0" y="0"/>
+                    <a:ext cx="1147445" cy="502920"/>
+                  </a:xfrm>
+                  <a:prstGeom prst="rect">
+                    <a:avLst/>
+                  </a:prstGeom>
+                </pic:spPr>
+              </pic:pic>
+            </a:graphicData>
+          </a:graphic>
+        </wp:inline>
+      </w:drawing>
+    </w:r>
+    <w:r>
+      <w:tab/>
+    </w:r>
+    <w:r>
+      <w:tab/>
+    </w:r>
+    <w:r>
+      <w:rPr>
+        <w:position w:val="15"/>
+      </w:rPr>
+      <w:drawing>
+        <wp:inline distT="0" distB="0" distL="0" distR="0">
+          <wp:extent cx="2468880" cy="275585"/>
+          <wp:docPr id="9002" name="TechWiz 7 logo" descr="TechWiz 7 logo"/>
+          <wp:cNvGraphicFramePr>
+            <a:graphicFrameLocks xmlns:a="http://schemas.openxmlformats.org/drawingml/2006/main" noChangeAspect="1"/>
+          </wp:cNvGraphicFramePr>
+          <a:graphic xmlns:a="http://schemas.openxmlformats.org/drawingml/2006/main">
+            <a:graphicData uri="http://schemas.openxmlformats.org/drawingml/2006/picture">
+              <pic:pic xmlns:pic="http://schemas.openxmlformats.org/drawingml/2006/picture">
+                <pic:nvPicPr>
+                  <pic:cNvPr id="9002" name="TechWiz 7 logo"/>
+                  <pic:cNvPicPr/>
+                </pic:nvPicPr>
+                <pic:blipFill>
+                  <a:blip r:embed="rIdLogoT"/>
+                  <a:stretch>
+                    <a:fillRect/>
+                  </a:stretch>
+                </pic:blipFill>
+                <pic:spPr>
+                  <a:xfrm>
+                    <a:off x="0" y="0"/>
+                    <a:ext cx="2468880" cy="275585"/>
+                  </a:xfrm>
+                  <a:prstGeom prst="rect">
+                    <a:avLst/>
+                  </a:prstGeom>
+                </pic:spPr>
+              </pic:pic>
+            </a:graphicData>
+          </a:graphic>
+        </wp:inline>
+      </w:drawing>
     </w:r>
   </w:p>
 </w:hdr>
